--- a/dokumentace.docx
+++ b/dokumentace.docx
@@ -5,6 +5,7 @@
     <w:p>
       <w:pPr>
         <w:pStyle w:val="Zhlav"/>
+        <w:jc w:val="center"/>
       </w:pPr>
       <w:r>
         <w:rPr>
@@ -3255,16 +3256,16 @@
                 <v:path o:extrusionok="f" gradientshapeok="t" o:connecttype="rect"/>
                 <o:lock v:ext="edit" aspectratio="t"/>
               </v:shapetype>
-              <v:shape id="_x0000_s2067" type="#_x0000_t75" alt="Obsah obrázku text, oblečení, snímek obrazovky, boty&#10;&#10;Popis byl vytvořen automaticky" style="position:absolute;left:9144;top:291;width:36690;height:17774;visibility:visible;mso-wrap-style:square" o:gfxdata="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">
+              <v:shape id="_x0000_s2067" type="#_x0000_t75" alt="Obsah obrázku text, oblečení, snímek obrazovky, boty&#10;&#10;Popis byl vytvořen automaticky" style="position:absolute;left:9144;top:291;width:36690;height:17774;visibility:visible" o:gfxdata="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">
                 <v:imagedata r:id="rId13" o:title="Obsah obrázku text, oblečení, snímek obrazovky, boty&#10;&#10;Popis byl vytvořen automaticky"/>
               </v:shape>
-              <v:rect id="Obdélník 3" o:spid="_x0000_s2068" style="position:absolute;width:54622;height:21590;visibility:visible;mso-wrap-style:square;v-text-anchor:middle" o:gfxdata="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" filled="f" stroked="f" strokeweight="2pt"/>
+              <v:rect id="Obdélník 3" o:spid="_x0000_s2068" style="position:absolute;width:54622;height:21590;visibility:visible;v-text-anchor:middle" o:gfxdata="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" filled="f" stroked="f" strokeweight="2pt"/>
             </v:group>
             <v:shapetype id="_x0000_t202" coordsize="21600,21600" o:spt="202" path="m,l,21600r21600,l21600,xe">
               <v:stroke joinstyle="miter"/>
               <v:path gradientshapeok="t" o:connecttype="rect"/>
             </v:shapetype>
-            <v:shape id="Textové pole 5" o:spid="_x0000_s2069" type="#_x0000_t202" style="position:absolute;left:4992;top:14093;width:2778;height:680;visibility:visible;mso-wrap-style:square;mso-position-horizontal:center;mso-position-horizontal-relative:margin;v-text-anchor:top" filled="f" stroked="f" strokeweight=".5pt">
+            <v:shape id="Textové pole 5" o:spid="_x0000_s2069" type="#_x0000_t202" style="position:absolute;left:4992;top:14093;width:2778;height:680;visibility:visible;mso-position-horizontal:center;mso-position-horizontal-relative:margin" filled="f" stroked="f" strokeweight=".5pt">
               <v:textbox style="mso-next-textbox:#Textové pole 5">
                 <w:txbxContent>
                   <w:p>
@@ -3424,12 +3425,12 @@
         <w:pict w14:anchorId="33AD7FB2">
           <v:group id="_x0000_s2072" style="position:absolute;left:0;text-align:left;margin-left:-21.4pt;margin-top:35.6pt;width:439.3pt;height:214.8pt;z-index:251657728" coordorigin="1557,8824" coordsize="8786,4296">
             <v:group id="Skupina 4" o:spid="_x0000_s2061" style="position:absolute;left:1557;top:8824;width:8786;height:4296" coordsize="67218,32879" o:gfxdata="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">
-              <v:shape id="_x0000_s2062" type="#_x0000_t75" alt="Obsah obrázku text, snímek obrazovky, osoba, boty&#10;&#10;Popis byl vytvořen automaticky" style="position:absolute;left:12096;top:407;width:43206;height:20925;visibility:visible;mso-wrap-style:square" o:gfxdata="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">
+              <v:shape id="_x0000_s2062" type="#_x0000_t75" alt="Obsah obrázku text, snímek obrazovky, osoba, boty&#10;&#10;Popis byl vytvořen automaticky" style="position:absolute;left:12096;top:407;width:43206;height:20925;visibility:visible" o:gfxdata="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">
                 <v:imagedata r:id="rId15" o:title="Obsah obrázku text, snímek obrazovky, osoba, boty&#10;&#10;Popis byl vytvořen automaticky"/>
               </v:shape>
-              <v:rect id="Obdélník 3" o:spid="_x0000_s2063" style="position:absolute;width:67218;height:32879;visibility:visible;mso-wrap-style:square;v-text-anchor:middle" o:gfxdata="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" filled="f" stroked="f" strokeweight="2pt"/>
+              <v:rect id="Obdélník 3" o:spid="_x0000_s2063" style="position:absolute;width:67218;height:32879;visibility:visible;v-text-anchor:middle" o:gfxdata="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" filled="f" stroked="f" strokeweight="2pt"/>
             </v:group>
-            <v:shape id="Textové pole 5" o:spid="_x0000_s2064" type="#_x0000_t202" style="position:absolute;left:4760;top:11557;width:2381;height:672;visibility:visible;mso-wrap-style:square;v-text-anchor:top" filled="f" stroked="f" strokeweight=".5pt">
+            <v:shape id="Textové pole 5" o:spid="_x0000_s2064" type="#_x0000_t202" style="position:absolute;left:4760;top:11557;width:2381;height:672;visibility:visible" filled="f" stroked="f" strokeweight=".5pt">
               <v:textbox>
                 <w:txbxContent>
                   <w:p>
@@ -3609,12 +3610,12 @@
         </w:rPr>
         <w:pict w14:anchorId="5CDA8AD8">
           <v:group id="_x0000_s2074" style="position:absolute;left:0;text-align:left;margin-left:-16.55pt;margin-top:29.05pt;width:430.1pt;height:168.5pt;z-index:251658752;mso-position-horizontal-relative:text;mso-position-vertical-relative:text" coordorigin="1654,8716" coordsize="8602,3370">
-            <v:shape id="_x0000_s2059" type="#_x0000_t75" alt="Obsah obrázku text, snímek obrazovky, basketbal, Multimediální software&#10;&#10;Popis byl vytvořen automaticky" style="position:absolute;left:3514;top:8717;width:5734;height:2768;visibility:visible;mso-wrap-style:square;mso-position-horizontal:center;mso-position-horizontal-relative:margin">
+            <v:shape id="_x0000_s2059" type="#_x0000_t75" alt="Obsah obrázku text, snímek obrazovky, basketbal, Multimediální software&#10;&#10;Popis byl vytvořen automaticky" style="position:absolute;left:3514;top:8717;width:5734;height:2768;visibility:visible;mso-position-horizontal:center;mso-position-horizontal-relative:margin">
               <v:imagedata r:id="rId17" o:title="Obsah obrázku text, snímek obrazovky, basketbal, Multimediální software&#10;&#10;Popis byl vytvořen automaticky"/>
             </v:shape>
             <v:group id="_x0000_s2073" style="position:absolute;left:1654;top:8716;width:8602;height:3370" coordorigin="1654,8716" coordsize="8602,3370">
-              <v:rect id="Obdélník 3" o:spid="_x0000_s2057" style="position:absolute;left:1654;top:8716;width:8602;height:3370;visibility:visible;mso-wrap-style:square;v-text-anchor:middle" o:gfxdata="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" filled="f" stroked="f" strokeweight="2pt"/>
-              <v:shape id="Textové pole 5" o:spid="_x0000_s2058" type="#_x0000_t202" style="position:absolute;left:5163;top:11391;width:2438;height:606;visibility:visible;mso-wrap-style:square;mso-position-horizontal:center;mso-position-horizontal-relative:margin;v-text-anchor:top" filled="f" stroked="f" strokeweight=".5pt">
+              <v:rect id="Obdélník 3" o:spid="_x0000_s2057" style="position:absolute;left:1654;top:8716;width:8602;height:3370;visibility:visible;v-text-anchor:middle" o:gfxdata="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" filled="f" stroked="f" strokeweight="2pt"/>
+              <v:shape id="Textové pole 5" o:spid="_x0000_s2058" type="#_x0000_t202" style="position:absolute;left:5163;top:11391;width:2438;height:606;visibility:visible;mso-position-horizontal:center;mso-position-horizontal-relative:margin" filled="f" stroked="f" strokeweight=".5pt">
                 <v:textbox>
                   <w:txbxContent>
                     <w:p>
@@ -3998,10 +3999,7 @@
     </w:p>
     <w:p>
       <w:r>
-        <w:t>E-shop spravován administrátory</w:t>
-      </w:r>
-      <w:r>
-        <w:t xml:space="preserve">. Aby administrátoři mohli spravovat webovou stránku, mají odlišnou roli od zaregistrovaných uživatelů, konkrétně hodnotu 3. </w:t>
+        <w:t xml:space="preserve">E-shop spravován administrátory. Aby administrátoři mohli spravovat webovou stránku, mají odlišnou roli od zaregistrovaných uživatelů, konkrétně hodnotu 3. </w:t>
       </w:r>
       <w:r>
         <w:t>Díky číslu příslušící ke každé roli se docílí, že se vypíšou konkrétní informaci či možnosti spravování pro každou roli. Uživatelé mající roli admina mají všechna práva ze všech. Jestliže se</w:t>
@@ -4085,10 +4083,7 @@
     </w:p>
     <w:p>
       <w:r>
-        <w:t xml:space="preserve">Pro odstranění produktu </w:t>
-      </w:r>
-      <w:r>
-        <w:t>se objeví dialogové okno, kde uživatel potvrdí své rozhodnutí smazání produktu, eventuálně tu má možnost si to rozmyslet a zrušit smazání daného produktu.</w:t>
+        <w:t>Pro odstranění produktu se objeví dialogové okno, kde uživatel potvrdí své rozhodnutí smazání produktu, eventuálně tu má možnost si to rozmyslet a zrušit smazání daného produktu.</w:t>
       </w:r>
     </w:p>
     <w:p>
@@ -4158,16 +4153,7 @@
     </w:p>
     <w:p>
       <w:r>
-        <w:t>Recenze</w:t>
-      </w:r>
-      <w:r>
-        <w:t xml:space="preserve"> nejsou spravovány přímo v administrační části webu, ale přímo u produktu</w:t>
-      </w:r>
-      <w:r>
-        <w:t>. Administrátor má právo odstranit jakékoli nevhodné recenze uživatelů. Samotní uživatelé mají možnost mazat své vlastní recenze přímo</w:t>
-      </w:r>
-      <w:r>
-        <w:t xml:space="preserve"> u zakoupené produktu. Pokud se uživatel nerozhodne svoji recenzi smazat, může ji editovat a opravit recenzi, pokud si rozmyslel, co napsal. Když se rozhodne nakonec recenzi smazat, může napsat novou jinačí recenzi.</w:t>
+        <w:t>Recenze nejsou spravovány přímo v administrační části webu, ale přímo u produktu. Administrátor má právo odstranit jakékoli nevhodné recenze uživatelů. Samotní uživatelé mají možnost mazat své vlastní recenze přímo u zakoupené produktu. Pokud se uživatel nerozhodne svoji recenzi smazat, může ji editovat a opravit recenzi, pokud si rozmyslel, co napsal. Když se rozhodne nakonec recenzi smazat, může napsat novou jinačí recenzi.</w:t>
       </w:r>
     </w:p>
     <w:p>
@@ -4181,7 +4167,7 @@
         </w:rPr>
         <w:lastRenderedPageBreak/>
         <w:pict w14:anchorId="1E0F3DCF">
-          <v:shape id="Textové pole 6" o:spid="_x0000_s2052" type="#_x0000_t202" style="position:absolute;left:0;text-align:left;margin-left:138pt;margin-top:405.25pt;width:161.55pt;height:31.75pt;z-index:251665920;visibility:visible;mso-wrap-style:square;mso-position-horizontal-relative:margin;v-text-anchor:top" filled="f" fillcolor="white [3201]" stroked="f" strokeweight=".5pt">
+          <v:shape id="Textové pole 6" o:spid="_x0000_s2052" type="#_x0000_t202" style="position:absolute;left:0;text-align:left;margin-left:138pt;margin-top:405.25pt;width:161.55pt;height:31.75pt;z-index:251665920;visibility:visible;mso-position-horizontal-relative:margin" filled="f" fillcolor="white [3201]" stroked="f" strokeweight=".5pt">
             <v:textbox style="mso-next-textbox:#Textové pole 6">
               <w:txbxContent>
                 <w:p>
@@ -4215,7 +4201,7 @@
           <w:noProof/>
         </w:rPr>
         <w:pict w14:anchorId="03107473">
-          <v:shape id="Obrázek 1" o:spid="_x0000_s2054" type="#_x0000_t75" alt="Obsah obrázku text, diagram, Plán, Písmo&#10;&#10;Popis byl vytvořen automaticky" style="position:absolute;left:0;text-align:left;margin-left:0;margin-top:55.1pt;width:439.35pt;height:354.65pt;z-index:251664896;visibility:visible;mso-wrap-style:square;mso-position-horizontal:center;mso-position-horizontal-relative:margin">
+          <v:shape id="Obrázek 1" o:spid="_x0000_s2054" type="#_x0000_t75" alt="Obsah obrázku text, diagram, Plán, Písmo&#10;&#10;Popis byl vytvořen automaticky" style="position:absolute;left:0;text-align:left;margin-left:0;margin-top:55.1pt;width:439.35pt;height:354.65pt;z-index:251664896;visibility:visible;mso-position-horizontal:center;mso-position-horizontal-relative:margin">
             <v:imagedata r:id="rId19" o:title="Obsah obrázku text, diagram, Plán, Písmo&#10;&#10;Popis byl vytvořen automaticky"/>
             <w10:wrap type="square" anchorx="margin"/>
           </v:shape>
@@ -4490,7 +4476,7 @@
         </w:rPr>
         <w:lastRenderedPageBreak/>
         <w:pict w14:anchorId="6C7321D8">
-          <v:shape id="_x0000_s2085" type="#_x0000_t202" style="position:absolute;left:0;text-align:left;margin-left:40.25pt;margin-top:388.1pt;width:315.45pt;height:45.9pt;z-index:251688960;visibility:visible;mso-height-percent:200;mso-wrap-distance-left:9pt;mso-wrap-distance-top:3.6pt;mso-wrap-distance-right:9pt;mso-wrap-distance-bottom:3.6pt;mso-position-horizontal-relative:text;mso-position-vertical-relative:text;mso-height-percent:200;mso-width-relative:margin;mso-height-relative:margin;v-text-anchor:top" filled="f" stroked="f">
+          <v:shape id="_x0000_s2085" type="#_x0000_t202" style="position:absolute;left:0;text-align:left;margin-left:40.25pt;margin-top:388.1pt;width:315.45pt;height:45.9pt;z-index:251688960;visibility:visible;mso-height-percent:200;mso-wrap-distance-top:3.6pt;mso-wrap-distance-bottom:3.6pt;mso-height-percent:200;mso-width-relative:margin;mso-height-relative:margin" filled="f" stroked="f">
             <v:textbox style="mso-next-textbox:#_x0000_s2085;mso-fit-shape-to-text:t">
               <w:txbxContent>
                 <w:p>
@@ -4595,7 +4581,7 @@
           <w:noProof/>
         </w:rPr>
         <w:pict w14:anchorId="3B4850B8">
-          <v:shape id="_x0000_s2083" type="#_x0000_t202" style="position:absolute;left:0;text-align:left;margin-left:40.55pt;margin-top:138.55pt;width:315.45pt;height:45.9pt;z-index:251686912;visibility:visible;mso-height-percent:200;mso-wrap-distance-left:9pt;mso-wrap-distance-top:3.6pt;mso-wrap-distance-right:9pt;mso-wrap-distance-bottom:3.6pt;mso-position-horizontal-relative:text;mso-position-vertical-relative:text;mso-height-percent:200;mso-width-relative:margin;mso-height-relative:margin;v-text-anchor:top" filled="f" stroked="f">
+          <v:shape id="_x0000_s2083" type="#_x0000_t202" style="position:absolute;left:0;text-align:left;margin-left:40.55pt;margin-top:138.55pt;width:315.45pt;height:45.9pt;z-index:251686912;visibility:visible;mso-height-percent:200;mso-wrap-distance-top:3.6pt;mso-wrap-distance-bottom:3.6pt;mso-position-horizontal-relative:text;mso-position-vertical-relative:text;mso-height-percent:200;mso-width-relative:margin;mso-height-relative:margin" filled="f" stroked="f">
             <v:textbox style="mso-next-textbox:#_x0000_s2083;mso-fit-shape-to-text:t">
               <w:txbxContent>
                 <w:p>
@@ -4746,7 +4732,7 @@
           <w:noProof/>
         </w:rPr>
         <w:pict w14:anchorId="14FA96AD">
-          <v:shape id="_x0000_s2086" type="#_x0000_t202" style="position:absolute;left:0;text-align:left;margin-left:74.1pt;margin-top:256.5pt;width:247.2pt;height:45.9pt;z-index:251689984;visibility:visible;mso-height-percent:200;mso-wrap-distance-left:9pt;mso-wrap-distance-top:3.6pt;mso-wrap-distance-right:9pt;mso-wrap-distance-bottom:3.6pt;mso-position-horizontal-relative:text;mso-position-vertical-relative:text;mso-height-percent:200;mso-width-relative:margin;mso-height-relative:margin;v-text-anchor:top" filled="f" stroked="f">
+          <v:shape id="_x0000_s2086" type="#_x0000_t202" style="position:absolute;left:0;text-align:left;margin-left:74.1pt;margin-top:256.5pt;width:247.2pt;height:45.9pt;z-index:251689984;visibility:visible;mso-height-percent:200;mso-wrap-distance-top:3.6pt;mso-wrap-distance-bottom:3.6pt;mso-height-percent:200;mso-width-relative:margin;mso-height-relative:margin" filled="f" stroked="f">
             <v:textbox style="mso-next-textbox:#_x0000_s2086;mso-fit-shape-to-text:t">
               <w:txbxContent>
                 <w:p>
@@ -4794,7 +4780,7 @@
         </w:rPr>
         <w:lastRenderedPageBreak/>
         <w:pict w14:anchorId="604D6A79">
-          <v:shape id="_x0000_s2087" type="#_x0000_t202" style="position:absolute;left:0;text-align:left;margin-left:58.15pt;margin-top:176.6pt;width:250.95pt;height:45.9pt;z-index:-251625472;visibility:visible;mso-height-percent:200;mso-wrap-distance-left:9pt;mso-wrap-distance-top:3.6pt;mso-wrap-distance-right:9pt;mso-wrap-distance-bottom:3.6pt;mso-position-horizontal-relative:margin;mso-position-vertical-relative:text;mso-height-percent:200;mso-width-relative:margin;mso-height-relative:margin;v-text-anchor:top" wrapcoords="0 0" filled="f" stroked="f">
+          <v:shape id="_x0000_s2087" type="#_x0000_t202" style="position:absolute;left:0;text-align:left;margin-left:58.15pt;margin-top:176.6pt;width:250.95pt;height:45.9pt;z-index:-251625472;visibility:visible;mso-height-percent:200;mso-wrap-distance-top:3.6pt;mso-wrap-distance-bottom:3.6pt;mso-position-horizontal-relative:margin;mso-height-percent:200;mso-width-relative:margin;mso-height-relative:margin" wrapcoords="0 0" filled="f" stroked="f">
             <v:textbox style="mso-next-textbox:#_x0000_s2087;mso-fit-shape-to-text:t">
               <w:txbxContent>
                 <w:p>
@@ -4994,6 +4980,2878 @@
       </w:r>
       <w:bookmarkEnd w:id="24"/>
     </w:p>
+    <w:p>
+      <w:r>
+        <w:t>Při navštívení e-shopu se uživateli zobrazí hlavní stránka.</w:t>
+      </w:r>
+      <w:r>
+        <w:t xml:space="preserve"> Součástí stránky je horní hlavní menu</w:t>
+      </w:r>
+      <w:r>
+        <w:t xml:space="preserve">, kudy </w:t>
+      </w:r>
+      <w:r>
+        <w:t>se jde</w:t>
+      </w:r>
+      <w:r>
+        <w:t xml:space="preserve"> navigovat dál po stránce</w:t>
+      </w:r>
+      <w:r>
+        <w:t xml:space="preserve">. </w:t>
+      </w:r>
+      <w:r>
+        <w:t xml:space="preserve">Úplně vlevo se nachází piktogram menu. Po kliknutí na něj vyjede postranní panel, kde </w:t>
+      </w:r>
+      <w:r>
+        <w:t>je položka účtu, kam uživatel může zadat své údaje pro přihlášení, nebo registraci.</w:t>
+      </w:r>
+    </w:p>
+    <w:p>
+      <w:r>
+        <w:t>P</w:t>
+      </w:r>
+      <w:r>
+        <w:t xml:space="preserve">ro </w:t>
+      </w:r>
+      <w:r>
+        <w:t>registraci</w:t>
+      </w:r>
+      <w:r>
+        <w:t xml:space="preserve"> zákazníka j</w:t>
+      </w:r>
+      <w:r>
+        <w:t>e potřeba 9</w:t>
+      </w:r>
+      <w:r>
+        <w:t xml:space="preserve"> vstup</w:t>
+      </w:r>
+      <w:r>
+        <w:t>ů pro jméno, příjmení, email, telefonní číslo, 2 pro hesla, aby si zákazník potvrdil svoje heslo, město, ulici a poštovní směrovací číslo</w:t>
+      </w:r>
+      <w:r>
+        <w:t>.</w:t>
+      </w:r>
+      <w:r>
+        <w:t xml:space="preserve"> Před tím, než se odešlou zadané údaje o zákazníkovi, zavolá se funkce pro zkontrolování údajů</w:t>
+      </w:r>
+      <w:r>
+        <w:t xml:space="preserve">. </w:t>
+      </w:r>
+    </w:p>
+    <w:p>
+      <w:r>
+        <w:t>Nejdřív se prověří</w:t>
+      </w:r>
+      <w:r>
+        <w:t xml:space="preserve"> </w:t>
+      </w:r>
+      <w:r>
+        <w:t>přes for of loop</w:t>
+      </w:r>
+      <w:r>
+        <w:t>, zda jsou všechna vstupní pole vyplněná, kde se prochází všechny vstupní pole pro zadávání informací.</w:t>
+      </w:r>
+      <w:r>
+        <w:t xml:space="preserve"> Pokud se najde prázdné pole, smyčka se zastaví. A uživatel dostane zprávu o nevyplněn</w:t>
+      </w:r>
+      <w:r>
+        <w:t>ém poli.</w:t>
+      </w:r>
+    </w:p>
+    <w:p>
+      <w:pPr>
+        <w:shd w:val="clear" w:color="auto" w:fill="FFFFFF"/>
+        <w:spacing w:before="0" w:after="0" w:line="285" w:lineRule="atLeast"/>
+        <w:ind w:firstLine="0"/>
+        <w:jc w:val="left"/>
+        <w:rPr>
+          <w:rFonts w:ascii="Consolas" w:hAnsi="Consolas"/>
+          <w:color w:val="000000"/>
+          <w:sz w:val="21"/>
+          <w:szCs w:val="21"/>
+          <w:lang w:val="en-US" w:eastAsia="en-US"/>
+        </w:rPr>
+      </w:pPr>
+      <w:r>
+        <w:rPr>
+          <w:rFonts w:ascii="Consolas" w:hAnsi="Consolas"/>
+          <w:color w:val="AF00DB"/>
+          <w:sz w:val="21"/>
+          <w:szCs w:val="21"/>
+          <w:lang w:val="en-US" w:eastAsia="en-US"/>
+        </w:rPr>
+        <w:t>for</w:t>
+      </w:r>
+      <w:r>
+        <w:rPr>
+          <w:rFonts w:ascii="Consolas" w:hAnsi="Consolas"/>
+          <w:color w:val="000000"/>
+          <w:sz w:val="21"/>
+          <w:szCs w:val="21"/>
+          <w:lang w:val="en-US" w:eastAsia="en-US"/>
+        </w:rPr>
+        <w:t xml:space="preserve"> (</w:t>
+      </w:r>
+      <w:r>
+        <w:rPr>
+          <w:rFonts w:ascii="Consolas" w:hAnsi="Consolas"/>
+          <w:color w:val="0000FF"/>
+          <w:sz w:val="21"/>
+          <w:szCs w:val="21"/>
+          <w:lang w:val="en-US" w:eastAsia="en-US"/>
+        </w:rPr>
+        <w:t>const</w:t>
+      </w:r>
+      <w:r>
+        <w:rPr>
+          <w:rFonts w:ascii="Consolas" w:hAnsi="Consolas"/>
+          <w:color w:val="000000"/>
+          <w:sz w:val="21"/>
+          <w:szCs w:val="21"/>
+          <w:lang w:val="en-US" w:eastAsia="en-US"/>
+        </w:rPr>
+        <w:t xml:space="preserve"> </w:t>
+      </w:r>
+      <w:r>
+        <w:rPr>
+          <w:rFonts w:ascii="Consolas" w:hAnsi="Consolas"/>
+          <w:color w:val="0070C1"/>
+          <w:sz w:val="21"/>
+          <w:szCs w:val="21"/>
+          <w:lang w:val="en-US" w:eastAsia="en-US"/>
+        </w:rPr>
+        <w:t>element</w:t>
+      </w:r>
+      <w:r>
+        <w:rPr>
+          <w:rFonts w:ascii="Consolas" w:hAnsi="Consolas"/>
+          <w:color w:val="000000"/>
+          <w:sz w:val="21"/>
+          <w:szCs w:val="21"/>
+          <w:lang w:val="en-US" w:eastAsia="en-US"/>
+        </w:rPr>
+        <w:t xml:space="preserve"> </w:t>
+      </w:r>
+      <w:r>
+        <w:rPr>
+          <w:rFonts w:ascii="Consolas" w:hAnsi="Consolas"/>
+          <w:color w:val="0000FF"/>
+          <w:sz w:val="21"/>
+          <w:szCs w:val="21"/>
+          <w:lang w:val="en-US" w:eastAsia="en-US"/>
+        </w:rPr>
+        <w:t>of</w:t>
+      </w:r>
+      <w:r>
+        <w:rPr>
+          <w:rFonts w:ascii="Consolas" w:hAnsi="Consolas"/>
+          <w:color w:val="000000"/>
+          <w:sz w:val="21"/>
+          <w:szCs w:val="21"/>
+          <w:lang w:val="en-US" w:eastAsia="en-US"/>
+        </w:rPr>
+        <w:t xml:space="preserve"> </w:t>
+      </w:r>
+      <w:r>
+        <w:rPr>
+          <w:rFonts w:ascii="Consolas" w:hAnsi="Consolas"/>
+          <w:color w:val="001080"/>
+          <w:sz w:val="21"/>
+          <w:szCs w:val="21"/>
+          <w:lang w:val="en-US" w:eastAsia="en-US"/>
+        </w:rPr>
+        <w:t>inputy</w:t>
+      </w:r>
+      <w:r>
+        <w:rPr>
+          <w:rFonts w:ascii="Consolas" w:hAnsi="Consolas"/>
+          <w:color w:val="000000"/>
+          <w:sz w:val="21"/>
+          <w:szCs w:val="21"/>
+          <w:lang w:val="en-US" w:eastAsia="en-US"/>
+        </w:rPr>
+        <w:t>) {</w:t>
+      </w:r>
+    </w:p>
+    <w:p>
+      <w:pPr>
+        <w:shd w:val="clear" w:color="auto" w:fill="FFFFFF"/>
+        <w:spacing w:before="0" w:after="0" w:line="285" w:lineRule="atLeast"/>
+        <w:ind w:firstLine="0"/>
+        <w:jc w:val="left"/>
+        <w:rPr>
+          <w:rFonts w:ascii="Consolas" w:hAnsi="Consolas"/>
+          <w:color w:val="000000"/>
+          <w:sz w:val="21"/>
+          <w:szCs w:val="21"/>
+          <w:lang w:val="en-US" w:eastAsia="en-US"/>
+        </w:rPr>
+      </w:pPr>
+      <w:r>
+        <w:rPr>
+          <w:rFonts w:ascii="Consolas" w:hAnsi="Consolas"/>
+          <w:color w:val="000000"/>
+          <w:sz w:val="21"/>
+          <w:szCs w:val="21"/>
+          <w:lang w:val="en-US" w:eastAsia="en-US"/>
+        </w:rPr>
+        <w:t xml:space="preserve">        </w:t>
+      </w:r>
+      <w:r>
+        <w:rPr>
+          <w:rFonts w:ascii="Consolas" w:hAnsi="Consolas"/>
+          <w:color w:val="AF00DB"/>
+          <w:sz w:val="21"/>
+          <w:szCs w:val="21"/>
+          <w:lang w:val="en-US" w:eastAsia="en-US"/>
+        </w:rPr>
+        <w:t>if</w:t>
+      </w:r>
+      <w:r>
+        <w:rPr>
+          <w:rFonts w:ascii="Consolas" w:hAnsi="Consolas"/>
+          <w:color w:val="000000"/>
+          <w:sz w:val="21"/>
+          <w:szCs w:val="21"/>
+          <w:lang w:val="en-US" w:eastAsia="en-US"/>
+        </w:rPr>
+        <w:t>(</w:t>
+      </w:r>
+      <w:r>
+        <w:rPr>
+          <w:rFonts w:ascii="Consolas" w:hAnsi="Consolas"/>
+          <w:color w:val="0070C1"/>
+          <w:sz w:val="21"/>
+          <w:szCs w:val="21"/>
+          <w:lang w:val="en-US" w:eastAsia="en-US"/>
+        </w:rPr>
+        <w:t>element</w:t>
+      </w:r>
+      <w:r>
+        <w:rPr>
+          <w:rFonts w:ascii="Consolas" w:hAnsi="Consolas"/>
+          <w:color w:val="000000"/>
+          <w:sz w:val="21"/>
+          <w:szCs w:val="21"/>
+          <w:lang w:val="en-US" w:eastAsia="en-US"/>
+        </w:rPr>
+        <w:t>.</w:t>
+      </w:r>
+      <w:r>
+        <w:rPr>
+          <w:rFonts w:ascii="Consolas" w:hAnsi="Consolas"/>
+          <w:color w:val="001080"/>
+          <w:sz w:val="21"/>
+          <w:szCs w:val="21"/>
+          <w:lang w:val="en-US" w:eastAsia="en-US"/>
+        </w:rPr>
+        <w:t>value</w:t>
+      </w:r>
+      <w:r>
+        <w:rPr>
+          <w:rFonts w:ascii="Consolas" w:hAnsi="Consolas"/>
+          <w:color w:val="000000"/>
+          <w:sz w:val="21"/>
+          <w:szCs w:val="21"/>
+          <w:lang w:val="en-US" w:eastAsia="en-US"/>
+        </w:rPr>
+        <w:t xml:space="preserve"> == </w:t>
+      </w:r>
+      <w:r>
+        <w:rPr>
+          <w:rFonts w:ascii="Consolas" w:hAnsi="Consolas"/>
+          <w:color w:val="A31515"/>
+          <w:sz w:val="21"/>
+          <w:szCs w:val="21"/>
+          <w:lang w:val="en-US" w:eastAsia="en-US"/>
+        </w:rPr>
+        <w:t>""</w:t>
+      </w:r>
+      <w:r>
+        <w:rPr>
+          <w:rFonts w:ascii="Consolas" w:hAnsi="Consolas"/>
+          <w:color w:val="000000"/>
+          <w:sz w:val="21"/>
+          <w:szCs w:val="21"/>
+          <w:lang w:val="en-US" w:eastAsia="en-US"/>
+        </w:rPr>
+        <w:t>) {</w:t>
+      </w:r>
+    </w:p>
+    <w:p>
+      <w:pPr>
+        <w:shd w:val="clear" w:color="auto" w:fill="FFFFFF"/>
+        <w:spacing w:before="0" w:after="0" w:line="285" w:lineRule="atLeast"/>
+        <w:ind w:firstLine="0"/>
+        <w:jc w:val="left"/>
+        <w:rPr>
+          <w:rFonts w:ascii="Consolas" w:hAnsi="Consolas"/>
+          <w:color w:val="000000"/>
+          <w:sz w:val="21"/>
+          <w:szCs w:val="21"/>
+          <w:lang w:val="en-US" w:eastAsia="en-US"/>
+        </w:rPr>
+      </w:pPr>
+      <w:r>
+        <w:rPr>
+          <w:rFonts w:ascii="Consolas" w:hAnsi="Consolas"/>
+          <w:color w:val="000000"/>
+          <w:sz w:val="21"/>
+          <w:szCs w:val="21"/>
+          <w:lang w:val="en-US" w:eastAsia="en-US"/>
+        </w:rPr>
+        <w:t xml:space="preserve">            </w:t>
+      </w:r>
+      <w:r>
+        <w:rPr>
+          <w:rFonts w:ascii="Consolas" w:hAnsi="Consolas"/>
+          <w:color w:val="001080"/>
+          <w:sz w:val="21"/>
+          <w:szCs w:val="21"/>
+          <w:lang w:val="en-US" w:eastAsia="en-US"/>
+        </w:rPr>
+        <w:t>zprava</w:t>
+      </w:r>
+      <w:r>
+        <w:rPr>
+          <w:rFonts w:ascii="Consolas" w:hAnsi="Consolas"/>
+          <w:color w:val="000000"/>
+          <w:sz w:val="21"/>
+          <w:szCs w:val="21"/>
+          <w:lang w:val="en-US" w:eastAsia="en-US"/>
+        </w:rPr>
+        <w:t xml:space="preserve"> += </w:t>
+      </w:r>
+      <w:r>
+        <w:rPr>
+          <w:rFonts w:ascii="Consolas" w:hAnsi="Consolas"/>
+          <w:color w:val="A31515"/>
+          <w:sz w:val="21"/>
+          <w:szCs w:val="21"/>
+          <w:lang w:val="en-US" w:eastAsia="en-US"/>
+        </w:rPr>
+        <w:t>"máte nevyplněná pole"</w:t>
+      </w:r>
+    </w:p>
+    <w:p>
+      <w:pPr>
+        <w:shd w:val="clear" w:color="auto" w:fill="FFFFFF"/>
+        <w:spacing w:before="0" w:after="0" w:line="285" w:lineRule="atLeast"/>
+        <w:ind w:firstLine="0"/>
+        <w:jc w:val="left"/>
+        <w:rPr>
+          <w:rFonts w:ascii="Consolas" w:hAnsi="Consolas"/>
+          <w:color w:val="000000"/>
+          <w:sz w:val="21"/>
+          <w:szCs w:val="21"/>
+          <w:lang w:val="en-US" w:eastAsia="en-US"/>
+        </w:rPr>
+      </w:pPr>
+      <w:r>
+        <w:rPr>
+          <w:rFonts w:ascii="Consolas" w:hAnsi="Consolas"/>
+          <w:color w:val="000000"/>
+          <w:sz w:val="21"/>
+          <w:szCs w:val="21"/>
+          <w:lang w:val="en-US" w:eastAsia="en-US"/>
+        </w:rPr>
+        <w:t xml:space="preserve">            </w:t>
+      </w:r>
+      <w:r>
+        <w:rPr>
+          <w:rFonts w:ascii="Consolas" w:hAnsi="Consolas"/>
+          <w:color w:val="001080"/>
+          <w:sz w:val="21"/>
+          <w:szCs w:val="21"/>
+          <w:lang w:val="en-US" w:eastAsia="en-US"/>
+        </w:rPr>
+        <w:t>validace</w:t>
+      </w:r>
+      <w:r>
+        <w:rPr>
+          <w:rFonts w:ascii="Consolas" w:hAnsi="Consolas"/>
+          <w:color w:val="000000"/>
+          <w:sz w:val="21"/>
+          <w:szCs w:val="21"/>
+          <w:lang w:val="en-US" w:eastAsia="en-US"/>
+        </w:rPr>
+        <w:t xml:space="preserve"> = </w:t>
+      </w:r>
+      <w:r>
+        <w:rPr>
+          <w:rFonts w:ascii="Consolas" w:hAnsi="Consolas"/>
+          <w:color w:val="0000FF"/>
+          <w:sz w:val="21"/>
+          <w:szCs w:val="21"/>
+          <w:lang w:val="en-US" w:eastAsia="en-US"/>
+        </w:rPr>
+        <w:t>false</w:t>
+      </w:r>
+    </w:p>
+    <w:p>
+      <w:pPr>
+        <w:shd w:val="clear" w:color="auto" w:fill="FFFFFF"/>
+        <w:spacing w:before="0" w:after="0" w:line="285" w:lineRule="atLeast"/>
+        <w:ind w:firstLine="0"/>
+        <w:jc w:val="left"/>
+        <w:rPr>
+          <w:rFonts w:ascii="Consolas" w:hAnsi="Consolas"/>
+          <w:color w:val="000000"/>
+          <w:sz w:val="21"/>
+          <w:szCs w:val="21"/>
+          <w:lang w:val="en-US" w:eastAsia="en-US"/>
+        </w:rPr>
+      </w:pPr>
+      <w:r>
+        <w:rPr>
+          <w:rFonts w:ascii="Consolas" w:hAnsi="Consolas"/>
+          <w:color w:val="000000"/>
+          <w:sz w:val="21"/>
+          <w:szCs w:val="21"/>
+          <w:lang w:val="en-US" w:eastAsia="en-US"/>
+        </w:rPr>
+        <w:t xml:space="preserve">            </w:t>
+      </w:r>
+      <w:r>
+        <w:rPr>
+          <w:rFonts w:ascii="Consolas" w:hAnsi="Consolas"/>
+          <w:color w:val="AF00DB"/>
+          <w:sz w:val="21"/>
+          <w:szCs w:val="21"/>
+          <w:lang w:val="en-US" w:eastAsia="en-US"/>
+        </w:rPr>
+        <w:t>break</w:t>
+      </w:r>
+    </w:p>
+    <w:p>
+      <w:pPr>
+        <w:shd w:val="clear" w:color="auto" w:fill="FFFFFF"/>
+        <w:spacing w:before="0" w:after="0" w:line="285" w:lineRule="atLeast"/>
+        <w:ind w:firstLine="0"/>
+        <w:jc w:val="left"/>
+        <w:rPr>
+          <w:rFonts w:ascii="Consolas" w:hAnsi="Consolas"/>
+          <w:color w:val="000000"/>
+          <w:sz w:val="21"/>
+          <w:szCs w:val="21"/>
+          <w:lang w:val="en-US" w:eastAsia="en-US"/>
+        </w:rPr>
+      </w:pPr>
+      <w:r>
+        <w:rPr>
+          <w:rFonts w:ascii="Consolas" w:hAnsi="Consolas"/>
+          <w:color w:val="000000"/>
+          <w:sz w:val="21"/>
+          <w:szCs w:val="21"/>
+          <w:lang w:val="en-US" w:eastAsia="en-US"/>
+        </w:rPr>
+        <w:t>        }</w:t>
+      </w:r>
+    </w:p>
+    <w:p>
+      <w:pPr>
+        <w:shd w:val="clear" w:color="auto" w:fill="FFFFFF"/>
+        <w:spacing w:before="0" w:after="0" w:line="285" w:lineRule="atLeast"/>
+        <w:ind w:firstLine="0"/>
+        <w:jc w:val="left"/>
+        <w:rPr>
+          <w:rFonts w:ascii="Consolas" w:hAnsi="Consolas"/>
+          <w:color w:val="000000"/>
+          <w:sz w:val="21"/>
+          <w:szCs w:val="21"/>
+          <w:lang w:val="en-US" w:eastAsia="en-US"/>
+        </w:rPr>
+      </w:pPr>
+      <w:r>
+        <w:rPr>
+          <w:rFonts w:ascii="Consolas" w:hAnsi="Consolas"/>
+          <w:color w:val="000000"/>
+          <w:sz w:val="21"/>
+          <w:szCs w:val="21"/>
+          <w:lang w:val="en-US" w:eastAsia="en-US"/>
+        </w:rPr>
+        <w:t>    }</w:t>
+      </w:r>
+    </w:p>
+    <w:p>
+      <w:pPr>
+        <w:shd w:val="clear" w:color="auto" w:fill="FFFFFF"/>
+        <w:spacing w:before="0" w:after="0" w:line="285" w:lineRule="atLeast"/>
+        <w:ind w:firstLine="0"/>
+        <w:jc w:val="left"/>
+        <w:rPr>
+          <w:rFonts w:ascii="Consolas" w:hAnsi="Consolas"/>
+          <w:color w:val="000000"/>
+          <w:sz w:val="21"/>
+          <w:szCs w:val="21"/>
+          <w:lang w:val="en-US" w:eastAsia="en-US"/>
+        </w:rPr>
+      </w:pPr>
+      <w:r>
+        <w:rPr>
+          <w:rFonts w:ascii="Consolas" w:hAnsi="Consolas"/>
+          <w:color w:val="000000"/>
+          <w:sz w:val="21"/>
+          <w:szCs w:val="21"/>
+          <w:lang w:val="en-US" w:eastAsia="en-US"/>
+        </w:rPr>
+        <w:tab/>
+      </w:r>
+    </w:p>
+    <w:p>
+      <w:pPr>
+        <w:rPr>
+          <w:lang w:val="en-US" w:eastAsia="en-US"/>
+        </w:rPr>
+      </w:pPr>
+      <w:r>
+        <w:rPr>
+          <w:lang w:val="en-US" w:eastAsia="en-US"/>
+        </w:rPr>
+        <w:t xml:space="preserve">Jestliže se nenajde žádné prázdné pole, </w:t>
+      </w:r>
+      <w:r>
+        <w:rPr>
+          <w:lang w:val="en-US" w:eastAsia="en-US"/>
+        </w:rPr>
+        <w:t>přejde</w:t>
+      </w:r>
+      <w:r>
+        <w:rPr>
+          <w:lang w:val="en-US" w:eastAsia="en-US"/>
+        </w:rPr>
+        <w:t xml:space="preserve"> se</w:t>
+      </w:r>
+      <w:r>
+        <w:rPr>
+          <w:lang w:val="en-US" w:eastAsia="en-US"/>
+        </w:rPr>
+        <w:t xml:space="preserve"> na validaci emailu, telefonního čísla, hesla a z</w:t>
+      </w:r>
+      <w:r>
+        <w:rPr>
+          <w:lang w:val="en-US" w:eastAsia="en-US"/>
+        </w:rPr>
+        <w:t>nov</w:t>
+      </w:r>
+      <w:r>
+        <w:rPr>
+          <w:lang w:val="en-US" w:eastAsia="en-US"/>
+        </w:rPr>
+        <w:t>u zadávaného hesla.</w:t>
+      </w:r>
+      <w:r>
+        <w:rPr>
+          <w:lang w:val="en-US" w:eastAsia="en-US"/>
+        </w:rPr>
+        <w:t xml:space="preserve"> Nechceme, aby uživatel zadal chybné údaje o svých základních informací</w:t>
+      </w:r>
+      <w:r>
+        <w:rPr>
+          <w:lang w:val="en-US" w:eastAsia="en-US"/>
+        </w:rPr>
+        <w:t>, neboť by se například nemohl zákazník dostat ke svému účtu.</w:t>
+      </w:r>
+    </w:p>
+    <w:p>
+      <w:pPr>
+        <w:shd w:val="clear" w:color="auto" w:fill="FFFFFF"/>
+        <w:spacing w:before="0" w:after="0" w:line="285" w:lineRule="atLeast"/>
+        <w:ind w:firstLine="0"/>
+        <w:jc w:val="left"/>
+        <w:rPr>
+          <w:rFonts w:ascii="Consolas" w:hAnsi="Consolas"/>
+          <w:color w:val="000000"/>
+          <w:sz w:val="21"/>
+          <w:szCs w:val="21"/>
+          <w:lang w:val="en-US" w:eastAsia="en-US"/>
+        </w:rPr>
+      </w:pPr>
+      <w:r>
+        <w:rPr>
+          <w:rFonts w:ascii="Consolas" w:hAnsi="Consolas"/>
+          <w:color w:val="000000"/>
+          <w:sz w:val="21"/>
+          <w:szCs w:val="21"/>
+          <w:lang w:val="en-US" w:eastAsia="en-US"/>
+        </w:rPr>
+        <w:lastRenderedPageBreak/>
+        <w:t> </w:t>
+      </w:r>
+      <w:r>
+        <w:rPr>
+          <w:rFonts w:ascii="Consolas" w:hAnsi="Consolas"/>
+          <w:color w:val="0000FF"/>
+          <w:sz w:val="21"/>
+          <w:szCs w:val="21"/>
+          <w:lang w:val="en-US" w:eastAsia="en-US"/>
+        </w:rPr>
+        <w:t>let</w:t>
+      </w:r>
+      <w:r>
+        <w:rPr>
+          <w:rFonts w:ascii="Consolas" w:hAnsi="Consolas"/>
+          <w:color w:val="000000"/>
+          <w:sz w:val="21"/>
+          <w:szCs w:val="21"/>
+          <w:lang w:val="en-US" w:eastAsia="en-US"/>
+        </w:rPr>
+        <w:t xml:space="preserve"> </w:t>
+      </w:r>
+      <w:r>
+        <w:rPr>
+          <w:rFonts w:ascii="Consolas" w:hAnsi="Consolas"/>
+          <w:color w:val="001080"/>
+          <w:sz w:val="21"/>
+          <w:szCs w:val="21"/>
+          <w:lang w:val="en-US" w:eastAsia="en-US"/>
+        </w:rPr>
+        <w:t>telefonniCisloRegex</w:t>
+      </w:r>
+      <w:r>
+        <w:rPr>
+          <w:rFonts w:ascii="Consolas" w:hAnsi="Consolas"/>
+          <w:color w:val="000000"/>
+          <w:sz w:val="21"/>
+          <w:szCs w:val="21"/>
+          <w:lang w:val="en-US" w:eastAsia="en-US"/>
+        </w:rPr>
+        <w:t xml:space="preserve"> = </w:t>
+      </w:r>
+      <w:r>
+        <w:rPr>
+          <w:rFonts w:ascii="Consolas" w:hAnsi="Consolas"/>
+          <w:color w:val="811F3F"/>
+          <w:sz w:val="21"/>
+          <w:szCs w:val="21"/>
+          <w:lang w:val="en-US" w:eastAsia="en-US"/>
+        </w:rPr>
+        <w:t>/</w:t>
+      </w:r>
+      <w:r>
+        <w:rPr>
+          <w:rFonts w:ascii="Consolas" w:hAnsi="Consolas"/>
+          <w:color w:val="D16969"/>
+          <w:sz w:val="21"/>
+          <w:szCs w:val="21"/>
+          <w:lang w:val="en-US" w:eastAsia="en-US"/>
+        </w:rPr>
+        <w:t>(</w:t>
+      </w:r>
+      <w:r>
+        <w:rPr>
+          <w:rFonts w:ascii="Consolas" w:hAnsi="Consolas"/>
+          <w:color w:val="EE0000"/>
+          <w:sz w:val="21"/>
+          <w:szCs w:val="21"/>
+          <w:lang w:val="en-US" w:eastAsia="en-US"/>
+        </w:rPr>
+        <w:t>^</w:t>
+      </w:r>
+      <w:r>
+        <w:rPr>
+          <w:rFonts w:ascii="Consolas" w:hAnsi="Consolas"/>
+          <w:color w:val="D16969"/>
+          <w:sz w:val="21"/>
+          <w:szCs w:val="21"/>
+          <w:lang w:val="en-US" w:eastAsia="en-US"/>
+        </w:rPr>
+        <w:t>(</w:t>
+      </w:r>
+      <w:r>
+        <w:rPr>
+          <w:rFonts w:ascii="Consolas" w:hAnsi="Consolas"/>
+          <w:color w:val="EE0000"/>
+          <w:sz w:val="21"/>
+          <w:szCs w:val="21"/>
+          <w:lang w:val="en-US" w:eastAsia="en-US"/>
+        </w:rPr>
+        <w:t>\+</w:t>
+      </w:r>
+      <w:r>
+        <w:rPr>
+          <w:rFonts w:ascii="Consolas" w:hAnsi="Consolas"/>
+          <w:color w:val="D16969"/>
+          <w:sz w:val="21"/>
+          <w:szCs w:val="21"/>
+          <w:lang w:val="en-US" w:eastAsia="en-US"/>
+        </w:rPr>
+        <w:t>[</w:t>
+      </w:r>
+      <w:r>
+        <w:rPr>
+          <w:rFonts w:ascii="Consolas" w:hAnsi="Consolas"/>
+          <w:color w:val="811F3F"/>
+          <w:sz w:val="21"/>
+          <w:szCs w:val="21"/>
+          <w:lang w:val="en-US" w:eastAsia="en-US"/>
+        </w:rPr>
+        <w:t>0-9</w:t>
+      </w:r>
+      <w:r>
+        <w:rPr>
+          <w:rFonts w:ascii="Consolas" w:hAnsi="Consolas"/>
+          <w:color w:val="D16969"/>
+          <w:sz w:val="21"/>
+          <w:szCs w:val="21"/>
+          <w:lang w:val="en-US" w:eastAsia="en-US"/>
+        </w:rPr>
+        <w:t>]</w:t>
+      </w:r>
+      <w:r>
+        <w:rPr>
+          <w:rFonts w:ascii="Consolas" w:hAnsi="Consolas"/>
+          <w:color w:val="000000"/>
+          <w:sz w:val="21"/>
+          <w:szCs w:val="21"/>
+          <w:lang w:val="en-US" w:eastAsia="en-US"/>
+        </w:rPr>
+        <w:t>{1,4}</w:t>
+      </w:r>
+      <w:r>
+        <w:rPr>
+          <w:rFonts w:ascii="Consolas" w:hAnsi="Consolas"/>
+          <w:color w:val="811F3F"/>
+          <w:sz w:val="21"/>
+          <w:szCs w:val="21"/>
+          <w:lang w:val="en-US" w:eastAsia="en-US"/>
+        </w:rPr>
+        <w:t xml:space="preserve"> </w:t>
+      </w:r>
+      <w:r>
+        <w:rPr>
+          <w:rFonts w:ascii="Consolas" w:hAnsi="Consolas"/>
+          <w:color w:val="D16969"/>
+          <w:sz w:val="21"/>
+          <w:szCs w:val="21"/>
+          <w:lang w:val="en-US" w:eastAsia="en-US"/>
+        </w:rPr>
+        <w:t>)</w:t>
+      </w:r>
+      <w:r>
+        <w:rPr>
+          <w:rFonts w:ascii="Consolas" w:hAnsi="Consolas"/>
+          <w:color w:val="000000"/>
+          <w:sz w:val="21"/>
+          <w:szCs w:val="21"/>
+          <w:lang w:val="en-US" w:eastAsia="en-US"/>
+        </w:rPr>
+        <w:t>?</w:t>
+      </w:r>
+      <w:r>
+        <w:rPr>
+          <w:rFonts w:ascii="Consolas" w:hAnsi="Consolas"/>
+          <w:color w:val="D16969"/>
+          <w:sz w:val="21"/>
+          <w:szCs w:val="21"/>
+          <w:lang w:val="en-US" w:eastAsia="en-US"/>
+        </w:rPr>
+        <w:t>([</w:t>
+      </w:r>
+      <w:r>
+        <w:rPr>
+          <w:rFonts w:ascii="Consolas" w:hAnsi="Consolas"/>
+          <w:color w:val="811F3F"/>
+          <w:sz w:val="21"/>
+          <w:szCs w:val="21"/>
+          <w:lang w:val="en-US" w:eastAsia="en-US"/>
+        </w:rPr>
+        <w:t>0-9</w:t>
+      </w:r>
+      <w:r>
+        <w:rPr>
+          <w:rFonts w:ascii="Consolas" w:hAnsi="Consolas"/>
+          <w:color w:val="D16969"/>
+          <w:sz w:val="21"/>
+          <w:szCs w:val="21"/>
+          <w:lang w:val="en-US" w:eastAsia="en-US"/>
+        </w:rPr>
+        <w:t>]</w:t>
+      </w:r>
+      <w:r>
+        <w:rPr>
+          <w:rFonts w:ascii="Consolas" w:hAnsi="Consolas"/>
+          <w:color w:val="000000"/>
+          <w:sz w:val="21"/>
+          <w:szCs w:val="21"/>
+          <w:lang w:val="en-US" w:eastAsia="en-US"/>
+        </w:rPr>
+        <w:t>{3}</w:t>
+      </w:r>
+      <w:r>
+        <w:rPr>
+          <w:rFonts w:ascii="Consolas" w:hAnsi="Consolas"/>
+          <w:color w:val="811F3F"/>
+          <w:sz w:val="21"/>
+          <w:szCs w:val="21"/>
+          <w:lang w:val="en-US" w:eastAsia="en-US"/>
+        </w:rPr>
+        <w:t xml:space="preserve"> </w:t>
+      </w:r>
+      <w:r>
+        <w:rPr>
+          <w:rFonts w:ascii="Consolas" w:hAnsi="Consolas"/>
+          <w:color w:val="D16969"/>
+          <w:sz w:val="21"/>
+          <w:szCs w:val="21"/>
+          <w:lang w:val="en-US" w:eastAsia="en-US"/>
+        </w:rPr>
+        <w:t>)</w:t>
+      </w:r>
+      <w:r>
+        <w:rPr>
+          <w:rFonts w:ascii="Consolas" w:hAnsi="Consolas"/>
+          <w:color w:val="000000"/>
+          <w:sz w:val="21"/>
+          <w:szCs w:val="21"/>
+          <w:lang w:val="en-US" w:eastAsia="en-US"/>
+        </w:rPr>
+        <w:t>{2}</w:t>
+      </w:r>
+      <w:r>
+        <w:rPr>
+          <w:rFonts w:ascii="Consolas" w:hAnsi="Consolas"/>
+          <w:color w:val="D16969"/>
+          <w:sz w:val="21"/>
+          <w:szCs w:val="21"/>
+          <w:lang w:val="en-US" w:eastAsia="en-US"/>
+        </w:rPr>
+        <w:t>[</w:t>
+      </w:r>
+      <w:r>
+        <w:rPr>
+          <w:rFonts w:ascii="Consolas" w:hAnsi="Consolas"/>
+          <w:color w:val="811F3F"/>
+          <w:sz w:val="21"/>
+          <w:szCs w:val="21"/>
+          <w:lang w:val="en-US" w:eastAsia="en-US"/>
+        </w:rPr>
+        <w:t>0-9</w:t>
+      </w:r>
+      <w:r>
+        <w:rPr>
+          <w:rFonts w:ascii="Consolas" w:hAnsi="Consolas"/>
+          <w:color w:val="D16969"/>
+          <w:sz w:val="21"/>
+          <w:szCs w:val="21"/>
+          <w:lang w:val="en-US" w:eastAsia="en-US"/>
+        </w:rPr>
+        <w:t>]</w:t>
+      </w:r>
+      <w:r>
+        <w:rPr>
+          <w:rFonts w:ascii="Consolas" w:hAnsi="Consolas"/>
+          <w:color w:val="000000"/>
+          <w:sz w:val="21"/>
+          <w:szCs w:val="21"/>
+          <w:lang w:val="en-US" w:eastAsia="en-US"/>
+        </w:rPr>
+        <w:t>{3}</w:t>
+      </w:r>
+      <w:r>
+        <w:rPr>
+          <w:rFonts w:ascii="Consolas" w:hAnsi="Consolas"/>
+          <w:color w:val="EE0000"/>
+          <w:sz w:val="21"/>
+          <w:szCs w:val="21"/>
+          <w:lang w:val="en-US" w:eastAsia="en-US"/>
+        </w:rPr>
+        <w:t>$</w:t>
+      </w:r>
+      <w:r>
+        <w:rPr>
+          <w:rFonts w:ascii="Consolas" w:hAnsi="Consolas"/>
+          <w:color w:val="D16969"/>
+          <w:sz w:val="21"/>
+          <w:szCs w:val="21"/>
+          <w:lang w:val="en-US" w:eastAsia="en-US"/>
+        </w:rPr>
+        <w:t>)</w:t>
+      </w:r>
+      <w:r>
+        <w:rPr>
+          <w:rFonts w:ascii="Consolas" w:hAnsi="Consolas"/>
+          <w:color w:val="EE0000"/>
+          <w:sz w:val="21"/>
+          <w:szCs w:val="21"/>
+          <w:lang w:val="en-US" w:eastAsia="en-US"/>
+        </w:rPr>
+        <w:t>|</w:t>
+      </w:r>
+      <w:r>
+        <w:rPr>
+          <w:rFonts w:ascii="Consolas" w:hAnsi="Consolas"/>
+          <w:color w:val="D16969"/>
+          <w:sz w:val="21"/>
+          <w:szCs w:val="21"/>
+          <w:lang w:val="en-US" w:eastAsia="en-US"/>
+        </w:rPr>
+        <w:t>(</w:t>
+      </w:r>
+      <w:r>
+        <w:rPr>
+          <w:rFonts w:ascii="Consolas" w:hAnsi="Consolas"/>
+          <w:color w:val="EE0000"/>
+          <w:sz w:val="21"/>
+          <w:szCs w:val="21"/>
+          <w:lang w:val="en-US" w:eastAsia="en-US"/>
+        </w:rPr>
+        <w:t>^</w:t>
+      </w:r>
+      <w:r>
+        <w:rPr>
+          <w:rFonts w:ascii="Consolas" w:hAnsi="Consolas"/>
+          <w:color w:val="D16969"/>
+          <w:sz w:val="21"/>
+          <w:szCs w:val="21"/>
+          <w:lang w:val="en-US" w:eastAsia="en-US"/>
+        </w:rPr>
+        <w:t>(</w:t>
+      </w:r>
+      <w:r>
+        <w:rPr>
+          <w:rFonts w:ascii="Consolas" w:hAnsi="Consolas"/>
+          <w:color w:val="EE0000"/>
+          <w:sz w:val="21"/>
+          <w:szCs w:val="21"/>
+          <w:lang w:val="en-US" w:eastAsia="en-US"/>
+        </w:rPr>
+        <w:t>\+</w:t>
+      </w:r>
+      <w:r>
+        <w:rPr>
+          <w:rFonts w:ascii="Consolas" w:hAnsi="Consolas"/>
+          <w:color w:val="D16969"/>
+          <w:sz w:val="21"/>
+          <w:szCs w:val="21"/>
+          <w:lang w:val="en-US" w:eastAsia="en-US"/>
+        </w:rPr>
+        <w:t>[</w:t>
+      </w:r>
+      <w:r>
+        <w:rPr>
+          <w:rFonts w:ascii="Consolas" w:hAnsi="Consolas"/>
+          <w:color w:val="811F3F"/>
+          <w:sz w:val="21"/>
+          <w:szCs w:val="21"/>
+          <w:lang w:val="en-US" w:eastAsia="en-US"/>
+        </w:rPr>
+        <w:t>0-9</w:t>
+      </w:r>
+      <w:r>
+        <w:rPr>
+          <w:rFonts w:ascii="Consolas" w:hAnsi="Consolas"/>
+          <w:color w:val="D16969"/>
+          <w:sz w:val="21"/>
+          <w:szCs w:val="21"/>
+          <w:lang w:val="en-US" w:eastAsia="en-US"/>
+        </w:rPr>
+        <w:t>]</w:t>
+      </w:r>
+      <w:r>
+        <w:rPr>
+          <w:rFonts w:ascii="Consolas" w:hAnsi="Consolas"/>
+          <w:color w:val="000000"/>
+          <w:sz w:val="21"/>
+          <w:szCs w:val="21"/>
+          <w:lang w:val="en-US" w:eastAsia="en-US"/>
+        </w:rPr>
+        <w:t>{1,4}</w:t>
+      </w:r>
+      <w:r>
+        <w:rPr>
+          <w:rFonts w:ascii="Consolas" w:hAnsi="Consolas"/>
+          <w:color w:val="D16969"/>
+          <w:sz w:val="21"/>
+          <w:szCs w:val="21"/>
+          <w:lang w:val="en-US" w:eastAsia="en-US"/>
+        </w:rPr>
+        <w:t>)</w:t>
+      </w:r>
+      <w:r>
+        <w:rPr>
+          <w:rFonts w:ascii="Consolas" w:hAnsi="Consolas"/>
+          <w:color w:val="000000"/>
+          <w:sz w:val="21"/>
+          <w:szCs w:val="21"/>
+          <w:lang w:val="en-US" w:eastAsia="en-US"/>
+        </w:rPr>
+        <w:t>?</w:t>
+      </w:r>
+      <w:r>
+        <w:rPr>
+          <w:rFonts w:ascii="Consolas" w:hAnsi="Consolas"/>
+          <w:color w:val="D16969"/>
+          <w:sz w:val="21"/>
+          <w:szCs w:val="21"/>
+          <w:lang w:val="en-US" w:eastAsia="en-US"/>
+        </w:rPr>
+        <w:t>[</w:t>
+      </w:r>
+      <w:r>
+        <w:rPr>
+          <w:rFonts w:ascii="Consolas" w:hAnsi="Consolas"/>
+          <w:color w:val="811F3F"/>
+          <w:sz w:val="21"/>
+          <w:szCs w:val="21"/>
+          <w:lang w:val="en-US" w:eastAsia="en-US"/>
+        </w:rPr>
+        <w:t>0-9</w:t>
+      </w:r>
+      <w:r>
+        <w:rPr>
+          <w:rFonts w:ascii="Consolas" w:hAnsi="Consolas"/>
+          <w:color w:val="D16969"/>
+          <w:sz w:val="21"/>
+          <w:szCs w:val="21"/>
+          <w:lang w:val="en-US" w:eastAsia="en-US"/>
+        </w:rPr>
+        <w:t>]</w:t>
+      </w:r>
+      <w:r>
+        <w:rPr>
+          <w:rFonts w:ascii="Consolas" w:hAnsi="Consolas"/>
+          <w:color w:val="000000"/>
+          <w:sz w:val="21"/>
+          <w:szCs w:val="21"/>
+          <w:lang w:val="en-US" w:eastAsia="en-US"/>
+        </w:rPr>
+        <w:t>{9}</w:t>
+      </w:r>
+      <w:r>
+        <w:rPr>
+          <w:rFonts w:ascii="Consolas" w:hAnsi="Consolas"/>
+          <w:color w:val="EE0000"/>
+          <w:sz w:val="21"/>
+          <w:szCs w:val="21"/>
+          <w:lang w:val="en-US" w:eastAsia="en-US"/>
+        </w:rPr>
+        <w:t>$</w:t>
+      </w:r>
+      <w:r>
+        <w:rPr>
+          <w:rFonts w:ascii="Consolas" w:hAnsi="Consolas"/>
+          <w:color w:val="D16969"/>
+          <w:sz w:val="21"/>
+          <w:szCs w:val="21"/>
+          <w:lang w:val="en-US" w:eastAsia="en-US"/>
+        </w:rPr>
+        <w:t>)</w:t>
+      </w:r>
+      <w:r>
+        <w:rPr>
+          <w:rFonts w:ascii="Consolas" w:hAnsi="Consolas"/>
+          <w:color w:val="811F3F"/>
+          <w:sz w:val="21"/>
+          <w:szCs w:val="21"/>
+          <w:lang w:val="en-US" w:eastAsia="en-US"/>
+        </w:rPr>
+        <w:t>/</w:t>
+      </w:r>
+    </w:p>
+    <w:p>
+      <w:pPr>
+        <w:shd w:val="clear" w:color="auto" w:fill="FFFFFF"/>
+        <w:spacing w:before="0" w:after="0" w:line="285" w:lineRule="atLeast"/>
+        <w:ind w:firstLine="0"/>
+        <w:jc w:val="left"/>
+        <w:rPr>
+          <w:rFonts w:ascii="Consolas" w:hAnsi="Consolas"/>
+          <w:color w:val="000000"/>
+          <w:sz w:val="21"/>
+          <w:szCs w:val="21"/>
+          <w:lang w:val="en-US" w:eastAsia="en-US"/>
+        </w:rPr>
+      </w:pPr>
+      <w:r>
+        <w:rPr>
+          <w:rFonts w:ascii="Consolas" w:hAnsi="Consolas"/>
+          <w:color w:val="000000"/>
+          <w:sz w:val="21"/>
+          <w:szCs w:val="21"/>
+          <w:lang w:val="en-US" w:eastAsia="en-US"/>
+        </w:rPr>
+        <w:t xml:space="preserve">    </w:t>
+      </w:r>
+      <w:r>
+        <w:rPr>
+          <w:rFonts w:ascii="Consolas" w:hAnsi="Consolas"/>
+          <w:color w:val="0000FF"/>
+          <w:sz w:val="21"/>
+          <w:szCs w:val="21"/>
+          <w:lang w:val="en-US" w:eastAsia="en-US"/>
+        </w:rPr>
+        <w:t>let</w:t>
+      </w:r>
+      <w:r>
+        <w:rPr>
+          <w:rFonts w:ascii="Consolas" w:hAnsi="Consolas"/>
+          <w:color w:val="000000"/>
+          <w:sz w:val="21"/>
+          <w:szCs w:val="21"/>
+          <w:lang w:val="en-US" w:eastAsia="en-US"/>
+        </w:rPr>
+        <w:t xml:space="preserve"> </w:t>
+      </w:r>
+      <w:r>
+        <w:rPr>
+          <w:rFonts w:ascii="Consolas" w:hAnsi="Consolas"/>
+          <w:color w:val="001080"/>
+          <w:sz w:val="21"/>
+          <w:szCs w:val="21"/>
+          <w:lang w:val="en-US" w:eastAsia="en-US"/>
+        </w:rPr>
+        <w:t>hesloRegex</w:t>
+      </w:r>
+      <w:r>
+        <w:rPr>
+          <w:rFonts w:ascii="Consolas" w:hAnsi="Consolas"/>
+          <w:color w:val="000000"/>
+          <w:sz w:val="21"/>
+          <w:szCs w:val="21"/>
+          <w:lang w:val="en-US" w:eastAsia="en-US"/>
+        </w:rPr>
+        <w:t xml:space="preserve"> =</w:t>
+      </w:r>
+      <w:r>
+        <w:rPr>
+          <w:rFonts w:ascii="Consolas" w:hAnsi="Consolas"/>
+          <w:color w:val="811F3F"/>
+          <w:sz w:val="21"/>
+          <w:szCs w:val="21"/>
+          <w:lang w:val="en-US" w:eastAsia="en-US"/>
+        </w:rPr>
+        <w:t xml:space="preserve"> /</w:t>
+      </w:r>
+      <w:r>
+        <w:rPr>
+          <w:rFonts w:ascii="Consolas" w:hAnsi="Consolas"/>
+          <w:color w:val="EE0000"/>
+          <w:sz w:val="21"/>
+          <w:szCs w:val="21"/>
+          <w:lang w:val="en-US" w:eastAsia="en-US"/>
+        </w:rPr>
+        <w:t>^</w:t>
+      </w:r>
+      <w:r>
+        <w:rPr>
+          <w:rFonts w:ascii="Consolas" w:hAnsi="Consolas"/>
+          <w:color w:val="D16969"/>
+          <w:sz w:val="21"/>
+          <w:szCs w:val="21"/>
+          <w:lang w:val="en-US" w:eastAsia="en-US"/>
+        </w:rPr>
+        <w:t>(?=</w:t>
+      </w:r>
+      <w:r>
+        <w:rPr>
+          <w:rFonts w:ascii="Consolas" w:hAnsi="Consolas"/>
+          <w:color w:val="811F3F"/>
+          <w:sz w:val="21"/>
+          <w:szCs w:val="21"/>
+          <w:lang w:val="en-US" w:eastAsia="en-US"/>
+        </w:rPr>
+        <w:t>.</w:t>
+      </w:r>
+      <w:r>
+        <w:rPr>
+          <w:rFonts w:ascii="Consolas" w:hAnsi="Consolas"/>
+          <w:color w:val="000000"/>
+          <w:sz w:val="21"/>
+          <w:szCs w:val="21"/>
+          <w:lang w:val="en-US" w:eastAsia="en-US"/>
+        </w:rPr>
+        <w:t>*</w:t>
+      </w:r>
+      <w:r>
+        <w:rPr>
+          <w:rFonts w:ascii="Consolas" w:hAnsi="Consolas"/>
+          <w:color w:val="D16969"/>
+          <w:sz w:val="21"/>
+          <w:szCs w:val="21"/>
+          <w:lang w:val="en-US" w:eastAsia="en-US"/>
+        </w:rPr>
+        <w:t>[</w:t>
+      </w:r>
+      <w:r>
+        <w:rPr>
+          <w:rFonts w:ascii="Consolas" w:hAnsi="Consolas"/>
+          <w:color w:val="811F3F"/>
+          <w:sz w:val="21"/>
+          <w:szCs w:val="21"/>
+          <w:lang w:val="en-US" w:eastAsia="en-US"/>
+        </w:rPr>
+        <w:t>A-Z</w:t>
+      </w:r>
+      <w:r>
+        <w:rPr>
+          <w:rFonts w:ascii="Consolas" w:hAnsi="Consolas"/>
+          <w:color w:val="D16969"/>
+          <w:sz w:val="21"/>
+          <w:szCs w:val="21"/>
+          <w:lang w:val="en-US" w:eastAsia="en-US"/>
+        </w:rPr>
+        <w:t>])(?=</w:t>
+      </w:r>
+      <w:r>
+        <w:rPr>
+          <w:rFonts w:ascii="Consolas" w:hAnsi="Consolas"/>
+          <w:color w:val="811F3F"/>
+          <w:sz w:val="21"/>
+          <w:szCs w:val="21"/>
+          <w:lang w:val="en-US" w:eastAsia="en-US"/>
+        </w:rPr>
+        <w:t>.</w:t>
+      </w:r>
+      <w:r>
+        <w:rPr>
+          <w:rFonts w:ascii="Consolas" w:hAnsi="Consolas"/>
+          <w:color w:val="000000"/>
+          <w:sz w:val="21"/>
+          <w:szCs w:val="21"/>
+          <w:lang w:val="en-US" w:eastAsia="en-US"/>
+        </w:rPr>
+        <w:t>*</w:t>
+      </w:r>
+      <w:r>
+        <w:rPr>
+          <w:rFonts w:ascii="Consolas" w:hAnsi="Consolas"/>
+          <w:color w:val="D16969"/>
+          <w:sz w:val="21"/>
+          <w:szCs w:val="21"/>
+          <w:lang w:val="en-US" w:eastAsia="en-US"/>
+        </w:rPr>
+        <w:t>[</w:t>
+      </w:r>
+      <w:r>
+        <w:rPr>
+          <w:rFonts w:ascii="Consolas" w:hAnsi="Consolas"/>
+          <w:color w:val="811F3F"/>
+          <w:sz w:val="21"/>
+          <w:szCs w:val="21"/>
+          <w:lang w:val="en-US" w:eastAsia="en-US"/>
+        </w:rPr>
+        <w:t>a-z</w:t>
+      </w:r>
+      <w:r>
+        <w:rPr>
+          <w:rFonts w:ascii="Consolas" w:hAnsi="Consolas"/>
+          <w:color w:val="D16969"/>
+          <w:sz w:val="21"/>
+          <w:szCs w:val="21"/>
+          <w:lang w:val="en-US" w:eastAsia="en-US"/>
+        </w:rPr>
+        <w:t>])(?=</w:t>
+      </w:r>
+      <w:r>
+        <w:rPr>
+          <w:rFonts w:ascii="Consolas" w:hAnsi="Consolas"/>
+          <w:color w:val="811F3F"/>
+          <w:sz w:val="21"/>
+          <w:szCs w:val="21"/>
+          <w:lang w:val="en-US" w:eastAsia="en-US"/>
+        </w:rPr>
+        <w:t>.</w:t>
+      </w:r>
+      <w:r>
+        <w:rPr>
+          <w:rFonts w:ascii="Consolas" w:hAnsi="Consolas"/>
+          <w:color w:val="000000"/>
+          <w:sz w:val="21"/>
+          <w:szCs w:val="21"/>
+          <w:lang w:val="en-US" w:eastAsia="en-US"/>
+        </w:rPr>
+        <w:t>*</w:t>
+      </w:r>
+      <w:r>
+        <w:rPr>
+          <w:rFonts w:ascii="Consolas" w:hAnsi="Consolas"/>
+          <w:color w:val="811F3F"/>
+          <w:sz w:val="21"/>
+          <w:szCs w:val="21"/>
+          <w:lang w:val="en-US" w:eastAsia="en-US"/>
+        </w:rPr>
+        <w:t>\d</w:t>
+      </w:r>
+      <w:r>
+        <w:rPr>
+          <w:rFonts w:ascii="Consolas" w:hAnsi="Consolas"/>
+          <w:color w:val="D16969"/>
+          <w:sz w:val="21"/>
+          <w:szCs w:val="21"/>
+          <w:lang w:val="en-US" w:eastAsia="en-US"/>
+        </w:rPr>
+        <w:t>)(?=</w:t>
+      </w:r>
+      <w:r>
+        <w:rPr>
+          <w:rFonts w:ascii="Consolas" w:hAnsi="Consolas"/>
+          <w:color w:val="811F3F"/>
+          <w:sz w:val="21"/>
+          <w:szCs w:val="21"/>
+          <w:lang w:val="en-US" w:eastAsia="en-US"/>
+        </w:rPr>
+        <w:t>.</w:t>
+      </w:r>
+      <w:r>
+        <w:rPr>
+          <w:rFonts w:ascii="Consolas" w:hAnsi="Consolas"/>
+          <w:color w:val="000000"/>
+          <w:sz w:val="21"/>
+          <w:szCs w:val="21"/>
+          <w:lang w:val="en-US" w:eastAsia="en-US"/>
+        </w:rPr>
+        <w:t>*</w:t>
+      </w:r>
+      <w:r>
+        <w:rPr>
+          <w:rFonts w:ascii="Consolas" w:hAnsi="Consolas"/>
+          <w:color w:val="D16969"/>
+          <w:sz w:val="21"/>
+          <w:szCs w:val="21"/>
+          <w:lang w:val="en-US" w:eastAsia="en-US"/>
+        </w:rPr>
+        <w:t>[^</w:t>
+      </w:r>
+      <w:r>
+        <w:rPr>
+          <w:rFonts w:ascii="Consolas" w:hAnsi="Consolas"/>
+          <w:color w:val="811F3F"/>
+          <w:sz w:val="21"/>
+          <w:szCs w:val="21"/>
+          <w:lang w:val="en-US" w:eastAsia="en-US"/>
+        </w:rPr>
+        <w:t>A-Za-z\d\s</w:t>
+      </w:r>
+      <w:r>
+        <w:rPr>
+          <w:rFonts w:ascii="Consolas" w:hAnsi="Consolas"/>
+          <w:color w:val="D16969"/>
+          <w:sz w:val="21"/>
+          <w:szCs w:val="21"/>
+          <w:lang w:val="en-US" w:eastAsia="en-US"/>
+        </w:rPr>
+        <w:t>])[</w:t>
+      </w:r>
+      <w:r>
+        <w:rPr>
+          <w:rFonts w:ascii="Consolas" w:hAnsi="Consolas"/>
+          <w:color w:val="811F3F"/>
+          <w:sz w:val="21"/>
+          <w:szCs w:val="21"/>
+          <w:lang w:val="en-US" w:eastAsia="en-US"/>
+        </w:rPr>
+        <w:t>A-Za-z\d\W\S</w:t>
+      </w:r>
+      <w:r>
+        <w:rPr>
+          <w:rFonts w:ascii="Consolas" w:hAnsi="Consolas"/>
+          <w:color w:val="D16969"/>
+          <w:sz w:val="21"/>
+          <w:szCs w:val="21"/>
+          <w:lang w:val="en-US" w:eastAsia="en-US"/>
+        </w:rPr>
+        <w:t>]</w:t>
+      </w:r>
+      <w:r>
+        <w:rPr>
+          <w:rFonts w:ascii="Consolas" w:hAnsi="Consolas"/>
+          <w:color w:val="000000"/>
+          <w:sz w:val="21"/>
+          <w:szCs w:val="21"/>
+          <w:lang w:val="en-US" w:eastAsia="en-US"/>
+        </w:rPr>
+        <w:t>{8,}</w:t>
+      </w:r>
+      <w:r>
+        <w:rPr>
+          <w:rFonts w:ascii="Consolas" w:hAnsi="Consolas"/>
+          <w:color w:val="EE0000"/>
+          <w:sz w:val="21"/>
+          <w:szCs w:val="21"/>
+          <w:lang w:val="en-US" w:eastAsia="en-US"/>
+        </w:rPr>
+        <w:t>$</w:t>
+      </w:r>
+      <w:r>
+        <w:rPr>
+          <w:rFonts w:ascii="Consolas" w:hAnsi="Consolas"/>
+          <w:color w:val="811F3F"/>
+          <w:sz w:val="21"/>
+          <w:szCs w:val="21"/>
+          <w:lang w:val="en-US" w:eastAsia="en-US"/>
+        </w:rPr>
+        <w:t>/</w:t>
+      </w:r>
+    </w:p>
+    <w:p>
+      <w:pPr>
+        <w:shd w:val="clear" w:color="auto" w:fill="FFFFFF"/>
+        <w:spacing w:before="0" w:after="0" w:line="285" w:lineRule="atLeast"/>
+        <w:ind w:firstLine="0"/>
+        <w:jc w:val="left"/>
+        <w:rPr>
+          <w:rFonts w:ascii="Consolas" w:hAnsi="Consolas"/>
+          <w:color w:val="000000"/>
+          <w:sz w:val="21"/>
+          <w:szCs w:val="21"/>
+          <w:lang w:val="en-US" w:eastAsia="en-US"/>
+        </w:rPr>
+      </w:pPr>
+      <w:r>
+        <w:rPr>
+          <w:rFonts w:ascii="Consolas" w:hAnsi="Consolas"/>
+          <w:color w:val="000000"/>
+          <w:sz w:val="21"/>
+          <w:szCs w:val="21"/>
+          <w:lang w:val="en-US" w:eastAsia="en-US"/>
+        </w:rPr>
+        <w:t xml:space="preserve">    </w:t>
+      </w:r>
+      <w:r>
+        <w:rPr>
+          <w:rFonts w:ascii="Consolas" w:hAnsi="Consolas"/>
+          <w:color w:val="0000FF"/>
+          <w:sz w:val="21"/>
+          <w:szCs w:val="21"/>
+          <w:lang w:val="en-US" w:eastAsia="en-US"/>
+        </w:rPr>
+        <w:t>let</w:t>
+      </w:r>
+      <w:r>
+        <w:rPr>
+          <w:rFonts w:ascii="Consolas" w:hAnsi="Consolas"/>
+          <w:color w:val="000000"/>
+          <w:sz w:val="21"/>
+          <w:szCs w:val="21"/>
+          <w:lang w:val="en-US" w:eastAsia="en-US"/>
+        </w:rPr>
+        <w:t xml:space="preserve"> </w:t>
+      </w:r>
+      <w:r>
+        <w:rPr>
+          <w:rFonts w:ascii="Consolas" w:hAnsi="Consolas"/>
+          <w:color w:val="001080"/>
+          <w:sz w:val="21"/>
+          <w:szCs w:val="21"/>
+          <w:lang w:val="en-US" w:eastAsia="en-US"/>
+        </w:rPr>
+        <w:t>emailRegex</w:t>
+      </w:r>
+      <w:r>
+        <w:rPr>
+          <w:rFonts w:ascii="Consolas" w:hAnsi="Consolas"/>
+          <w:color w:val="000000"/>
+          <w:sz w:val="21"/>
+          <w:szCs w:val="21"/>
+          <w:lang w:val="en-US" w:eastAsia="en-US"/>
+        </w:rPr>
+        <w:t xml:space="preserve"> =</w:t>
+      </w:r>
+      <w:r>
+        <w:rPr>
+          <w:rFonts w:ascii="Consolas" w:hAnsi="Consolas"/>
+          <w:color w:val="811F3F"/>
+          <w:sz w:val="21"/>
+          <w:szCs w:val="21"/>
+          <w:lang w:val="en-US" w:eastAsia="en-US"/>
+        </w:rPr>
+        <w:t xml:space="preserve"> /</w:t>
+      </w:r>
+      <w:r>
+        <w:rPr>
+          <w:rFonts w:ascii="Consolas" w:hAnsi="Consolas"/>
+          <w:color w:val="EE0000"/>
+          <w:sz w:val="21"/>
+          <w:szCs w:val="21"/>
+          <w:lang w:val="en-US" w:eastAsia="en-US"/>
+        </w:rPr>
+        <w:t>^</w:t>
+      </w:r>
+      <w:r>
+        <w:rPr>
+          <w:rFonts w:ascii="Consolas" w:hAnsi="Consolas"/>
+          <w:color w:val="D16969"/>
+          <w:sz w:val="21"/>
+          <w:szCs w:val="21"/>
+          <w:lang w:val="en-US" w:eastAsia="en-US"/>
+        </w:rPr>
+        <w:t>[</w:t>
+      </w:r>
+      <w:r>
+        <w:rPr>
+          <w:rFonts w:ascii="Consolas" w:hAnsi="Consolas"/>
+          <w:color w:val="811F3F"/>
+          <w:sz w:val="21"/>
+          <w:szCs w:val="21"/>
+          <w:lang w:val="en-US" w:eastAsia="en-US"/>
+        </w:rPr>
+        <w:t>a-zA-Z0-9</w:t>
+      </w:r>
+      <w:r>
+        <w:rPr>
+          <w:rFonts w:ascii="Consolas" w:hAnsi="Consolas"/>
+          <w:color w:val="D16969"/>
+          <w:sz w:val="21"/>
+          <w:szCs w:val="21"/>
+          <w:lang w:val="en-US" w:eastAsia="en-US"/>
+        </w:rPr>
+        <w:t>]</w:t>
+      </w:r>
+      <w:r>
+        <w:rPr>
+          <w:rFonts w:ascii="Consolas" w:hAnsi="Consolas"/>
+          <w:color w:val="000000"/>
+          <w:sz w:val="21"/>
+          <w:szCs w:val="21"/>
+          <w:lang w:val="en-US" w:eastAsia="en-US"/>
+        </w:rPr>
+        <w:t>+</w:t>
+      </w:r>
+      <w:r>
+        <w:rPr>
+          <w:rFonts w:ascii="Consolas" w:hAnsi="Consolas"/>
+          <w:color w:val="811F3F"/>
+          <w:sz w:val="21"/>
+          <w:szCs w:val="21"/>
+          <w:lang w:val="en-US" w:eastAsia="en-US"/>
+        </w:rPr>
+        <w:t>@</w:t>
+      </w:r>
+      <w:r>
+        <w:rPr>
+          <w:rFonts w:ascii="Consolas" w:hAnsi="Consolas"/>
+          <w:color w:val="D16969"/>
+          <w:sz w:val="21"/>
+          <w:szCs w:val="21"/>
+          <w:lang w:val="en-US" w:eastAsia="en-US"/>
+        </w:rPr>
+        <w:t>[</w:t>
+      </w:r>
+      <w:r>
+        <w:rPr>
+          <w:rFonts w:ascii="Consolas" w:hAnsi="Consolas"/>
+          <w:color w:val="811F3F"/>
+          <w:sz w:val="21"/>
+          <w:szCs w:val="21"/>
+          <w:lang w:val="en-US" w:eastAsia="en-US"/>
+        </w:rPr>
+        <w:t>a-zA-Z0-9</w:t>
+      </w:r>
+      <w:r>
+        <w:rPr>
+          <w:rFonts w:ascii="Consolas" w:hAnsi="Consolas"/>
+          <w:color w:val="D16969"/>
+          <w:sz w:val="21"/>
+          <w:szCs w:val="21"/>
+          <w:lang w:val="en-US" w:eastAsia="en-US"/>
+        </w:rPr>
+        <w:t>]</w:t>
+      </w:r>
+      <w:r>
+        <w:rPr>
+          <w:rFonts w:ascii="Consolas" w:hAnsi="Consolas"/>
+          <w:color w:val="000000"/>
+          <w:sz w:val="21"/>
+          <w:szCs w:val="21"/>
+          <w:lang w:val="en-US" w:eastAsia="en-US"/>
+        </w:rPr>
+        <w:t>+</w:t>
+      </w:r>
+      <w:r>
+        <w:rPr>
+          <w:rFonts w:ascii="Consolas" w:hAnsi="Consolas"/>
+          <w:color w:val="EE0000"/>
+          <w:sz w:val="21"/>
+          <w:szCs w:val="21"/>
+          <w:lang w:val="en-US" w:eastAsia="en-US"/>
+        </w:rPr>
+        <w:t>\.</w:t>
+      </w:r>
+      <w:r>
+        <w:rPr>
+          <w:rFonts w:ascii="Consolas" w:hAnsi="Consolas"/>
+          <w:color w:val="D16969"/>
+          <w:sz w:val="21"/>
+          <w:szCs w:val="21"/>
+          <w:lang w:val="en-US" w:eastAsia="en-US"/>
+        </w:rPr>
+        <w:t>[</w:t>
+      </w:r>
+      <w:r>
+        <w:rPr>
+          <w:rFonts w:ascii="Consolas" w:hAnsi="Consolas"/>
+          <w:color w:val="811F3F"/>
+          <w:sz w:val="21"/>
+          <w:szCs w:val="21"/>
+          <w:lang w:val="en-US" w:eastAsia="en-US"/>
+        </w:rPr>
+        <w:t>a-zA-Z</w:t>
+      </w:r>
+      <w:r>
+        <w:rPr>
+          <w:rFonts w:ascii="Consolas" w:hAnsi="Consolas"/>
+          <w:color w:val="D16969"/>
+          <w:sz w:val="21"/>
+          <w:szCs w:val="21"/>
+          <w:lang w:val="en-US" w:eastAsia="en-US"/>
+        </w:rPr>
+        <w:t>]</w:t>
+      </w:r>
+      <w:r>
+        <w:rPr>
+          <w:rFonts w:ascii="Consolas" w:hAnsi="Consolas"/>
+          <w:color w:val="000000"/>
+          <w:sz w:val="21"/>
+          <w:szCs w:val="21"/>
+          <w:lang w:val="en-US" w:eastAsia="en-US"/>
+        </w:rPr>
+        <w:t>{2,4}</w:t>
+      </w:r>
+      <w:r>
+        <w:rPr>
+          <w:rFonts w:ascii="Consolas" w:hAnsi="Consolas"/>
+          <w:color w:val="EE0000"/>
+          <w:sz w:val="21"/>
+          <w:szCs w:val="21"/>
+          <w:lang w:val="en-US" w:eastAsia="en-US"/>
+        </w:rPr>
+        <w:t>$</w:t>
+      </w:r>
+      <w:r>
+        <w:rPr>
+          <w:rFonts w:ascii="Consolas" w:hAnsi="Consolas"/>
+          <w:color w:val="811F3F"/>
+          <w:sz w:val="21"/>
+          <w:szCs w:val="21"/>
+          <w:lang w:val="en-US" w:eastAsia="en-US"/>
+        </w:rPr>
+        <w:t>/</w:t>
+      </w:r>
+      <w:r>
+        <w:rPr>
+          <w:rFonts w:ascii="Consolas" w:hAnsi="Consolas"/>
+          <w:color w:val="000000"/>
+          <w:sz w:val="21"/>
+          <w:szCs w:val="21"/>
+          <w:lang w:val="en-US" w:eastAsia="en-US"/>
+        </w:rPr>
+        <w:t xml:space="preserve"> </w:t>
+      </w:r>
+    </w:p>
+    <w:p>
+      <w:pPr>
+        <w:shd w:val="clear" w:color="auto" w:fill="FFFFFF"/>
+        <w:spacing w:before="0" w:after="0" w:line="285" w:lineRule="atLeast"/>
+        <w:ind w:firstLine="0"/>
+        <w:jc w:val="left"/>
+        <w:rPr>
+          <w:rFonts w:ascii="Consolas" w:hAnsi="Consolas"/>
+          <w:color w:val="000000"/>
+          <w:sz w:val="21"/>
+          <w:szCs w:val="21"/>
+          <w:lang w:val="en-US" w:eastAsia="en-US"/>
+        </w:rPr>
+      </w:pPr>
+    </w:p>
+    <w:p>
+      <w:pPr>
+        <w:shd w:val="clear" w:color="auto" w:fill="FFFFFF"/>
+        <w:spacing w:before="0" w:after="0" w:line="285" w:lineRule="atLeast"/>
+        <w:ind w:firstLine="0"/>
+        <w:jc w:val="left"/>
+        <w:rPr>
+          <w:rFonts w:ascii="Consolas" w:hAnsi="Consolas"/>
+          <w:color w:val="000000"/>
+          <w:sz w:val="21"/>
+          <w:szCs w:val="21"/>
+          <w:lang w:val="en-US" w:eastAsia="en-US"/>
+        </w:rPr>
+      </w:pPr>
+      <w:r>
+        <w:rPr>
+          <w:rFonts w:ascii="Consolas" w:hAnsi="Consolas"/>
+          <w:color w:val="000000"/>
+          <w:sz w:val="21"/>
+          <w:szCs w:val="21"/>
+          <w:lang w:val="en-US" w:eastAsia="en-US"/>
+        </w:rPr>
+        <w:t xml:space="preserve">    </w:t>
+      </w:r>
+      <w:r>
+        <w:rPr>
+          <w:rFonts w:ascii="Consolas" w:hAnsi="Consolas"/>
+          <w:color w:val="AF00DB"/>
+          <w:sz w:val="21"/>
+          <w:szCs w:val="21"/>
+          <w:lang w:val="en-US" w:eastAsia="en-US"/>
+        </w:rPr>
+        <w:t>if</w:t>
+      </w:r>
+      <w:r>
+        <w:rPr>
+          <w:rFonts w:ascii="Consolas" w:hAnsi="Consolas"/>
+          <w:color w:val="000000"/>
+          <w:sz w:val="21"/>
+          <w:szCs w:val="21"/>
+          <w:lang w:val="en-US" w:eastAsia="en-US"/>
+        </w:rPr>
+        <w:t>(</w:t>
+      </w:r>
+      <w:r>
+        <w:rPr>
+          <w:rFonts w:ascii="Consolas" w:hAnsi="Consolas"/>
+          <w:color w:val="001080"/>
+          <w:sz w:val="21"/>
+          <w:szCs w:val="21"/>
+          <w:lang w:val="en-US" w:eastAsia="en-US"/>
+        </w:rPr>
+        <w:t>validace</w:t>
+      </w:r>
+      <w:r>
+        <w:rPr>
+          <w:rFonts w:ascii="Consolas" w:hAnsi="Consolas"/>
+          <w:color w:val="000000"/>
+          <w:sz w:val="21"/>
+          <w:szCs w:val="21"/>
+          <w:lang w:val="en-US" w:eastAsia="en-US"/>
+        </w:rPr>
+        <w:t>) {</w:t>
+      </w:r>
+    </w:p>
+    <w:p>
+      <w:pPr>
+        <w:shd w:val="clear" w:color="auto" w:fill="FFFFFF"/>
+        <w:spacing w:before="0" w:after="0" w:line="285" w:lineRule="atLeast"/>
+        <w:ind w:firstLine="0"/>
+        <w:jc w:val="left"/>
+        <w:rPr>
+          <w:rFonts w:ascii="Consolas" w:hAnsi="Consolas"/>
+          <w:color w:val="000000"/>
+          <w:sz w:val="21"/>
+          <w:szCs w:val="21"/>
+          <w:lang w:val="en-US" w:eastAsia="en-US"/>
+        </w:rPr>
+      </w:pPr>
+      <w:r>
+        <w:rPr>
+          <w:rFonts w:ascii="Consolas" w:hAnsi="Consolas"/>
+          <w:color w:val="000000"/>
+          <w:sz w:val="21"/>
+          <w:szCs w:val="21"/>
+          <w:lang w:val="en-US" w:eastAsia="en-US"/>
+        </w:rPr>
+        <w:t xml:space="preserve">        </w:t>
+      </w:r>
+      <w:r>
+        <w:rPr>
+          <w:rFonts w:ascii="Consolas" w:hAnsi="Consolas"/>
+          <w:color w:val="AF00DB"/>
+          <w:sz w:val="21"/>
+          <w:szCs w:val="21"/>
+          <w:lang w:val="en-US" w:eastAsia="en-US"/>
+        </w:rPr>
+        <w:t>if</w:t>
+      </w:r>
+      <w:r>
+        <w:rPr>
+          <w:rFonts w:ascii="Consolas" w:hAnsi="Consolas"/>
+          <w:color w:val="000000"/>
+          <w:sz w:val="21"/>
+          <w:szCs w:val="21"/>
+          <w:lang w:val="en-US" w:eastAsia="en-US"/>
+        </w:rPr>
+        <w:t>(!</w:t>
+      </w:r>
+      <w:r>
+        <w:rPr>
+          <w:rFonts w:ascii="Consolas" w:hAnsi="Consolas"/>
+          <w:color w:val="001080"/>
+          <w:sz w:val="21"/>
+          <w:szCs w:val="21"/>
+          <w:lang w:val="en-US" w:eastAsia="en-US"/>
+        </w:rPr>
+        <w:t>emailRegex</w:t>
+      </w:r>
+      <w:r>
+        <w:rPr>
+          <w:rFonts w:ascii="Consolas" w:hAnsi="Consolas"/>
+          <w:color w:val="000000"/>
+          <w:sz w:val="21"/>
+          <w:szCs w:val="21"/>
+          <w:lang w:val="en-US" w:eastAsia="en-US"/>
+        </w:rPr>
+        <w:t>.</w:t>
+      </w:r>
+      <w:r>
+        <w:rPr>
+          <w:rFonts w:ascii="Consolas" w:hAnsi="Consolas"/>
+          <w:color w:val="795E26"/>
+          <w:sz w:val="21"/>
+          <w:szCs w:val="21"/>
+          <w:lang w:val="en-US" w:eastAsia="en-US"/>
+        </w:rPr>
+        <w:t>test</w:t>
+      </w:r>
+      <w:r>
+        <w:rPr>
+          <w:rFonts w:ascii="Consolas" w:hAnsi="Consolas"/>
+          <w:color w:val="000000"/>
+          <w:sz w:val="21"/>
+          <w:szCs w:val="21"/>
+          <w:lang w:val="en-US" w:eastAsia="en-US"/>
+        </w:rPr>
+        <w:t>(</w:t>
+      </w:r>
+      <w:r>
+        <w:rPr>
+          <w:rFonts w:ascii="Consolas" w:hAnsi="Consolas"/>
+          <w:color w:val="001080"/>
+          <w:sz w:val="21"/>
+          <w:szCs w:val="21"/>
+          <w:lang w:val="en-US" w:eastAsia="en-US"/>
+        </w:rPr>
+        <w:t>email</w:t>
+      </w:r>
+      <w:r>
+        <w:rPr>
+          <w:rFonts w:ascii="Consolas" w:hAnsi="Consolas"/>
+          <w:color w:val="000000"/>
+          <w:sz w:val="21"/>
+          <w:szCs w:val="21"/>
+          <w:lang w:val="en-US" w:eastAsia="en-US"/>
+        </w:rPr>
+        <w:t>.</w:t>
+      </w:r>
+      <w:r>
+        <w:rPr>
+          <w:rFonts w:ascii="Consolas" w:hAnsi="Consolas"/>
+          <w:color w:val="001080"/>
+          <w:sz w:val="21"/>
+          <w:szCs w:val="21"/>
+          <w:lang w:val="en-US" w:eastAsia="en-US"/>
+        </w:rPr>
+        <w:t>value</w:t>
+      </w:r>
+      <w:r>
+        <w:rPr>
+          <w:rFonts w:ascii="Consolas" w:hAnsi="Consolas"/>
+          <w:color w:val="000000"/>
+          <w:sz w:val="21"/>
+          <w:szCs w:val="21"/>
+          <w:lang w:val="en-US" w:eastAsia="en-US"/>
+        </w:rPr>
+        <w:t>)) {</w:t>
+      </w:r>
+    </w:p>
+    <w:p>
+      <w:pPr>
+        <w:shd w:val="clear" w:color="auto" w:fill="FFFFFF"/>
+        <w:spacing w:before="0" w:after="0" w:line="285" w:lineRule="atLeast"/>
+        <w:ind w:firstLine="0"/>
+        <w:jc w:val="left"/>
+        <w:rPr>
+          <w:rFonts w:ascii="Consolas" w:hAnsi="Consolas"/>
+          <w:color w:val="000000"/>
+          <w:sz w:val="21"/>
+          <w:szCs w:val="21"/>
+          <w:lang w:val="en-US" w:eastAsia="en-US"/>
+        </w:rPr>
+      </w:pPr>
+      <w:r>
+        <w:rPr>
+          <w:rFonts w:ascii="Consolas" w:hAnsi="Consolas"/>
+          <w:color w:val="000000"/>
+          <w:sz w:val="21"/>
+          <w:szCs w:val="21"/>
+          <w:lang w:val="en-US" w:eastAsia="en-US"/>
+        </w:rPr>
+        <w:t xml:space="preserve">            </w:t>
+      </w:r>
+      <w:r>
+        <w:rPr>
+          <w:rFonts w:ascii="Consolas" w:hAnsi="Consolas"/>
+          <w:color w:val="001080"/>
+          <w:sz w:val="21"/>
+          <w:szCs w:val="21"/>
+          <w:lang w:val="en-US" w:eastAsia="en-US"/>
+        </w:rPr>
+        <w:t>zprava</w:t>
+      </w:r>
+      <w:r>
+        <w:rPr>
+          <w:rFonts w:ascii="Consolas" w:hAnsi="Consolas"/>
+          <w:color w:val="000000"/>
+          <w:sz w:val="21"/>
+          <w:szCs w:val="21"/>
+          <w:lang w:val="en-US" w:eastAsia="en-US"/>
+        </w:rPr>
+        <w:t xml:space="preserve"> += </w:t>
+      </w:r>
+      <w:r>
+        <w:rPr>
+          <w:rFonts w:ascii="Consolas" w:hAnsi="Consolas"/>
+          <w:color w:val="A31515"/>
+          <w:sz w:val="21"/>
+          <w:szCs w:val="21"/>
+          <w:lang w:val="en-US" w:eastAsia="en-US"/>
+        </w:rPr>
+        <w:t>"špatně zadaný email, "</w:t>
+      </w:r>
+    </w:p>
+    <w:p>
+      <w:pPr>
+        <w:shd w:val="clear" w:color="auto" w:fill="FFFFFF"/>
+        <w:spacing w:before="0" w:after="0" w:line="285" w:lineRule="atLeast"/>
+        <w:ind w:firstLine="0"/>
+        <w:jc w:val="left"/>
+        <w:rPr>
+          <w:rFonts w:ascii="Consolas" w:hAnsi="Consolas"/>
+          <w:color w:val="000000"/>
+          <w:sz w:val="21"/>
+          <w:szCs w:val="21"/>
+          <w:lang w:val="en-US" w:eastAsia="en-US"/>
+        </w:rPr>
+      </w:pPr>
+      <w:r>
+        <w:rPr>
+          <w:rFonts w:ascii="Consolas" w:hAnsi="Consolas"/>
+          <w:color w:val="000000"/>
+          <w:sz w:val="21"/>
+          <w:szCs w:val="21"/>
+          <w:lang w:val="en-US" w:eastAsia="en-US"/>
+        </w:rPr>
+        <w:t xml:space="preserve">            </w:t>
+      </w:r>
+      <w:r>
+        <w:rPr>
+          <w:rFonts w:ascii="Consolas" w:hAnsi="Consolas"/>
+          <w:color w:val="001080"/>
+          <w:sz w:val="21"/>
+          <w:szCs w:val="21"/>
+          <w:lang w:val="en-US" w:eastAsia="en-US"/>
+        </w:rPr>
+        <w:t>validace</w:t>
+      </w:r>
+      <w:r>
+        <w:rPr>
+          <w:rFonts w:ascii="Consolas" w:hAnsi="Consolas"/>
+          <w:color w:val="000000"/>
+          <w:sz w:val="21"/>
+          <w:szCs w:val="21"/>
+          <w:lang w:val="en-US" w:eastAsia="en-US"/>
+        </w:rPr>
+        <w:t xml:space="preserve"> = </w:t>
+      </w:r>
+      <w:r>
+        <w:rPr>
+          <w:rFonts w:ascii="Consolas" w:hAnsi="Consolas"/>
+          <w:color w:val="0000FF"/>
+          <w:sz w:val="21"/>
+          <w:szCs w:val="21"/>
+          <w:lang w:val="en-US" w:eastAsia="en-US"/>
+        </w:rPr>
+        <w:t>false</w:t>
+      </w:r>
+    </w:p>
+    <w:p>
+      <w:pPr>
+        <w:shd w:val="clear" w:color="auto" w:fill="FFFFFF"/>
+        <w:spacing w:before="0" w:after="0" w:line="285" w:lineRule="atLeast"/>
+        <w:ind w:firstLine="0"/>
+        <w:jc w:val="left"/>
+        <w:rPr>
+          <w:rFonts w:ascii="Consolas" w:hAnsi="Consolas"/>
+          <w:color w:val="000000"/>
+          <w:sz w:val="21"/>
+          <w:szCs w:val="21"/>
+          <w:lang w:val="en-US" w:eastAsia="en-US"/>
+        </w:rPr>
+      </w:pPr>
+      <w:r>
+        <w:rPr>
+          <w:rFonts w:ascii="Consolas" w:hAnsi="Consolas"/>
+          <w:color w:val="000000"/>
+          <w:sz w:val="21"/>
+          <w:szCs w:val="21"/>
+          <w:lang w:val="en-US" w:eastAsia="en-US"/>
+        </w:rPr>
+        <w:t>        }</w:t>
+      </w:r>
+    </w:p>
+    <w:p>
+      <w:pPr>
+        <w:shd w:val="clear" w:color="auto" w:fill="FFFFFF"/>
+        <w:spacing w:before="0" w:after="0" w:line="285" w:lineRule="atLeast"/>
+        <w:ind w:firstLine="0"/>
+        <w:jc w:val="left"/>
+        <w:rPr>
+          <w:rFonts w:ascii="Consolas" w:hAnsi="Consolas"/>
+          <w:color w:val="000000"/>
+          <w:sz w:val="21"/>
+          <w:szCs w:val="21"/>
+          <w:lang w:val="en-US" w:eastAsia="en-US"/>
+        </w:rPr>
+      </w:pPr>
+      <w:r>
+        <w:rPr>
+          <w:rFonts w:ascii="Consolas" w:hAnsi="Consolas"/>
+          <w:color w:val="000000"/>
+          <w:sz w:val="21"/>
+          <w:szCs w:val="21"/>
+          <w:lang w:val="en-US" w:eastAsia="en-US"/>
+        </w:rPr>
+        <w:t xml:space="preserve">        </w:t>
+      </w:r>
+      <w:r>
+        <w:rPr>
+          <w:rFonts w:ascii="Consolas" w:hAnsi="Consolas"/>
+          <w:color w:val="AF00DB"/>
+          <w:sz w:val="21"/>
+          <w:szCs w:val="21"/>
+          <w:lang w:val="en-US" w:eastAsia="en-US"/>
+        </w:rPr>
+        <w:t>if</w:t>
+      </w:r>
+      <w:r>
+        <w:rPr>
+          <w:rFonts w:ascii="Consolas" w:hAnsi="Consolas"/>
+          <w:color w:val="000000"/>
+          <w:sz w:val="21"/>
+          <w:szCs w:val="21"/>
+          <w:lang w:val="en-US" w:eastAsia="en-US"/>
+        </w:rPr>
+        <w:t xml:space="preserve"> (!</w:t>
+      </w:r>
+      <w:r>
+        <w:rPr>
+          <w:rFonts w:ascii="Consolas" w:hAnsi="Consolas"/>
+          <w:color w:val="001080"/>
+          <w:sz w:val="21"/>
+          <w:szCs w:val="21"/>
+          <w:lang w:val="en-US" w:eastAsia="en-US"/>
+        </w:rPr>
+        <w:t>telefonniCisloRegex</w:t>
+      </w:r>
+      <w:r>
+        <w:rPr>
+          <w:rFonts w:ascii="Consolas" w:hAnsi="Consolas"/>
+          <w:color w:val="000000"/>
+          <w:sz w:val="21"/>
+          <w:szCs w:val="21"/>
+          <w:lang w:val="en-US" w:eastAsia="en-US"/>
+        </w:rPr>
+        <w:t>.</w:t>
+      </w:r>
+      <w:r>
+        <w:rPr>
+          <w:rFonts w:ascii="Consolas" w:hAnsi="Consolas"/>
+          <w:color w:val="795E26"/>
+          <w:sz w:val="21"/>
+          <w:szCs w:val="21"/>
+          <w:lang w:val="en-US" w:eastAsia="en-US"/>
+        </w:rPr>
+        <w:t>test</w:t>
+      </w:r>
+      <w:r>
+        <w:rPr>
+          <w:rFonts w:ascii="Consolas" w:hAnsi="Consolas"/>
+          <w:color w:val="000000"/>
+          <w:sz w:val="21"/>
+          <w:szCs w:val="21"/>
+          <w:lang w:val="en-US" w:eastAsia="en-US"/>
+        </w:rPr>
+        <w:t>(</w:t>
+      </w:r>
+      <w:r>
+        <w:rPr>
+          <w:rFonts w:ascii="Consolas" w:hAnsi="Consolas"/>
+          <w:color w:val="001080"/>
+          <w:sz w:val="21"/>
+          <w:szCs w:val="21"/>
+          <w:lang w:val="en-US" w:eastAsia="en-US"/>
+        </w:rPr>
+        <w:t>telefonniCislo</w:t>
+      </w:r>
+      <w:r>
+        <w:rPr>
+          <w:rFonts w:ascii="Consolas" w:hAnsi="Consolas"/>
+          <w:color w:val="000000"/>
+          <w:sz w:val="21"/>
+          <w:szCs w:val="21"/>
+          <w:lang w:val="en-US" w:eastAsia="en-US"/>
+        </w:rPr>
+        <w:t>.</w:t>
+      </w:r>
+      <w:r>
+        <w:rPr>
+          <w:rFonts w:ascii="Consolas" w:hAnsi="Consolas"/>
+          <w:color w:val="001080"/>
+          <w:sz w:val="21"/>
+          <w:szCs w:val="21"/>
+          <w:lang w:val="en-US" w:eastAsia="en-US"/>
+        </w:rPr>
+        <w:t>value</w:t>
+      </w:r>
+      <w:r>
+        <w:rPr>
+          <w:rFonts w:ascii="Consolas" w:hAnsi="Consolas"/>
+          <w:color w:val="000000"/>
+          <w:sz w:val="21"/>
+          <w:szCs w:val="21"/>
+          <w:lang w:val="en-US" w:eastAsia="en-US"/>
+        </w:rPr>
+        <w:t>)) {</w:t>
+      </w:r>
+    </w:p>
+    <w:p>
+      <w:pPr>
+        <w:shd w:val="clear" w:color="auto" w:fill="FFFFFF"/>
+        <w:spacing w:before="0" w:after="0" w:line="285" w:lineRule="atLeast"/>
+        <w:ind w:firstLine="0"/>
+        <w:jc w:val="left"/>
+        <w:rPr>
+          <w:rFonts w:ascii="Consolas" w:hAnsi="Consolas"/>
+          <w:color w:val="000000"/>
+          <w:sz w:val="21"/>
+          <w:szCs w:val="21"/>
+          <w:lang w:val="en-US" w:eastAsia="en-US"/>
+        </w:rPr>
+      </w:pPr>
+      <w:r>
+        <w:rPr>
+          <w:rFonts w:ascii="Consolas" w:hAnsi="Consolas"/>
+          <w:color w:val="000000"/>
+          <w:sz w:val="21"/>
+          <w:szCs w:val="21"/>
+          <w:lang w:val="en-US" w:eastAsia="en-US"/>
+        </w:rPr>
+        <w:t xml:space="preserve">            </w:t>
+      </w:r>
+      <w:r>
+        <w:rPr>
+          <w:rFonts w:ascii="Consolas" w:hAnsi="Consolas"/>
+          <w:color w:val="001080"/>
+          <w:sz w:val="21"/>
+          <w:szCs w:val="21"/>
+          <w:lang w:val="en-US" w:eastAsia="en-US"/>
+        </w:rPr>
+        <w:t>zprava</w:t>
+      </w:r>
+      <w:r>
+        <w:rPr>
+          <w:rFonts w:ascii="Consolas" w:hAnsi="Consolas"/>
+          <w:color w:val="000000"/>
+          <w:sz w:val="21"/>
+          <w:szCs w:val="21"/>
+          <w:lang w:val="en-US" w:eastAsia="en-US"/>
+        </w:rPr>
+        <w:t xml:space="preserve"> += </w:t>
+      </w:r>
+      <w:r>
+        <w:rPr>
+          <w:rFonts w:ascii="Consolas" w:hAnsi="Consolas"/>
+          <w:color w:val="A31515"/>
+          <w:sz w:val="21"/>
+          <w:szCs w:val="21"/>
+          <w:lang w:val="en-US" w:eastAsia="en-US"/>
+        </w:rPr>
+        <w:t>"špatně zadané telefonní číslo, "</w:t>
+      </w:r>
+    </w:p>
+    <w:p>
+      <w:pPr>
+        <w:shd w:val="clear" w:color="auto" w:fill="FFFFFF"/>
+        <w:spacing w:before="0" w:after="0" w:line="285" w:lineRule="atLeast"/>
+        <w:ind w:firstLine="0"/>
+        <w:jc w:val="left"/>
+        <w:rPr>
+          <w:rFonts w:ascii="Consolas" w:hAnsi="Consolas"/>
+          <w:color w:val="000000"/>
+          <w:sz w:val="21"/>
+          <w:szCs w:val="21"/>
+          <w:lang w:val="en-US" w:eastAsia="en-US"/>
+        </w:rPr>
+      </w:pPr>
+      <w:r>
+        <w:rPr>
+          <w:rFonts w:ascii="Consolas" w:hAnsi="Consolas"/>
+          <w:color w:val="000000"/>
+          <w:sz w:val="21"/>
+          <w:szCs w:val="21"/>
+          <w:lang w:val="en-US" w:eastAsia="en-US"/>
+        </w:rPr>
+        <w:t xml:space="preserve">            </w:t>
+      </w:r>
+      <w:r>
+        <w:rPr>
+          <w:rFonts w:ascii="Consolas" w:hAnsi="Consolas"/>
+          <w:color w:val="001080"/>
+          <w:sz w:val="21"/>
+          <w:szCs w:val="21"/>
+          <w:lang w:val="en-US" w:eastAsia="en-US"/>
+        </w:rPr>
+        <w:t>validace</w:t>
+      </w:r>
+      <w:r>
+        <w:rPr>
+          <w:rFonts w:ascii="Consolas" w:hAnsi="Consolas"/>
+          <w:color w:val="000000"/>
+          <w:sz w:val="21"/>
+          <w:szCs w:val="21"/>
+          <w:lang w:val="en-US" w:eastAsia="en-US"/>
+        </w:rPr>
+        <w:t xml:space="preserve"> = </w:t>
+      </w:r>
+      <w:r>
+        <w:rPr>
+          <w:rFonts w:ascii="Consolas" w:hAnsi="Consolas"/>
+          <w:color w:val="0000FF"/>
+          <w:sz w:val="21"/>
+          <w:szCs w:val="21"/>
+          <w:lang w:val="en-US" w:eastAsia="en-US"/>
+        </w:rPr>
+        <w:t>false</w:t>
+      </w:r>
+    </w:p>
+    <w:p>
+      <w:pPr>
+        <w:shd w:val="clear" w:color="auto" w:fill="FFFFFF"/>
+        <w:spacing w:before="0" w:after="0" w:line="285" w:lineRule="atLeast"/>
+        <w:ind w:firstLine="0"/>
+        <w:jc w:val="left"/>
+        <w:rPr>
+          <w:rFonts w:ascii="Consolas" w:hAnsi="Consolas"/>
+          <w:color w:val="000000"/>
+          <w:sz w:val="21"/>
+          <w:szCs w:val="21"/>
+          <w:lang w:val="en-US" w:eastAsia="en-US"/>
+        </w:rPr>
+      </w:pPr>
+      <w:r>
+        <w:rPr>
+          <w:rFonts w:ascii="Consolas" w:hAnsi="Consolas"/>
+          <w:color w:val="000000"/>
+          <w:sz w:val="21"/>
+          <w:szCs w:val="21"/>
+          <w:lang w:val="en-US" w:eastAsia="en-US"/>
+        </w:rPr>
+        <w:t>        }</w:t>
+      </w:r>
+    </w:p>
+    <w:p>
+      <w:pPr>
+        <w:shd w:val="clear" w:color="auto" w:fill="FFFFFF"/>
+        <w:spacing w:before="0" w:after="0" w:line="285" w:lineRule="atLeast"/>
+        <w:ind w:firstLine="0"/>
+        <w:jc w:val="left"/>
+        <w:rPr>
+          <w:rFonts w:ascii="Consolas" w:hAnsi="Consolas"/>
+          <w:color w:val="000000"/>
+          <w:sz w:val="21"/>
+          <w:szCs w:val="21"/>
+          <w:lang w:val="en-US" w:eastAsia="en-US"/>
+        </w:rPr>
+      </w:pPr>
+      <w:r>
+        <w:rPr>
+          <w:rFonts w:ascii="Consolas" w:hAnsi="Consolas"/>
+          <w:color w:val="000000"/>
+          <w:sz w:val="21"/>
+          <w:szCs w:val="21"/>
+          <w:lang w:val="en-US" w:eastAsia="en-US"/>
+        </w:rPr>
+        <w:t xml:space="preserve">        </w:t>
+      </w:r>
+      <w:r>
+        <w:rPr>
+          <w:rFonts w:ascii="Consolas" w:hAnsi="Consolas"/>
+          <w:color w:val="AF00DB"/>
+          <w:sz w:val="21"/>
+          <w:szCs w:val="21"/>
+          <w:lang w:val="en-US" w:eastAsia="en-US"/>
+        </w:rPr>
+        <w:t>if</w:t>
+      </w:r>
+      <w:r>
+        <w:rPr>
+          <w:rFonts w:ascii="Consolas" w:hAnsi="Consolas"/>
+          <w:color w:val="000000"/>
+          <w:sz w:val="21"/>
+          <w:szCs w:val="21"/>
+          <w:lang w:val="en-US" w:eastAsia="en-US"/>
+        </w:rPr>
+        <w:t>(!</w:t>
+      </w:r>
+      <w:r>
+        <w:rPr>
+          <w:rFonts w:ascii="Consolas" w:hAnsi="Consolas"/>
+          <w:color w:val="001080"/>
+          <w:sz w:val="21"/>
+          <w:szCs w:val="21"/>
+          <w:lang w:val="en-US" w:eastAsia="en-US"/>
+        </w:rPr>
+        <w:t>hesloRegex</w:t>
+      </w:r>
+      <w:r>
+        <w:rPr>
+          <w:rFonts w:ascii="Consolas" w:hAnsi="Consolas"/>
+          <w:color w:val="000000"/>
+          <w:sz w:val="21"/>
+          <w:szCs w:val="21"/>
+          <w:lang w:val="en-US" w:eastAsia="en-US"/>
+        </w:rPr>
+        <w:t>.</w:t>
+      </w:r>
+      <w:r>
+        <w:rPr>
+          <w:rFonts w:ascii="Consolas" w:hAnsi="Consolas"/>
+          <w:color w:val="795E26"/>
+          <w:sz w:val="21"/>
+          <w:szCs w:val="21"/>
+          <w:lang w:val="en-US" w:eastAsia="en-US"/>
+        </w:rPr>
+        <w:t>test</w:t>
+      </w:r>
+      <w:r>
+        <w:rPr>
+          <w:rFonts w:ascii="Consolas" w:hAnsi="Consolas"/>
+          <w:color w:val="000000"/>
+          <w:sz w:val="21"/>
+          <w:szCs w:val="21"/>
+          <w:lang w:val="en-US" w:eastAsia="en-US"/>
+        </w:rPr>
+        <w:t>(</w:t>
+      </w:r>
+      <w:r>
+        <w:rPr>
+          <w:rFonts w:ascii="Consolas" w:hAnsi="Consolas"/>
+          <w:color w:val="001080"/>
+          <w:sz w:val="21"/>
+          <w:szCs w:val="21"/>
+          <w:lang w:val="en-US" w:eastAsia="en-US"/>
+        </w:rPr>
+        <w:t>hesla</w:t>
+      </w:r>
+      <w:r>
+        <w:rPr>
+          <w:rFonts w:ascii="Consolas" w:hAnsi="Consolas"/>
+          <w:color w:val="000000"/>
+          <w:sz w:val="21"/>
+          <w:szCs w:val="21"/>
+          <w:lang w:val="en-US" w:eastAsia="en-US"/>
+        </w:rPr>
+        <w:t>[</w:t>
+      </w:r>
+      <w:r>
+        <w:rPr>
+          <w:rFonts w:ascii="Consolas" w:hAnsi="Consolas"/>
+          <w:color w:val="098658"/>
+          <w:sz w:val="21"/>
+          <w:szCs w:val="21"/>
+          <w:lang w:val="en-US" w:eastAsia="en-US"/>
+        </w:rPr>
+        <w:t>0</w:t>
+      </w:r>
+      <w:r>
+        <w:rPr>
+          <w:rFonts w:ascii="Consolas" w:hAnsi="Consolas"/>
+          <w:color w:val="000000"/>
+          <w:sz w:val="21"/>
+          <w:szCs w:val="21"/>
+          <w:lang w:val="en-US" w:eastAsia="en-US"/>
+        </w:rPr>
+        <w:t>].</w:t>
+      </w:r>
+      <w:r>
+        <w:rPr>
+          <w:rFonts w:ascii="Consolas" w:hAnsi="Consolas"/>
+          <w:color w:val="001080"/>
+          <w:sz w:val="21"/>
+          <w:szCs w:val="21"/>
+          <w:lang w:val="en-US" w:eastAsia="en-US"/>
+        </w:rPr>
+        <w:t>value</w:t>
+      </w:r>
+      <w:r>
+        <w:rPr>
+          <w:rFonts w:ascii="Consolas" w:hAnsi="Consolas"/>
+          <w:color w:val="000000"/>
+          <w:sz w:val="21"/>
+          <w:szCs w:val="21"/>
+          <w:lang w:val="en-US" w:eastAsia="en-US"/>
+        </w:rPr>
+        <w:t>)) {</w:t>
+      </w:r>
+    </w:p>
+    <w:p>
+      <w:pPr>
+        <w:shd w:val="clear" w:color="auto" w:fill="FFFFFF"/>
+        <w:spacing w:before="0" w:after="0" w:line="285" w:lineRule="atLeast"/>
+        <w:ind w:firstLine="0"/>
+        <w:jc w:val="left"/>
+        <w:rPr>
+          <w:rFonts w:ascii="Consolas" w:hAnsi="Consolas"/>
+          <w:color w:val="000000"/>
+          <w:sz w:val="21"/>
+          <w:szCs w:val="21"/>
+          <w:lang w:val="en-US" w:eastAsia="en-US"/>
+        </w:rPr>
+      </w:pPr>
+      <w:r>
+        <w:rPr>
+          <w:rFonts w:ascii="Consolas" w:hAnsi="Consolas"/>
+          <w:color w:val="000000"/>
+          <w:sz w:val="21"/>
+          <w:szCs w:val="21"/>
+          <w:lang w:val="en-US" w:eastAsia="en-US"/>
+        </w:rPr>
+        <w:t xml:space="preserve">            </w:t>
+      </w:r>
+      <w:r>
+        <w:rPr>
+          <w:rFonts w:ascii="Consolas" w:hAnsi="Consolas"/>
+          <w:color w:val="001080"/>
+          <w:sz w:val="21"/>
+          <w:szCs w:val="21"/>
+          <w:lang w:val="en-US" w:eastAsia="en-US"/>
+        </w:rPr>
+        <w:t>zprava</w:t>
+      </w:r>
+      <w:r>
+        <w:rPr>
+          <w:rFonts w:ascii="Consolas" w:hAnsi="Consolas"/>
+          <w:color w:val="000000"/>
+          <w:sz w:val="21"/>
+          <w:szCs w:val="21"/>
+          <w:lang w:val="en-US" w:eastAsia="en-US"/>
+        </w:rPr>
+        <w:t xml:space="preserve"> += </w:t>
+      </w:r>
+      <w:r>
+        <w:rPr>
+          <w:rFonts w:ascii="Consolas" w:hAnsi="Consolas"/>
+          <w:color w:val="A31515"/>
+          <w:sz w:val="21"/>
+          <w:szCs w:val="21"/>
+          <w:lang w:val="en-US" w:eastAsia="en-US"/>
+        </w:rPr>
+        <w:t>"heslo neopovídá daným požadavkům, "</w:t>
+      </w:r>
+    </w:p>
+    <w:p>
+      <w:pPr>
+        <w:shd w:val="clear" w:color="auto" w:fill="FFFFFF"/>
+        <w:spacing w:before="0" w:after="0" w:line="285" w:lineRule="atLeast"/>
+        <w:ind w:firstLine="0"/>
+        <w:jc w:val="left"/>
+        <w:rPr>
+          <w:rFonts w:ascii="Consolas" w:hAnsi="Consolas"/>
+          <w:color w:val="000000"/>
+          <w:sz w:val="21"/>
+          <w:szCs w:val="21"/>
+          <w:lang w:val="en-US" w:eastAsia="en-US"/>
+        </w:rPr>
+      </w:pPr>
+      <w:r>
+        <w:rPr>
+          <w:rFonts w:ascii="Consolas" w:hAnsi="Consolas"/>
+          <w:color w:val="000000"/>
+          <w:sz w:val="21"/>
+          <w:szCs w:val="21"/>
+          <w:lang w:val="en-US" w:eastAsia="en-US"/>
+        </w:rPr>
+        <w:t xml:space="preserve">            </w:t>
+      </w:r>
+      <w:r>
+        <w:rPr>
+          <w:rFonts w:ascii="Consolas" w:hAnsi="Consolas"/>
+          <w:color w:val="001080"/>
+          <w:sz w:val="21"/>
+          <w:szCs w:val="21"/>
+          <w:lang w:val="en-US" w:eastAsia="en-US"/>
+        </w:rPr>
+        <w:t>validace</w:t>
+      </w:r>
+      <w:r>
+        <w:rPr>
+          <w:rFonts w:ascii="Consolas" w:hAnsi="Consolas"/>
+          <w:color w:val="000000"/>
+          <w:sz w:val="21"/>
+          <w:szCs w:val="21"/>
+          <w:lang w:val="en-US" w:eastAsia="en-US"/>
+        </w:rPr>
+        <w:t xml:space="preserve"> = </w:t>
+      </w:r>
+      <w:r>
+        <w:rPr>
+          <w:rFonts w:ascii="Consolas" w:hAnsi="Consolas"/>
+          <w:color w:val="0000FF"/>
+          <w:sz w:val="21"/>
+          <w:szCs w:val="21"/>
+          <w:lang w:val="en-US" w:eastAsia="en-US"/>
+        </w:rPr>
+        <w:t>false</w:t>
+      </w:r>
+    </w:p>
+    <w:p>
+      <w:pPr>
+        <w:shd w:val="clear" w:color="auto" w:fill="FFFFFF"/>
+        <w:spacing w:before="0" w:after="0" w:line="285" w:lineRule="atLeast"/>
+        <w:ind w:firstLine="0"/>
+        <w:jc w:val="left"/>
+        <w:rPr>
+          <w:rFonts w:ascii="Consolas" w:hAnsi="Consolas"/>
+          <w:color w:val="000000"/>
+          <w:sz w:val="21"/>
+          <w:szCs w:val="21"/>
+          <w:lang w:val="en-US" w:eastAsia="en-US"/>
+        </w:rPr>
+      </w:pPr>
+      <w:r>
+        <w:rPr>
+          <w:rFonts w:ascii="Consolas" w:hAnsi="Consolas"/>
+          <w:color w:val="000000"/>
+          <w:sz w:val="21"/>
+          <w:szCs w:val="21"/>
+          <w:lang w:val="en-US" w:eastAsia="en-US"/>
+        </w:rPr>
+        <w:t>        }</w:t>
+      </w:r>
+    </w:p>
+    <w:p>
+      <w:pPr>
+        <w:shd w:val="clear" w:color="auto" w:fill="FFFFFF"/>
+        <w:spacing w:before="0" w:after="0" w:line="285" w:lineRule="atLeast"/>
+        <w:ind w:firstLine="0"/>
+        <w:jc w:val="left"/>
+        <w:rPr>
+          <w:rFonts w:ascii="Consolas" w:hAnsi="Consolas"/>
+          <w:color w:val="000000"/>
+          <w:sz w:val="21"/>
+          <w:szCs w:val="21"/>
+          <w:lang w:val="en-US" w:eastAsia="en-US"/>
+        </w:rPr>
+      </w:pPr>
+      <w:r>
+        <w:rPr>
+          <w:rFonts w:ascii="Consolas" w:hAnsi="Consolas"/>
+          <w:color w:val="000000"/>
+          <w:sz w:val="21"/>
+          <w:szCs w:val="21"/>
+          <w:lang w:val="en-US" w:eastAsia="en-US"/>
+        </w:rPr>
+        <w:t xml:space="preserve">        </w:t>
+      </w:r>
+      <w:r>
+        <w:rPr>
+          <w:rFonts w:ascii="Consolas" w:hAnsi="Consolas"/>
+          <w:color w:val="AF00DB"/>
+          <w:sz w:val="21"/>
+          <w:szCs w:val="21"/>
+          <w:lang w:val="en-US" w:eastAsia="en-US"/>
+        </w:rPr>
+        <w:t>if</w:t>
+      </w:r>
+      <w:r>
+        <w:rPr>
+          <w:rFonts w:ascii="Consolas" w:hAnsi="Consolas"/>
+          <w:color w:val="000000"/>
+          <w:sz w:val="21"/>
+          <w:szCs w:val="21"/>
+          <w:lang w:val="en-US" w:eastAsia="en-US"/>
+        </w:rPr>
+        <w:t xml:space="preserve"> (</w:t>
+      </w:r>
+      <w:r>
+        <w:rPr>
+          <w:rFonts w:ascii="Consolas" w:hAnsi="Consolas"/>
+          <w:color w:val="001080"/>
+          <w:sz w:val="21"/>
+          <w:szCs w:val="21"/>
+          <w:lang w:val="en-US" w:eastAsia="en-US"/>
+        </w:rPr>
+        <w:t>hesla</w:t>
+      </w:r>
+      <w:r>
+        <w:rPr>
+          <w:rFonts w:ascii="Consolas" w:hAnsi="Consolas"/>
+          <w:color w:val="000000"/>
+          <w:sz w:val="21"/>
+          <w:szCs w:val="21"/>
+          <w:lang w:val="en-US" w:eastAsia="en-US"/>
+        </w:rPr>
+        <w:t>[</w:t>
+      </w:r>
+      <w:r>
+        <w:rPr>
+          <w:rFonts w:ascii="Consolas" w:hAnsi="Consolas"/>
+          <w:color w:val="098658"/>
+          <w:sz w:val="21"/>
+          <w:szCs w:val="21"/>
+          <w:lang w:val="en-US" w:eastAsia="en-US"/>
+        </w:rPr>
+        <w:t>0</w:t>
+      </w:r>
+      <w:r>
+        <w:rPr>
+          <w:rFonts w:ascii="Consolas" w:hAnsi="Consolas"/>
+          <w:color w:val="000000"/>
+          <w:sz w:val="21"/>
+          <w:szCs w:val="21"/>
+          <w:lang w:val="en-US" w:eastAsia="en-US"/>
+        </w:rPr>
+        <w:t>].</w:t>
+      </w:r>
+      <w:r>
+        <w:rPr>
+          <w:rFonts w:ascii="Consolas" w:hAnsi="Consolas"/>
+          <w:color w:val="001080"/>
+          <w:sz w:val="21"/>
+          <w:szCs w:val="21"/>
+          <w:lang w:val="en-US" w:eastAsia="en-US"/>
+        </w:rPr>
+        <w:t>value</w:t>
+      </w:r>
+      <w:r>
+        <w:rPr>
+          <w:rFonts w:ascii="Consolas" w:hAnsi="Consolas"/>
+          <w:color w:val="000000"/>
+          <w:sz w:val="21"/>
+          <w:szCs w:val="21"/>
+          <w:lang w:val="en-US" w:eastAsia="en-US"/>
+        </w:rPr>
+        <w:t xml:space="preserve"> !== </w:t>
+      </w:r>
+      <w:r>
+        <w:rPr>
+          <w:rFonts w:ascii="Consolas" w:hAnsi="Consolas"/>
+          <w:color w:val="001080"/>
+          <w:sz w:val="21"/>
+          <w:szCs w:val="21"/>
+          <w:lang w:val="en-US" w:eastAsia="en-US"/>
+        </w:rPr>
+        <w:t>hesla</w:t>
+      </w:r>
+      <w:r>
+        <w:rPr>
+          <w:rFonts w:ascii="Consolas" w:hAnsi="Consolas"/>
+          <w:color w:val="000000"/>
+          <w:sz w:val="21"/>
+          <w:szCs w:val="21"/>
+          <w:lang w:val="en-US" w:eastAsia="en-US"/>
+        </w:rPr>
+        <w:t>[</w:t>
+      </w:r>
+      <w:r>
+        <w:rPr>
+          <w:rFonts w:ascii="Consolas" w:hAnsi="Consolas"/>
+          <w:color w:val="098658"/>
+          <w:sz w:val="21"/>
+          <w:szCs w:val="21"/>
+          <w:lang w:val="en-US" w:eastAsia="en-US"/>
+        </w:rPr>
+        <w:t>1</w:t>
+      </w:r>
+      <w:r>
+        <w:rPr>
+          <w:rFonts w:ascii="Consolas" w:hAnsi="Consolas"/>
+          <w:color w:val="000000"/>
+          <w:sz w:val="21"/>
+          <w:szCs w:val="21"/>
+          <w:lang w:val="en-US" w:eastAsia="en-US"/>
+        </w:rPr>
+        <w:t>].</w:t>
+      </w:r>
+      <w:r>
+        <w:rPr>
+          <w:rFonts w:ascii="Consolas" w:hAnsi="Consolas"/>
+          <w:color w:val="001080"/>
+          <w:sz w:val="21"/>
+          <w:szCs w:val="21"/>
+          <w:lang w:val="en-US" w:eastAsia="en-US"/>
+        </w:rPr>
+        <w:t>value</w:t>
+      </w:r>
+      <w:r>
+        <w:rPr>
+          <w:rFonts w:ascii="Consolas" w:hAnsi="Consolas"/>
+          <w:color w:val="000000"/>
+          <w:sz w:val="21"/>
+          <w:szCs w:val="21"/>
+          <w:lang w:val="en-US" w:eastAsia="en-US"/>
+        </w:rPr>
+        <w:t>) {</w:t>
+      </w:r>
+    </w:p>
+    <w:p>
+      <w:pPr>
+        <w:shd w:val="clear" w:color="auto" w:fill="FFFFFF"/>
+        <w:spacing w:before="0" w:after="0" w:line="285" w:lineRule="atLeast"/>
+        <w:ind w:firstLine="0"/>
+        <w:jc w:val="left"/>
+        <w:rPr>
+          <w:rFonts w:ascii="Consolas" w:hAnsi="Consolas"/>
+          <w:color w:val="000000"/>
+          <w:sz w:val="21"/>
+          <w:szCs w:val="21"/>
+          <w:lang w:val="en-US" w:eastAsia="en-US"/>
+        </w:rPr>
+      </w:pPr>
+      <w:r>
+        <w:rPr>
+          <w:rFonts w:ascii="Consolas" w:hAnsi="Consolas"/>
+          <w:color w:val="000000"/>
+          <w:sz w:val="21"/>
+          <w:szCs w:val="21"/>
+          <w:lang w:val="en-US" w:eastAsia="en-US"/>
+        </w:rPr>
+        <w:t xml:space="preserve">            </w:t>
+      </w:r>
+      <w:r>
+        <w:rPr>
+          <w:rFonts w:ascii="Consolas" w:hAnsi="Consolas"/>
+          <w:color w:val="001080"/>
+          <w:sz w:val="21"/>
+          <w:szCs w:val="21"/>
+          <w:lang w:val="en-US" w:eastAsia="en-US"/>
+        </w:rPr>
+        <w:t>zprava</w:t>
+      </w:r>
+      <w:r>
+        <w:rPr>
+          <w:rFonts w:ascii="Consolas" w:hAnsi="Consolas"/>
+          <w:color w:val="000000"/>
+          <w:sz w:val="21"/>
+          <w:szCs w:val="21"/>
+          <w:lang w:val="en-US" w:eastAsia="en-US"/>
+        </w:rPr>
+        <w:t xml:space="preserve"> += </w:t>
+      </w:r>
+      <w:r>
+        <w:rPr>
+          <w:rFonts w:ascii="Consolas" w:hAnsi="Consolas"/>
+          <w:color w:val="A31515"/>
+          <w:sz w:val="21"/>
+          <w:szCs w:val="21"/>
+          <w:lang w:val="en-US" w:eastAsia="en-US"/>
+        </w:rPr>
+        <w:t>"Hesla nejsou stejná, "</w:t>
+      </w:r>
+    </w:p>
+    <w:p>
+      <w:pPr>
+        <w:shd w:val="clear" w:color="auto" w:fill="FFFFFF"/>
+        <w:spacing w:before="0" w:after="0" w:line="285" w:lineRule="atLeast"/>
+        <w:ind w:firstLine="0"/>
+        <w:jc w:val="left"/>
+        <w:rPr>
+          <w:rFonts w:ascii="Consolas" w:hAnsi="Consolas"/>
+          <w:color w:val="000000"/>
+          <w:sz w:val="21"/>
+          <w:szCs w:val="21"/>
+          <w:lang w:val="en-US" w:eastAsia="en-US"/>
+        </w:rPr>
+      </w:pPr>
+      <w:r>
+        <w:rPr>
+          <w:rFonts w:ascii="Consolas" w:hAnsi="Consolas"/>
+          <w:color w:val="000000"/>
+          <w:sz w:val="21"/>
+          <w:szCs w:val="21"/>
+          <w:lang w:val="en-US" w:eastAsia="en-US"/>
+        </w:rPr>
+        <w:t xml:space="preserve">            </w:t>
+      </w:r>
+      <w:r>
+        <w:rPr>
+          <w:rFonts w:ascii="Consolas" w:hAnsi="Consolas"/>
+          <w:color w:val="001080"/>
+          <w:sz w:val="21"/>
+          <w:szCs w:val="21"/>
+          <w:lang w:val="en-US" w:eastAsia="en-US"/>
+        </w:rPr>
+        <w:t>validace</w:t>
+      </w:r>
+      <w:r>
+        <w:rPr>
+          <w:rFonts w:ascii="Consolas" w:hAnsi="Consolas"/>
+          <w:color w:val="000000"/>
+          <w:sz w:val="21"/>
+          <w:szCs w:val="21"/>
+          <w:lang w:val="en-US" w:eastAsia="en-US"/>
+        </w:rPr>
+        <w:t xml:space="preserve"> = </w:t>
+      </w:r>
+      <w:r>
+        <w:rPr>
+          <w:rFonts w:ascii="Consolas" w:hAnsi="Consolas"/>
+          <w:color w:val="0000FF"/>
+          <w:sz w:val="21"/>
+          <w:szCs w:val="21"/>
+          <w:lang w:val="en-US" w:eastAsia="en-US"/>
+        </w:rPr>
+        <w:t>false</w:t>
+      </w:r>
+    </w:p>
+    <w:p>
+      <w:pPr>
+        <w:shd w:val="clear" w:color="auto" w:fill="FFFFFF"/>
+        <w:spacing w:before="0" w:after="0" w:line="285" w:lineRule="atLeast"/>
+        <w:ind w:firstLine="0"/>
+        <w:jc w:val="left"/>
+        <w:rPr>
+          <w:rFonts w:ascii="Consolas" w:hAnsi="Consolas"/>
+          <w:color w:val="000000"/>
+          <w:sz w:val="21"/>
+          <w:szCs w:val="21"/>
+          <w:lang w:val="en-US" w:eastAsia="en-US"/>
+        </w:rPr>
+      </w:pPr>
+      <w:r>
+        <w:rPr>
+          <w:rFonts w:ascii="Consolas" w:hAnsi="Consolas"/>
+          <w:color w:val="000000"/>
+          <w:sz w:val="21"/>
+          <w:szCs w:val="21"/>
+          <w:lang w:val="en-US" w:eastAsia="en-US"/>
+        </w:rPr>
+        <w:t>        }</w:t>
+      </w:r>
+    </w:p>
+    <w:p>
+      <w:pPr>
+        <w:shd w:val="clear" w:color="auto" w:fill="FFFFFF"/>
+        <w:spacing w:before="0" w:after="0" w:line="285" w:lineRule="atLeast"/>
+        <w:ind w:firstLine="0"/>
+        <w:jc w:val="left"/>
+        <w:rPr>
+          <w:rFonts w:ascii="Consolas" w:hAnsi="Consolas"/>
+          <w:color w:val="000000"/>
+          <w:sz w:val="21"/>
+          <w:szCs w:val="21"/>
+          <w:lang w:val="en-US" w:eastAsia="en-US"/>
+        </w:rPr>
+      </w:pPr>
+      <w:r>
+        <w:rPr>
+          <w:rFonts w:ascii="Consolas" w:hAnsi="Consolas"/>
+          <w:color w:val="000000"/>
+          <w:sz w:val="21"/>
+          <w:szCs w:val="21"/>
+          <w:lang w:val="en-US" w:eastAsia="en-US"/>
+        </w:rPr>
+        <w:t>    }</w:t>
+      </w:r>
+    </w:p>
+    <w:p>
+      <w:pPr>
+        <w:rPr>
+          <w:lang w:val="en-US" w:eastAsia="en-US"/>
+        </w:rPr>
+      </w:pPr>
+    </w:p>
+    <w:p/>
     <w:p/>
     <w:p>
       <w:pPr>
@@ -5033,25 +7891,13 @@
     </w:p>
     <w:p>
       <w:r>
-        <w:t xml:space="preserve">Účelem mého maturitního projektu bylo vytvořit uživatelsky přívětivý webový portál, který bude snadno ovladatelný. </w:t>
-      </w:r>
-      <w:r>
-        <w:t>Usiloval</w:t>
-      </w:r>
-      <w:r>
-        <w:t xml:space="preserve"> jsem</w:t>
-      </w:r>
-      <w:r>
-        <w:t xml:space="preserve">, aby stránka nebyla komplikovaná a aby obsahovala funkce a možnosti, které zákazník očekává při návštěvě </w:t>
+        <w:t xml:space="preserve">Účelem mého maturitního projektu bylo vytvořit uživatelsky přívětivý webový portál, který bude snadno ovladatelný. Usiloval jsem, aby stránka nebyla komplikovaná a aby obsahovala funkce a možnosti, které zákazník očekává při návštěvě </w:t>
       </w:r>
       <w:r>
         <w:t>e-shopu</w:t>
       </w:r>
       <w:r>
-        <w:t xml:space="preserve"> na sportovní vybavení</w:t>
-      </w:r>
-      <w:r>
-        <w:t>.</w:t>
+        <w:t xml:space="preserve"> na sportovní vybavení.</w:t>
       </w:r>
     </w:p>
     <w:p>
@@ -5114,15 +7960,7 @@
           <w:kern w:val="3"/>
           <w:lang w:eastAsia="zh-CN"/>
         </w:rPr>
-        <w:t>Práce na maturitním projektu byla zatím moje největší výzva. Nikdy jsem nezkoušel naprogramovat větší projekt, a tedy jsem měl s čím bojovat. Nakonec jsem všechny mnou zadané body vyřešil ideálně i přes veškeré překážky.</w:t>
-      </w:r>
-      <w:r>
-        <w:rPr>
-          <w:rFonts w:eastAsia="Arial"/>
-          <w:kern w:val="3"/>
-          <w:lang w:eastAsia="zh-CN"/>
-        </w:rPr>
-        <w:t xml:space="preserve"> Určitě bych si chtěl v</w:t>
+        <w:t>Práce na maturitním projektu byla zatím moje největší výzva. Nikdy jsem nezkoušel naprogramovat větší projekt, a tedy jsem měl s čím bojovat. Nakonec jsem všechny mnou zadané body vyřešil ideálně i přes veškeré překážky. Určitě bych si chtěl v</w:t>
       </w:r>
       <w:r>
         <w:rPr>
@@ -8704,10 +11542,6 @@
 </file>
 
 <file path=customXml/item1.xml><?xml version="1.0" encoding="utf-8"?>
-<b:Sources xmlns:b="http://schemas.openxmlformats.org/officeDocument/2006/bibliography" xmlns="http://schemas.openxmlformats.org/officeDocument/2006/bibliography" SelectedStyle="\APA.XSL" StyleName="APA"/>
-</file>
-
-<file path=customXml/item2.xml><?xml version="1.0" encoding="utf-8"?>
 <ct:contentTypeSchema xmlns:ct="http://schemas.microsoft.com/office/2006/metadata/contentType" xmlns:ma="http://schemas.microsoft.com/office/2006/metadata/properties/metaAttributes" ct:_="" ma:_="" ma:contentTypeName="Dokument" ma:contentTypeID="0x010100A17F9DD7F5F5334BB036B63B2EF49322" ma:contentTypeVersion="0" ma:contentTypeDescription="Vytvoří nový dokument" ma:contentTypeScope="" ma:versionID="4bac23a6933205f1f21d0948ef86f258">
   <xsd:schema xmlns:xsd="http://www.w3.org/2001/XMLSchema" xmlns:xs="http://www.w3.org/2001/XMLSchema" xmlns:p="http://schemas.microsoft.com/office/2006/metadata/properties" targetNamespace="http://schemas.microsoft.com/office/2006/metadata/properties" ma:root="true" ma:fieldsID="356a39de006ecca0b50c64b3c1baaa63">
     <xsd:element name="properties">
@@ -8821,6 +11655,10 @@
 </ct:contentTypeSchema>
 </file>
 
+<file path=customXml/item2.xml><?xml version="1.0" encoding="utf-8"?>
+<b:Sources xmlns:b="http://schemas.openxmlformats.org/officeDocument/2006/bibliography" xmlns="http://schemas.openxmlformats.org/officeDocument/2006/bibliography" SelectedStyle="\APA.XSL" StyleName="APA"/>
+</file>
+
 <file path=customXml/item3.xml><?xml version="1.0" encoding="utf-8"?>
 <?mso-contentType ?>
 <FormTemplates xmlns="http://schemas.microsoft.com/sharepoint/v3/contenttype/forms">
@@ -8831,14 +11669,6 @@
 </file>
 
 <file path=customXml/itemProps1.xml><?xml version="1.0" encoding="utf-8"?>
-<ds:datastoreItem xmlns:ds="http://schemas.openxmlformats.org/officeDocument/2006/customXml" ds:itemID="{C9D9B952-BBA5-4186-A34C-41B4F6FB32F7}">
-  <ds:schemaRefs>
-    <ds:schemaRef ds:uri="http://schemas.openxmlformats.org/officeDocument/2006/bibliography"/>
-  </ds:schemaRefs>
-</ds:datastoreItem>
-</file>
-
-<file path=customXml/itemProps2.xml><?xml version="1.0" encoding="utf-8"?>
 <ds:datastoreItem xmlns:ds="http://schemas.openxmlformats.org/officeDocument/2006/customXml" ds:itemID="{F4C11370-C71C-4AA5-9B06-3B119FFB773C}">
   <ds:schemaRefs>
     <ds:schemaRef ds:uri="http://schemas.microsoft.com/office/2006/metadata/contentType"/>
@@ -8854,6 +11684,14 @@
 </ds:datastoreItem>
 </file>
 
+<file path=customXml/itemProps2.xml><?xml version="1.0" encoding="utf-8"?>
+<ds:datastoreItem xmlns:ds="http://schemas.openxmlformats.org/officeDocument/2006/customXml" ds:itemID="{C9D9B952-BBA5-4186-A34C-41B4F6FB32F7}">
+  <ds:schemaRefs>
+    <ds:schemaRef ds:uri="http://schemas.openxmlformats.org/officeDocument/2006/bibliography"/>
+  </ds:schemaRefs>
+</ds:datastoreItem>
+</file>
+
 <file path=customXml/itemProps3.xml><?xml version="1.0" encoding="utf-8"?>
 <ds:datastoreItem xmlns:ds="http://schemas.openxmlformats.org/officeDocument/2006/customXml" ds:itemID="{9303BD5E-813A-4229-AA01-5D2CD8EC92AB}">
   <ds:schemaRefs>

--- a/dokumentace.docx
+++ b/dokumentace.docx
@@ -4997,56 +4997,50 @@
         <w:t xml:space="preserve"> navigovat dál po stránce</w:t>
       </w:r>
       <w:r>
+        <w:t xml:space="preserve">. Úplně vlevo se nachází piktogram menu. Po kliknutí na něj vyjede postranní panel, kde </w:t>
+      </w:r>
+      <w:r>
+        <w:t>je položka účtu, kam uživatel může zadat své údaje pro přihlášení, nebo registraci.</w:t>
+      </w:r>
+    </w:p>
+    <w:p>
+      <w:r>
+        <w:t>P</w:t>
+      </w:r>
+      <w:r>
+        <w:t xml:space="preserve">ro </w:t>
+      </w:r>
+      <w:r>
+        <w:t>registraci</w:t>
+      </w:r>
+      <w:r>
+        <w:t xml:space="preserve"> zákazníka j</w:t>
+      </w:r>
+      <w:r>
+        <w:t>e potřeba 9</w:t>
+      </w:r>
+      <w:r>
+        <w:t xml:space="preserve"> vstup</w:t>
+      </w:r>
+      <w:r>
+        <w:t>ů pro jméno, příjmení, email, telefonní číslo, 2 pro hesla, aby si zákazník potvrdil svoje heslo, město, ulici a poštovní směrovací číslo</w:t>
+      </w:r>
+      <w:r>
+        <w:t>.</w:t>
+      </w:r>
+      <w:r>
+        <w:t xml:space="preserve"> Před tím, než se odešlou zadané údaje o zákazníkovi, zavolá se funkce pro zkontrolování údajů</w:t>
+      </w:r>
+      <w:r>
         <w:t xml:space="preserve">. </w:t>
       </w:r>
-      <w:r>
-        <w:t xml:space="preserve">Úplně vlevo se nachází piktogram menu. Po kliknutí na něj vyjede postranní panel, kde </w:t>
-      </w:r>
-      <w:r>
-        <w:t>je položka účtu, kam uživatel může zadat své údaje pro přihlášení, nebo registraci.</w:t>
-      </w:r>
-    </w:p>
-    <w:p>
-      <w:r>
-        <w:t>P</w:t>
-      </w:r>
-      <w:r>
-        <w:t xml:space="preserve">ro </w:t>
-      </w:r>
-      <w:r>
-        <w:t>registraci</w:t>
-      </w:r>
-      <w:r>
-        <w:t xml:space="preserve"> zákazníka j</w:t>
-      </w:r>
-      <w:r>
-        <w:t>e potřeba 9</w:t>
-      </w:r>
-      <w:r>
-        <w:t xml:space="preserve"> vstup</w:t>
-      </w:r>
-      <w:r>
-        <w:t>ů pro jméno, příjmení, email, telefonní číslo, 2 pro hesla, aby si zákazník potvrdil svoje heslo, město, ulici a poštovní směrovací číslo</w:t>
-      </w:r>
-      <w:r>
-        <w:t>.</w:t>
-      </w:r>
-      <w:r>
-        <w:t xml:space="preserve"> Před tím, než se odešlou zadané údaje o zákazníkovi, zavolá se funkce pro zkontrolování údajů</w:t>
-      </w:r>
-      <w:r>
-        <w:t xml:space="preserve">. </w:t>
-      </w:r>
     </w:p>
     <w:p>
       <w:r>
         <w:t>Nejdřív se prověří</w:t>
       </w:r>
       <w:r>
-        <w:t xml:space="preserve"> </w:t>
-      </w:r>
-      <w:r>
-        <w:t>přes for of loop</w:t>
+        <w:t xml:space="preserve"> přes for of loop</w:t>
       </w:r>
       <w:r>
         <w:t>, zda jsou všechna vstupní pole vyplněná, kde se prochází všechny vstupní pole pro zadávání informací.</w:t>
@@ -7851,7 +7845,14 @@
         </w:rPr>
       </w:pPr>
     </w:p>
-    <w:p/>
+    <w:p>
+      <w:r>
+        <w:t>as</w:t>
+      </w:r>
+      <w:r>
+        <w:t>fadfas</w:t>
+      </w:r>
+    </w:p>
     <w:p/>
     <w:p>
       <w:pPr>
@@ -10628,6 +10629,7 @@
   <w:style w:type="character" w:default="1" w:styleId="Standardnpsmoodstavce">
     <w:name w:val="Default Paragraph Font"/>
     <w:uiPriority w:val="1"/>
+    <w:semiHidden/>
     <w:unhideWhenUsed/>
   </w:style>
   <w:style w:type="table" w:default="1" w:styleId="Normlntabulka">
@@ -11542,6 +11544,10 @@
 </file>
 
 <file path=customXml/item1.xml><?xml version="1.0" encoding="utf-8"?>
+<b:Sources xmlns:b="http://schemas.openxmlformats.org/officeDocument/2006/bibliography" xmlns="http://schemas.openxmlformats.org/officeDocument/2006/bibliography" SelectedStyle="\APA.XSL" StyleName="APA"/>
+</file>
+
+<file path=customXml/item2.xml><?xml version="1.0" encoding="utf-8"?>
 <ct:contentTypeSchema xmlns:ct="http://schemas.microsoft.com/office/2006/metadata/contentType" xmlns:ma="http://schemas.microsoft.com/office/2006/metadata/properties/metaAttributes" ct:_="" ma:_="" ma:contentTypeName="Dokument" ma:contentTypeID="0x010100A17F9DD7F5F5334BB036B63B2EF49322" ma:contentTypeVersion="0" ma:contentTypeDescription="Vytvoří nový dokument" ma:contentTypeScope="" ma:versionID="4bac23a6933205f1f21d0948ef86f258">
   <xsd:schema xmlns:xsd="http://www.w3.org/2001/XMLSchema" xmlns:xs="http://www.w3.org/2001/XMLSchema" xmlns:p="http://schemas.microsoft.com/office/2006/metadata/properties" targetNamespace="http://schemas.microsoft.com/office/2006/metadata/properties" ma:root="true" ma:fieldsID="356a39de006ecca0b50c64b3c1baaa63">
     <xsd:element name="properties">
@@ -11655,10 +11661,6 @@
 </ct:contentTypeSchema>
 </file>
 
-<file path=customXml/item2.xml><?xml version="1.0" encoding="utf-8"?>
-<b:Sources xmlns:b="http://schemas.openxmlformats.org/officeDocument/2006/bibliography" xmlns="http://schemas.openxmlformats.org/officeDocument/2006/bibliography" SelectedStyle="\APA.XSL" StyleName="APA"/>
-</file>
-
 <file path=customXml/item3.xml><?xml version="1.0" encoding="utf-8"?>
 <?mso-contentType ?>
 <FormTemplates xmlns="http://schemas.microsoft.com/sharepoint/v3/contenttype/forms">
@@ -11669,6 +11671,14 @@
 </file>
 
 <file path=customXml/itemProps1.xml><?xml version="1.0" encoding="utf-8"?>
+<ds:datastoreItem xmlns:ds="http://schemas.openxmlformats.org/officeDocument/2006/customXml" ds:itemID="{C9D9B952-BBA5-4186-A34C-41B4F6FB32F7}">
+  <ds:schemaRefs>
+    <ds:schemaRef ds:uri="http://schemas.openxmlformats.org/officeDocument/2006/bibliography"/>
+  </ds:schemaRefs>
+</ds:datastoreItem>
+</file>
+
+<file path=customXml/itemProps2.xml><?xml version="1.0" encoding="utf-8"?>
 <ds:datastoreItem xmlns:ds="http://schemas.openxmlformats.org/officeDocument/2006/customXml" ds:itemID="{F4C11370-C71C-4AA5-9B06-3B119FFB773C}">
   <ds:schemaRefs>
     <ds:schemaRef ds:uri="http://schemas.microsoft.com/office/2006/metadata/contentType"/>
@@ -11684,14 +11694,6 @@
 </ds:datastoreItem>
 </file>
 
-<file path=customXml/itemProps2.xml><?xml version="1.0" encoding="utf-8"?>
-<ds:datastoreItem xmlns:ds="http://schemas.openxmlformats.org/officeDocument/2006/customXml" ds:itemID="{C9D9B952-BBA5-4186-A34C-41B4F6FB32F7}">
-  <ds:schemaRefs>
-    <ds:schemaRef ds:uri="http://schemas.openxmlformats.org/officeDocument/2006/bibliography"/>
-  </ds:schemaRefs>
-</ds:datastoreItem>
-</file>
-
 <file path=customXml/itemProps3.xml><?xml version="1.0" encoding="utf-8"?>
 <ds:datastoreItem xmlns:ds="http://schemas.openxmlformats.org/officeDocument/2006/customXml" ds:itemID="{9303BD5E-813A-4229-AA01-5D2CD8EC92AB}">
   <ds:schemaRefs>

--- a/dokumentace.docx
+++ b/dokumentace.docx
@@ -434,7 +434,7 @@
         </w:rPr>
         <w:lastRenderedPageBreak/>
         <w:drawing>
-          <wp:anchor distT="0" distB="0" distL="114300" distR="114300" simplePos="0" relativeHeight="251652608" behindDoc="0" locked="0" layoutInCell="1" allowOverlap="1" wp14:anchorId="7885DFA5" wp14:editId="4BED7282">
+          <wp:anchor distT="0" distB="0" distL="114300" distR="114300" simplePos="0" relativeHeight="251646976" behindDoc="0" locked="0" layoutInCell="1" allowOverlap="1" wp14:anchorId="7885DFA5" wp14:editId="79A67D1C">
             <wp:simplePos x="0" y="0"/>
             <wp:positionH relativeFrom="margin">
               <wp:posOffset>-850331</wp:posOffset>
@@ -510,7 +510,7 @@
         </w:rPr>
         <w:lastRenderedPageBreak/>
         <w:drawing>
-          <wp:anchor distT="0" distB="0" distL="114300" distR="114300" simplePos="0" relativeHeight="251653632" behindDoc="0" locked="0" layoutInCell="1" allowOverlap="1" wp14:anchorId="7619EBE1" wp14:editId="6F4EB852">
+          <wp:anchor distT="0" distB="0" distL="114300" distR="114300" simplePos="0" relativeHeight="251649024" behindDoc="0" locked="0" layoutInCell="1" allowOverlap="1" wp14:anchorId="7619EBE1" wp14:editId="3031B354">
             <wp:simplePos x="0" y="0"/>
             <wp:positionH relativeFrom="margin">
               <wp:posOffset>-718185</wp:posOffset>
@@ -673,19 +673,44 @@
         </w:rPr>
         <w:t xml:space="preserve">The online shop Pro </w:t>
       </w:r>
+      <w:proofErr w:type="spellStart"/>
       <w:r>
         <w:rPr>
           <w:i/>
           <w:lang w:val="en-GB"/>
         </w:rPr>
-        <w:t xml:space="preserve">Sportovce </w:t>
-      </w:r>
+        <w:t>Sportovce</w:t>
+      </w:r>
+      <w:proofErr w:type="spellEnd"/>
       <w:r>
         <w:rPr>
           <w:i/>
           <w:lang w:val="en-GB"/>
         </w:rPr>
-        <w:t>focuses on athletes who are looking for sports equipment that they cannot find in competing e-shops. In addition to ordering equipment, customers can register, write reviews or add a product to their favourites.</w:t>
+        <w:t xml:space="preserve"> </w:t>
+      </w:r>
+      <w:r>
+        <w:rPr>
+          <w:i/>
+          <w:lang w:val="en-GB"/>
+        </w:rPr>
+        <w:t xml:space="preserve">focuses on athletes who are looking for sports equipment that they cannot find in competing e-shops. In addition to ordering equipment, customers can register, write </w:t>
+      </w:r>
+      <w:proofErr w:type="gramStart"/>
+      <w:r>
+        <w:rPr>
+          <w:i/>
+          <w:lang w:val="en-GB"/>
+        </w:rPr>
+        <w:t>reviews</w:t>
+      </w:r>
+      <w:proofErr w:type="gramEnd"/>
+      <w:r>
+        <w:rPr>
+          <w:i/>
+          <w:lang w:val="en-GB"/>
+        </w:rPr>
+        <w:t xml:space="preserve"> or add a product to their favourites.</w:t>
       </w:r>
     </w:p>
     <w:p>
@@ -3235,7 +3260,7 @@
           <w:noProof/>
         </w:rPr>
         <w:pict w14:anchorId="65AEFB2C">
-          <v:group id="_x0000_s2071" style="position:absolute;margin-left:3.35pt;margin-top:4.7pt;width:430.1pt;height:172.65pt;z-index:251656704" coordorigin="2052,11320" coordsize="8602,3453">
+          <v:group id="_x0000_s2071" style="position:absolute;margin-left:3.35pt;margin-top:4.7pt;width:430.1pt;height:172.65pt;z-index:251657216" coordorigin="2052,11320" coordsize="8602,3453">
             <v:group id="Skupina 11" o:spid="_x0000_s2066" style="position:absolute;left:2052;top:11320;width:8602;height:3370" coordsize="54622,21590" o:gfxdata="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">
               <v:shapetype id="_x0000_t75" coordsize="21600,21600" o:spt="75" o:preferrelative="t" path="m@4@5l@4@11@9@11@9@5xe" filled="f" stroked="f">
                 <v:stroke joinstyle="miter"/>
@@ -3304,12 +3329,14 @@
       </w:pPr>
       <w:bookmarkStart w:id="5" w:name="_Toc153433722"/>
       <w:bookmarkStart w:id="6" w:name="_Toc155205658"/>
+      <w:proofErr w:type="spellStart"/>
       <w:r>
         <w:lastRenderedPageBreak/>
         <w:t>Sportega</w:t>
       </w:r>
       <w:bookmarkEnd w:id="5"/>
       <w:bookmarkEnd w:id="6"/>
+      <w:proofErr w:type="spellEnd"/>
     </w:p>
     <w:p>
       <w:pPr>
@@ -3423,7 +3450,7 @@
           <w:noProof/>
         </w:rPr>
         <w:pict w14:anchorId="33AD7FB2">
-          <v:group id="_x0000_s2072" style="position:absolute;left:0;text-align:left;margin-left:-21.4pt;margin-top:35.6pt;width:439.3pt;height:214.8pt;z-index:251657728" coordorigin="1557,8824" coordsize="8786,4296">
+          <v:group id="_x0000_s2072" style="position:absolute;left:0;text-align:left;margin-left:-21.4pt;margin-top:35.6pt;width:439.3pt;height:214.8pt;z-index:251658240" coordorigin="1557,8824" coordsize="8786,4296">
             <v:group id="Skupina 4" o:spid="_x0000_s2061" style="position:absolute;left:1557;top:8824;width:8786;height:4296" coordsize="67218,32879" o:gfxdata="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">
               <v:shape id="_x0000_s2062" type="#_x0000_t75" alt="Obsah obrázku text, snímek obrazovky, osoba, boty&#10;&#10;Popis byl vytvořen automaticky" style="position:absolute;left:12096;top:407;width:43206;height:20925;visibility:visible" o:gfxdata="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">
                 <v:imagedata r:id="rId15" o:title="Obsah obrázku text, snímek obrazovky, osoba, boty&#10;&#10;Popis byl vytvořen automaticky"/>
@@ -3450,8 +3477,16 @@
                       <w:rPr>
                         <w:rStyle w:val="Zdraznnintenzivn"/>
                       </w:rPr>
-                      <w:t xml:space="preserve"> 2 - Sportega</w:t>
+                      <w:t xml:space="preserve"> 2 - </w:t>
                     </w:r>
+                    <w:proofErr w:type="spellStart"/>
+                    <w:r>
+                      <w:rPr>
+                        <w:rStyle w:val="Zdraznnintenzivn"/>
+                      </w:rPr>
+                      <w:t>Sportega</w:t>
+                    </w:r>
+                    <w:proofErr w:type="spellEnd"/>
                   </w:p>
                 </w:txbxContent>
               </v:textbox>
@@ -3609,7 +3644,7 @@
           <w:noProof/>
         </w:rPr>
         <w:pict w14:anchorId="5CDA8AD8">
-          <v:group id="_x0000_s2074" style="position:absolute;left:0;text-align:left;margin-left:-16.55pt;margin-top:29.05pt;width:430.1pt;height:168.5pt;z-index:251658752;mso-position-horizontal-relative:text;mso-position-vertical-relative:text" coordorigin="1654,8716" coordsize="8602,3370">
+          <v:group id="_x0000_s2074" style="position:absolute;left:0;text-align:left;margin-left:-16.55pt;margin-top:29.05pt;width:430.1pt;height:168.5pt;z-index:251659264;mso-position-horizontal-relative:text;mso-position-vertical-relative:text" coordorigin="1654,8716" coordsize="8602,3370">
             <v:shape id="_x0000_s2059" type="#_x0000_t75" alt="Obsah obrázku text, snímek obrazovky, basketbal, Multimediální software&#10;&#10;Popis byl vytvořen automaticky" style="position:absolute;left:3514;top:8717;width:5734;height:2768;visibility:visible;mso-position-horizontal:center;mso-position-horizontal-relative:margin">
               <v:imagedata r:id="rId17" o:title="Obsah obrázku text, snímek obrazovky, basketbal, Multimediální software&#10;&#10;Popis byl vytvořen automaticky"/>
             </v:shape>
@@ -3674,8 +3709,37 @@
       <w:bookmarkEnd w:id="13"/>
     </w:p>
     <w:p>
-      <w:r>
-        <w:t>HTML, neboli HyperText Markup Language, funguje jako klíčový stavební blok pro strukturu webových stránek. Jeho hlavní</w:t>
+      <w:proofErr w:type="gramStart"/>
+      <w:r>
+        <w:t>HTML,</w:t>
+      </w:r>
+      <w:proofErr w:type="gramEnd"/>
+      <w:r>
+        <w:t xml:space="preserve"> neboli </w:t>
+      </w:r>
+      <w:proofErr w:type="spellStart"/>
+      <w:r>
+        <w:t>HyperText</w:t>
+      </w:r>
+      <w:proofErr w:type="spellEnd"/>
+      <w:r>
+        <w:t xml:space="preserve"> </w:t>
+      </w:r>
+      <w:proofErr w:type="spellStart"/>
+      <w:r>
+        <w:t>Markup</w:t>
+      </w:r>
+      <w:proofErr w:type="spellEnd"/>
+      <w:r>
+        <w:t xml:space="preserve"> </w:t>
+      </w:r>
+      <w:proofErr w:type="spellStart"/>
+      <w:r>
+        <w:t>Language</w:t>
+      </w:r>
+      <w:proofErr w:type="spellEnd"/>
+      <w:r>
+        <w:t>, funguje jako klíčový stavební blok pro strukturu webových stránek. Jeho hlavní</w:t>
       </w:r>
       <w:r>
         <w:t xml:space="preserve"> funkcí</w:t>
@@ -3687,12 +3751,28 @@
         <w:t>tagů</w:t>
       </w:r>
       <w:r>
-        <w:t>, který definuje strukturu dokumentu. HTML umožňuje hierarchické uspořádání obsahu pomocí nadpisů, odstavců, seznamů a mnoha dalších elementů. Tím vytváří kostru stránky, která je následně obohacena o další prvky.</w:t>
-      </w:r>
-    </w:p>
-    <w:p>
-      <w:r>
-        <w:t>HTML slouží k propojení a organizaci informací, což je klíčové pro celkový vzhled a funkčnost webových stránek. Bez něj by webové stránky ztrácely svou strukturu a uživatelskou přívětivost.</w:t>
+        <w:t xml:space="preserve">, který definuje strukturu dokumentu. HTML umožňuje hierarchické uspořádání obsahu pomocí nadpisů, odstavců, seznamů a mnoha dalších elementů. Tím </w:t>
+      </w:r>
+      <w:proofErr w:type="gramStart"/>
+      <w:r>
+        <w:t>vytváří</w:t>
+      </w:r>
+      <w:proofErr w:type="gramEnd"/>
+      <w:r>
+        <w:t xml:space="preserve"> kostru stránky, která je následně obohacena o další prvky.</w:t>
+      </w:r>
+    </w:p>
+    <w:p>
+      <w:r>
+        <w:t xml:space="preserve">HTML </w:t>
+      </w:r>
+      <w:proofErr w:type="gramStart"/>
+      <w:r>
+        <w:t>slouží</w:t>
+      </w:r>
+      <w:proofErr w:type="gramEnd"/>
+      <w:r>
+        <w:t xml:space="preserve"> k propojení a organizaci informací, což je klíčové pro celkový vzhled a funkčnost webových stránek. Bez něj by webové stránky ztrácely svou strukturu a uživatelskou přívětivost.</w:t>
       </w:r>
     </w:p>
     <w:p>
@@ -3706,8 +3786,34 @@
       <w:bookmarkEnd w:id="14"/>
     </w:p>
     <w:p>
-      <w:r>
-        <w:t>Cascading Style Sheets, neboli CSS, představují součást webového designu. Jeho célem je měnit vizuální styl dokumentu odděleně od samotné struktury. CSS umožňuje nastavení barev, velikostí písma, odstupů, a dalších vizuálních prvků, což výrazně zlepšuje prezentaci obsahu.</w:t>
+      <w:proofErr w:type="spellStart"/>
+      <w:r>
+        <w:t>Cascading</w:t>
+      </w:r>
+      <w:proofErr w:type="spellEnd"/>
+      <w:r>
+        <w:t xml:space="preserve"> Style </w:t>
+      </w:r>
+      <w:proofErr w:type="spellStart"/>
+      <w:proofErr w:type="gramStart"/>
+      <w:r>
+        <w:t>Sheets</w:t>
+      </w:r>
+      <w:proofErr w:type="spellEnd"/>
+      <w:r>
+        <w:t>,</w:t>
+      </w:r>
+      <w:proofErr w:type="gramEnd"/>
+      <w:r>
+        <w:t xml:space="preserve"> neboli CSS, představují součást webového designu. Jeho </w:t>
+      </w:r>
+      <w:proofErr w:type="spellStart"/>
+      <w:r>
+        <w:t>célem</w:t>
+      </w:r>
+      <w:proofErr w:type="spellEnd"/>
+      <w:r>
+        <w:t xml:space="preserve"> je měnit vizuální styl dokumentu odděleně od samotné struktury. CSS umožňuje nastavení barev, velikostí písma, odstupů, a dalších vizuálních prvků, což výrazně zlepšuje prezentaci obsahu.</w:t>
       </w:r>
     </w:p>
     <w:p>
@@ -3727,7 +3833,15 @@
     </w:p>
     <w:p>
       <w:r>
-        <w:t>JavaScript, zkráceně JS, je skriptovací jazyk, který poskytuje interaktivitu na stránkách. Běží přímo v prohlížeči a umožňuje dynamicky měnit obsah stránky podle uživatelských akcí. JS také umožňuje komunikaci s webovým serverem bez nutnosti načítání celé stránky.</w:t>
+        <w:t xml:space="preserve">JavaScript, zkráceně JS, je skriptovací jazyk, který poskytuje interaktivitu na stránkách. </w:t>
+      </w:r>
+      <w:proofErr w:type="gramStart"/>
+      <w:r>
+        <w:t>Běží</w:t>
+      </w:r>
+      <w:proofErr w:type="gramEnd"/>
+      <w:r>
+        <w:t xml:space="preserve"> přímo v prohlížeči a umožňuje dynamicky měnit obsah stránky podle uživatelských akcí. JS také umožňuje komunikaci s webovým serverem bez nutnosti načítání celé stránky.</w:t>
       </w:r>
     </w:p>
     <w:p>
@@ -3743,7 +3857,23 @@
     <w:p/>
     <w:p>
       <w:r>
-        <w:t>Díky JavaScriptu jsou webové stránky schopny reagovat na uživatelské vstupy, provádět animace a poskytovat širokou škálu interaktivních funkcí. To zvyšuje zapojení uživatelů a vytváří bohatší uživatelské prostředí.</w:t>
+        <w:t xml:space="preserve">Díky </w:t>
+      </w:r>
+      <w:proofErr w:type="spellStart"/>
+      <w:r>
+        <w:t>JavaScriptu</w:t>
+      </w:r>
+      <w:proofErr w:type="spellEnd"/>
+      <w:r>
+        <w:t xml:space="preserve"> jsou webové stránky schopny reagovat na uživatelské vstupy, provádět animace a poskytovat širokou škálu interaktivních funkcí. To zvyšuje zapojení uživatelů a </w:t>
+      </w:r>
+      <w:proofErr w:type="gramStart"/>
+      <w:r>
+        <w:t>vytváří</w:t>
+      </w:r>
+      <w:proofErr w:type="gramEnd"/>
+      <w:r>
+        <w:t xml:space="preserve"> bohatší uživatelské prostředí.</w:t>
       </w:r>
     </w:p>
     <w:p>
@@ -3758,7 +3888,23 @@
     </w:p>
     <w:p>
       <w:r>
-        <w:t>PHP, taky Hypertext Preprocessor, je serverový skriptovací jazyk specializovaný na webový vývoj. Běží na straně serveru a je schopen generovat dynamický obsah, který je posílán uživatelským prohlížečům. PHP často spolupracuje s databázemi, manipuluje s formuláři a zajišťuje tok informací mezi klientem a serverem.</w:t>
+        <w:t xml:space="preserve">PHP, taky Hypertext </w:t>
+      </w:r>
+      <w:proofErr w:type="spellStart"/>
+      <w:r>
+        <w:t>Preprocessor</w:t>
+      </w:r>
+      <w:proofErr w:type="spellEnd"/>
+      <w:r>
+        <w:t xml:space="preserve">, je serverový skriptovací jazyk specializovaný na webový vývoj. </w:t>
+      </w:r>
+      <w:proofErr w:type="gramStart"/>
+      <w:r>
+        <w:t>Běží</w:t>
+      </w:r>
+      <w:proofErr w:type="gramEnd"/>
+      <w:r>
+        <w:t xml:space="preserve"> na straně serveru a je schopen generovat dynamický obsah, který je posílán uživatelským prohlížečům. PHP často spolupracuje s databázemi, manipuluje s formuláři a zajišťuje tok informací mezi klientem a serverem.</w:t>
       </w:r>
     </w:p>
     <w:p>
@@ -3778,19 +3924,42 @@
         <w:pStyle w:val="Nadpis2"/>
       </w:pPr>
       <w:bookmarkStart w:id="17" w:name="_Toc155205669"/>
+      <w:proofErr w:type="spellStart"/>
       <w:r>
         <w:t>MySQL</w:t>
       </w:r>
       <w:bookmarkEnd w:id="17"/>
-    </w:p>
-    <w:p>
-      <w:r>
-        <w:t>MySQL je relační databázový systém, který může sloužit jako úložiště pro data webových aplikací. Je schopen ukládat a spravovat strukturovaná data, a to pomocí jazyka SQL. MySQL poskytuje efektivní a rychlé možnosti pro ukládání a získávání dat.</w:t>
-      </w:r>
-    </w:p>
-    <w:p>
-      <w:r>
-        <w:t>Spolu s PHP či dalšími serverovými technologiemi umožňuje MySQL vytvářet robustní webové aplikace s podporou uživatelských účtů, transakcí a dalších pokročilých funkcí. Jeho otevřený zdrojový kód a široká komunitní podpora z něj činí oblíbenou volbu pro mnoho vývojářů.</w:t>
+      <w:proofErr w:type="spellEnd"/>
+    </w:p>
+    <w:p>
+      <w:proofErr w:type="spellStart"/>
+      <w:r>
+        <w:t>MySQL</w:t>
+      </w:r>
+      <w:proofErr w:type="spellEnd"/>
+      <w:r>
+        <w:t xml:space="preserve"> je relační databázový systém, který může sloužit jako úložiště pro data webových aplikací. Je schopen ukládat a spravovat strukturovaná data, a to pomocí jazyka SQL. </w:t>
+      </w:r>
+      <w:proofErr w:type="spellStart"/>
+      <w:r>
+        <w:t>MySQL</w:t>
+      </w:r>
+      <w:proofErr w:type="spellEnd"/>
+      <w:r>
+        <w:t xml:space="preserve"> poskytuje efektivní a rychlé možnosti pro ukládání a získávání dat.</w:t>
+      </w:r>
+    </w:p>
+    <w:p>
+      <w:r>
+        <w:t xml:space="preserve">Spolu s PHP či dalšími serverovými technologiemi umožňuje </w:t>
+      </w:r>
+      <w:proofErr w:type="spellStart"/>
+      <w:r>
+        <w:t>MySQL</w:t>
+      </w:r>
+      <w:proofErr w:type="spellEnd"/>
+      <w:r>
+        <w:t xml:space="preserve"> vytvářet robustní webové aplikace s podporou uživatelských účtů, transakcí a dalších pokročilých funkcí. Jeho otevřený zdrojový kód a široká komunitní podpora z něj činí oblíbenou volbu pro mnoho vývojářů.</w:t>
       </w:r>
     </w:p>
     <w:p>
@@ -3849,7 +4018,7 @@
           <w:noProof/>
         </w:rPr>
         <w:drawing>
-          <wp:anchor distT="0" distB="0" distL="114300" distR="114300" simplePos="0" relativeHeight="251650560" behindDoc="1" locked="0" layoutInCell="1" allowOverlap="1" wp14:anchorId="2DC05742" wp14:editId="3730CC97">
+          <wp:anchor distT="0" distB="0" distL="114300" distR="114300" simplePos="0" relativeHeight="251645952" behindDoc="1" locked="0" layoutInCell="1" allowOverlap="1" wp14:anchorId="2DC05742" wp14:editId="2502DB5E">
             <wp:simplePos x="0" y="0"/>
             <wp:positionH relativeFrom="column">
               <wp:posOffset>361614</wp:posOffset>
@@ -3916,7 +4085,23 @@
         <w:t>Součástí vývoje softwaru je soubor grafických notacích</w:t>
       </w:r>
       <w:r>
-        <w:t xml:space="preserve"> neboli Unified Modeling Language (UML</w:t>
+        <w:t xml:space="preserve"> neboli </w:t>
+      </w:r>
+      <w:proofErr w:type="spellStart"/>
+      <w:r>
+        <w:t>Unified</w:t>
+      </w:r>
+      <w:proofErr w:type="spellEnd"/>
+      <w:r>
+        <w:t xml:space="preserve"> Modeling </w:t>
+      </w:r>
+      <w:proofErr w:type="spellStart"/>
+      <w:r>
+        <w:t>Language</w:t>
+      </w:r>
+      <w:proofErr w:type="spellEnd"/>
+      <w:r>
+        <w:t xml:space="preserve"> (UML</w:t>
       </w:r>
       <w:r>
         <w:t>), které</w:t>
@@ -3934,7 +4119,15 @@
         <w:t>.</w:t>
       </w:r>
       <w:r>
-        <w:t xml:space="preserve"> Slouží nám jako užitečný nástroj k usnadnění návrhu softwaru.</w:t>
+        <w:t xml:space="preserve"> </w:t>
+      </w:r>
+      <w:proofErr w:type="gramStart"/>
+      <w:r>
+        <w:t>Slouží</w:t>
+      </w:r>
+      <w:proofErr w:type="gramEnd"/>
+      <w:r>
+        <w:t xml:space="preserve"> nám jako užitečný nástroj k usnadnění návrhu softwaru.</w:t>
       </w:r>
       <w:r>
         <w:t xml:space="preserve"> UML je použito v mnoho </w:t>
@@ -4008,7 +4201,15 @@
         <w:t xml:space="preserve"> administrátor</w:t>
       </w:r>
       <w:r>
-        <w:t xml:space="preserve"> přihlásí a rozklikne si menu, vyrenderuje se mu i položka s odkazem na administraci</w:t>
+        <w:t xml:space="preserve"> přihlásí a rozklikne si menu, </w:t>
+      </w:r>
+      <w:proofErr w:type="spellStart"/>
+      <w:r>
+        <w:t>vyrenderuje</w:t>
+      </w:r>
+      <w:proofErr w:type="spellEnd"/>
+      <w:r>
+        <w:t xml:space="preserve"> se mu i položka s odkazem na administraci</w:t>
       </w:r>
       <w:r>
         <w:t>. Po kliknutí se administrátor přesune na stránku správy.</w:t>
@@ -4043,13 +4244,37 @@
         <w:t xml:space="preserve"> úč</w:t>
       </w:r>
       <w:r>
-        <w:t xml:space="preserve">ty. </w:t>
-      </w:r>
-      <w:r>
-        <w:t xml:space="preserve">Přidávání se provádí skrze formulář, ve kterém musí administrátor vyplnit všechny potřebné informace k produktu. K jejich editaci se dostane administrátor </w:t>
-      </w:r>
-      <w:r>
-        <w:t>pře kliknutím</w:t>
+        <w:t>ty</w:t>
+      </w:r>
+      <w:r>
+        <w:t xml:space="preserve"> s jejich recenzemi</w:t>
+      </w:r>
+      <w:r>
+        <w:t xml:space="preserve">. </w:t>
+      </w:r>
+      <w:r>
+        <w:t>Přidávání</w:t>
+      </w:r>
+      <w:r>
+        <w:t xml:space="preserve"> produktu</w:t>
+      </w:r>
+      <w:r>
+        <w:t xml:space="preserve"> se provádí skrze formulář, ve kterém musí administrátor vyplnit všechny potřebné informace k produktu. K je</w:t>
+      </w:r>
+      <w:r>
+        <w:t>ho</w:t>
+      </w:r>
+      <w:r>
+        <w:t xml:space="preserve"> editaci se dostane administrátor </w:t>
+      </w:r>
+      <w:r>
+        <w:t>pře</w:t>
+      </w:r>
+      <w:r>
+        <w:t xml:space="preserve"> </w:t>
+      </w:r>
+      <w:r>
+        <w:t>kliknutím</w:t>
       </w:r>
       <w:r>
         <w:t> v</w:t>
@@ -4066,19 +4291,16 @@
     </w:p>
     <w:p>
       <w:r>
-        <w:t>Po kliknutí na příslušné tlačítko se zobrazí úplný seznam všech dostupných produktů, které jsou uloženy v databázi. Každý produkt je prezentován s jeho názvem, cenou,</w:t>
-      </w:r>
-      <w:r>
-        <w:t xml:space="preserve"> popisem, vlastnostmi a hodnocením</w:t>
-      </w:r>
-      <w:r>
-        <w:t xml:space="preserve"> a s</w:t>
-      </w:r>
-      <w:r>
-        <w:t> veškerými obrázky</w:t>
-      </w:r>
-      <w:r>
-        <w:t xml:space="preserve"> a smazání produktu. Po stisknutí ikony editace se administrátor přesune na novou stránku, kde se uprostřed obrazovky zobrazí formulář s předvyplněnými údaji o produktu, které lze libovolně upravit.</w:t>
+        <w:t xml:space="preserve">V segmentu pro editaci produktu se nejdříve zobrazí vyhledávací textové pole. Admin sem zde napíše název produktu nebo jeho část a podle toho se mu vypíšou výsledky. Po kliknutí na vybraný výsledek se zobrazí stránka s produktem a všemi jeho vlastnostmi. Můžou se zde editovat skoro všechny informace o zboží až na obrázky a velikosti k dané barvě. </w:t>
+      </w:r>
+      <w:r>
+        <w:t>K něm se jde dostat přes odkaz v tabulce u každé barvy. Po přesunu se</w:t>
+      </w:r>
+      <w:r>
+        <w:t xml:space="preserve"> </w:t>
+      </w:r>
+      <w:r>
+        <w:t>administrátor dostane k veškerému spravování velikostí a obrázků dané barvy k produktu.</w:t>
       </w:r>
     </w:p>
     <w:p>
@@ -4091,46 +4313,101 @@
         <w:t xml:space="preserve">Vlastnosti produktu administrátor upravuje v sekci </w:t>
       </w:r>
       <w:r>
-        <w:rPr>
-          <w:i/>
-          <w:iCs/>
-        </w:rPr>
         <w:t>vlastnosti</w:t>
       </w:r>
       <w:r>
-        <w:t>. Vypíšou se zde všechny vlastnosti a po kliknutí na jednu se zobrazí stránka s veškerými názvy pro danou vlastnost. Vla</w:t>
-      </w:r>
-      <w:r>
-        <w:t>st</w:t>
-      </w:r>
-      <w:r>
-        <w:t xml:space="preserve">nost lze </w:t>
-      </w:r>
-      <w:r>
-        <w:t>mazat a přidat. Správa nedisponuje editací, neboť administrátor nedělá složitou operaci, a tak stačí název odstranit</w:t>
-      </w:r>
-      <w:r>
-        <w:t>,</w:t>
-      </w:r>
-      <w:r>
-        <w:t xml:space="preserve"> a pak přidat.</w:t>
-      </w:r>
-    </w:p>
-    <w:p>
-      <w:r>
-        <w:t xml:space="preserve">I slevové kódy mají vlastní oddíl. Admin zde má možnost vytvořit název slevového kódu, částku slevy, její expiraci a taky k jaké vlastnosti bude patřit, popřípadě zde může </w:t>
-      </w:r>
+        <w:t xml:space="preserve">. </w:t>
+      </w:r>
+      <w:r>
+        <w:t xml:space="preserve">Je tu možnost přidat novou hodnotu či název k dané vlastnosti a taky smazat vybranou položku z vlastnosti, pokud </w:t>
+      </w:r>
+      <w:r>
+        <w:t>zrovna</w:t>
+      </w:r>
+      <w:r>
+        <w:t xml:space="preserve"> daná položka </w:t>
+      </w:r>
+      <w:proofErr w:type="gramStart"/>
+      <w:r>
+        <w:t>nepatří</w:t>
+      </w:r>
+      <w:proofErr w:type="gramEnd"/>
+      <w:r>
+        <w:t xml:space="preserve"> k žádnému produktu</w:t>
+      </w:r>
+      <w:r>
+        <w:t>, jinak se nepovede odebrání smazání. U vlastností jde jenom přidávat a mazat položky, jelikož pokud administrátor zadá špatný název pro nový údaj, lze ho jednoduše smazat a znovu ho přidat.</w:t>
+      </w:r>
+    </w:p>
+    <w:p>
       <w:r>
         <w:lastRenderedPageBreak/>
-        <w:t>slevový kód smazat. Tak jako u vlastností produktu tu chybí editace slevového kódu ze stejného důvodu.</w:t>
-      </w:r>
-    </w:p>
-    <w:p>
-      <w:r>
-        <w:t>Správa uživatelů je dostupná v samostatné sekci, kde jsou uvedena uživatelská jména, příjmení, e-mailové adresy</w:t>
-      </w:r>
-      <w:r>
-        <w:t xml:space="preserve"> a telefonní čísla</w:t>
+        <w:t xml:space="preserve">I slevové kódy mají vlastní oddíl. Admin zde má možnost vytvořit název slevového kódu, částku slevy, její expiraci a </w:t>
+      </w:r>
+      <w:r>
+        <w:t>zda bude patřit ke konkrétní značce nebo</w:t>
+      </w:r>
+      <w:r>
+        <w:t xml:space="preserve"> ke</w:t>
+      </w:r>
+      <w:r>
+        <w:t xml:space="preserve"> konkrétní</w:t>
+      </w:r>
+      <w:r>
+        <w:t>mu</w:t>
+      </w:r>
+      <w:r>
+        <w:t xml:space="preserve"> sportu.</w:t>
+      </w:r>
+      <w:r>
+        <w:t xml:space="preserve"> </w:t>
+      </w:r>
+      <w:r>
+        <w:t>Pod přidáváním nového slevové kódu</w:t>
+      </w:r>
+      <w:r>
+        <w:t xml:space="preserve"> jsou vypsány všechny slevové kódy</w:t>
+      </w:r>
+      <w:r>
+        <w:t xml:space="preserve"> se všemi údaji o něm</w:t>
+      </w:r>
+      <w:r>
+        <w:t xml:space="preserve">, </w:t>
+      </w:r>
+      <w:r>
+        <w:t>informací o tom, zda byl kód použit</w:t>
+      </w:r>
+      <w:r>
+        <w:t xml:space="preserve"> a tlačítkem na odebrání slevového produktu</w:t>
+      </w:r>
+      <w:r>
+        <w:t>.</w:t>
+      </w:r>
+    </w:p>
+    <w:p>
+      <w:r>
+        <w:t xml:space="preserve">Správa uživatelů je dostupná v samostatné sekci, kde jsou uvedena uživatelská jména, příjmení, e-mailové </w:t>
+      </w:r>
+      <w:r>
+        <w:t>adresy, telefonní</w:t>
+      </w:r>
+      <w:r>
+        <w:t xml:space="preserve"> čísla</w:t>
+      </w:r>
+      <w:r>
+        <w:t>, města, ulice</w:t>
+      </w:r>
+      <w:r>
+        <w:t xml:space="preserve">, </w:t>
+      </w:r>
+      <w:r>
+        <w:t>poštovního směrovacího čísla</w:t>
+      </w:r>
+      <w:r>
+        <w:t xml:space="preserve"> a </w:t>
+      </w:r>
+      <w:r>
+        <w:t>názvu jeho role</w:t>
       </w:r>
       <w:r>
         <w:t xml:space="preserve">. Administrátor má </w:t>
@@ -4150,10 +4427,11 @@
       <w:r>
         <w:t>.</w:t>
       </w:r>
-    </w:p>
-    <w:p>
-      <w:r>
-        <w:t>Recenze nejsou spravovány přímo v administrační části webu, ale přímo u produktu. Administrátor má právo odstranit jakékoli nevhodné recenze uživatelů. Samotní uživatelé mají možnost mazat své vlastní recenze přímo u zakoupené produktu. Pokud se uživatel nerozhodne svoji recenzi smazat, může ji editovat a opravit recenzi, pokud si rozmyslel, co napsal. Když se rozhodne nakonec recenzi smazat, může napsat novou jinačí recenzi.</w:t>
+      <w:r>
+        <w:t xml:space="preserve"> Pod každým uživatel jsou jeho recenze s počtem hvězd, textem a produktem, ke kterému napsal recenzi</w:t>
+      </w:r>
+      <w:r>
+        <w:t>. U každé recenze je tlačítko na odstranění recenze, pokud administrátor rozhodne, zda je recenze nevhodná.</w:t>
       </w:r>
     </w:p>
     <w:p>
@@ -4165,9 +4443,8 @@
         <w:rPr>
           <w:noProof/>
         </w:rPr>
-        <w:lastRenderedPageBreak/>
         <w:pict w14:anchorId="1E0F3DCF">
-          <v:shape id="Textové pole 6" o:spid="_x0000_s2052" type="#_x0000_t202" style="position:absolute;left:0;text-align:left;margin-left:138pt;margin-top:405.25pt;width:161.55pt;height:31.75pt;z-index:251665920;visibility:visible;mso-position-horizontal-relative:margin" filled="f" fillcolor="white [3201]" stroked="f" strokeweight=".5pt">
+          <v:shape id="Textové pole 6" o:spid="_x0000_s2052" type="#_x0000_t202" style="position:absolute;left:0;text-align:left;margin-left:138pt;margin-top:405.25pt;width:161.55pt;height:31.75pt;z-index:251661312;visibility:visible;mso-position-horizontal-relative:margin" filled="f" fillcolor="white [3201]" stroked="f" strokeweight=".5pt">
             <v:textbox style="mso-next-textbox:#Textové pole 6">
               <w:txbxContent>
                 <w:p>
@@ -4201,7 +4478,7 @@
           <w:noProof/>
         </w:rPr>
         <w:pict w14:anchorId="03107473">
-          <v:shape id="Obrázek 1" o:spid="_x0000_s2054" type="#_x0000_t75" alt="Obsah obrázku text, diagram, Plán, Písmo&#10;&#10;Popis byl vytvořen automaticky" style="position:absolute;left:0;text-align:left;margin-left:0;margin-top:55.1pt;width:439.35pt;height:354.65pt;z-index:251664896;visibility:visible;mso-position-horizontal:center;mso-position-horizontal-relative:margin">
+          <v:shape id="Obrázek 1" o:spid="_x0000_s2054" type="#_x0000_t75" alt="Obsah obrázku text, diagram, Plán, Písmo&#10;&#10;Popis byl vytvořen automaticky" style="position:absolute;left:0;text-align:left;margin-left:0;margin-top:55.1pt;width:439.35pt;height:354.65pt;z-index:251660288;visibility:visible;mso-position-horizontal:center;mso-position-horizontal-relative:margin">
             <v:imagedata r:id="rId19" o:title="Obsah obrázku text, diagram, Plán, Písmo&#10;&#10;Popis byl vytvořen automaticky"/>
             <w10:wrap type="square" anchorx="margin"/>
           </v:shape>
@@ -4214,6 +4491,7 @@
     </w:p>
     <w:p>
       <w:r>
+        <w:lastRenderedPageBreak/>
         <w:t>Databáze se skládá dohromady</w:t>
       </w:r>
       <w:r>
@@ -4263,94 +4541,150 @@
         <w:t xml:space="preserve">Všichni </w:t>
       </w:r>
       <w:r>
-        <w:t>zaregistrovaní uživatelé jsou uloženy v relaci uživatel, kde jsou veškeré podstatné informace jako je jméno, příjmení, zahashované heslo,</w:t>
-      </w:r>
-      <w:r>
-        <w:t xml:space="preserve"> email, telefonní číslo, město, poštovní směrovací číslo a ulici, kam se doručí objednané produkty</w:t>
-      </w:r>
-      <w:r>
-        <w:t xml:space="preserve"> a každý </w:t>
-      </w:r>
+        <w:t xml:space="preserve">zaregistrovaní uživatelé jsou uloženy v relaci uživatel, kde jsou veškeré podstatné informace jako je jméno, příjmení, </w:t>
+      </w:r>
+      <w:proofErr w:type="spellStart"/>
+      <w:r>
+        <w:t>zahashované</w:t>
+      </w:r>
+      <w:proofErr w:type="spellEnd"/>
+      <w:r>
+        <w:t xml:space="preserve"> heslo,</w:t>
+      </w:r>
+      <w:r>
+        <w:t xml:space="preserve"> email, telefonní číslo, město, poštovní směrovací číslo a ulici, kam se </w:t>
+      </w:r>
+      <w:proofErr w:type="gramStart"/>
+      <w:r>
+        <w:t>doručí</w:t>
+      </w:r>
+      <w:proofErr w:type="gramEnd"/>
+      <w:r>
+        <w:t xml:space="preserve"> objednané produkty</w:t>
+      </w:r>
+      <w:r>
+        <w:t xml:space="preserve"> a každý uživatel má cizí klíč na roli z tabulky, kde jsou role.</w:t>
+      </w:r>
+      <w:r>
+        <w:t xml:space="preserve"> V tabulce pro uživatele je poslední údaj, a to, zda má uživatel účet.</w:t>
+      </w:r>
+    </w:p>
+    <w:p>
+      <w:r>
+        <w:t>V diagramu jsou 2 tabulky se stejnými sloupci. Je to tabulka pro oblíbené produkty a tabulka pro zakoupené produkty. Obě obsahují sloupce s id uživatele a id produktu. Odsud se bere informace, zda uživatel zakoupil produkt či zda má produkt přidaný v seznamu oblíbeného zboží.</w:t>
+      </w:r>
+    </w:p>
+    <w:p>
+      <w:r>
+        <w:t xml:space="preserve">Objednávky mají cizí klíč uživatele, aby se vědělo, ke kterému uživateli </w:t>
+      </w:r>
+      <w:proofErr w:type="gramStart"/>
+      <w:r>
+        <w:t>patří</w:t>
+      </w:r>
+      <w:proofErr w:type="gramEnd"/>
+      <w:r>
+        <w:t xml:space="preserve"> </w:t>
+      </w:r>
+      <w:r>
+        <w:t xml:space="preserve">jaká objednávka. Je tu </w:t>
+      </w:r>
+      <w:proofErr w:type="spellStart"/>
+      <w:r>
+        <w:t>boolean</w:t>
+      </w:r>
+      <w:proofErr w:type="spellEnd"/>
+      <w:r>
+        <w:t xml:space="preserve"> hodnota </w:t>
+      </w:r>
+      <w:r>
+        <w:t>udávající,</w:t>
+      </w:r>
+      <w:r>
+        <w:t xml:space="preserve"> zda objednávka je objednaná, pokud je hodnota 0, znamená to, že objednávka je v košíku neobjednaná.</w:t>
+      </w:r>
+      <w:r>
+        <w:t xml:space="preserve"> Sloupec sleva udává, o kolik se </w:t>
+      </w:r>
+      <w:proofErr w:type="gramStart"/>
+      <w:r>
+        <w:t>zmenší</w:t>
+      </w:r>
+      <w:proofErr w:type="gramEnd"/>
+      <w:r>
+        <w:t xml:space="preserve"> celková cena objednávky. Pokud má objednávka slevu nastavenou na </w:t>
+      </w:r>
+      <w:proofErr w:type="spellStart"/>
+      <w:r>
+        <w:t>null</w:t>
+      </w:r>
+      <w:proofErr w:type="spellEnd"/>
+      <w:r>
+        <w:t>, objednávka neobsahuje slevu</w:t>
+      </w:r>
+      <w:r>
+        <w:t>.</w:t>
+      </w:r>
+    </w:p>
+    <w:p>
+      <w:r>
+        <w:t>Aby mohli být produkty v</w:t>
+      </w:r>
+      <w:r>
+        <w:t> objednávce, je tu relace, kde ke každému vybranému produktu v objednávce, jsou cizí klíče pro produktu, barvy, velikosti a objednávky. Nechybí tu ani množství vybavení, které si zákazník nakoupil.</w:t>
+      </w:r>
+    </w:p>
+    <w:p>
+      <w:r>
+        <w:t>Pro každou</w:t>
+      </w:r>
+      <w:r>
+        <w:t xml:space="preserve"> </w:t>
+      </w:r>
+      <w:r>
+        <w:t>jednotlivou</w:t>
+      </w:r>
+      <w:r>
+        <w:t xml:space="preserve"> vlastnost produktu je vytvořena tabulka. Jsou to tabulky na značku, sport, </w:t>
+      </w:r>
+      <w:r>
+        <w:t>materiál, kategorii,</w:t>
+      </w:r>
+      <w:r>
+        <w:t xml:space="preserve"> </w:t>
+      </w:r>
+      <w:r>
+        <w:t>velikost a barvu.</w:t>
+      </w:r>
+      <w:r>
+        <w:t xml:space="preserve"> Všechny tabulky mají název pro danou vlastnost</w:t>
+      </w:r>
+      <w:r>
+        <w:t>, avšak</w:t>
+      </w:r>
+      <w:r>
+        <w:t xml:space="preserve"> tabulka s kategoriemi má údaje</w:t>
+      </w:r>
+      <w:r>
+        <w:t xml:space="preserve"> o kategorii produktu (například lyže, tričko, boty atd.). Jelikož některé produkty mohou obsahovat více materiálu, je potřeba mezi tabulka pro cizí klíč produktu, materiálu a procento materiálu k danému produktu.</w:t>
+      </w:r>
+    </w:p>
+    <w:p>
+      <w:pPr>
+        <w:ind w:firstLine="0"/>
+      </w:pPr>
       <w:r>
         <w:lastRenderedPageBreak/>
-        <w:t>uživatel má cizí klíč na roli z tabulky, kde jsou role.</w:t>
-      </w:r>
-      <w:r>
-        <w:t xml:space="preserve"> V tabulce pro uživatele je poslední údaj, a to, zda má uživatel účet.</w:t>
-      </w:r>
-    </w:p>
-    <w:p>
-      <w:r>
-        <w:t>V diagramu jsou 2 tabulky se stejnými sloupci. Je to tabulka pro oblíbené produkty a tabulka pro zakoupené produkty. Obě obsahují sloupce s id uživatele a id produktu. Odsud se bere informace, zda uživatel zakoupil produkt či zda má produkt přidaný v seznamu oblíbeného zboží.</w:t>
-      </w:r>
-    </w:p>
-    <w:p>
-      <w:r>
-        <w:t xml:space="preserve">Objednávky mají cizí klíč uživatele, aby se vědělo, ke kterému uživateli </w:t>
-      </w:r>
-      <w:r>
-        <w:t xml:space="preserve">patří </w:t>
-      </w:r>
-      <w:r>
-        <w:t xml:space="preserve">jaká objednávka. Je tu i boolean hodnota </w:t>
-      </w:r>
-      <w:r>
-        <w:t>udávající,</w:t>
-      </w:r>
-      <w:r>
-        <w:t xml:space="preserve"> zda objednávka je objednaná, pokud je hodnota 0, znamená to, že objednávka je v košíku neobjednaná.</w:t>
-      </w:r>
-    </w:p>
-    <w:p>
-      <w:r>
-        <w:t>Aby mohli být produkty v</w:t>
-      </w:r>
-      <w:r>
-        <w:t> objednávce, je tu relace, kde ke každému vybranému produktu v objednávce, jsou cizí klíče pro produktu, barvy, velikosti a objednávky. Nechybí tu ani množství vybavení, které si zákazník nakoupil.</w:t>
-      </w:r>
-    </w:p>
-    <w:p>
-      <w:r>
-        <w:t>Pro každou</w:t>
-      </w:r>
-      <w:r>
-        <w:t xml:space="preserve"> </w:t>
-      </w:r>
-      <w:r>
-        <w:t>jednotlivou</w:t>
-      </w:r>
-      <w:r>
-        <w:t xml:space="preserve"> vlastnost produktu je vytvořena tabulka. Jsou to tabulky na značku, sport, </w:t>
-      </w:r>
-      <w:r>
-        <w:t>materiál, kategorii,</w:t>
-      </w:r>
-      <w:r>
-        <w:t xml:space="preserve"> </w:t>
-      </w:r>
-      <w:r>
-        <w:t>velikost a barvu.</w:t>
-      </w:r>
-      <w:r>
-        <w:t xml:space="preserve"> Všechny tabulky mají název pro danou vlastnost</w:t>
-      </w:r>
-      <w:r>
-        <w:t>, avšak</w:t>
-      </w:r>
-      <w:r>
-        <w:t xml:space="preserve"> tabulka s kategoriemi má údaje</w:t>
-      </w:r>
-      <w:r>
-        <w:t xml:space="preserve"> o kategorii produktu (například lyže, tričko, boty atd.). Jelikož některé produkty mohou obsahovat více materiálu, je potřeba mezi tabulka pro cizí klíč produktu, materiálu a procento materiálu k danému produktu.</w:t>
-      </w:r>
-    </w:p>
-    <w:p>
-      <w:pPr>
-        <w:ind w:firstLine="0"/>
-      </w:pPr>
-      <w:r>
         <w:tab/>
-        <w:t xml:space="preserve">V databázi se musí ukládat jakou barvu a jakou velikost má každý produkt. K tomu slouží tabulka </w:t>
+        <w:t xml:space="preserve">V databázi se musí ukládat jakou barvu a jakou velikost má každý produkt. K tomu </w:t>
+      </w:r>
+      <w:proofErr w:type="gramStart"/>
+      <w:r>
+        <w:t>slouží</w:t>
+      </w:r>
+      <w:proofErr w:type="gramEnd"/>
+      <w:r>
+        <w:t xml:space="preserve"> tabulka </w:t>
       </w:r>
       <w:r>
         <w:t>varianty</w:t>
@@ -4476,7 +4810,7 @@
         </w:rPr>
         <w:lastRenderedPageBreak/>
         <w:pict w14:anchorId="6C7321D8">
-          <v:shape id="_x0000_s2085" type="#_x0000_t202" style="position:absolute;left:0;text-align:left;margin-left:40.25pt;margin-top:388.1pt;width:315.45pt;height:45.9pt;z-index:251688960;visibility:visible;mso-height-percent:200;mso-wrap-distance-top:3.6pt;mso-wrap-distance-bottom:3.6pt;mso-height-percent:200;mso-width-relative:margin;mso-height-relative:margin" filled="f" stroked="f">
+          <v:shape id="_x0000_s2085" type="#_x0000_t202" style="position:absolute;left:0;text-align:left;margin-left:40.25pt;margin-top:388.1pt;width:315.45pt;height:45.9pt;z-index:251663360;visibility:visible;mso-height-percent:200;mso-wrap-distance-top:3.6pt;mso-wrap-distance-bottom:3.6pt;mso-height-percent:200;mso-width-relative:margin;mso-height-relative:margin" filled="f" stroked="f">
             <v:textbox style="mso-next-textbox:#_x0000_s2085;mso-fit-shape-to-text:t">
               <w:txbxContent>
                 <w:p>
@@ -4521,7 +4855,7 @@
           <w:noProof/>
         </w:rPr>
         <w:drawing>
-          <wp:anchor distT="0" distB="0" distL="114300" distR="114300" simplePos="0" relativeHeight="251655680" behindDoc="0" locked="0" layoutInCell="1" allowOverlap="1" wp14:anchorId="2752A160" wp14:editId="664EF329">
+          <wp:anchor distT="0" distB="0" distL="114300" distR="114300" simplePos="0" relativeHeight="251650048" behindDoc="0" locked="0" layoutInCell="1" allowOverlap="1" wp14:anchorId="2752A160" wp14:editId="7DB96958">
             <wp:simplePos x="0" y="0"/>
             <wp:positionH relativeFrom="margin">
               <wp:posOffset>-267644</wp:posOffset>
@@ -4581,7 +4915,7 @@
           <w:noProof/>
         </w:rPr>
         <w:pict w14:anchorId="3B4850B8">
-          <v:shape id="_x0000_s2083" type="#_x0000_t202" style="position:absolute;left:0;text-align:left;margin-left:40.55pt;margin-top:138.55pt;width:315.45pt;height:45.9pt;z-index:251686912;visibility:visible;mso-height-percent:200;mso-wrap-distance-top:3.6pt;mso-wrap-distance-bottom:3.6pt;mso-position-horizontal-relative:text;mso-position-vertical-relative:text;mso-height-percent:200;mso-width-relative:margin;mso-height-relative:margin" filled="f" stroked="f">
+          <v:shape id="_x0000_s2083" type="#_x0000_t202" style="position:absolute;left:0;text-align:left;margin-left:40.55pt;margin-top:138.55pt;width:315.45pt;height:45.9pt;z-index:251662336;visibility:visible;mso-height-percent:200;mso-wrap-distance-top:3.6pt;mso-wrap-distance-bottom:3.6pt;mso-position-horizontal-relative:text;mso-position-vertical-relative:text;mso-height-percent:200;mso-width-relative:margin;mso-height-relative:margin" filled="f" stroked="f">
             <v:textbox style="mso-next-textbox:#_x0000_s2083;mso-fit-shape-to-text:t">
               <w:txbxContent>
                 <w:p>
@@ -4608,7 +4942,7 @@
           <w:noProof/>
         </w:rPr>
         <w:drawing>
-          <wp:anchor distT="0" distB="0" distL="114300" distR="114300" simplePos="0" relativeHeight="251645440" behindDoc="0" locked="0" layoutInCell="1" allowOverlap="1" wp14:anchorId="5DD7ADCB" wp14:editId="0A802C0D">
+          <wp:anchor distT="0" distB="0" distL="114300" distR="114300" simplePos="0" relativeHeight="251644928" behindDoc="0" locked="0" layoutInCell="1" allowOverlap="1" wp14:anchorId="5DD7ADCB" wp14:editId="0E2B0F9E">
             <wp:simplePos x="0" y="0"/>
             <wp:positionH relativeFrom="margin">
               <wp:posOffset>-272368</wp:posOffset>
@@ -4670,7 +5004,7 @@
           <w:noProof/>
         </w:rPr>
         <w:drawing>
-          <wp:anchor distT="0" distB="0" distL="114300" distR="114300" simplePos="0" relativeHeight="251666944" behindDoc="0" locked="0" layoutInCell="1" allowOverlap="1" wp14:anchorId="45E226A2" wp14:editId="1D699AB6">
+          <wp:anchor distT="0" distB="0" distL="114300" distR="114300" simplePos="0" relativeHeight="251656192" behindDoc="0" locked="0" layoutInCell="1" allowOverlap="1" wp14:anchorId="45E226A2" wp14:editId="21EC2E44">
             <wp:simplePos x="0" y="0"/>
             <wp:positionH relativeFrom="margin">
               <wp:posOffset>-267335</wp:posOffset>
@@ -4732,7 +5066,7 @@
           <w:noProof/>
         </w:rPr>
         <w:pict w14:anchorId="14FA96AD">
-          <v:shape id="_x0000_s2086" type="#_x0000_t202" style="position:absolute;left:0;text-align:left;margin-left:74.1pt;margin-top:256.5pt;width:247.2pt;height:45.9pt;z-index:251689984;visibility:visible;mso-height-percent:200;mso-wrap-distance-top:3.6pt;mso-wrap-distance-bottom:3.6pt;mso-height-percent:200;mso-width-relative:margin;mso-height-relative:margin" filled="f" stroked="f">
+          <v:shape id="_x0000_s2086" type="#_x0000_t202" style="position:absolute;left:0;text-align:left;margin-left:74.1pt;margin-top:256.5pt;width:247.2pt;height:45.9pt;z-index:251664384;visibility:visible;mso-height-percent:200;mso-wrap-distance-top:3.6pt;mso-wrap-distance-bottom:3.6pt;mso-height-percent:200;mso-width-relative:margin;mso-height-relative:margin" filled="f" stroked="f">
             <v:textbox style="mso-next-textbox:#_x0000_s2086;mso-fit-shape-to-text:t">
               <w:txbxContent>
                 <w:p>
@@ -4780,7 +5114,7 @@
         </w:rPr>
         <w:lastRenderedPageBreak/>
         <w:pict w14:anchorId="604D6A79">
-          <v:shape id="_x0000_s2087" type="#_x0000_t202" style="position:absolute;left:0;text-align:left;margin-left:58.15pt;margin-top:176.6pt;width:250.95pt;height:45.9pt;z-index:-251625472;visibility:visible;mso-height-percent:200;mso-wrap-distance-top:3.6pt;mso-wrap-distance-bottom:3.6pt;mso-position-horizontal-relative:margin;mso-height-percent:200;mso-width-relative:margin;mso-height-relative:margin" wrapcoords="0 0" filled="f" stroked="f">
+          <v:shape id="_x0000_s2087" type="#_x0000_t202" style="position:absolute;left:0;text-align:left;margin-left:58.15pt;margin-top:176.6pt;width:250.95pt;height:45.9pt;z-index:-251651072;visibility:visible;mso-height-percent:200;mso-wrap-distance-top:3.6pt;mso-wrap-distance-bottom:3.6pt;mso-position-horizontal-relative:margin;mso-height-percent:200;mso-width-relative:margin;mso-height-relative:margin" wrapcoords="0 0" filled="f" stroked="f">
             <v:textbox style="mso-next-textbox:#_x0000_s2087;mso-fit-shape-to-text:t">
               <w:txbxContent>
                 <w:p>
@@ -4811,7 +5145,7 @@
                     <w:rPr>
                       <w:rStyle w:val="Zdraznnintenzivn"/>
                     </w:rPr>
-                    <w:t>sporty</w:t>
+                    <w:t>značky</w:t>
                   </w:r>
                 </w:p>
               </w:txbxContent>
@@ -4825,7 +5159,7 @@
           <w:noProof/>
         </w:rPr>
         <w:drawing>
-          <wp:anchor distT="0" distB="0" distL="114300" distR="114300" simplePos="0" relativeHeight="251678208" behindDoc="0" locked="0" layoutInCell="1" allowOverlap="1" wp14:anchorId="65D24800" wp14:editId="0F081B30">
+          <wp:anchor distT="0" distB="0" distL="114300" distR="114300" simplePos="0" relativeHeight="251651072" behindDoc="0" locked="0" layoutInCell="1" allowOverlap="1" wp14:anchorId="65D24800" wp14:editId="4D0B3EEB">
             <wp:simplePos x="0" y="0"/>
             <wp:positionH relativeFrom="margin">
               <wp:posOffset>-267335</wp:posOffset>
@@ -4893,7 +5227,146 @@
         <w:t>vyhledávání,</w:t>
       </w:r>
       <w:r>
-        <w:t xml:space="preserve"> přičemž ho přesune na stránku s výsledky.</w:t>
+        <w:t xml:space="preserve"> </w:t>
+      </w:r>
+      <w:r>
+        <w:t>přičemž ho přesune na stránku s</w:t>
+      </w:r>
+      <w:r>
+        <w:t xml:space="preserve"> </w:t>
+      </w:r>
+      <w:r>
+        <w:t>výsledky.</w:t>
+      </w:r>
+      <w:r>
+        <w:t xml:space="preserve"> </w:t>
+      </w:r>
+    </w:p>
+    <w:p>
+      <w:r>
+        <w:rPr>
+          <w:noProof/>
+        </w:rPr>
+        <w:pict w14:anchorId="604D6A79">
+          <v:shape id="_x0000_s2089" type="#_x0000_t202" style="position:absolute;left:0;text-align:left;margin-left:50pt;margin-top:220.5pt;width:340.25pt;height:45.9pt;z-index:-251650048;visibility:visible;mso-height-percent:200;mso-wrap-distance-top:3.6pt;mso-wrap-distance-bottom:3.6pt;mso-position-horizontal-relative:margin;mso-height-percent:200;mso-width-relative:margin;mso-height-relative:margin" wrapcoords="0 0" filled="f" stroked="f">
+            <v:textbox style="mso-next-textbox:#_x0000_s2089;mso-fit-shape-to-text:t">
+              <w:txbxContent>
+                <w:p>
+                  <w:pPr>
+                    <w:rPr>
+                      <w:rStyle w:val="Zdraznnintenzivn"/>
+                    </w:rPr>
+                  </w:pPr>
+                  <w:r>
+                    <w:rPr>
+                      <w:rStyle w:val="Zdraznnintenzivn"/>
+                    </w:rPr>
+                    <w:t>Obrázek</w:t>
+                  </w:r>
+                  <w:r>
+                    <w:rPr>
+                      <w:rStyle w:val="Zdraznnintenzivn"/>
+                    </w:rPr>
+                    <w:t xml:space="preserve"> 9</w:t>
+                  </w:r>
+                  <w:r>
+                    <w:rPr>
+                      <w:rStyle w:val="Zdraznnintenzivn"/>
+                    </w:rPr>
+                    <w:t xml:space="preserve"> – Titulní stránka,</w:t>
+                  </w:r>
+                  <w:r>
+                    <w:rPr>
+                      <w:rStyle w:val="Zdraznnintenzivn"/>
+                    </w:rPr>
+                    <w:t xml:space="preserve"> otevřen</w:t>
+                  </w:r>
+                  <w:r>
+                    <w:rPr>
+                      <w:rStyle w:val="Zdraznnintenzivn"/>
+                    </w:rPr>
+                    <w:t>ý</w:t>
+                  </w:r>
+                  <w:r>
+                    <w:rPr>
+                      <w:rStyle w:val="Zdraznnintenzivn"/>
+                    </w:rPr>
+                    <w:t xml:space="preserve"> postranní panel</w:t>
+                  </w:r>
+                </w:p>
+              </w:txbxContent>
+            </v:textbox>
+            <w10:wrap type="through" anchorx="margin"/>
+          </v:shape>
+        </w:pict>
+      </w:r>
+      <w:r>
+        <w:rPr>
+          <w:noProof/>
+        </w:rPr>
+        <w:drawing>
+          <wp:anchor distT="0" distB="0" distL="114300" distR="114300" simplePos="0" relativeHeight="251652096" behindDoc="0" locked="0" layoutInCell="1" allowOverlap="1" wp14:anchorId="6F01ED46" wp14:editId="43799137">
+            <wp:simplePos x="0" y="0"/>
+            <wp:positionH relativeFrom="margin">
+              <wp:align>center</wp:align>
+            </wp:positionH>
+            <wp:positionV relativeFrom="paragraph">
+              <wp:posOffset>-2540</wp:posOffset>
+            </wp:positionV>
+            <wp:extent cx="5579745" cy="2670810"/>
+            <wp:effectExtent l="0" t="0" r="0" b="0"/>
+            <wp:wrapThrough wrapText="bothSides">
+              <wp:wrapPolygon edited="0">
+                <wp:start x="0" y="0"/>
+                <wp:lineTo x="0" y="21415"/>
+                <wp:lineTo x="21534" y="21415"/>
+                <wp:lineTo x="21534" y="0"/>
+                <wp:lineTo x="0" y="0"/>
+              </wp:wrapPolygon>
+            </wp:wrapThrough>
+            <wp:docPr id="825707503" name="Obrázek 1" descr="Obsah obrázku text, snímek obrazovky, software, Webová stránka&#10;&#10;Popis byl vytvořen automaticky"/>
+            <wp:cNvGraphicFramePr>
+              <a:graphicFrameLocks xmlns:a="http://schemas.openxmlformats.org/drawingml/2006/main" noChangeAspect="1"/>
+            </wp:cNvGraphicFramePr>
+            <a:graphic xmlns:a="http://schemas.openxmlformats.org/drawingml/2006/main">
+              <a:graphicData uri="http://schemas.openxmlformats.org/drawingml/2006/picture">
+                <pic:pic xmlns:pic="http://schemas.openxmlformats.org/drawingml/2006/picture">
+                  <pic:nvPicPr>
+                    <pic:cNvPr id="825707503" name="Obrázek 1" descr="Obsah obrázku text, snímek obrazovky, software, Webová stránka&#10;&#10;Popis byl vytvořen automaticky"/>
+                    <pic:cNvPicPr/>
+                  </pic:nvPicPr>
+                  <pic:blipFill>
+                    <a:blip r:embed="rId24" cstate="print">
+                      <a:extLst>
+                        <a:ext uri="{28A0092B-C50C-407E-A947-70E740481C1C}">
+                          <a14:useLocalDpi xmlns:a14="http://schemas.microsoft.com/office/drawing/2010/main" val="0"/>
+                        </a:ext>
+                      </a:extLst>
+                    </a:blip>
+                    <a:stretch>
+                      <a:fillRect/>
+                    </a:stretch>
+                  </pic:blipFill>
+                  <pic:spPr>
+                    <a:xfrm>
+                      <a:off x="0" y="0"/>
+                      <a:ext cx="5579745" cy="2670810"/>
+                    </a:xfrm>
+                    <a:prstGeom prst="rect">
+                      <a:avLst/>
+                    </a:prstGeom>
+                  </pic:spPr>
+                </pic:pic>
+              </a:graphicData>
+            </a:graphic>
+            <wp14:sizeRelH relativeFrom="page">
+              <wp14:pctWidth>0</wp14:pctWidth>
+            </wp14:sizeRelH>
+            <wp14:sizeRelV relativeFrom="page">
+              <wp14:pctHeight>0</wp14:pctHeight>
+            </wp14:sizeRelV>
+          </wp:anchor>
+        </w:drawing>
       </w:r>
     </w:p>
     <w:p>
@@ -4907,12 +5380,565 @@
       </w:r>
     </w:p>
     <w:p>
+      <w:r>
+        <w:lastRenderedPageBreak/>
+        <w:t xml:space="preserve">Stránka všech vypsaných produktů je rozdělena na 2 části, 1 se všemi vypsanými produkty a 1 se všemi filtry. </w:t>
+      </w:r>
+      <w:r>
+        <w:t>Každý produkt je reprezentován obrázkem, názvem, jeho sportem</w:t>
+      </w:r>
+      <w:r>
+        <w:t>, cenou a popřípadě pokud je zrovna produkt ve slevě, tak i jeho cenou ve slevě. Veškeré filtry</w:t>
+      </w:r>
+      <w:r>
+        <w:t xml:space="preserve"> všech produktů</w:t>
+      </w:r>
+      <w:r>
+        <w:t xml:space="preserve"> jsou roztříděny na </w:t>
+      </w:r>
+      <w:r>
+        <w:t>cenu, kategorii, značku, sport, velikost a barvu</w:t>
+      </w:r>
+      <w:r>
+        <w:t xml:space="preserve"> s tlačítkem na konci pro spuštění filtrace produktů z</w:t>
+      </w:r>
+      <w:r>
+        <w:t> </w:t>
+      </w:r>
+      <w:r>
+        <w:t>databáze</w:t>
+      </w:r>
+      <w:r>
+        <w:t>.</w:t>
+      </w:r>
+      <w:r>
+        <w:t xml:space="preserve"> </w:t>
+      </w:r>
+      <w:r>
+        <w:t xml:space="preserve">U každého názvu vlastnosti je stříška, jenž zobrazí všechny hodnoty dané vlastnosti. </w:t>
+      </w:r>
+      <w:r>
+        <w:t xml:space="preserve">Pro mobilní zařízení se zobrazí filtry a produkty za </w:t>
+      </w:r>
+      <w:r>
+        <w:t>sebou,</w:t>
+      </w:r>
+      <w:r>
+        <w:t xml:space="preserve"> a ne vedle sebe.</w:t>
+      </w:r>
+    </w:p>
+    <w:p>
+      <w:r>
+        <w:rPr>
+          <w:noProof/>
+        </w:rPr>
+        <w:pict w14:anchorId="604D6A79">
+          <v:shape id="_x0000_s2090" type="#_x0000_t202" style="position:absolute;left:0;text-align:left;margin-left:0;margin-top:224.25pt;width:266.85pt;height:27.95pt;z-index:-251649024;visibility:visible;mso-wrap-distance-top:3.6pt;mso-wrap-distance-bottom:3.6pt;mso-position-horizontal:center;mso-position-horizontal-relative:margin;mso-width-relative:margin;mso-height-relative:margin" wrapcoords="0 0" filled="f" stroked="f">
+            <v:textbox style="mso-next-textbox:#_x0000_s2090">
+              <w:txbxContent>
+                <w:p>
+                  <w:pPr>
+                    <w:rPr>
+                      <w:rStyle w:val="Zdraznnintenzivn"/>
+                    </w:rPr>
+                  </w:pPr>
+                  <w:r>
+                    <w:rPr>
+                      <w:rStyle w:val="Zdraznnintenzivn"/>
+                    </w:rPr>
+                    <w:t>Obrázek</w:t>
+                  </w:r>
+                  <w:r>
+                    <w:rPr>
+                      <w:rStyle w:val="Zdraznnintenzivn"/>
+                    </w:rPr>
+                    <w:t xml:space="preserve"> </w:t>
+                  </w:r>
+                  <w:r>
+                    <w:rPr>
+                      <w:rStyle w:val="Zdraznnintenzivn"/>
+                    </w:rPr>
+                    <w:t>10</w:t>
+                  </w:r>
+                  <w:r>
+                    <w:rPr>
+                      <w:rStyle w:val="Zdraznnintenzivn"/>
+                    </w:rPr>
+                    <w:t xml:space="preserve"> – </w:t>
+                  </w:r>
+                  <w:r>
+                    <w:rPr>
+                      <w:rStyle w:val="Zdraznnintenzivn"/>
+                    </w:rPr>
+                    <w:t xml:space="preserve">Stránka </w:t>
+                  </w:r>
+                  <w:r>
+                    <w:rPr>
+                      <w:rStyle w:val="Zdraznnintenzivn"/>
+                    </w:rPr>
+                    <w:t xml:space="preserve">výpisu </w:t>
+                  </w:r>
+                  <w:r>
+                    <w:rPr>
+                      <w:rStyle w:val="Zdraznnintenzivn"/>
+                    </w:rPr>
+                    <w:t>produktů</w:t>
+                  </w:r>
+                </w:p>
+              </w:txbxContent>
+            </v:textbox>
+            <w10:wrap type="through" anchorx="margin"/>
+          </v:shape>
+        </w:pict>
+      </w:r>
+      <w:r>
+        <w:rPr>
+          <w:noProof/>
+        </w:rPr>
+        <w:drawing>
+          <wp:anchor distT="0" distB="0" distL="114300" distR="114300" simplePos="0" relativeHeight="251653120" behindDoc="0" locked="0" layoutInCell="1" allowOverlap="1" wp14:anchorId="25610C8C" wp14:editId="29C4CEA3">
+            <wp:simplePos x="0" y="0"/>
+            <wp:positionH relativeFrom="margin">
+              <wp:align>center</wp:align>
+            </wp:positionH>
+            <wp:positionV relativeFrom="paragraph">
+              <wp:posOffset>3810</wp:posOffset>
+            </wp:positionV>
+            <wp:extent cx="5579745" cy="2651125"/>
+            <wp:effectExtent l="0" t="0" r="0" b="0"/>
+            <wp:wrapThrough wrapText="bothSides">
+              <wp:wrapPolygon edited="0">
+                <wp:start x="0" y="0"/>
+                <wp:lineTo x="0" y="21419"/>
+                <wp:lineTo x="21534" y="21419"/>
+                <wp:lineTo x="21534" y="0"/>
+                <wp:lineTo x="0" y="0"/>
+              </wp:wrapPolygon>
+            </wp:wrapThrough>
+            <wp:docPr id="397441981" name="Obrázek 1" descr="Obsah obrázku text, boty, snímek obrazovky, software&#10;&#10;Popis byl vytvořen automaticky"/>
+            <wp:cNvGraphicFramePr>
+              <a:graphicFrameLocks xmlns:a="http://schemas.openxmlformats.org/drawingml/2006/main" noChangeAspect="1"/>
+            </wp:cNvGraphicFramePr>
+            <a:graphic xmlns:a="http://schemas.openxmlformats.org/drawingml/2006/main">
+              <a:graphicData uri="http://schemas.openxmlformats.org/drawingml/2006/picture">
+                <pic:pic xmlns:pic="http://schemas.openxmlformats.org/drawingml/2006/picture">
+                  <pic:nvPicPr>
+                    <pic:cNvPr id="397441981" name="Obrázek 1" descr="Obsah obrázku text, boty, snímek obrazovky, software&#10;&#10;Popis byl vytvořen automaticky"/>
+                    <pic:cNvPicPr/>
+                  </pic:nvPicPr>
+                  <pic:blipFill>
+                    <a:blip r:embed="rId25" cstate="print">
+                      <a:extLst>
+                        <a:ext uri="{28A0092B-C50C-407E-A947-70E740481C1C}">
+                          <a14:useLocalDpi xmlns:a14="http://schemas.microsoft.com/office/drawing/2010/main" val="0"/>
+                        </a:ext>
+                      </a:extLst>
+                    </a:blip>
+                    <a:stretch>
+                      <a:fillRect/>
+                    </a:stretch>
+                  </pic:blipFill>
+                  <pic:spPr>
+                    <a:xfrm>
+                      <a:off x="0" y="0"/>
+                      <a:ext cx="5579745" cy="2651125"/>
+                    </a:xfrm>
+                    <a:prstGeom prst="rect">
+                      <a:avLst/>
+                    </a:prstGeom>
+                  </pic:spPr>
+                </pic:pic>
+              </a:graphicData>
+            </a:graphic>
+            <wp14:sizeRelH relativeFrom="page">
+              <wp14:pctWidth>0</wp14:pctWidth>
+            </wp14:sizeRelH>
+            <wp14:sizeRelV relativeFrom="page">
+              <wp14:pctHeight>0</wp14:pctHeight>
+            </wp14:sizeRelV>
+          </wp:anchor>
+        </w:drawing>
+      </w:r>
+    </w:p>
+    <w:p>
+      <w:bookmarkStart w:id="23" w:name="_Toc155205675"/>
+      <w:r>
+        <w:t xml:space="preserve">Stránka produktu se skládá z </w:t>
+      </w:r>
+      <w:r>
+        <w:t>5</w:t>
+      </w:r>
+      <w:r>
+        <w:t xml:space="preserve"> částí</w:t>
+      </w:r>
+      <w:r>
+        <w:t xml:space="preserve">. První obsahuje obrázky produktu dané barvy, v druhé části se nachází název, cenu, cenu ve slevě, pokud je zrovna produkt zlevněný, průměrné hodnocení všech uživatelů a parametry, které si zákazník vybere </w:t>
+      </w:r>
+      <w:r>
+        <w:t>k produktu s tlačítkem na přidání produktu do košíku</w:t>
+      </w:r>
+      <w:r>
+        <w:t>.</w:t>
+      </w:r>
+      <w:r>
+        <w:t xml:space="preserve"> Třetí část je tabulka se základními parametry. Čtvrtá část popisuje produkt a v poslední části se vyskytují všechny napsané recenze.</w:t>
+      </w:r>
+    </w:p>
+    <w:p>
+      <w:pPr>
+        <w:spacing w:before="0" w:after="0" w:line="240" w:lineRule="auto"/>
+        <w:ind w:firstLine="0"/>
+        <w:jc w:val="left"/>
+      </w:pPr>
+      <w:r>
+        <w:br w:type="page"/>
+      </w:r>
+    </w:p>
+    <w:p>
+      <w:r>
+        <w:lastRenderedPageBreak/>
+        <w:drawing>
+          <wp:anchor distT="0" distB="0" distL="114300" distR="114300" simplePos="0" relativeHeight="251652608" behindDoc="0" locked="0" layoutInCell="1" allowOverlap="1" wp14:anchorId="083E19BA" wp14:editId="031AA4D2">
+            <wp:simplePos x="0" y="0"/>
+            <wp:positionH relativeFrom="margin">
+              <wp:posOffset>-279400</wp:posOffset>
+            </wp:positionH>
+            <wp:positionV relativeFrom="paragraph">
+              <wp:posOffset>-550545</wp:posOffset>
+            </wp:positionV>
+            <wp:extent cx="5579745" cy="1790065"/>
+            <wp:effectExtent l="0" t="0" r="0" b="0"/>
+            <wp:wrapThrough wrapText="bothSides">
+              <wp:wrapPolygon edited="0">
+                <wp:start x="0" y="0"/>
+                <wp:lineTo x="0" y="21378"/>
+                <wp:lineTo x="21534" y="21378"/>
+                <wp:lineTo x="21534" y="0"/>
+                <wp:lineTo x="0" y="0"/>
+              </wp:wrapPolygon>
+            </wp:wrapThrough>
+            <wp:docPr id="1565378108" name="Obrázek 1" descr="Obsah obrázku text, snímek obrazovky, boty, bota&#10;&#10;Popis byl vytvořen automaticky"/>
+            <wp:cNvGraphicFramePr>
+              <a:graphicFrameLocks xmlns:a="http://schemas.openxmlformats.org/drawingml/2006/main" noChangeAspect="1"/>
+            </wp:cNvGraphicFramePr>
+            <a:graphic xmlns:a="http://schemas.openxmlformats.org/drawingml/2006/main">
+              <a:graphicData uri="http://schemas.openxmlformats.org/drawingml/2006/picture">
+                <pic:pic xmlns:pic="http://schemas.openxmlformats.org/drawingml/2006/picture">
+                  <pic:nvPicPr>
+                    <pic:cNvPr id="1565378108" name="Obrázek 1" descr="Obsah obrázku text, snímek obrazovky, boty, bota&#10;&#10;Popis byl vytvořen automaticky"/>
+                    <pic:cNvPicPr/>
+                  </pic:nvPicPr>
+                  <pic:blipFill>
+                    <a:blip r:embed="rId26" cstate="print">
+                      <a:extLst>
+                        <a:ext uri="{28A0092B-C50C-407E-A947-70E740481C1C}">
+                          <a14:useLocalDpi xmlns:a14="http://schemas.microsoft.com/office/drawing/2010/main" val="0"/>
+                        </a:ext>
+                      </a:extLst>
+                    </a:blip>
+                    <a:stretch>
+                      <a:fillRect/>
+                    </a:stretch>
+                  </pic:blipFill>
+                  <pic:spPr>
+                    <a:xfrm>
+                      <a:off x="0" y="0"/>
+                      <a:ext cx="5579745" cy="1790065"/>
+                    </a:xfrm>
+                    <a:prstGeom prst="rect">
+                      <a:avLst/>
+                    </a:prstGeom>
+                  </pic:spPr>
+                </pic:pic>
+              </a:graphicData>
+            </a:graphic>
+            <wp14:sizeRelH relativeFrom="page">
+              <wp14:pctWidth>0</wp14:pctWidth>
+            </wp14:sizeRelH>
+            <wp14:sizeRelV relativeFrom="page">
+              <wp14:pctHeight>0</wp14:pctHeight>
+            </wp14:sizeRelV>
+          </wp:anchor>
+        </w:drawing>
+      </w:r>
+    </w:p>
+    <w:p>
+      <w:r>
+        <w:rPr>
+          <w:noProof/>
+        </w:rPr>
+        <w:pict w14:anchorId="604D6A79">
+          <v:shape id="_x0000_s2095" type="#_x0000_t202" style="position:absolute;left:0;text-align:left;margin-left:0;margin-top:364.9pt;width:171.65pt;height:27.95pt;z-index:-251647489;visibility:visible;mso-wrap-distance-top:3.6pt;mso-wrap-distance-bottom:3.6pt;mso-position-horizontal:center;mso-position-horizontal-relative:margin;mso-width-relative:margin;mso-height-relative:margin" wrapcoords="0 0" filled="f" stroked="f">
+            <v:textbox style="mso-next-textbox:#_x0000_s2095">
+              <w:txbxContent>
+                <w:p>
+                  <w:pPr>
+                    <w:ind w:firstLine="0"/>
+                    <w:rPr>
+                      <w:rStyle w:val="Zdraznnintenzivn"/>
+                    </w:rPr>
+                  </w:pPr>
+                  <w:r>
+                    <w:rPr>
+                      <w:rStyle w:val="Zdraznnintenzivn"/>
+                    </w:rPr>
+                    <w:t>Obrázek</w:t>
+                  </w:r>
+                  <w:r>
+                    <w:rPr>
+                      <w:rStyle w:val="Zdraznnintenzivn"/>
+                    </w:rPr>
+                    <w:t xml:space="preserve"> 12</w:t>
+                  </w:r>
+                  <w:r>
+                    <w:rPr>
+                      <w:rStyle w:val="Zdraznnintenzivn"/>
+                    </w:rPr>
+                    <w:t xml:space="preserve"> – </w:t>
+                  </w:r>
+                  <w:r>
+                    <w:rPr>
+                      <w:rStyle w:val="Zdraznnintenzivn"/>
+                    </w:rPr>
+                    <w:t>Produkt, recenze</w:t>
+                  </w:r>
+                </w:p>
+              </w:txbxContent>
+            </v:textbox>
+            <w10:wrap type="through" anchorx="margin"/>
+          </v:shape>
+        </w:pict>
+      </w:r>
+      <w:r>
+        <w:drawing>
+          <wp:anchor distT="0" distB="0" distL="114300" distR="114300" simplePos="0" relativeHeight="251658752" behindDoc="0" locked="0" layoutInCell="1" allowOverlap="1" wp14:anchorId="45E01E1D" wp14:editId="47584F6F">
+            <wp:simplePos x="0" y="0"/>
+            <wp:positionH relativeFrom="column">
+              <wp:posOffset>635</wp:posOffset>
+            </wp:positionH>
+            <wp:positionV relativeFrom="paragraph">
+              <wp:posOffset>3235113</wp:posOffset>
+            </wp:positionV>
+            <wp:extent cx="5579745" cy="1375410"/>
+            <wp:effectExtent l="0" t="0" r="0" b="0"/>
+            <wp:wrapSquare wrapText="bothSides"/>
+            <wp:docPr id="945431842" name="Obrázek 1" descr="Obsah obrázku text, snímek obrazovky&#10;&#10;Popis byl vytvořen automaticky"/>
+            <wp:cNvGraphicFramePr>
+              <a:graphicFrameLocks xmlns:a="http://schemas.openxmlformats.org/drawingml/2006/main" noChangeAspect="1"/>
+            </wp:cNvGraphicFramePr>
+            <a:graphic xmlns:a="http://schemas.openxmlformats.org/drawingml/2006/main">
+              <a:graphicData uri="http://schemas.openxmlformats.org/drawingml/2006/picture">
+                <pic:pic xmlns:pic="http://schemas.openxmlformats.org/drawingml/2006/picture">
+                  <pic:nvPicPr>
+                    <pic:cNvPr id="945431842" name="Obrázek 1" descr="Obsah obrázku text, snímek obrazovky&#10;&#10;Popis byl vytvořen automaticky"/>
+                    <pic:cNvPicPr/>
+                  </pic:nvPicPr>
+                  <pic:blipFill>
+                    <a:blip r:embed="rId27" cstate="print">
+                      <a:extLst>
+                        <a:ext uri="{28A0092B-C50C-407E-A947-70E740481C1C}">
+                          <a14:useLocalDpi xmlns:a14="http://schemas.microsoft.com/office/drawing/2010/main" val="0"/>
+                        </a:ext>
+                      </a:extLst>
+                    </a:blip>
+                    <a:stretch>
+                      <a:fillRect/>
+                    </a:stretch>
+                  </pic:blipFill>
+                  <pic:spPr>
+                    <a:xfrm>
+                      <a:off x="0" y="0"/>
+                      <a:ext cx="5579745" cy="1375410"/>
+                    </a:xfrm>
+                    <a:prstGeom prst="rect">
+                      <a:avLst/>
+                    </a:prstGeom>
+                  </pic:spPr>
+                </pic:pic>
+              </a:graphicData>
+            </a:graphic>
+            <wp14:sizeRelH relativeFrom="page">
+              <wp14:pctWidth>0</wp14:pctWidth>
+            </wp14:sizeRelH>
+            <wp14:sizeRelV relativeFrom="page">
+              <wp14:pctHeight>0</wp14:pctHeight>
+            </wp14:sizeRelV>
+          </wp:anchor>
+        </w:drawing>
+      </w:r>
+      <w:r>
+        <w:rPr>
+          <w:noProof/>
+        </w:rPr>
+        <w:pict w14:anchorId="604D6A79">
+          <v:shape id="_x0000_s2093" type="#_x0000_t202" style="position:absolute;left:0;text-align:left;margin-left:0;margin-top:2.15pt;width:238.15pt;height:27.95pt;z-index:-251648000;visibility:visible;mso-wrap-distance-top:3.6pt;mso-wrap-distance-bottom:3.6pt;mso-position-horizontal:center;mso-position-horizontal-relative:margin;mso-position-vertical-relative:text;mso-width-relative:margin;mso-height-relative:margin" wrapcoords="0 0" filled="f" stroked="f">
+            <v:textbox style="mso-next-textbox:#_x0000_s2093">
+              <w:txbxContent>
+                <w:p>
+                  <w:pPr>
+                    <w:ind w:firstLine="0"/>
+                    <w:rPr>
+                      <w:rStyle w:val="Zdraznnintenzivn"/>
+                    </w:rPr>
+                  </w:pPr>
+                  <w:r>
+                    <w:rPr>
+                      <w:rStyle w:val="Zdraznnintenzivn"/>
+                    </w:rPr>
+                    <w:t>Obrázek</w:t>
+                  </w:r>
+                  <w:r>
+                    <w:rPr>
+                      <w:rStyle w:val="Zdraznnintenzivn"/>
+                    </w:rPr>
+                    <w:t xml:space="preserve"> 11</w:t>
+                  </w:r>
+                  <w:r>
+                    <w:rPr>
+                      <w:rStyle w:val="Zdraznnintenzivn"/>
+                    </w:rPr>
+                    <w:t xml:space="preserve"> – </w:t>
+                  </w:r>
+                  <w:r>
+                    <w:rPr>
+                      <w:rStyle w:val="Zdraznnintenzivn"/>
+                    </w:rPr>
+                    <w:t>Produkt, obrázky a parametry</w:t>
+                  </w:r>
+                </w:p>
+              </w:txbxContent>
+            </v:textbox>
+            <w10:wrap type="through" anchorx="margin"/>
+          </v:shape>
+        </w:pict>
+      </w:r>
+      <w:r>
+        <w:tab/>
+      </w:r>
+      <w:r>
+        <w:tab/>
+      </w:r>
+    </w:p>
+    <w:p>
+      <w:r>
+        <w:rPr>
+          <w:noProof/>
+        </w:rPr>
+        <w:pict w14:anchorId="604D6A79">
+          <v:shape id="_x0000_s2094" type="#_x0000_t202" style="position:absolute;left:0;text-align:left;margin-left:117.15pt;margin-top:182.85pt;width:204.8pt;height:27.95pt;z-index:-251646976;visibility:visible;mso-wrap-distance-top:3.6pt;mso-wrap-distance-bottom:3.6pt;mso-position-horizontal-relative:margin;mso-width-relative:margin;mso-height-relative:margin" wrapcoords="0 0" filled="f" stroked="f">
+            <v:textbox style="mso-next-textbox:#_x0000_s2094">
+              <w:txbxContent>
+                <w:p>
+                  <w:pPr>
+                    <w:ind w:firstLine="0"/>
+                    <w:rPr>
+                      <w:rStyle w:val="Zdraznnintenzivn"/>
+                    </w:rPr>
+                  </w:pPr>
+                  <w:r>
+                    <w:rPr>
+                      <w:rStyle w:val="Zdraznnintenzivn"/>
+                    </w:rPr>
+                    <w:t>Obrázek</w:t>
+                  </w:r>
+                  <w:r>
+                    <w:rPr>
+                      <w:rStyle w:val="Zdraznnintenzivn"/>
+                    </w:rPr>
+                    <w:t xml:space="preserve"> 12</w:t>
+                  </w:r>
+                  <w:r>
+                    <w:rPr>
+                      <w:rStyle w:val="Zdraznnintenzivn"/>
+                    </w:rPr>
+                    <w:t xml:space="preserve"> – </w:t>
+                  </w:r>
+                  <w:r>
+                    <w:rPr>
+                      <w:rStyle w:val="Zdraznnintenzivn"/>
+                    </w:rPr>
+                    <w:t>Produkt, tabulka a popis</w:t>
+                  </w:r>
+                </w:p>
+              </w:txbxContent>
+            </v:textbox>
+            <w10:wrap type="through" anchorx="margin"/>
+          </v:shape>
+        </w:pict>
+      </w:r>
+      <w:r>
+        <w:drawing>
+          <wp:anchor distT="0" distB="0" distL="114300" distR="114300" simplePos="0" relativeHeight="251654656" behindDoc="0" locked="0" layoutInCell="1" allowOverlap="1" wp14:anchorId="73447648" wp14:editId="7E380D04">
+            <wp:simplePos x="0" y="0"/>
+            <wp:positionH relativeFrom="margin">
+              <wp:align>center</wp:align>
+            </wp:positionH>
+            <wp:positionV relativeFrom="paragraph">
+              <wp:posOffset>423</wp:posOffset>
+            </wp:positionV>
+            <wp:extent cx="5579745" cy="2289175"/>
+            <wp:effectExtent l="0" t="0" r="0" b="0"/>
+            <wp:wrapThrough wrapText="bothSides">
+              <wp:wrapPolygon edited="0">
+                <wp:start x="0" y="0"/>
+                <wp:lineTo x="0" y="21390"/>
+                <wp:lineTo x="21534" y="21390"/>
+                <wp:lineTo x="21534" y="0"/>
+                <wp:lineTo x="0" y="0"/>
+              </wp:wrapPolygon>
+            </wp:wrapThrough>
+            <wp:docPr id="579701445" name="Obrázek 1" descr="Obsah obrázku text, snímek obrazovky, číslo, řada/pruh&#10;&#10;Popis byl vytvořen automaticky"/>
+            <wp:cNvGraphicFramePr>
+              <a:graphicFrameLocks xmlns:a="http://schemas.openxmlformats.org/drawingml/2006/main" noChangeAspect="1"/>
+            </wp:cNvGraphicFramePr>
+            <a:graphic xmlns:a="http://schemas.openxmlformats.org/drawingml/2006/main">
+              <a:graphicData uri="http://schemas.openxmlformats.org/drawingml/2006/picture">
+                <pic:pic xmlns:pic="http://schemas.openxmlformats.org/drawingml/2006/picture">
+                  <pic:nvPicPr>
+                    <pic:cNvPr id="579701445" name="Obrázek 1" descr="Obsah obrázku text, snímek obrazovky, číslo, řada/pruh&#10;&#10;Popis byl vytvořen automaticky"/>
+                    <pic:cNvPicPr/>
+                  </pic:nvPicPr>
+                  <pic:blipFill>
+                    <a:blip r:embed="rId28" cstate="print">
+                      <a:extLst>
+                        <a:ext uri="{28A0092B-C50C-407E-A947-70E740481C1C}">
+                          <a14:useLocalDpi xmlns:a14="http://schemas.microsoft.com/office/drawing/2010/main" val="0"/>
+                        </a:ext>
+                      </a:extLst>
+                    </a:blip>
+                    <a:stretch>
+                      <a:fillRect/>
+                    </a:stretch>
+                  </pic:blipFill>
+                  <pic:spPr>
+                    <a:xfrm>
+                      <a:off x="0" y="0"/>
+                      <a:ext cx="5579745" cy="2289175"/>
+                    </a:xfrm>
+                    <a:prstGeom prst="rect">
+                      <a:avLst/>
+                    </a:prstGeom>
+                  </pic:spPr>
+                </pic:pic>
+              </a:graphicData>
+            </a:graphic>
+            <wp14:sizeRelH relativeFrom="page">
+              <wp14:pctWidth>0</wp14:pctWidth>
+            </wp14:sizeRelH>
+            <wp14:sizeRelV relativeFrom="page">
+              <wp14:pctHeight>0</wp14:pctHeight>
+            </wp14:sizeRelV>
+          </wp:anchor>
+        </w:drawing>
+      </w:r>
+    </w:p>
+    <w:p/>
+    <w:p/>
+    <w:p>
       <w:pPr>
         <w:pStyle w:val="Nadpis1"/>
       </w:pPr>
-      <w:bookmarkStart w:id="23" w:name="_Toc155205675"/>
-      <w:r>
-        <w:lastRenderedPageBreak/>
+      <w:r>
         <w:t xml:space="preserve">Popis </w:t>
       </w:r>
       <w:r>
@@ -4950,7 +5976,11 @@
         <w:t xml:space="preserve"> Kliknutím na ně si může prohlédnout detaily</w:t>
       </w:r>
       <w:r>
-        <w:t xml:space="preserve"> Poté má možnost přidat vybraný produkt do svého nákupního košíku a provést objednávku</w:t>
+        <w:t xml:space="preserve"> Poté má možnost přidat vybraný produkt do svého nákupního </w:t>
+      </w:r>
+      <w:r>
+        <w:lastRenderedPageBreak/>
+        <w:t>košíku a provést objednávku</w:t>
       </w:r>
       <w:r>
         <w:t xml:space="preserve"> s možností slevy pomocí slevového kódu</w:t>
@@ -4975,10 +6005,12 @@
       <w:pPr>
         <w:pStyle w:val="Nadpis2"/>
       </w:pPr>
+      <w:proofErr w:type="spellStart"/>
       <w:r>
         <w:t>Frontend</w:t>
       </w:r>
       <w:bookmarkEnd w:id="24"/>
+      <w:proofErr w:type="spellEnd"/>
     </w:p>
     <w:p>
       <w:r>
@@ -5037,11 +6069,37 @@
     </w:p>
     <w:p>
       <w:r>
-        <w:t>Nejdřív se prověří</w:t>
-      </w:r>
-      <w:r>
-        <w:t xml:space="preserve"> přes for of loop</w:t>
-      </w:r>
+        <w:t xml:space="preserve">Nejdřív se </w:t>
+      </w:r>
+      <w:proofErr w:type="gramStart"/>
+      <w:r>
+        <w:t>prověří</w:t>
+      </w:r>
+      <w:proofErr w:type="gramEnd"/>
+      <w:r>
+        <w:t xml:space="preserve"> přes </w:t>
+      </w:r>
+      <w:proofErr w:type="spellStart"/>
+      <w:r>
+        <w:t>for</w:t>
+      </w:r>
+      <w:proofErr w:type="spellEnd"/>
+      <w:r>
+        <w:t xml:space="preserve"> </w:t>
+      </w:r>
+      <w:proofErr w:type="spellStart"/>
+      <w:r>
+        <w:t>of</w:t>
+      </w:r>
+      <w:proofErr w:type="spellEnd"/>
+      <w:r>
+        <w:t xml:space="preserve"> </w:t>
+      </w:r>
+      <w:proofErr w:type="spellStart"/>
+      <w:r>
+        <w:t>loop</w:t>
+      </w:r>
+      <w:proofErr w:type="spellEnd"/>
       <w:r>
         <w:t>, zda jsou všechna vstupní pole vyplněná, kde se prochází všechny vstupní pole pro zadávání informací.</w:t>
       </w:r>
@@ -5146,6 +6204,7 @@
         </w:rPr>
         <w:t xml:space="preserve"> </w:t>
       </w:r>
+      <w:proofErr w:type="spellStart"/>
       <w:r>
         <w:rPr>
           <w:rFonts w:ascii="Consolas" w:hAnsi="Consolas"/>
@@ -5156,6 +6215,7 @@
         </w:rPr>
         <w:t>inputy</w:t>
       </w:r>
+      <w:proofErr w:type="spellEnd"/>
       <w:r>
         <w:rPr>
           <w:rFonts w:ascii="Consolas" w:hAnsi="Consolas"/>
@@ -5191,6 +6251,7 @@
         </w:rPr>
         <w:t xml:space="preserve">        </w:t>
       </w:r>
+      <w:proofErr w:type="gramStart"/>
       <w:r>
         <w:rPr>
           <w:rFonts w:ascii="Consolas" w:hAnsi="Consolas"/>
@@ -5211,6 +6272,8 @@
         </w:rPr>
         <w:t>(</w:t>
       </w:r>
+      <w:proofErr w:type="spellStart"/>
+      <w:proofErr w:type="gramEnd"/>
       <w:r>
         <w:rPr>
           <w:rFonts w:ascii="Consolas" w:hAnsi="Consolas"/>
@@ -5241,6 +6304,7 @@
         </w:rPr>
         <w:t>value</w:t>
       </w:r>
+      <w:proofErr w:type="spellEnd"/>
       <w:r>
         <w:rPr>
           <w:rFonts w:ascii="Consolas" w:hAnsi="Consolas"/>
@@ -5296,6 +6360,7 @@
         </w:rPr>
         <w:t xml:space="preserve">            </w:t>
       </w:r>
+      <w:proofErr w:type="spellStart"/>
       <w:r>
         <w:rPr>
           <w:rFonts w:ascii="Consolas" w:hAnsi="Consolas"/>
@@ -5306,6 +6371,7 @@
         </w:rPr>
         <w:t>zprava</w:t>
       </w:r>
+      <w:proofErr w:type="spellEnd"/>
       <w:r>
         <w:rPr>
           <w:rFonts w:ascii="Consolas" w:hAnsi="Consolas"/>
@@ -5324,7 +6390,51 @@
           <w:szCs w:val="21"/>
           <w:lang w:val="en-US" w:eastAsia="en-US"/>
         </w:rPr>
-        <w:t>"máte nevyplněná pole"</w:t>
+        <w:t>"</w:t>
+      </w:r>
+      <w:proofErr w:type="spellStart"/>
+      <w:r>
+        <w:rPr>
+          <w:rFonts w:ascii="Consolas" w:hAnsi="Consolas"/>
+          <w:color w:val="A31515"/>
+          <w:sz w:val="21"/>
+          <w:szCs w:val="21"/>
+          <w:lang w:val="en-US" w:eastAsia="en-US"/>
+        </w:rPr>
+        <w:t>máte</w:t>
+      </w:r>
+      <w:proofErr w:type="spellEnd"/>
+      <w:r>
+        <w:rPr>
+          <w:rFonts w:ascii="Consolas" w:hAnsi="Consolas"/>
+          <w:color w:val="A31515"/>
+          <w:sz w:val="21"/>
+          <w:szCs w:val="21"/>
+          <w:lang w:val="en-US" w:eastAsia="en-US"/>
+        </w:rPr>
+        <w:t xml:space="preserve"> </w:t>
+      </w:r>
+      <w:proofErr w:type="spellStart"/>
+      <w:r>
+        <w:rPr>
+          <w:rFonts w:ascii="Consolas" w:hAnsi="Consolas"/>
+          <w:color w:val="A31515"/>
+          <w:sz w:val="21"/>
+          <w:szCs w:val="21"/>
+          <w:lang w:val="en-US" w:eastAsia="en-US"/>
+        </w:rPr>
+        <w:t>nevyplněná</w:t>
+      </w:r>
+      <w:proofErr w:type="spellEnd"/>
+      <w:r>
+        <w:rPr>
+          <w:rFonts w:ascii="Consolas" w:hAnsi="Consolas"/>
+          <w:color w:val="A31515"/>
+          <w:sz w:val="21"/>
+          <w:szCs w:val="21"/>
+          <w:lang w:val="en-US" w:eastAsia="en-US"/>
+        </w:rPr>
+        <w:t xml:space="preserve"> pole"</w:t>
       </w:r>
     </w:p>
     <w:p>
@@ -5351,6 +6461,7 @@
         </w:rPr>
         <w:t xml:space="preserve">            </w:t>
       </w:r>
+      <w:proofErr w:type="spellStart"/>
       <w:r>
         <w:rPr>
           <w:rFonts w:ascii="Consolas" w:hAnsi="Consolas"/>
@@ -5361,6 +6472,7 @@
         </w:rPr>
         <w:t>validace</w:t>
       </w:r>
+      <w:proofErr w:type="spellEnd"/>
       <w:r>
         <w:rPr>
           <w:rFonts w:ascii="Consolas" w:hAnsi="Consolas"/>
@@ -5498,18 +6610,70 @@
           <w:lang w:val="en-US" w:eastAsia="en-US"/>
         </w:rPr>
       </w:pPr>
-      <w:r>
-        <w:rPr>
-          <w:lang w:val="en-US" w:eastAsia="en-US"/>
-        </w:rPr>
-        <w:t xml:space="preserve">Jestliže se nenajde žádné prázdné pole, </w:t>
-      </w:r>
+      <w:proofErr w:type="spellStart"/>
+      <w:r>
+        <w:rPr>
+          <w:lang w:val="en-US" w:eastAsia="en-US"/>
+        </w:rPr>
+        <w:t>Jestliže</w:t>
+      </w:r>
+      <w:proofErr w:type="spellEnd"/>
+      <w:r>
+        <w:rPr>
+          <w:lang w:val="en-US" w:eastAsia="en-US"/>
+        </w:rPr>
+        <w:t xml:space="preserve"> se </w:t>
+      </w:r>
+      <w:proofErr w:type="spellStart"/>
+      <w:r>
+        <w:rPr>
+          <w:lang w:val="en-US" w:eastAsia="en-US"/>
+        </w:rPr>
+        <w:t>nenajde</w:t>
+      </w:r>
+      <w:proofErr w:type="spellEnd"/>
+      <w:r>
+        <w:rPr>
+          <w:lang w:val="en-US" w:eastAsia="en-US"/>
+        </w:rPr>
+        <w:t xml:space="preserve"> </w:t>
+      </w:r>
+      <w:proofErr w:type="spellStart"/>
+      <w:r>
+        <w:rPr>
+          <w:lang w:val="en-US" w:eastAsia="en-US"/>
+        </w:rPr>
+        <w:t>žádné</w:t>
+      </w:r>
+      <w:proofErr w:type="spellEnd"/>
+      <w:r>
+        <w:rPr>
+          <w:lang w:val="en-US" w:eastAsia="en-US"/>
+        </w:rPr>
+        <w:t xml:space="preserve"> </w:t>
+      </w:r>
+      <w:proofErr w:type="spellStart"/>
+      <w:r>
+        <w:rPr>
+          <w:lang w:val="en-US" w:eastAsia="en-US"/>
+        </w:rPr>
+        <w:t>prázdné</w:t>
+      </w:r>
+      <w:proofErr w:type="spellEnd"/>
+      <w:r>
+        <w:rPr>
+          <w:lang w:val="en-US" w:eastAsia="en-US"/>
+        </w:rPr>
+        <w:t xml:space="preserve"> pole, </w:t>
+      </w:r>
+      <w:proofErr w:type="spellStart"/>
       <w:r>
         <w:rPr>
           <w:lang w:val="en-US" w:eastAsia="en-US"/>
         </w:rPr>
         <w:t>přejde</w:t>
       </w:r>
+      <w:proofErr w:type="spellEnd"/>
       <w:r>
         <w:rPr>
           <w:lang w:val="en-US" w:eastAsia="en-US"/>
@@ -5520,7 +6684,98 @@
         <w:rPr>
           <w:lang w:val="en-US" w:eastAsia="en-US"/>
         </w:rPr>
-        <w:t xml:space="preserve"> na validaci emailu, telefonního čísla, hesla a z</w:t>
+        <w:t xml:space="preserve"> </w:t>
+      </w:r>
+      <w:proofErr w:type="spellStart"/>
+      <w:r>
+        <w:rPr>
+          <w:lang w:val="en-US" w:eastAsia="en-US"/>
+        </w:rPr>
+        <w:t>na</w:t>
+      </w:r>
+      <w:proofErr w:type="spellEnd"/>
+      <w:r>
+        <w:rPr>
+          <w:lang w:val="en-US" w:eastAsia="en-US"/>
+        </w:rPr>
+        <w:t xml:space="preserve"> </w:t>
+      </w:r>
+      <w:proofErr w:type="spellStart"/>
+      <w:r>
+        <w:rPr>
+          <w:lang w:val="en-US" w:eastAsia="en-US"/>
+        </w:rPr>
+        <w:t>validaci</w:t>
+      </w:r>
+      <w:proofErr w:type="spellEnd"/>
+      <w:r>
+        <w:rPr>
+          <w:lang w:val="en-US" w:eastAsia="en-US"/>
+        </w:rPr>
+        <w:t xml:space="preserve"> </w:t>
+      </w:r>
+      <w:proofErr w:type="spellStart"/>
+      <w:r>
+        <w:rPr>
+          <w:lang w:val="en-US" w:eastAsia="en-US"/>
+        </w:rPr>
+        <w:t>emailu</w:t>
+      </w:r>
+      <w:proofErr w:type="spellEnd"/>
+      <w:r>
+        <w:rPr>
+          <w:lang w:val="en-US" w:eastAsia="en-US"/>
+        </w:rPr>
+        <w:t xml:space="preserve">, </w:t>
+      </w:r>
+      <w:proofErr w:type="spellStart"/>
+      <w:r>
+        <w:rPr>
+          <w:lang w:val="en-US" w:eastAsia="en-US"/>
+        </w:rPr>
+        <w:t>telefonního</w:t>
+      </w:r>
+      <w:proofErr w:type="spellEnd"/>
+      <w:r>
+        <w:rPr>
+          <w:lang w:val="en-US" w:eastAsia="en-US"/>
+        </w:rPr>
+        <w:t xml:space="preserve"> </w:t>
+      </w:r>
+      <w:proofErr w:type="spellStart"/>
+      <w:r>
+        <w:rPr>
+          <w:lang w:val="en-US" w:eastAsia="en-US"/>
+        </w:rPr>
+        <w:t>čísla</w:t>
+      </w:r>
+      <w:proofErr w:type="spellEnd"/>
+      <w:r>
+        <w:rPr>
+          <w:lang w:val="en-US" w:eastAsia="en-US"/>
+        </w:rPr>
+        <w:t xml:space="preserve">, </w:t>
+      </w:r>
+      <w:proofErr w:type="spellStart"/>
+      <w:r>
+        <w:rPr>
+          <w:lang w:val="en-US" w:eastAsia="en-US"/>
+        </w:rPr>
+        <w:t>hesla</w:t>
+      </w:r>
+      <w:proofErr w:type="spellEnd"/>
+      <w:r>
+        <w:rPr>
+          <w:lang w:val="en-US" w:eastAsia="en-US"/>
+        </w:rPr>
+        <w:t xml:space="preserve"> a </w:t>
+      </w:r>
+      <w:proofErr w:type="spellStart"/>
+      <w:r>
+        <w:rPr>
+          <w:lang w:val="en-US" w:eastAsia="en-US"/>
+        </w:rPr>
+        <w:t>z</w:t>
       </w:r>
       <w:r>
         <w:rPr>
@@ -5532,19 +6787,488 @@
         <w:rPr>
           <w:lang w:val="en-US" w:eastAsia="en-US"/>
         </w:rPr>
-        <w:t>u zadávaného hesla.</w:t>
-      </w:r>
-      <w:r>
-        <w:rPr>
-          <w:lang w:val="en-US" w:eastAsia="en-US"/>
-        </w:rPr>
-        <w:t xml:space="preserve"> Nechceme, aby uživatel zadal chybné údaje o svých základních informací</w:t>
-      </w:r>
-      <w:r>
-        <w:rPr>
-          <w:lang w:val="en-US" w:eastAsia="en-US"/>
-        </w:rPr>
-        <w:t>, neboť by se například nemohl zákazník dostat ke svému účtu.</w:t>
+        <w:t>u</w:t>
+      </w:r>
+      <w:proofErr w:type="spellEnd"/>
+      <w:r>
+        <w:rPr>
+          <w:lang w:val="en-US" w:eastAsia="en-US"/>
+        </w:rPr>
+        <w:t xml:space="preserve"> </w:t>
+      </w:r>
+      <w:proofErr w:type="spellStart"/>
+      <w:r>
+        <w:rPr>
+          <w:lang w:val="en-US" w:eastAsia="en-US"/>
+        </w:rPr>
+        <w:t>zadávaného</w:t>
+      </w:r>
+      <w:proofErr w:type="spellEnd"/>
+      <w:r>
+        <w:rPr>
+          <w:lang w:val="en-US" w:eastAsia="en-US"/>
+        </w:rPr>
+        <w:t xml:space="preserve"> </w:t>
+      </w:r>
+      <w:proofErr w:type="spellStart"/>
+      <w:r>
+        <w:rPr>
+          <w:lang w:val="en-US" w:eastAsia="en-US"/>
+        </w:rPr>
+        <w:t>hesla</w:t>
+      </w:r>
+      <w:proofErr w:type="spellEnd"/>
+      <w:r>
+        <w:rPr>
+          <w:lang w:val="en-US" w:eastAsia="en-US"/>
+        </w:rPr>
+        <w:t>.</w:t>
+      </w:r>
+      <w:r>
+        <w:rPr>
+          <w:lang w:val="en-US" w:eastAsia="en-US"/>
+        </w:rPr>
+        <w:t xml:space="preserve"> </w:t>
+      </w:r>
+      <w:proofErr w:type="spellStart"/>
+      <w:r>
+        <w:rPr>
+          <w:lang w:val="en-US" w:eastAsia="en-US"/>
+        </w:rPr>
+        <w:t>Nechceme</w:t>
+      </w:r>
+      <w:proofErr w:type="spellEnd"/>
+      <w:r>
+        <w:rPr>
+          <w:lang w:val="en-US" w:eastAsia="en-US"/>
+        </w:rPr>
+        <w:t xml:space="preserve">, aby </w:t>
+      </w:r>
+      <w:proofErr w:type="spellStart"/>
+      <w:r>
+        <w:rPr>
+          <w:lang w:val="en-US" w:eastAsia="en-US"/>
+        </w:rPr>
+        <w:t>uživatel</w:t>
+      </w:r>
+      <w:proofErr w:type="spellEnd"/>
+      <w:r>
+        <w:rPr>
+          <w:lang w:val="en-US" w:eastAsia="en-US"/>
+        </w:rPr>
+        <w:t xml:space="preserve"> </w:t>
+      </w:r>
+      <w:proofErr w:type="spellStart"/>
+      <w:r>
+        <w:rPr>
+          <w:lang w:val="en-US" w:eastAsia="en-US"/>
+        </w:rPr>
+        <w:t>zadal</w:t>
+      </w:r>
+      <w:proofErr w:type="spellEnd"/>
+      <w:r>
+        <w:rPr>
+          <w:lang w:val="en-US" w:eastAsia="en-US"/>
+        </w:rPr>
+        <w:t xml:space="preserve"> </w:t>
+      </w:r>
+      <w:proofErr w:type="spellStart"/>
+      <w:r>
+        <w:rPr>
+          <w:lang w:val="en-US" w:eastAsia="en-US"/>
+        </w:rPr>
+        <w:t>chybné</w:t>
+      </w:r>
+      <w:proofErr w:type="spellEnd"/>
+      <w:r>
+        <w:rPr>
+          <w:lang w:val="en-US" w:eastAsia="en-US"/>
+        </w:rPr>
+        <w:t xml:space="preserve"> </w:t>
+      </w:r>
+      <w:proofErr w:type="spellStart"/>
+      <w:r>
+        <w:rPr>
+          <w:lang w:val="en-US" w:eastAsia="en-US"/>
+        </w:rPr>
+        <w:t>údaje</w:t>
+      </w:r>
+      <w:proofErr w:type="spellEnd"/>
+      <w:r>
+        <w:rPr>
+          <w:lang w:val="en-US" w:eastAsia="en-US"/>
+        </w:rPr>
+        <w:t xml:space="preserve"> o </w:t>
+      </w:r>
+      <w:proofErr w:type="spellStart"/>
+      <w:r>
+        <w:rPr>
+          <w:lang w:val="en-US" w:eastAsia="en-US"/>
+        </w:rPr>
+        <w:t>svých</w:t>
+      </w:r>
+      <w:proofErr w:type="spellEnd"/>
+      <w:r>
+        <w:rPr>
+          <w:lang w:val="en-US" w:eastAsia="en-US"/>
+        </w:rPr>
+        <w:t xml:space="preserve"> </w:t>
+      </w:r>
+      <w:proofErr w:type="spellStart"/>
+      <w:r>
+        <w:rPr>
+          <w:lang w:val="en-US" w:eastAsia="en-US"/>
+        </w:rPr>
+        <w:t>základních</w:t>
+      </w:r>
+      <w:proofErr w:type="spellEnd"/>
+      <w:r>
+        <w:rPr>
+          <w:lang w:val="en-US" w:eastAsia="en-US"/>
+        </w:rPr>
+        <w:t xml:space="preserve"> </w:t>
+      </w:r>
+      <w:proofErr w:type="spellStart"/>
+      <w:r>
+        <w:rPr>
+          <w:lang w:val="en-US" w:eastAsia="en-US"/>
+        </w:rPr>
+        <w:t>informací</w:t>
+      </w:r>
+      <w:proofErr w:type="spellEnd"/>
+      <w:r>
+        <w:rPr>
+          <w:lang w:val="en-US" w:eastAsia="en-US"/>
+        </w:rPr>
+        <w:t xml:space="preserve">, </w:t>
+      </w:r>
+      <w:proofErr w:type="spellStart"/>
+      <w:r>
+        <w:rPr>
+          <w:lang w:val="en-US" w:eastAsia="en-US"/>
+        </w:rPr>
+        <w:t>neboť</w:t>
+      </w:r>
+      <w:proofErr w:type="spellEnd"/>
+      <w:r>
+        <w:rPr>
+          <w:lang w:val="en-US" w:eastAsia="en-US"/>
+        </w:rPr>
+        <w:t xml:space="preserve"> by se </w:t>
+      </w:r>
+      <w:proofErr w:type="spellStart"/>
+      <w:r>
+        <w:rPr>
+          <w:lang w:val="en-US" w:eastAsia="en-US"/>
+        </w:rPr>
+        <w:t>například</w:t>
+      </w:r>
+      <w:proofErr w:type="spellEnd"/>
+      <w:r>
+        <w:rPr>
+          <w:lang w:val="en-US" w:eastAsia="en-US"/>
+        </w:rPr>
+        <w:t xml:space="preserve"> </w:t>
+      </w:r>
+      <w:proofErr w:type="spellStart"/>
+      <w:r>
+        <w:rPr>
+          <w:lang w:val="en-US" w:eastAsia="en-US"/>
+        </w:rPr>
+        <w:t>nemohl</w:t>
+      </w:r>
+      <w:proofErr w:type="spellEnd"/>
+      <w:r>
+        <w:rPr>
+          <w:lang w:val="en-US" w:eastAsia="en-US"/>
+        </w:rPr>
+        <w:t xml:space="preserve"> </w:t>
+      </w:r>
+      <w:proofErr w:type="spellStart"/>
+      <w:r>
+        <w:rPr>
+          <w:lang w:val="en-US" w:eastAsia="en-US"/>
+        </w:rPr>
+        <w:t>zákazník</w:t>
+      </w:r>
+      <w:proofErr w:type="spellEnd"/>
+      <w:r>
+        <w:rPr>
+          <w:lang w:val="en-US" w:eastAsia="en-US"/>
+        </w:rPr>
+        <w:t xml:space="preserve"> </w:t>
+      </w:r>
+      <w:proofErr w:type="spellStart"/>
+      <w:r>
+        <w:rPr>
+          <w:lang w:val="en-US" w:eastAsia="en-US"/>
+        </w:rPr>
+        <w:t>dostat</w:t>
+      </w:r>
+      <w:proofErr w:type="spellEnd"/>
+      <w:r>
+        <w:rPr>
+          <w:lang w:val="en-US" w:eastAsia="en-US"/>
+        </w:rPr>
+        <w:t xml:space="preserve"> </w:t>
+      </w:r>
+      <w:proofErr w:type="spellStart"/>
+      <w:r>
+        <w:rPr>
+          <w:lang w:val="en-US" w:eastAsia="en-US"/>
+        </w:rPr>
+        <w:t>ke</w:t>
+      </w:r>
+      <w:proofErr w:type="spellEnd"/>
+      <w:r>
+        <w:rPr>
+          <w:lang w:val="en-US" w:eastAsia="en-US"/>
+        </w:rPr>
+        <w:t xml:space="preserve"> </w:t>
+      </w:r>
+      <w:proofErr w:type="spellStart"/>
+      <w:r>
+        <w:rPr>
+          <w:lang w:val="en-US" w:eastAsia="en-US"/>
+        </w:rPr>
+        <w:t>svému</w:t>
+      </w:r>
+      <w:proofErr w:type="spellEnd"/>
+      <w:r>
+        <w:rPr>
+          <w:lang w:val="en-US" w:eastAsia="en-US"/>
+        </w:rPr>
+        <w:t xml:space="preserve"> </w:t>
+      </w:r>
+      <w:proofErr w:type="spellStart"/>
+      <w:r>
+        <w:rPr>
+          <w:lang w:val="en-US" w:eastAsia="en-US"/>
+        </w:rPr>
+        <w:t>účtu</w:t>
+      </w:r>
+      <w:proofErr w:type="spellEnd"/>
+      <w:r>
+        <w:rPr>
+          <w:lang w:val="en-US" w:eastAsia="en-US"/>
+        </w:rPr>
+        <w:t>.</w:t>
+      </w:r>
+      <w:r>
+        <w:rPr>
+          <w:lang w:val="en-US" w:eastAsia="en-US"/>
+        </w:rPr>
+        <w:t xml:space="preserve"> Po </w:t>
+      </w:r>
+      <w:proofErr w:type="spellStart"/>
+      <w:r>
+        <w:rPr>
+          <w:lang w:val="en-US" w:eastAsia="en-US"/>
+        </w:rPr>
+        <w:t>veškeré</w:t>
+      </w:r>
+      <w:proofErr w:type="spellEnd"/>
+      <w:r>
+        <w:rPr>
+          <w:lang w:val="en-US" w:eastAsia="en-US"/>
+        </w:rPr>
+        <w:t xml:space="preserve"> </w:t>
+      </w:r>
+      <w:proofErr w:type="spellStart"/>
+      <w:r>
+        <w:rPr>
+          <w:lang w:val="en-US" w:eastAsia="en-US"/>
+        </w:rPr>
+        <w:t>kontrole</w:t>
+      </w:r>
+      <w:proofErr w:type="spellEnd"/>
+      <w:r>
+        <w:rPr>
+          <w:lang w:val="en-US" w:eastAsia="en-US"/>
+        </w:rPr>
+        <w:t xml:space="preserve"> se </w:t>
+      </w:r>
+      <w:proofErr w:type="spellStart"/>
+      <w:r>
+        <w:rPr>
+          <w:lang w:val="en-US" w:eastAsia="en-US"/>
+        </w:rPr>
+        <w:t>údaje</w:t>
+      </w:r>
+      <w:proofErr w:type="spellEnd"/>
+      <w:r>
+        <w:rPr>
+          <w:lang w:val="en-US" w:eastAsia="en-US"/>
+        </w:rPr>
+        <w:t xml:space="preserve"> </w:t>
+      </w:r>
+      <w:proofErr w:type="spellStart"/>
+      <w:r>
+        <w:rPr>
+          <w:lang w:val="en-US" w:eastAsia="en-US"/>
+        </w:rPr>
+        <w:t>pošlou</w:t>
+      </w:r>
+      <w:proofErr w:type="spellEnd"/>
+      <w:r>
+        <w:rPr>
+          <w:lang w:val="en-US" w:eastAsia="en-US"/>
+        </w:rPr>
+        <w:t xml:space="preserve"> POST </w:t>
+      </w:r>
+      <w:proofErr w:type="spellStart"/>
+      <w:r>
+        <w:rPr>
+          <w:lang w:val="en-US" w:eastAsia="en-US"/>
+        </w:rPr>
+        <w:t>metodou</w:t>
+      </w:r>
+      <w:proofErr w:type="spellEnd"/>
+      <w:r>
+        <w:rPr>
+          <w:lang w:val="en-US" w:eastAsia="en-US"/>
+        </w:rPr>
+        <w:t xml:space="preserve"> </w:t>
+      </w:r>
+      <w:proofErr w:type="spellStart"/>
+      <w:r>
+        <w:rPr>
+          <w:lang w:val="en-US" w:eastAsia="en-US"/>
+        </w:rPr>
+        <w:t>na</w:t>
+      </w:r>
+      <w:proofErr w:type="spellEnd"/>
+      <w:r>
+        <w:rPr>
+          <w:lang w:val="en-US" w:eastAsia="en-US"/>
+        </w:rPr>
+        <w:t xml:space="preserve"> server, </w:t>
+      </w:r>
+      <w:proofErr w:type="spellStart"/>
+      <w:r>
+        <w:rPr>
+          <w:lang w:val="en-US" w:eastAsia="en-US"/>
+        </w:rPr>
+        <w:t>kde</w:t>
+      </w:r>
+      <w:proofErr w:type="spellEnd"/>
+      <w:r>
+        <w:rPr>
+          <w:lang w:val="en-US" w:eastAsia="en-US"/>
+        </w:rPr>
+        <w:t xml:space="preserve"> se </w:t>
+      </w:r>
+      <w:proofErr w:type="spellStart"/>
+      <w:r>
+        <w:rPr>
+          <w:lang w:val="en-US" w:eastAsia="en-US"/>
+        </w:rPr>
+        <w:t>uloží</w:t>
+      </w:r>
+      <w:proofErr w:type="spellEnd"/>
+      <w:r>
+        <w:rPr>
+          <w:lang w:val="en-US" w:eastAsia="en-US"/>
+        </w:rPr>
+        <w:t xml:space="preserve"> do </w:t>
+      </w:r>
+      <w:proofErr w:type="spellStart"/>
+      <w:r>
+        <w:rPr>
+          <w:lang w:val="en-US" w:eastAsia="en-US"/>
+        </w:rPr>
+        <w:t>databáze</w:t>
+      </w:r>
+      <w:proofErr w:type="spellEnd"/>
+      <w:r>
+        <w:rPr>
+          <w:lang w:val="en-US" w:eastAsia="en-US"/>
+        </w:rPr>
+        <w:t xml:space="preserve"> a </w:t>
+      </w:r>
+      <w:proofErr w:type="spellStart"/>
+      <w:r>
+        <w:rPr>
+          <w:lang w:val="en-US" w:eastAsia="en-US"/>
+        </w:rPr>
+        <w:t>uživatel</w:t>
+      </w:r>
+      <w:proofErr w:type="spellEnd"/>
+      <w:r>
+        <w:rPr>
+          <w:lang w:val="en-US" w:eastAsia="en-US"/>
+        </w:rPr>
+        <w:t xml:space="preserve"> </w:t>
+      </w:r>
+      <w:proofErr w:type="spellStart"/>
+      <w:r>
+        <w:rPr>
+          <w:lang w:val="en-US" w:eastAsia="en-US"/>
+        </w:rPr>
+        <w:t>bude</w:t>
+      </w:r>
+      <w:proofErr w:type="spellEnd"/>
+      <w:r>
+        <w:rPr>
+          <w:lang w:val="en-US" w:eastAsia="en-US"/>
+        </w:rPr>
+        <w:t xml:space="preserve"> </w:t>
+      </w:r>
+      <w:proofErr w:type="spellStart"/>
+      <w:r>
+        <w:rPr>
+          <w:lang w:val="en-US" w:eastAsia="en-US"/>
+        </w:rPr>
+        <w:t>přesměrován</w:t>
+      </w:r>
+      <w:proofErr w:type="spellEnd"/>
+      <w:r>
+        <w:rPr>
+          <w:lang w:val="en-US" w:eastAsia="en-US"/>
+        </w:rPr>
+        <w:t xml:space="preserve"> </w:t>
+      </w:r>
+      <w:proofErr w:type="spellStart"/>
+      <w:r>
+        <w:rPr>
+          <w:lang w:val="en-US" w:eastAsia="en-US"/>
+        </w:rPr>
+        <w:t>na</w:t>
+      </w:r>
+      <w:proofErr w:type="spellEnd"/>
+      <w:r>
+        <w:rPr>
+          <w:lang w:val="en-US" w:eastAsia="en-US"/>
+        </w:rPr>
+        <w:t xml:space="preserve"> </w:t>
+      </w:r>
+      <w:proofErr w:type="spellStart"/>
+      <w:r>
+        <w:rPr>
+          <w:lang w:val="en-US" w:eastAsia="en-US"/>
+        </w:rPr>
+        <w:t>stránku</w:t>
+      </w:r>
+      <w:proofErr w:type="spellEnd"/>
+      <w:r>
+        <w:rPr>
+          <w:lang w:val="en-US" w:eastAsia="en-US"/>
+        </w:rPr>
+        <w:t xml:space="preserve"> </w:t>
+      </w:r>
+      <w:proofErr w:type="spellStart"/>
+      <w:r>
+        <w:rPr>
+          <w:lang w:val="en-US" w:eastAsia="en-US"/>
+        </w:rPr>
+        <w:t>účtu</w:t>
+      </w:r>
+      <w:proofErr w:type="spellEnd"/>
+      <w:r>
+        <w:rPr>
+          <w:lang w:val="en-US" w:eastAsia="en-US"/>
+        </w:rPr>
+        <w:t>.</w:t>
       </w:r>
     </w:p>
     <w:p>
@@ -5569,7 +7293,6 @@
           <w:szCs w:val="21"/>
           <w:lang w:val="en-US" w:eastAsia="en-US"/>
         </w:rPr>
-        <w:lastRenderedPageBreak/>
         <w:t> </w:t>
       </w:r>
       <w:r>
@@ -5592,6 +7315,7 @@
         </w:rPr>
         <w:t xml:space="preserve"> </w:t>
       </w:r>
+      <w:proofErr w:type="spellStart"/>
       <w:r>
         <w:rPr>
           <w:rFonts w:ascii="Consolas" w:hAnsi="Consolas"/>
@@ -5602,6 +7326,7 @@
         </w:rPr>
         <w:t>telefonniCisloRegex</w:t>
       </w:r>
+      <w:proofErr w:type="spellEnd"/>
       <w:r>
         <w:rPr>
           <w:rFonts w:ascii="Consolas" w:hAnsi="Consolas"/>
@@ -5612,6 +7337,7 @@
         </w:rPr>
         <w:t xml:space="preserve"> = </w:t>
       </w:r>
+      <w:proofErr w:type="gramStart"/>
       <w:r>
         <w:rPr>
           <w:rFonts w:ascii="Consolas" w:hAnsi="Consolas"/>
@@ -5632,6 +7358,7 @@
         </w:rPr>
         <w:t>(</w:t>
       </w:r>
+      <w:proofErr w:type="gramEnd"/>
       <w:r>
         <w:rPr>
           <w:rFonts w:ascii="Consolas" w:hAnsi="Consolas"/>
@@ -6087,6 +7814,7 @@
         </w:rPr>
         <w:t xml:space="preserve"> </w:t>
       </w:r>
+      <w:proofErr w:type="spellStart"/>
       <w:r>
         <w:rPr>
           <w:rFonts w:ascii="Consolas" w:hAnsi="Consolas"/>
@@ -6097,6 +7825,7 @@
         </w:rPr>
         <w:t>hesloRegex</w:t>
       </w:r>
+      <w:proofErr w:type="spellEnd"/>
       <w:r>
         <w:rPr>
           <w:rFonts w:ascii="Consolas" w:hAnsi="Consolas"/>
@@ -6127,6 +7856,7 @@
         </w:rPr>
         <w:t>^</w:t>
       </w:r>
+      <w:proofErr w:type="gramStart"/>
       <w:r>
         <w:rPr>
           <w:rFonts w:ascii="Consolas" w:hAnsi="Consolas"/>
@@ -6137,6 +7867,7 @@
         </w:rPr>
         <w:t>(?=</w:t>
       </w:r>
+      <w:proofErr w:type="gramEnd"/>
       <w:r>
         <w:rPr>
           <w:rFonts w:ascii="Consolas" w:hAnsi="Consolas"/>
@@ -6400,6 +8131,7 @@
           <w:szCs w:val="21"/>
           <w:lang w:val="en-US" w:eastAsia="en-US"/>
         </w:rPr>
+        <w:lastRenderedPageBreak/>
         <w:t xml:space="preserve">    </w:t>
       </w:r>
       <w:r>
@@ -6422,6 +8154,7 @@
         </w:rPr>
         <w:t xml:space="preserve"> </w:t>
       </w:r>
+      <w:proofErr w:type="spellStart"/>
       <w:r>
         <w:rPr>
           <w:rFonts w:ascii="Consolas" w:hAnsi="Consolas"/>
@@ -6432,6 +8165,7 @@
         </w:rPr>
         <w:t>emailRegex</w:t>
       </w:r>
+      <w:proofErr w:type="spellEnd"/>
       <w:r>
         <w:rPr>
           <w:rFonts w:ascii="Consolas" w:hAnsi="Consolas"/>
@@ -6480,6 +8214,68 @@
           <w:szCs w:val="21"/>
           <w:lang w:val="en-US" w:eastAsia="en-US"/>
         </w:rPr>
+        <w:t>a-zA-Z0-</w:t>
+      </w:r>
+      <w:proofErr w:type="gramStart"/>
+      <w:r>
+        <w:rPr>
+          <w:rFonts w:ascii="Consolas" w:hAnsi="Consolas"/>
+          <w:color w:val="811F3F"/>
+          <w:sz w:val="21"/>
+          <w:szCs w:val="21"/>
+          <w:lang w:val="en-US" w:eastAsia="en-US"/>
+        </w:rPr>
+        <w:t>9</w:t>
+      </w:r>
+      <w:r>
+        <w:rPr>
+          <w:rFonts w:ascii="Consolas" w:hAnsi="Consolas"/>
+          <w:color w:val="D16969"/>
+          <w:sz w:val="21"/>
+          <w:szCs w:val="21"/>
+          <w:lang w:val="en-US" w:eastAsia="en-US"/>
+        </w:rPr>
+        <w:t>]</w:t>
+      </w:r>
+      <w:r>
+        <w:rPr>
+          <w:rFonts w:ascii="Consolas" w:hAnsi="Consolas"/>
+          <w:color w:val="000000"/>
+          <w:sz w:val="21"/>
+          <w:szCs w:val="21"/>
+          <w:lang w:val="en-US" w:eastAsia="en-US"/>
+        </w:rPr>
+        <w:t>+</w:t>
+      </w:r>
+      <w:proofErr w:type="gramEnd"/>
+      <w:r>
+        <w:rPr>
+          <w:rFonts w:ascii="Consolas" w:hAnsi="Consolas"/>
+          <w:color w:val="811F3F"/>
+          <w:sz w:val="21"/>
+          <w:szCs w:val="21"/>
+          <w:lang w:val="en-US" w:eastAsia="en-US"/>
+        </w:rPr>
+        <w:t>@</w:t>
+      </w:r>
+      <w:r>
+        <w:rPr>
+          <w:rFonts w:ascii="Consolas" w:hAnsi="Consolas"/>
+          <w:color w:val="D16969"/>
+          <w:sz w:val="21"/>
+          <w:szCs w:val="21"/>
+          <w:lang w:val="en-US" w:eastAsia="en-US"/>
+        </w:rPr>
+        <w:t>[</w:t>
+      </w:r>
+      <w:r>
+        <w:rPr>
+          <w:rFonts w:ascii="Consolas" w:hAnsi="Consolas"/>
+          <w:color w:val="811F3F"/>
+          <w:sz w:val="21"/>
+          <w:szCs w:val="21"/>
+          <w:lang w:val="en-US" w:eastAsia="en-US"/>
+        </w:rPr>
         <w:t>a-zA-Z0-9</w:t>
       </w:r>
       <w:r>
@@ -6505,23 +8301,34 @@
       <w:r>
         <w:rPr>
           <w:rFonts w:ascii="Consolas" w:hAnsi="Consolas"/>
+          <w:color w:val="EE0000"/>
+          <w:sz w:val="21"/>
+          <w:szCs w:val="21"/>
+          <w:lang w:val="en-US" w:eastAsia="en-US"/>
+        </w:rPr>
+        <w:t>\.</w:t>
+      </w:r>
+      <w:r>
+        <w:rPr>
+          <w:rFonts w:ascii="Consolas" w:hAnsi="Consolas"/>
+          <w:color w:val="D16969"/>
+          <w:sz w:val="21"/>
+          <w:szCs w:val="21"/>
+          <w:lang w:val="en-US" w:eastAsia="en-US"/>
+        </w:rPr>
+        <w:t>[</w:t>
+      </w:r>
+      <w:r>
+        <w:rPr>
+          <w:rFonts w:ascii="Consolas" w:hAnsi="Consolas"/>
           <w:color w:val="811F3F"/>
           <w:sz w:val="21"/>
           <w:szCs w:val="21"/>
           <w:lang w:val="en-US" w:eastAsia="en-US"/>
         </w:rPr>
-        <w:t>@</w:t>
-      </w:r>
-      <w:r>
-        <w:rPr>
-          <w:rFonts w:ascii="Consolas" w:hAnsi="Consolas"/>
-          <w:color w:val="D16969"/>
-          <w:sz w:val="21"/>
-          <w:szCs w:val="21"/>
-          <w:lang w:val="en-US" w:eastAsia="en-US"/>
-        </w:rPr>
-        <w:t>[</w:t>
-      </w:r>
+        <w:t>a-</w:t>
+      </w:r>
+      <w:proofErr w:type="spellStart"/>
       <w:r>
         <w:rPr>
           <w:rFonts w:ascii="Consolas" w:hAnsi="Consolas"/>
@@ -6530,48 +8337,9 @@
           <w:szCs w:val="21"/>
           <w:lang w:val="en-US" w:eastAsia="en-US"/>
         </w:rPr>
-        <w:t>a-zA-Z0-9</w:t>
-      </w:r>
-      <w:r>
-        <w:rPr>
-          <w:rFonts w:ascii="Consolas" w:hAnsi="Consolas"/>
-          <w:color w:val="D16969"/>
-          <w:sz w:val="21"/>
-          <w:szCs w:val="21"/>
-          <w:lang w:val="en-US" w:eastAsia="en-US"/>
-        </w:rPr>
-        <w:t>]</w:t>
-      </w:r>
-      <w:r>
-        <w:rPr>
-          <w:rFonts w:ascii="Consolas" w:hAnsi="Consolas"/>
-          <w:color w:val="000000"/>
-          <w:sz w:val="21"/>
-          <w:szCs w:val="21"/>
-          <w:lang w:val="en-US" w:eastAsia="en-US"/>
-        </w:rPr>
-        <w:t>+</w:t>
-      </w:r>
-      <w:r>
-        <w:rPr>
-          <w:rFonts w:ascii="Consolas" w:hAnsi="Consolas"/>
-          <w:color w:val="EE0000"/>
-          <w:sz w:val="21"/>
-          <w:szCs w:val="21"/>
-          <w:lang w:val="en-US" w:eastAsia="en-US"/>
-        </w:rPr>
-        <w:t>\.</w:t>
-      </w:r>
-      <w:r>
-        <w:rPr>
-          <w:rFonts w:ascii="Consolas" w:hAnsi="Consolas"/>
-          <w:color w:val="D16969"/>
-          <w:sz w:val="21"/>
-          <w:szCs w:val="21"/>
-          <w:lang w:val="en-US" w:eastAsia="en-US"/>
-        </w:rPr>
-        <w:t>[</w:t>
-      </w:r>
+        <w:t>zA</w:t>
+      </w:r>
+      <w:proofErr w:type="spellEnd"/>
       <w:r>
         <w:rPr>
           <w:rFonts w:ascii="Consolas" w:hAnsi="Consolas"/>
@@ -6580,7 +8348,7 @@
           <w:szCs w:val="21"/>
           <w:lang w:val="en-US" w:eastAsia="en-US"/>
         </w:rPr>
-        <w:t>a-zA-Z</w:t>
+        <w:t>-Z</w:t>
       </w:r>
       <w:r>
         <w:rPr>
@@ -6692,6 +8460,7 @@
         </w:rPr>
         <w:t>(</w:t>
       </w:r>
+      <w:proofErr w:type="spellStart"/>
       <w:r>
         <w:rPr>
           <w:rFonts w:ascii="Consolas" w:hAnsi="Consolas"/>
@@ -6702,6 +8471,7 @@
         </w:rPr>
         <w:t>validace</w:t>
       </w:r>
+      <w:proofErr w:type="spellEnd"/>
       <w:r>
         <w:rPr>
           <w:rFonts w:ascii="Consolas" w:hAnsi="Consolas"/>
@@ -6747,6 +8517,7 @@
         </w:rPr>
         <w:t>if</w:t>
       </w:r>
+      <w:proofErr w:type="gramStart"/>
       <w:r>
         <w:rPr>
           <w:rFonts w:ascii="Consolas" w:hAnsi="Consolas"/>
@@ -6757,6 +8528,7 @@
         </w:rPr>
         <w:t>(!</w:t>
       </w:r>
+      <w:proofErr w:type="spellStart"/>
       <w:r>
         <w:rPr>
           <w:rFonts w:ascii="Consolas" w:hAnsi="Consolas"/>
@@ -6787,6 +8559,8 @@
         </w:rPr>
         <w:t>test</w:t>
       </w:r>
+      <w:proofErr w:type="spellEnd"/>
+      <w:proofErr w:type="gramEnd"/>
       <w:r>
         <w:rPr>
           <w:rFonts w:ascii="Consolas" w:hAnsi="Consolas"/>
@@ -6797,6 +8571,7 @@
         </w:rPr>
         <w:t>(</w:t>
       </w:r>
+      <w:proofErr w:type="spellStart"/>
       <w:r>
         <w:rPr>
           <w:rFonts w:ascii="Consolas" w:hAnsi="Consolas"/>
@@ -6827,6 +8602,7 @@
         </w:rPr>
         <w:t>value</w:t>
       </w:r>
+      <w:proofErr w:type="spellEnd"/>
       <w:r>
         <w:rPr>
           <w:rFonts w:ascii="Consolas" w:hAnsi="Consolas"/>
@@ -6862,6 +8638,7 @@
         </w:rPr>
         <w:t xml:space="preserve">            </w:t>
       </w:r>
+      <w:proofErr w:type="spellStart"/>
       <w:r>
         <w:rPr>
           <w:rFonts w:ascii="Consolas" w:hAnsi="Consolas"/>
@@ -6872,6 +8649,7 @@
         </w:rPr>
         <w:t>zprava</w:t>
       </w:r>
+      <w:proofErr w:type="spellEnd"/>
       <w:r>
         <w:rPr>
           <w:rFonts w:ascii="Consolas" w:hAnsi="Consolas"/>
@@ -6890,7 +8668,51 @@
           <w:szCs w:val="21"/>
           <w:lang w:val="en-US" w:eastAsia="en-US"/>
         </w:rPr>
-        <w:t>"špatně zadaný email, "</w:t>
+        <w:t>"</w:t>
+      </w:r>
+      <w:proofErr w:type="spellStart"/>
+      <w:r>
+        <w:rPr>
+          <w:rFonts w:ascii="Consolas" w:hAnsi="Consolas"/>
+          <w:color w:val="A31515"/>
+          <w:sz w:val="21"/>
+          <w:szCs w:val="21"/>
+          <w:lang w:val="en-US" w:eastAsia="en-US"/>
+        </w:rPr>
+        <w:t>špatně</w:t>
+      </w:r>
+      <w:proofErr w:type="spellEnd"/>
+      <w:r>
+        <w:rPr>
+          <w:rFonts w:ascii="Consolas" w:hAnsi="Consolas"/>
+          <w:color w:val="A31515"/>
+          <w:sz w:val="21"/>
+          <w:szCs w:val="21"/>
+          <w:lang w:val="en-US" w:eastAsia="en-US"/>
+        </w:rPr>
+        <w:t xml:space="preserve"> </w:t>
+      </w:r>
+      <w:proofErr w:type="spellStart"/>
+      <w:r>
+        <w:rPr>
+          <w:rFonts w:ascii="Consolas" w:hAnsi="Consolas"/>
+          <w:color w:val="A31515"/>
+          <w:sz w:val="21"/>
+          <w:szCs w:val="21"/>
+          <w:lang w:val="en-US" w:eastAsia="en-US"/>
+        </w:rPr>
+        <w:t>zadaný</w:t>
+      </w:r>
+      <w:proofErr w:type="spellEnd"/>
+      <w:r>
+        <w:rPr>
+          <w:rFonts w:ascii="Consolas" w:hAnsi="Consolas"/>
+          <w:color w:val="A31515"/>
+          <w:sz w:val="21"/>
+          <w:szCs w:val="21"/>
+          <w:lang w:val="en-US" w:eastAsia="en-US"/>
+        </w:rPr>
+        <w:t xml:space="preserve"> email, "</w:t>
       </w:r>
     </w:p>
     <w:p>
@@ -6917,6 +8739,7 @@
         </w:rPr>
         <w:t xml:space="preserve">            </w:t>
       </w:r>
+      <w:proofErr w:type="spellStart"/>
       <w:r>
         <w:rPr>
           <w:rFonts w:ascii="Consolas" w:hAnsi="Consolas"/>
@@ -6927,6 +8750,7 @@
         </w:rPr>
         <w:t>validace</w:t>
       </w:r>
+      <w:proofErr w:type="spellEnd"/>
       <w:r>
         <w:rPr>
           <w:rFonts w:ascii="Consolas" w:hAnsi="Consolas"/>
@@ -7015,8 +8839,20 @@
           <w:szCs w:val="21"/>
           <w:lang w:val="en-US" w:eastAsia="en-US"/>
         </w:rPr>
-        <w:t xml:space="preserve"> (!</w:t>
-      </w:r>
+        <w:t xml:space="preserve"> </w:t>
+      </w:r>
+      <w:proofErr w:type="gramStart"/>
+      <w:r>
+        <w:rPr>
+          <w:rFonts w:ascii="Consolas" w:hAnsi="Consolas"/>
+          <w:color w:val="000000"/>
+          <w:sz w:val="21"/>
+          <w:szCs w:val="21"/>
+          <w:lang w:val="en-US" w:eastAsia="en-US"/>
+        </w:rPr>
+        <w:t>(!</w:t>
+      </w:r>
+      <w:proofErr w:type="spellStart"/>
       <w:r>
         <w:rPr>
           <w:rFonts w:ascii="Consolas" w:hAnsi="Consolas"/>
@@ -7047,6 +8883,8 @@
         </w:rPr>
         <w:t>test</w:t>
       </w:r>
+      <w:proofErr w:type="spellEnd"/>
+      <w:proofErr w:type="gramEnd"/>
       <w:r>
         <w:rPr>
           <w:rFonts w:ascii="Consolas" w:hAnsi="Consolas"/>
@@ -7057,6 +8895,7 @@
         </w:rPr>
         <w:t>(</w:t>
       </w:r>
+      <w:proofErr w:type="spellStart"/>
       <w:r>
         <w:rPr>
           <w:rFonts w:ascii="Consolas" w:hAnsi="Consolas"/>
@@ -7087,6 +8926,7 @@
         </w:rPr>
         <w:t>value</w:t>
       </w:r>
+      <w:proofErr w:type="spellEnd"/>
       <w:r>
         <w:rPr>
           <w:rFonts w:ascii="Consolas" w:hAnsi="Consolas"/>
@@ -7122,6 +8962,7 @@
         </w:rPr>
         <w:t xml:space="preserve">            </w:t>
       </w:r>
+      <w:proofErr w:type="spellStart"/>
       <w:r>
         <w:rPr>
           <w:rFonts w:ascii="Consolas" w:hAnsi="Consolas"/>
@@ -7132,6 +8973,7 @@
         </w:rPr>
         <w:t>zprava</w:t>
       </w:r>
+      <w:proofErr w:type="spellEnd"/>
       <w:r>
         <w:rPr>
           <w:rFonts w:ascii="Consolas" w:hAnsi="Consolas"/>
@@ -7150,7 +8992,95 @@
           <w:szCs w:val="21"/>
           <w:lang w:val="en-US" w:eastAsia="en-US"/>
         </w:rPr>
-        <w:t>"špatně zadané telefonní číslo, "</w:t>
+        <w:t>"</w:t>
+      </w:r>
+      <w:proofErr w:type="spellStart"/>
+      <w:r>
+        <w:rPr>
+          <w:rFonts w:ascii="Consolas" w:hAnsi="Consolas"/>
+          <w:color w:val="A31515"/>
+          <w:sz w:val="21"/>
+          <w:szCs w:val="21"/>
+          <w:lang w:val="en-US" w:eastAsia="en-US"/>
+        </w:rPr>
+        <w:t>špatně</w:t>
+      </w:r>
+      <w:proofErr w:type="spellEnd"/>
+      <w:r>
+        <w:rPr>
+          <w:rFonts w:ascii="Consolas" w:hAnsi="Consolas"/>
+          <w:color w:val="A31515"/>
+          <w:sz w:val="21"/>
+          <w:szCs w:val="21"/>
+          <w:lang w:val="en-US" w:eastAsia="en-US"/>
+        </w:rPr>
+        <w:t xml:space="preserve"> </w:t>
+      </w:r>
+      <w:proofErr w:type="spellStart"/>
+      <w:r>
+        <w:rPr>
+          <w:rFonts w:ascii="Consolas" w:hAnsi="Consolas"/>
+          <w:color w:val="A31515"/>
+          <w:sz w:val="21"/>
+          <w:szCs w:val="21"/>
+          <w:lang w:val="en-US" w:eastAsia="en-US"/>
+        </w:rPr>
+        <w:t>zadané</w:t>
+      </w:r>
+      <w:proofErr w:type="spellEnd"/>
+      <w:r>
+        <w:rPr>
+          <w:rFonts w:ascii="Consolas" w:hAnsi="Consolas"/>
+          <w:color w:val="A31515"/>
+          <w:sz w:val="21"/>
+          <w:szCs w:val="21"/>
+          <w:lang w:val="en-US" w:eastAsia="en-US"/>
+        </w:rPr>
+        <w:t xml:space="preserve"> </w:t>
+      </w:r>
+      <w:proofErr w:type="spellStart"/>
+      <w:r>
+        <w:rPr>
+          <w:rFonts w:ascii="Consolas" w:hAnsi="Consolas"/>
+          <w:color w:val="A31515"/>
+          <w:sz w:val="21"/>
+          <w:szCs w:val="21"/>
+          <w:lang w:val="en-US" w:eastAsia="en-US"/>
+        </w:rPr>
+        <w:t>telefonní</w:t>
+      </w:r>
+      <w:proofErr w:type="spellEnd"/>
+      <w:r>
+        <w:rPr>
+          <w:rFonts w:ascii="Consolas" w:hAnsi="Consolas"/>
+          <w:color w:val="A31515"/>
+          <w:sz w:val="21"/>
+          <w:szCs w:val="21"/>
+          <w:lang w:val="en-US" w:eastAsia="en-US"/>
+        </w:rPr>
+        <w:t xml:space="preserve"> </w:t>
+      </w:r>
+      <w:proofErr w:type="spellStart"/>
+      <w:r>
+        <w:rPr>
+          <w:rFonts w:ascii="Consolas" w:hAnsi="Consolas"/>
+          <w:color w:val="A31515"/>
+          <w:sz w:val="21"/>
+          <w:szCs w:val="21"/>
+          <w:lang w:val="en-US" w:eastAsia="en-US"/>
+        </w:rPr>
+        <w:t>číslo</w:t>
+      </w:r>
+      <w:proofErr w:type="spellEnd"/>
+      <w:r>
+        <w:rPr>
+          <w:rFonts w:ascii="Consolas" w:hAnsi="Consolas"/>
+          <w:color w:val="A31515"/>
+          <w:sz w:val="21"/>
+          <w:szCs w:val="21"/>
+          <w:lang w:val="en-US" w:eastAsia="en-US"/>
+        </w:rPr>
+        <w:t>, "</w:t>
       </w:r>
     </w:p>
     <w:p>
@@ -7177,6 +9107,7 @@
         </w:rPr>
         <w:t xml:space="preserve">            </w:t>
       </w:r>
+      <w:proofErr w:type="spellStart"/>
       <w:r>
         <w:rPr>
           <w:rFonts w:ascii="Consolas" w:hAnsi="Consolas"/>
@@ -7187,6 +9118,7 @@
         </w:rPr>
         <w:t>validace</w:t>
       </w:r>
+      <w:proofErr w:type="spellEnd"/>
       <w:r>
         <w:rPr>
           <w:rFonts w:ascii="Consolas" w:hAnsi="Consolas"/>
@@ -7267,6 +9199,7 @@
         </w:rPr>
         <w:t>if</w:t>
       </w:r>
+      <w:proofErr w:type="gramStart"/>
       <w:r>
         <w:rPr>
           <w:rFonts w:ascii="Consolas" w:hAnsi="Consolas"/>
@@ -7277,6 +9210,7 @@
         </w:rPr>
         <w:t>(!</w:t>
       </w:r>
+      <w:proofErr w:type="spellStart"/>
       <w:r>
         <w:rPr>
           <w:rFonts w:ascii="Consolas" w:hAnsi="Consolas"/>
@@ -7307,6 +9241,8 @@
         </w:rPr>
         <w:t>test</w:t>
       </w:r>
+      <w:proofErr w:type="spellEnd"/>
+      <w:proofErr w:type="gramEnd"/>
       <w:r>
         <w:rPr>
           <w:rFonts w:ascii="Consolas" w:hAnsi="Consolas"/>
@@ -7317,6 +9253,7 @@
         </w:rPr>
         <w:t>(</w:t>
       </w:r>
+      <w:proofErr w:type="spellStart"/>
       <w:r>
         <w:rPr>
           <w:rFonts w:ascii="Consolas" w:hAnsi="Consolas"/>
@@ -7327,6 +9264,7 @@
         </w:rPr>
         <w:t>hesla</w:t>
       </w:r>
+      <w:proofErr w:type="spellEnd"/>
       <w:r>
         <w:rPr>
           <w:rFonts w:ascii="Consolas" w:hAnsi="Consolas"/>
@@ -7402,6 +9340,7 @@
         </w:rPr>
         <w:t xml:space="preserve">            </w:t>
       </w:r>
+      <w:proofErr w:type="spellStart"/>
       <w:r>
         <w:rPr>
           <w:rFonts w:ascii="Consolas" w:hAnsi="Consolas"/>
@@ -7412,6 +9351,7 @@
         </w:rPr>
         <w:t>zprava</w:t>
       </w:r>
+      <w:proofErr w:type="spellEnd"/>
       <w:r>
         <w:rPr>
           <w:rFonts w:ascii="Consolas" w:hAnsi="Consolas"/>
@@ -7430,7 +9370,93 @@
           <w:szCs w:val="21"/>
           <w:lang w:val="en-US" w:eastAsia="en-US"/>
         </w:rPr>
-        <w:t>"heslo neopovídá daným požadavkům, "</w:t>
+        <w:t>"</w:t>
+      </w:r>
+      <w:proofErr w:type="spellStart"/>
+      <w:r>
+        <w:rPr>
+          <w:rFonts w:ascii="Consolas" w:hAnsi="Consolas"/>
+          <w:color w:val="A31515"/>
+          <w:sz w:val="21"/>
+          <w:szCs w:val="21"/>
+          <w:lang w:val="en-US" w:eastAsia="en-US"/>
+        </w:rPr>
+        <w:t>heslo</w:t>
+      </w:r>
+      <w:proofErr w:type="spellEnd"/>
+      <w:r>
+        <w:rPr>
+          <w:rFonts w:ascii="Consolas" w:hAnsi="Consolas"/>
+          <w:color w:val="A31515"/>
+          <w:sz w:val="21"/>
+          <w:szCs w:val="21"/>
+          <w:lang w:val="en-US" w:eastAsia="en-US"/>
+        </w:rPr>
+        <w:t xml:space="preserve"> </w:t>
+      </w:r>
+      <w:proofErr w:type="spellStart"/>
+      <w:r>
+        <w:rPr>
+          <w:rFonts w:ascii="Consolas" w:hAnsi="Consolas"/>
+          <w:color w:val="A31515"/>
+          <w:sz w:val="21"/>
+          <w:szCs w:val="21"/>
+          <w:lang w:val="en-US" w:eastAsia="en-US"/>
+        </w:rPr>
+        <w:t>neo</w:t>
+      </w:r>
+      <w:r>
+        <w:rPr>
+          <w:rFonts w:ascii="Consolas" w:hAnsi="Consolas"/>
+          <w:color w:val="A31515"/>
+          <w:sz w:val="21"/>
+          <w:szCs w:val="21"/>
+          <w:lang w:val="en-US" w:eastAsia="en-US"/>
+        </w:rPr>
+        <w:t>d</w:t>
+      </w:r>
+      <w:r>
+        <w:rPr>
+          <w:rFonts w:ascii="Consolas" w:hAnsi="Consolas"/>
+          <w:color w:val="A31515"/>
+          <w:sz w:val="21"/>
+          <w:szCs w:val="21"/>
+          <w:lang w:val="en-US" w:eastAsia="en-US"/>
+        </w:rPr>
+        <w:t>povídá</w:t>
+      </w:r>
+      <w:proofErr w:type="spellEnd"/>
+      <w:r>
+        <w:rPr>
+          <w:rFonts w:ascii="Consolas" w:hAnsi="Consolas"/>
+          <w:color w:val="A31515"/>
+          <w:sz w:val="21"/>
+          <w:szCs w:val="21"/>
+          <w:lang w:val="en-US" w:eastAsia="en-US"/>
+        </w:rPr>
+        <w:t xml:space="preserve"> daným </w:t>
+      </w:r>
+      <w:proofErr w:type="spellStart"/>
+      <w:r>
+        <w:rPr>
+          <w:rFonts w:ascii="Consolas" w:hAnsi="Consolas"/>
+          <w:color w:val="A31515"/>
+          <w:sz w:val="21"/>
+          <w:szCs w:val="21"/>
+          <w:lang w:val="en-US" w:eastAsia="en-US"/>
+        </w:rPr>
+        <w:t>požadavkům</w:t>
+      </w:r>
+      <w:proofErr w:type="spellEnd"/>
+      <w:r>
+        <w:rPr>
+          <w:rFonts w:ascii="Consolas" w:hAnsi="Consolas"/>
+          <w:color w:val="A31515"/>
+          <w:sz w:val="21"/>
+          <w:szCs w:val="21"/>
+          <w:lang w:val="en-US" w:eastAsia="en-US"/>
+        </w:rPr>
+        <w:t>, "</w:t>
       </w:r>
     </w:p>
     <w:p>
@@ -7457,6 +9483,7 @@
         </w:rPr>
         <w:t xml:space="preserve">            </w:t>
       </w:r>
+      <w:proofErr w:type="spellStart"/>
       <w:r>
         <w:rPr>
           <w:rFonts w:ascii="Consolas" w:hAnsi="Consolas"/>
@@ -7467,6 +9494,7 @@
         </w:rPr>
         <w:t>validace</w:t>
       </w:r>
+      <w:proofErr w:type="spellEnd"/>
       <w:r>
         <w:rPr>
           <w:rFonts w:ascii="Consolas" w:hAnsi="Consolas"/>
@@ -7557,6 +9585,8 @@
         </w:rPr>
         <w:t xml:space="preserve"> (</w:t>
       </w:r>
+      <w:proofErr w:type="spellStart"/>
+      <w:proofErr w:type="gramStart"/>
       <w:r>
         <w:rPr>
           <w:rFonts w:ascii="Consolas" w:hAnsi="Consolas"/>
@@ -7567,6 +9597,7 @@
         </w:rPr>
         <w:t>hesla</w:t>
       </w:r>
+      <w:proofErr w:type="spellEnd"/>
       <w:r>
         <w:rPr>
           <w:rFonts w:ascii="Consolas" w:hAnsi="Consolas"/>
@@ -7577,6 +9608,7 @@
         </w:rPr>
         <w:t>[</w:t>
       </w:r>
+      <w:proofErr w:type="gramEnd"/>
       <w:r>
         <w:rPr>
           <w:rFonts w:ascii="Consolas" w:hAnsi="Consolas"/>
@@ -7617,6 +9649,7 @@
         </w:rPr>
         <w:t xml:space="preserve"> !== </w:t>
       </w:r>
+      <w:proofErr w:type="spellStart"/>
       <w:r>
         <w:rPr>
           <w:rFonts w:ascii="Consolas" w:hAnsi="Consolas"/>
@@ -7627,6 +9660,7 @@
         </w:rPr>
         <w:t>hesla</w:t>
       </w:r>
+      <w:proofErr w:type="spellEnd"/>
       <w:r>
         <w:rPr>
           <w:rFonts w:ascii="Consolas" w:hAnsi="Consolas"/>
@@ -7702,6 +9736,7 @@
         </w:rPr>
         <w:t xml:space="preserve">            </w:t>
       </w:r>
+      <w:proofErr w:type="spellStart"/>
       <w:r>
         <w:rPr>
           <w:rFonts w:ascii="Consolas" w:hAnsi="Consolas"/>
@@ -7712,6 +9747,7 @@
         </w:rPr>
         <w:t>zprava</w:t>
       </w:r>
+      <w:proofErr w:type="spellEnd"/>
       <w:r>
         <w:rPr>
           <w:rFonts w:ascii="Consolas" w:hAnsi="Consolas"/>
@@ -7730,7 +9766,51 @@
           <w:szCs w:val="21"/>
           <w:lang w:val="en-US" w:eastAsia="en-US"/>
         </w:rPr>
-        <w:t>"Hesla nejsou stejná, "</w:t>
+        <w:t xml:space="preserve">"Hesla </w:t>
+      </w:r>
+      <w:proofErr w:type="spellStart"/>
+      <w:r>
+        <w:rPr>
+          <w:rFonts w:ascii="Consolas" w:hAnsi="Consolas"/>
+          <w:color w:val="A31515"/>
+          <w:sz w:val="21"/>
+          <w:szCs w:val="21"/>
+          <w:lang w:val="en-US" w:eastAsia="en-US"/>
+        </w:rPr>
+        <w:t>nejsou</w:t>
+      </w:r>
+      <w:proofErr w:type="spellEnd"/>
+      <w:r>
+        <w:rPr>
+          <w:rFonts w:ascii="Consolas" w:hAnsi="Consolas"/>
+          <w:color w:val="A31515"/>
+          <w:sz w:val="21"/>
+          <w:szCs w:val="21"/>
+          <w:lang w:val="en-US" w:eastAsia="en-US"/>
+        </w:rPr>
+        <w:t xml:space="preserve"> </w:t>
+      </w:r>
+      <w:proofErr w:type="spellStart"/>
+      <w:r>
+        <w:rPr>
+          <w:rFonts w:ascii="Consolas" w:hAnsi="Consolas"/>
+          <w:color w:val="A31515"/>
+          <w:sz w:val="21"/>
+          <w:szCs w:val="21"/>
+          <w:lang w:val="en-US" w:eastAsia="en-US"/>
+        </w:rPr>
+        <w:t>stejná</w:t>
+      </w:r>
+      <w:proofErr w:type="spellEnd"/>
+      <w:r>
+        <w:rPr>
+          <w:rFonts w:ascii="Consolas" w:hAnsi="Consolas"/>
+          <w:color w:val="A31515"/>
+          <w:sz w:val="21"/>
+          <w:szCs w:val="21"/>
+          <w:lang w:val="en-US" w:eastAsia="en-US"/>
+        </w:rPr>
+        <w:t>, "</w:t>
       </w:r>
     </w:p>
     <w:p>
@@ -7757,6 +9837,7 @@
         </w:rPr>
         <w:t xml:space="preserve">            </w:t>
       </w:r>
+      <w:proofErr w:type="spellStart"/>
       <w:r>
         <w:rPr>
           <w:rFonts w:ascii="Consolas" w:hAnsi="Consolas"/>
@@ -7767,6 +9848,7 @@
         </w:rPr>
         <w:t>validace</w:t>
       </w:r>
+      <w:proofErr w:type="spellEnd"/>
       <w:r>
         <w:rPr>
           <w:rFonts w:ascii="Consolas" w:hAnsi="Consolas"/>
@@ -7840,18 +9922,3497 @@
     </w:p>
     <w:p>
       <w:pPr>
-        <w:rPr>
-          <w:lang w:val="en-US" w:eastAsia="en-US"/>
-        </w:rPr>
-      </w:pPr>
-    </w:p>
-    <w:p>
-      <w:r>
-        <w:t>as</w:t>
-      </w:r>
-      <w:r>
-        <w:t>fadfas</w:t>
-      </w:r>
+        <w:ind w:firstLine="0"/>
+        <w:rPr>
+          <w:lang w:val="en-US" w:eastAsia="en-US"/>
+        </w:rPr>
+      </w:pPr>
+      <w:r>
+        <w:rPr>
+          <w:lang w:val="en-US" w:eastAsia="en-US"/>
+        </w:rPr>
+        <w:tab/>
+      </w:r>
+    </w:p>
+    <w:p>
+      <w:pPr>
+        <w:ind w:firstLine="0"/>
+        <w:rPr>
+          <w:lang w:val="en-US" w:eastAsia="en-US"/>
+        </w:rPr>
+      </w:pPr>
+      <w:r>
+        <w:rPr>
+          <w:lang w:val="en-US" w:eastAsia="en-US"/>
+        </w:rPr>
+        <w:tab/>
+      </w:r>
+      <w:proofErr w:type="spellStart"/>
+      <w:r>
+        <w:rPr>
+          <w:lang w:val="en-US" w:eastAsia="en-US"/>
+        </w:rPr>
+        <w:t>Jakmile</w:t>
+      </w:r>
+      <w:proofErr w:type="spellEnd"/>
+      <w:r>
+        <w:rPr>
+          <w:lang w:val="en-US" w:eastAsia="en-US"/>
+        </w:rPr>
+        <w:t xml:space="preserve"> se </w:t>
+      </w:r>
+      <w:proofErr w:type="spellStart"/>
+      <w:r>
+        <w:rPr>
+          <w:lang w:val="en-US" w:eastAsia="en-US"/>
+        </w:rPr>
+        <w:t>uživatel</w:t>
+      </w:r>
+      <w:proofErr w:type="spellEnd"/>
+      <w:r>
+        <w:rPr>
+          <w:lang w:val="en-US" w:eastAsia="en-US"/>
+        </w:rPr>
+        <w:t xml:space="preserve"> </w:t>
+      </w:r>
+      <w:proofErr w:type="spellStart"/>
+      <w:r>
+        <w:rPr>
+          <w:lang w:val="en-US" w:eastAsia="en-US"/>
+        </w:rPr>
+        <w:t>přihlásí</w:t>
+      </w:r>
+      <w:proofErr w:type="spellEnd"/>
+      <w:r>
+        <w:rPr>
+          <w:lang w:val="en-US" w:eastAsia="en-US"/>
+        </w:rPr>
+        <w:t xml:space="preserve"> </w:t>
+      </w:r>
+      <w:proofErr w:type="spellStart"/>
+      <w:r>
+        <w:rPr>
+          <w:lang w:val="en-US" w:eastAsia="en-US"/>
+        </w:rPr>
+        <w:t>anebo</w:t>
+      </w:r>
+      <w:proofErr w:type="spellEnd"/>
+      <w:r>
+        <w:rPr>
+          <w:lang w:val="en-US" w:eastAsia="en-US"/>
+        </w:rPr>
+        <w:t xml:space="preserve"> </w:t>
+      </w:r>
+      <w:proofErr w:type="spellStart"/>
+      <w:r>
+        <w:rPr>
+          <w:lang w:val="en-US" w:eastAsia="en-US"/>
+        </w:rPr>
+        <w:t>registruje</w:t>
+      </w:r>
+      <w:proofErr w:type="spellEnd"/>
+      <w:r>
+        <w:rPr>
+          <w:lang w:val="en-US" w:eastAsia="en-US"/>
+        </w:rPr>
+        <w:t xml:space="preserve">, </w:t>
+      </w:r>
+      <w:proofErr w:type="spellStart"/>
+      <w:r>
+        <w:rPr>
+          <w:lang w:val="en-US" w:eastAsia="en-US"/>
+        </w:rPr>
+        <w:t>počítá</w:t>
+      </w:r>
+      <w:proofErr w:type="spellEnd"/>
+      <w:r>
+        <w:rPr>
+          <w:lang w:val="en-US" w:eastAsia="en-US"/>
+        </w:rPr>
+        <w:t xml:space="preserve"> se mu</w:t>
+      </w:r>
+      <w:r>
+        <w:rPr>
+          <w:lang w:val="en-US" w:eastAsia="en-US"/>
+        </w:rPr>
+        <w:t xml:space="preserve"> </w:t>
+      </w:r>
+      <w:proofErr w:type="spellStart"/>
+      <w:r>
+        <w:rPr>
+          <w:lang w:val="en-US" w:eastAsia="en-US"/>
+        </w:rPr>
+        <w:t>na</w:t>
+      </w:r>
+      <w:proofErr w:type="spellEnd"/>
+      <w:r>
+        <w:rPr>
+          <w:lang w:val="en-US" w:eastAsia="en-US"/>
+        </w:rPr>
+        <w:t xml:space="preserve"> </w:t>
+      </w:r>
+      <w:proofErr w:type="spellStart"/>
+      <w:r>
+        <w:rPr>
+          <w:lang w:val="en-US" w:eastAsia="en-US"/>
+        </w:rPr>
+        <w:t>každé</w:t>
+      </w:r>
+      <w:proofErr w:type="spellEnd"/>
+      <w:r>
+        <w:rPr>
+          <w:lang w:val="en-US" w:eastAsia="en-US"/>
+        </w:rPr>
+        <w:t xml:space="preserve"> </w:t>
+      </w:r>
+      <w:proofErr w:type="spellStart"/>
+      <w:r>
+        <w:rPr>
+          <w:lang w:val="en-US" w:eastAsia="en-US"/>
+        </w:rPr>
+        <w:t>navštívené</w:t>
+      </w:r>
+      <w:proofErr w:type="spellEnd"/>
+      <w:r>
+        <w:rPr>
+          <w:lang w:val="en-US" w:eastAsia="en-US"/>
+        </w:rPr>
+        <w:t xml:space="preserve"> </w:t>
+      </w:r>
+      <w:proofErr w:type="spellStart"/>
+      <w:r>
+        <w:rPr>
+          <w:lang w:val="en-US" w:eastAsia="en-US"/>
+        </w:rPr>
+        <w:t>stránce</w:t>
+      </w:r>
+      <w:proofErr w:type="spellEnd"/>
+      <w:r>
+        <w:rPr>
+          <w:lang w:val="en-US" w:eastAsia="en-US"/>
+        </w:rPr>
+        <w:t xml:space="preserve"> 15 </w:t>
+      </w:r>
+      <w:proofErr w:type="spellStart"/>
+      <w:r>
+        <w:rPr>
+          <w:lang w:val="en-US" w:eastAsia="en-US"/>
+        </w:rPr>
+        <w:t>minut</w:t>
+      </w:r>
+      <w:proofErr w:type="spellEnd"/>
+      <w:r>
+        <w:rPr>
+          <w:lang w:val="en-US" w:eastAsia="en-US"/>
+        </w:rPr>
+        <w:t xml:space="preserve"> </w:t>
+      </w:r>
+      <w:proofErr w:type="spellStart"/>
+      <w:r>
+        <w:rPr>
+          <w:lang w:val="en-US" w:eastAsia="en-US"/>
+        </w:rPr>
+        <w:t>od</w:t>
+      </w:r>
+      <w:proofErr w:type="spellEnd"/>
+      <w:r>
+        <w:rPr>
+          <w:lang w:val="en-US" w:eastAsia="en-US"/>
+        </w:rPr>
+        <w:t xml:space="preserve"> </w:t>
+      </w:r>
+      <w:proofErr w:type="spellStart"/>
+      <w:r>
+        <w:rPr>
+          <w:lang w:val="en-US" w:eastAsia="en-US"/>
+        </w:rPr>
+        <w:t>poslední</w:t>
+      </w:r>
+      <w:proofErr w:type="spellEnd"/>
+      <w:r>
+        <w:rPr>
+          <w:lang w:val="en-US" w:eastAsia="en-US"/>
+        </w:rPr>
+        <w:t xml:space="preserve"> </w:t>
+      </w:r>
+      <w:proofErr w:type="spellStart"/>
+      <w:r>
+        <w:rPr>
+          <w:lang w:val="en-US" w:eastAsia="en-US"/>
+        </w:rPr>
+        <w:t>aktivity</w:t>
+      </w:r>
+      <w:proofErr w:type="spellEnd"/>
+      <w:r>
+        <w:rPr>
+          <w:lang w:val="en-US" w:eastAsia="en-US"/>
+        </w:rPr>
+        <w:t xml:space="preserve">, </w:t>
+      </w:r>
+      <w:proofErr w:type="spellStart"/>
+      <w:r>
+        <w:rPr>
+          <w:lang w:val="en-US" w:eastAsia="en-US"/>
+        </w:rPr>
+        <w:t>jako</w:t>
+      </w:r>
+      <w:proofErr w:type="spellEnd"/>
+      <w:r>
+        <w:rPr>
+          <w:lang w:val="en-US" w:eastAsia="en-US"/>
+        </w:rPr>
+        <w:t xml:space="preserve"> je </w:t>
+      </w:r>
+      <w:proofErr w:type="spellStart"/>
+      <w:r>
+        <w:rPr>
+          <w:lang w:val="en-US" w:eastAsia="en-US"/>
+        </w:rPr>
+        <w:t>pohyb</w:t>
+      </w:r>
+      <w:proofErr w:type="spellEnd"/>
+      <w:r>
+        <w:rPr>
+          <w:lang w:val="en-US" w:eastAsia="en-US"/>
+        </w:rPr>
+        <w:t xml:space="preserve"> s </w:t>
+      </w:r>
+      <w:proofErr w:type="spellStart"/>
+      <w:r>
+        <w:rPr>
+          <w:lang w:val="en-US" w:eastAsia="en-US"/>
+        </w:rPr>
+        <w:t>myší</w:t>
+      </w:r>
+      <w:proofErr w:type="spellEnd"/>
+      <w:r>
+        <w:rPr>
+          <w:lang w:val="en-US" w:eastAsia="en-US"/>
+        </w:rPr>
+        <w:t xml:space="preserve">, </w:t>
+      </w:r>
+      <w:proofErr w:type="spellStart"/>
+      <w:r>
+        <w:rPr>
+          <w:lang w:val="en-US" w:eastAsia="en-US"/>
+        </w:rPr>
+        <w:t>kliknutím</w:t>
+      </w:r>
+      <w:proofErr w:type="spellEnd"/>
+      <w:r>
+        <w:rPr>
+          <w:lang w:val="en-US" w:eastAsia="en-US"/>
+        </w:rPr>
+        <w:t xml:space="preserve"> </w:t>
+      </w:r>
+      <w:proofErr w:type="spellStart"/>
+      <w:r>
+        <w:rPr>
+          <w:lang w:val="en-US" w:eastAsia="en-US"/>
+        </w:rPr>
+        <w:t>levého</w:t>
+      </w:r>
+      <w:proofErr w:type="spellEnd"/>
+      <w:r>
+        <w:rPr>
+          <w:lang w:val="en-US" w:eastAsia="en-US"/>
+        </w:rPr>
+        <w:t xml:space="preserve"> </w:t>
+      </w:r>
+      <w:proofErr w:type="spellStart"/>
+      <w:r>
+        <w:rPr>
+          <w:lang w:val="en-US" w:eastAsia="en-US"/>
+        </w:rPr>
+        <w:t>nebo</w:t>
+      </w:r>
+      <w:proofErr w:type="spellEnd"/>
+      <w:r>
+        <w:rPr>
+          <w:lang w:val="en-US" w:eastAsia="en-US"/>
+        </w:rPr>
+        <w:t xml:space="preserve"> </w:t>
+      </w:r>
+      <w:proofErr w:type="spellStart"/>
+      <w:r>
+        <w:rPr>
+          <w:lang w:val="en-US" w:eastAsia="en-US"/>
+        </w:rPr>
+        <w:t>pravého</w:t>
+      </w:r>
+      <w:proofErr w:type="spellEnd"/>
+      <w:r>
+        <w:rPr>
+          <w:lang w:val="en-US" w:eastAsia="en-US"/>
+        </w:rPr>
+        <w:t xml:space="preserve"> </w:t>
+      </w:r>
+      <w:proofErr w:type="spellStart"/>
+      <w:r>
+        <w:rPr>
+          <w:lang w:val="en-US" w:eastAsia="en-US"/>
+        </w:rPr>
+        <w:t>tlačítka</w:t>
+      </w:r>
+      <w:proofErr w:type="spellEnd"/>
+      <w:r>
+        <w:rPr>
+          <w:lang w:val="en-US" w:eastAsia="en-US"/>
+        </w:rPr>
+        <w:t xml:space="preserve"> a </w:t>
+      </w:r>
+      <w:proofErr w:type="spellStart"/>
+      <w:r>
+        <w:rPr>
+          <w:lang w:val="en-US" w:eastAsia="en-US"/>
+        </w:rPr>
+        <w:t>zmáčknutí</w:t>
+      </w:r>
+      <w:proofErr w:type="spellEnd"/>
+      <w:r>
+        <w:rPr>
+          <w:lang w:val="en-US" w:eastAsia="en-US"/>
+        </w:rPr>
+        <w:t xml:space="preserve"> </w:t>
+      </w:r>
+      <w:proofErr w:type="spellStart"/>
+      <w:r>
+        <w:rPr>
+          <w:lang w:val="en-US" w:eastAsia="en-US"/>
+        </w:rPr>
+        <w:t>klávesy</w:t>
+      </w:r>
+      <w:proofErr w:type="spellEnd"/>
+      <w:r>
+        <w:rPr>
+          <w:lang w:val="en-US" w:eastAsia="en-US"/>
+        </w:rPr>
+        <w:t xml:space="preserve">. </w:t>
+      </w:r>
+      <w:proofErr w:type="spellStart"/>
+      <w:r>
+        <w:rPr>
+          <w:lang w:val="en-US" w:eastAsia="en-US"/>
+        </w:rPr>
+        <w:t>Pokud</w:t>
+      </w:r>
+      <w:proofErr w:type="spellEnd"/>
+      <w:r>
+        <w:rPr>
+          <w:lang w:val="en-US" w:eastAsia="en-US"/>
+        </w:rPr>
+        <w:t xml:space="preserve"> </w:t>
+      </w:r>
+      <w:proofErr w:type="spellStart"/>
+      <w:r>
+        <w:rPr>
+          <w:lang w:val="en-US" w:eastAsia="en-US"/>
+        </w:rPr>
+        <w:t>během</w:t>
+      </w:r>
+      <w:proofErr w:type="spellEnd"/>
+      <w:r>
+        <w:rPr>
+          <w:lang w:val="en-US" w:eastAsia="en-US"/>
+        </w:rPr>
+        <w:t xml:space="preserve"> 15 </w:t>
+      </w:r>
+      <w:proofErr w:type="spellStart"/>
+      <w:r>
+        <w:rPr>
+          <w:lang w:val="en-US" w:eastAsia="en-US"/>
+        </w:rPr>
+        <w:t>minut</w:t>
+      </w:r>
+      <w:proofErr w:type="spellEnd"/>
+      <w:r>
+        <w:rPr>
+          <w:lang w:val="en-US" w:eastAsia="en-US"/>
+        </w:rPr>
+        <w:t xml:space="preserve"> </w:t>
+      </w:r>
+      <w:proofErr w:type="spellStart"/>
+      <w:r>
+        <w:rPr>
+          <w:lang w:val="en-US" w:eastAsia="en-US"/>
+        </w:rPr>
+        <w:t>neprovede</w:t>
+      </w:r>
+      <w:proofErr w:type="spellEnd"/>
+      <w:r>
+        <w:rPr>
+          <w:lang w:val="en-US" w:eastAsia="en-US"/>
+        </w:rPr>
+        <w:t xml:space="preserve"> </w:t>
+      </w:r>
+      <w:proofErr w:type="spellStart"/>
+      <w:r>
+        <w:rPr>
+          <w:lang w:val="en-US" w:eastAsia="en-US"/>
+        </w:rPr>
+        <w:t>aspoň</w:t>
+      </w:r>
+      <w:proofErr w:type="spellEnd"/>
+      <w:r>
+        <w:rPr>
+          <w:lang w:val="en-US" w:eastAsia="en-US"/>
+        </w:rPr>
+        <w:t xml:space="preserve"> 1 ze </w:t>
+      </w:r>
+      <w:proofErr w:type="spellStart"/>
+      <w:r>
+        <w:rPr>
+          <w:lang w:val="en-US" w:eastAsia="en-US"/>
+        </w:rPr>
+        <w:t>zmíněných</w:t>
+      </w:r>
+      <w:proofErr w:type="spellEnd"/>
+      <w:r>
+        <w:rPr>
+          <w:lang w:val="en-US" w:eastAsia="en-US"/>
+        </w:rPr>
+        <w:t xml:space="preserve"> </w:t>
+      </w:r>
+      <w:proofErr w:type="spellStart"/>
+      <w:r>
+        <w:rPr>
+          <w:lang w:val="en-US" w:eastAsia="en-US"/>
+        </w:rPr>
+        <w:t>akcí</w:t>
+      </w:r>
+      <w:proofErr w:type="spellEnd"/>
+      <w:r>
+        <w:rPr>
+          <w:lang w:val="en-US" w:eastAsia="en-US"/>
+        </w:rPr>
+        <w:t xml:space="preserve">, </w:t>
+      </w:r>
+      <w:proofErr w:type="spellStart"/>
+      <w:r>
+        <w:rPr>
+          <w:lang w:val="en-US" w:eastAsia="en-US"/>
+        </w:rPr>
+        <w:t>uživatel</w:t>
+      </w:r>
+      <w:proofErr w:type="spellEnd"/>
+      <w:r>
+        <w:rPr>
+          <w:lang w:val="en-US" w:eastAsia="en-US"/>
+        </w:rPr>
+        <w:t xml:space="preserve"> </w:t>
+      </w:r>
+      <w:proofErr w:type="spellStart"/>
+      <w:r>
+        <w:rPr>
+          <w:lang w:val="en-US" w:eastAsia="en-US"/>
+        </w:rPr>
+        <w:t>bude</w:t>
+      </w:r>
+      <w:proofErr w:type="spellEnd"/>
+      <w:r>
+        <w:rPr>
+          <w:lang w:val="en-US" w:eastAsia="en-US"/>
+        </w:rPr>
+        <w:t xml:space="preserve"> </w:t>
+      </w:r>
+      <w:proofErr w:type="spellStart"/>
+      <w:r>
+        <w:rPr>
+          <w:lang w:val="en-US" w:eastAsia="en-US"/>
+        </w:rPr>
+        <w:t>automaticky</w:t>
+      </w:r>
+      <w:proofErr w:type="spellEnd"/>
+      <w:r>
+        <w:rPr>
+          <w:lang w:val="en-US" w:eastAsia="en-US"/>
+        </w:rPr>
+        <w:t xml:space="preserve"> </w:t>
+      </w:r>
+      <w:proofErr w:type="spellStart"/>
+      <w:r>
+        <w:rPr>
+          <w:lang w:val="en-US" w:eastAsia="en-US"/>
+        </w:rPr>
+        <w:t>odhlášen</w:t>
+      </w:r>
+      <w:proofErr w:type="spellEnd"/>
+      <w:r>
+        <w:rPr>
+          <w:lang w:val="en-US" w:eastAsia="en-US"/>
+        </w:rPr>
+        <w:t xml:space="preserve">. </w:t>
+      </w:r>
+      <w:r>
+        <w:rPr>
+          <w:lang w:val="en-US" w:eastAsia="en-US"/>
+        </w:rPr>
+        <w:t xml:space="preserve">Aby se </w:t>
+      </w:r>
+      <w:proofErr w:type="spellStart"/>
+      <w:r>
+        <w:rPr>
+          <w:lang w:val="en-US" w:eastAsia="en-US"/>
+        </w:rPr>
+        <w:t>kontroloval</w:t>
+      </w:r>
+      <w:proofErr w:type="spellEnd"/>
+      <w:r>
+        <w:rPr>
+          <w:lang w:val="en-US" w:eastAsia="en-US"/>
+        </w:rPr>
+        <w:t xml:space="preserve"> </w:t>
+      </w:r>
+      <w:proofErr w:type="spellStart"/>
+      <w:r>
+        <w:rPr>
+          <w:lang w:val="en-US" w:eastAsia="en-US"/>
+        </w:rPr>
+        <w:t>čas</w:t>
+      </w:r>
+      <w:proofErr w:type="spellEnd"/>
+      <w:r>
+        <w:rPr>
+          <w:lang w:val="en-US" w:eastAsia="en-US"/>
+        </w:rPr>
+        <w:t xml:space="preserve">, </w:t>
+      </w:r>
+      <w:proofErr w:type="spellStart"/>
+      <w:r>
+        <w:rPr>
+          <w:lang w:val="en-US" w:eastAsia="en-US"/>
+        </w:rPr>
+        <w:t>použil</w:t>
+      </w:r>
+      <w:proofErr w:type="spellEnd"/>
+      <w:r>
+        <w:rPr>
+          <w:lang w:val="en-US" w:eastAsia="en-US"/>
+        </w:rPr>
+        <w:t xml:space="preserve"> </w:t>
+      </w:r>
+      <w:proofErr w:type="spellStart"/>
+      <w:r>
+        <w:rPr>
+          <w:lang w:val="en-US" w:eastAsia="en-US"/>
+        </w:rPr>
+        <w:t>jsem</w:t>
+      </w:r>
+      <w:proofErr w:type="spellEnd"/>
+      <w:r>
+        <w:rPr>
+          <w:lang w:val="en-US" w:eastAsia="en-US"/>
+        </w:rPr>
+        <w:t xml:space="preserve"> </w:t>
+      </w:r>
+      <w:proofErr w:type="spellStart"/>
+      <w:r>
+        <w:rPr>
+          <w:lang w:val="en-US" w:eastAsia="en-US"/>
+        </w:rPr>
+        <w:t>asynchronní</w:t>
+      </w:r>
+      <w:proofErr w:type="spellEnd"/>
+      <w:r>
+        <w:rPr>
+          <w:lang w:val="en-US" w:eastAsia="en-US"/>
+        </w:rPr>
+        <w:t xml:space="preserve"> </w:t>
+      </w:r>
+      <w:proofErr w:type="spellStart"/>
+      <w:r>
+        <w:rPr>
+          <w:lang w:val="en-US" w:eastAsia="en-US"/>
+        </w:rPr>
+        <w:t>javascirptovou</w:t>
+      </w:r>
+      <w:proofErr w:type="spellEnd"/>
+      <w:r>
+        <w:rPr>
+          <w:lang w:val="en-US" w:eastAsia="en-US"/>
+        </w:rPr>
+        <w:t xml:space="preserve"> </w:t>
+      </w:r>
+      <w:proofErr w:type="spellStart"/>
+      <w:r>
+        <w:rPr>
+          <w:lang w:val="en-US" w:eastAsia="en-US"/>
+        </w:rPr>
+        <w:t>funkc</w:t>
+      </w:r>
+      <w:r>
+        <w:rPr>
+          <w:lang w:val="en-US" w:eastAsia="en-US"/>
+        </w:rPr>
+        <w:t>í</w:t>
+      </w:r>
+      <w:proofErr w:type="spellEnd"/>
+      <w:r>
+        <w:rPr>
+          <w:lang w:val="en-US" w:eastAsia="en-US"/>
+        </w:rPr>
+        <w:t xml:space="preserve"> </w:t>
+      </w:r>
+      <w:proofErr w:type="spellStart"/>
+      <w:proofErr w:type="gramStart"/>
+      <w:r>
+        <w:rPr>
+          <w:lang w:val="en-US" w:eastAsia="en-US"/>
+        </w:rPr>
+        <w:t>setTimeout</w:t>
+      </w:r>
+      <w:proofErr w:type="spellEnd"/>
+      <w:r>
+        <w:rPr>
+          <w:lang w:val="en-US" w:eastAsia="en-US"/>
+        </w:rPr>
+        <w:t>(</w:t>
+      </w:r>
+      <w:proofErr w:type="gramEnd"/>
+      <w:r>
+        <w:rPr>
+          <w:lang w:val="en-US" w:eastAsia="en-US"/>
+        </w:rPr>
+        <w:t>)</w:t>
+      </w:r>
+      <w:r>
+        <w:rPr>
+          <w:lang w:val="en-US" w:eastAsia="en-US"/>
+        </w:rPr>
+        <w:t xml:space="preserve"> </w:t>
+      </w:r>
+      <w:proofErr w:type="spellStart"/>
+      <w:r>
+        <w:rPr>
+          <w:lang w:val="en-US" w:eastAsia="en-US"/>
+        </w:rPr>
+        <w:t>nastavenou</w:t>
+      </w:r>
+      <w:proofErr w:type="spellEnd"/>
+      <w:r>
+        <w:rPr>
+          <w:lang w:val="en-US" w:eastAsia="en-US"/>
+        </w:rPr>
+        <w:t xml:space="preserve"> s </w:t>
+      </w:r>
+      <w:proofErr w:type="spellStart"/>
+      <w:r>
+        <w:rPr>
+          <w:lang w:val="en-US" w:eastAsia="en-US"/>
+        </w:rPr>
+        <w:t>časem</w:t>
+      </w:r>
+      <w:proofErr w:type="spellEnd"/>
+      <w:r>
+        <w:rPr>
+          <w:lang w:val="en-US" w:eastAsia="en-US"/>
+        </w:rPr>
+        <w:t xml:space="preserve"> </w:t>
+      </w:r>
+      <w:proofErr w:type="spellStart"/>
+      <w:r>
+        <w:rPr>
+          <w:lang w:val="en-US" w:eastAsia="en-US"/>
+        </w:rPr>
+        <w:t>tak</w:t>
+      </w:r>
+      <w:proofErr w:type="spellEnd"/>
+      <w:r>
+        <w:rPr>
+          <w:lang w:val="en-US" w:eastAsia="en-US"/>
+        </w:rPr>
+        <w:t xml:space="preserve">, aby po 15 </w:t>
+      </w:r>
+      <w:proofErr w:type="spellStart"/>
+      <w:r>
+        <w:rPr>
+          <w:lang w:val="en-US" w:eastAsia="en-US"/>
+        </w:rPr>
+        <w:t>minutách</w:t>
+      </w:r>
+      <w:proofErr w:type="spellEnd"/>
+      <w:r>
+        <w:rPr>
+          <w:lang w:val="en-US" w:eastAsia="en-US"/>
+        </w:rPr>
+        <w:t xml:space="preserve"> se </w:t>
+      </w:r>
+      <w:proofErr w:type="spellStart"/>
+      <w:r>
+        <w:rPr>
+          <w:lang w:val="en-US" w:eastAsia="en-US"/>
+        </w:rPr>
+        <w:t>uživate</w:t>
+      </w:r>
+      <w:r>
+        <w:rPr>
+          <w:lang w:val="en-US" w:eastAsia="en-US"/>
+        </w:rPr>
+        <w:t>l</w:t>
+      </w:r>
+      <w:proofErr w:type="spellEnd"/>
+      <w:r>
+        <w:rPr>
+          <w:lang w:val="en-US" w:eastAsia="en-US"/>
+        </w:rPr>
+        <w:t xml:space="preserve"> </w:t>
+      </w:r>
+      <w:proofErr w:type="spellStart"/>
+      <w:r>
+        <w:rPr>
+          <w:lang w:val="en-US" w:eastAsia="en-US"/>
+        </w:rPr>
+        <w:t>přesunul</w:t>
+      </w:r>
+      <w:proofErr w:type="spellEnd"/>
+      <w:r>
+        <w:rPr>
+          <w:lang w:val="en-US" w:eastAsia="en-US"/>
+        </w:rPr>
+        <w:t xml:space="preserve"> </w:t>
+      </w:r>
+      <w:proofErr w:type="spellStart"/>
+      <w:r>
+        <w:rPr>
+          <w:lang w:val="en-US" w:eastAsia="en-US"/>
+        </w:rPr>
+        <w:t>na</w:t>
+      </w:r>
+      <w:proofErr w:type="spellEnd"/>
+      <w:r>
+        <w:rPr>
+          <w:lang w:val="en-US" w:eastAsia="en-US"/>
+        </w:rPr>
+        <w:t xml:space="preserve"> </w:t>
+      </w:r>
+      <w:proofErr w:type="spellStart"/>
+      <w:r>
+        <w:rPr>
+          <w:lang w:val="en-US" w:eastAsia="en-US"/>
+        </w:rPr>
+        <w:t>okno</w:t>
+      </w:r>
+      <w:proofErr w:type="spellEnd"/>
+      <w:r>
+        <w:rPr>
+          <w:lang w:val="en-US" w:eastAsia="en-US"/>
+        </w:rPr>
+        <w:t xml:space="preserve"> </w:t>
+      </w:r>
+      <w:proofErr w:type="spellStart"/>
+      <w:r>
+        <w:rPr>
+          <w:lang w:val="en-US" w:eastAsia="en-US"/>
+        </w:rPr>
+        <w:t>odhlášení</w:t>
+      </w:r>
+      <w:proofErr w:type="spellEnd"/>
+      <w:r>
+        <w:rPr>
+          <w:lang w:val="en-US" w:eastAsia="en-US"/>
+        </w:rPr>
+        <w:t>.</w:t>
+      </w:r>
+      <w:r>
+        <w:rPr>
+          <w:lang w:val="en-US" w:eastAsia="en-US"/>
+        </w:rPr>
+        <w:t xml:space="preserve"> </w:t>
+      </w:r>
+      <w:proofErr w:type="spellStart"/>
+      <w:r>
+        <w:rPr>
+          <w:lang w:val="en-US" w:eastAsia="en-US"/>
+        </w:rPr>
+        <w:t>Pokud</w:t>
+      </w:r>
+      <w:proofErr w:type="spellEnd"/>
+      <w:r>
+        <w:rPr>
+          <w:lang w:val="en-US" w:eastAsia="en-US"/>
+        </w:rPr>
+        <w:t xml:space="preserve"> ale </w:t>
+      </w:r>
+      <w:proofErr w:type="spellStart"/>
+      <w:r>
+        <w:rPr>
+          <w:lang w:val="en-US" w:eastAsia="en-US"/>
+        </w:rPr>
+        <w:t>uživatel</w:t>
+      </w:r>
+      <w:proofErr w:type="spellEnd"/>
+      <w:r>
+        <w:rPr>
+          <w:lang w:val="en-US" w:eastAsia="en-US"/>
+        </w:rPr>
+        <w:t xml:space="preserve"> </w:t>
+      </w:r>
+      <w:proofErr w:type="spellStart"/>
+      <w:r>
+        <w:rPr>
+          <w:lang w:val="en-US" w:eastAsia="en-US"/>
+        </w:rPr>
+        <w:t>před</w:t>
+      </w:r>
+      <w:proofErr w:type="spellEnd"/>
+      <w:r>
+        <w:rPr>
+          <w:lang w:val="en-US" w:eastAsia="en-US"/>
+        </w:rPr>
+        <w:t xml:space="preserve"> </w:t>
+      </w:r>
+      <w:proofErr w:type="spellStart"/>
+      <w:r>
+        <w:rPr>
+          <w:lang w:val="en-US" w:eastAsia="en-US"/>
+        </w:rPr>
+        <w:t>vypršením</w:t>
+      </w:r>
+      <w:proofErr w:type="spellEnd"/>
+      <w:r>
+        <w:rPr>
+          <w:lang w:val="en-US" w:eastAsia="en-US"/>
+        </w:rPr>
+        <w:t xml:space="preserve"> </w:t>
+      </w:r>
+      <w:proofErr w:type="spellStart"/>
+      <w:r>
+        <w:rPr>
+          <w:lang w:val="en-US" w:eastAsia="en-US"/>
+        </w:rPr>
+        <w:t>časového</w:t>
+      </w:r>
+      <w:proofErr w:type="spellEnd"/>
+      <w:r>
+        <w:rPr>
+          <w:lang w:val="en-US" w:eastAsia="en-US"/>
+        </w:rPr>
+        <w:t xml:space="preserve"> </w:t>
+      </w:r>
+      <w:proofErr w:type="spellStart"/>
+      <w:r>
+        <w:rPr>
+          <w:lang w:val="en-US" w:eastAsia="en-US"/>
+        </w:rPr>
+        <w:t>limitu</w:t>
+      </w:r>
+      <w:proofErr w:type="spellEnd"/>
+      <w:r>
+        <w:rPr>
+          <w:lang w:val="en-US" w:eastAsia="en-US"/>
+        </w:rPr>
+        <w:t xml:space="preserve"> </w:t>
+      </w:r>
+      <w:proofErr w:type="spellStart"/>
+      <w:r>
+        <w:rPr>
+          <w:lang w:val="en-US" w:eastAsia="en-US"/>
+        </w:rPr>
+        <w:t>projeví</w:t>
+      </w:r>
+      <w:proofErr w:type="spellEnd"/>
+      <w:r>
+        <w:rPr>
+          <w:lang w:val="en-US" w:eastAsia="en-US"/>
+        </w:rPr>
+        <w:t xml:space="preserve"> </w:t>
+      </w:r>
+      <w:proofErr w:type="spellStart"/>
+      <w:r>
+        <w:rPr>
+          <w:lang w:val="en-US" w:eastAsia="en-US"/>
+        </w:rPr>
+        <w:t>svojí</w:t>
+      </w:r>
+      <w:proofErr w:type="spellEnd"/>
+      <w:r>
+        <w:rPr>
+          <w:lang w:val="en-US" w:eastAsia="en-US"/>
+        </w:rPr>
+        <w:t xml:space="preserve"> </w:t>
+      </w:r>
+      <w:proofErr w:type="spellStart"/>
+      <w:r>
+        <w:rPr>
+          <w:lang w:val="en-US" w:eastAsia="en-US"/>
+        </w:rPr>
+        <w:t>aktivitu</w:t>
+      </w:r>
+      <w:proofErr w:type="spellEnd"/>
+      <w:r>
+        <w:rPr>
+          <w:lang w:val="en-US" w:eastAsia="en-US"/>
+        </w:rPr>
+        <w:t xml:space="preserve"> </w:t>
+      </w:r>
+      <w:proofErr w:type="spellStart"/>
+      <w:r>
+        <w:rPr>
+          <w:lang w:val="en-US" w:eastAsia="en-US"/>
+        </w:rPr>
+        <w:t>na</w:t>
+      </w:r>
+      <w:proofErr w:type="spellEnd"/>
+      <w:r>
+        <w:rPr>
+          <w:lang w:val="en-US" w:eastAsia="en-US"/>
+        </w:rPr>
+        <w:t xml:space="preserve"> </w:t>
+      </w:r>
+      <w:proofErr w:type="spellStart"/>
+      <w:r>
+        <w:rPr>
+          <w:lang w:val="en-US" w:eastAsia="en-US"/>
+        </w:rPr>
+        <w:t>webu</w:t>
+      </w:r>
+      <w:proofErr w:type="spellEnd"/>
+      <w:r>
+        <w:rPr>
+          <w:lang w:val="en-US" w:eastAsia="en-US"/>
+        </w:rPr>
+        <w:t xml:space="preserve">, </w:t>
+      </w:r>
+      <w:proofErr w:type="spellStart"/>
+      <w:r>
+        <w:rPr>
+          <w:lang w:val="en-US" w:eastAsia="en-US"/>
+        </w:rPr>
+        <w:t>resetuje</w:t>
+      </w:r>
+      <w:proofErr w:type="spellEnd"/>
+      <w:r>
+        <w:rPr>
+          <w:lang w:val="en-US" w:eastAsia="en-US"/>
+        </w:rPr>
+        <w:t xml:space="preserve"> se </w:t>
+      </w:r>
+      <w:proofErr w:type="spellStart"/>
+      <w:r>
+        <w:rPr>
+          <w:lang w:val="en-US" w:eastAsia="en-US"/>
+        </w:rPr>
+        <w:t>časovač</w:t>
+      </w:r>
+      <w:proofErr w:type="spellEnd"/>
+      <w:r>
+        <w:rPr>
+          <w:lang w:val="en-US" w:eastAsia="en-US"/>
+        </w:rPr>
+        <w:t xml:space="preserve"> </w:t>
+      </w:r>
+      <w:proofErr w:type="spellStart"/>
+      <w:r>
+        <w:rPr>
+          <w:lang w:val="en-US" w:eastAsia="en-US"/>
+        </w:rPr>
+        <w:t>odhlášení</w:t>
+      </w:r>
+      <w:proofErr w:type="spellEnd"/>
+      <w:r>
+        <w:rPr>
+          <w:lang w:val="en-US" w:eastAsia="en-US"/>
+        </w:rPr>
+        <w:t xml:space="preserve">. </w:t>
+      </w:r>
+      <w:proofErr w:type="spellStart"/>
+      <w:r>
+        <w:rPr>
+          <w:lang w:val="en-US" w:eastAsia="en-US"/>
+        </w:rPr>
+        <w:t>Znovu</w:t>
+      </w:r>
+      <w:proofErr w:type="spellEnd"/>
+      <w:r>
+        <w:rPr>
+          <w:lang w:val="en-US" w:eastAsia="en-US"/>
+        </w:rPr>
+        <w:t xml:space="preserve"> </w:t>
+      </w:r>
+      <w:proofErr w:type="spellStart"/>
+      <w:r>
+        <w:rPr>
+          <w:lang w:val="en-US" w:eastAsia="en-US"/>
+        </w:rPr>
+        <w:t>nastavení</w:t>
+      </w:r>
+      <w:proofErr w:type="spellEnd"/>
+      <w:r>
+        <w:rPr>
+          <w:lang w:val="en-US" w:eastAsia="en-US"/>
+        </w:rPr>
+        <w:t xml:space="preserve"> </w:t>
+      </w:r>
+      <w:proofErr w:type="spellStart"/>
+      <w:r>
+        <w:rPr>
+          <w:lang w:val="en-US" w:eastAsia="en-US"/>
+        </w:rPr>
+        <w:t>časovače</w:t>
+      </w:r>
+      <w:proofErr w:type="spellEnd"/>
+      <w:r>
+        <w:rPr>
+          <w:lang w:val="en-US" w:eastAsia="en-US"/>
+        </w:rPr>
+        <w:t xml:space="preserve"> je </w:t>
+      </w:r>
+      <w:proofErr w:type="spellStart"/>
+      <w:r>
+        <w:rPr>
+          <w:lang w:val="en-US" w:eastAsia="en-US"/>
+        </w:rPr>
+        <w:t>provedeno</w:t>
+      </w:r>
+      <w:proofErr w:type="spellEnd"/>
+      <w:r>
+        <w:rPr>
+          <w:lang w:val="en-US" w:eastAsia="en-US"/>
+        </w:rPr>
+        <w:t xml:space="preserve"> </w:t>
+      </w:r>
+      <w:proofErr w:type="spellStart"/>
+      <w:r>
+        <w:rPr>
+          <w:lang w:val="en-US" w:eastAsia="en-US"/>
+        </w:rPr>
+        <w:t>pomocí</w:t>
+      </w:r>
+      <w:proofErr w:type="spellEnd"/>
+      <w:r>
+        <w:rPr>
+          <w:lang w:val="en-US" w:eastAsia="en-US"/>
+        </w:rPr>
+        <w:t xml:space="preserve"> </w:t>
+      </w:r>
+      <w:proofErr w:type="spellStart"/>
+      <w:r>
+        <w:rPr>
+          <w:lang w:val="en-US" w:eastAsia="en-US"/>
+        </w:rPr>
+        <w:t>metody</w:t>
+      </w:r>
+      <w:proofErr w:type="spellEnd"/>
+      <w:r>
+        <w:rPr>
+          <w:lang w:val="en-US" w:eastAsia="en-US"/>
+        </w:rPr>
+        <w:t xml:space="preserve"> </w:t>
+      </w:r>
+      <w:proofErr w:type="spellStart"/>
+      <w:proofErr w:type="gramStart"/>
+      <w:r>
+        <w:rPr>
+          <w:lang w:val="en-US" w:eastAsia="en-US"/>
+        </w:rPr>
+        <w:t>addEventListener</w:t>
+      </w:r>
+      <w:proofErr w:type="spellEnd"/>
+      <w:r>
+        <w:rPr>
+          <w:lang w:val="en-US" w:eastAsia="en-US"/>
+        </w:rPr>
+        <w:t>(</w:t>
+      </w:r>
+      <w:proofErr w:type="gramEnd"/>
+      <w:r>
+        <w:rPr>
+          <w:lang w:val="en-US" w:eastAsia="en-US"/>
+        </w:rPr>
+        <w:t xml:space="preserve">), </w:t>
+      </w:r>
+      <w:proofErr w:type="spellStart"/>
+      <w:r>
+        <w:rPr>
+          <w:lang w:val="en-US" w:eastAsia="en-US"/>
+        </w:rPr>
+        <w:t>která</w:t>
+      </w:r>
+      <w:proofErr w:type="spellEnd"/>
+      <w:r>
+        <w:rPr>
+          <w:lang w:val="en-US" w:eastAsia="en-US"/>
+        </w:rPr>
+        <w:t xml:space="preserve"> </w:t>
+      </w:r>
+      <w:proofErr w:type="spellStart"/>
+      <w:r>
+        <w:rPr>
+          <w:lang w:val="en-US" w:eastAsia="en-US"/>
+        </w:rPr>
+        <w:t>právě</w:t>
+      </w:r>
+      <w:proofErr w:type="spellEnd"/>
+      <w:r>
+        <w:rPr>
+          <w:lang w:val="en-US" w:eastAsia="en-US"/>
+        </w:rPr>
+        <w:t xml:space="preserve"> </w:t>
+      </w:r>
+      <w:proofErr w:type="spellStart"/>
+      <w:r>
+        <w:rPr>
+          <w:lang w:val="en-US" w:eastAsia="en-US"/>
+        </w:rPr>
+        <w:t>vždy</w:t>
+      </w:r>
+      <w:proofErr w:type="spellEnd"/>
+      <w:r>
+        <w:rPr>
+          <w:lang w:val="en-US" w:eastAsia="en-US"/>
+        </w:rPr>
+        <w:t xml:space="preserve"> po </w:t>
+      </w:r>
+      <w:proofErr w:type="spellStart"/>
+      <w:r>
+        <w:rPr>
+          <w:lang w:val="en-US" w:eastAsia="en-US"/>
+        </w:rPr>
+        <w:t>vyvolání</w:t>
+      </w:r>
+      <w:proofErr w:type="spellEnd"/>
+      <w:r>
+        <w:rPr>
+          <w:lang w:val="en-US" w:eastAsia="en-US"/>
+        </w:rPr>
+        <w:t xml:space="preserve"> </w:t>
+      </w:r>
+      <w:proofErr w:type="spellStart"/>
+      <w:r>
+        <w:rPr>
+          <w:lang w:val="en-US" w:eastAsia="en-US"/>
+        </w:rPr>
+        <w:t>zavolá</w:t>
+      </w:r>
+      <w:proofErr w:type="spellEnd"/>
+      <w:r>
+        <w:rPr>
+          <w:lang w:val="en-US" w:eastAsia="en-US"/>
+        </w:rPr>
+        <w:t xml:space="preserve"> </w:t>
+      </w:r>
+      <w:proofErr w:type="spellStart"/>
+      <w:r>
+        <w:rPr>
+          <w:lang w:val="en-US" w:eastAsia="en-US"/>
+        </w:rPr>
+        <w:t>funkci</w:t>
+      </w:r>
+      <w:proofErr w:type="spellEnd"/>
+      <w:r>
+        <w:rPr>
+          <w:lang w:val="en-US" w:eastAsia="en-US"/>
+        </w:rPr>
+        <w:t xml:space="preserve"> </w:t>
+      </w:r>
+      <w:proofErr w:type="spellStart"/>
+      <w:r>
+        <w:rPr>
+          <w:lang w:val="en-US" w:eastAsia="en-US"/>
+        </w:rPr>
+        <w:t>na</w:t>
+      </w:r>
+      <w:proofErr w:type="spellEnd"/>
+      <w:r>
+        <w:rPr>
+          <w:lang w:val="en-US" w:eastAsia="en-US"/>
+        </w:rPr>
+        <w:t xml:space="preserve"> </w:t>
+      </w:r>
+      <w:proofErr w:type="spellStart"/>
+      <w:r>
+        <w:rPr>
+          <w:lang w:val="en-US" w:eastAsia="en-US"/>
+        </w:rPr>
+        <w:t>resetování</w:t>
+      </w:r>
+      <w:proofErr w:type="spellEnd"/>
+      <w:r>
+        <w:rPr>
+          <w:lang w:val="en-US" w:eastAsia="en-US"/>
+        </w:rPr>
+        <w:t xml:space="preserve"> </w:t>
+      </w:r>
+      <w:proofErr w:type="spellStart"/>
+      <w:r>
+        <w:rPr>
+          <w:lang w:val="en-US" w:eastAsia="en-US"/>
+        </w:rPr>
+        <w:t>časovače</w:t>
+      </w:r>
+      <w:proofErr w:type="spellEnd"/>
+      <w:r>
+        <w:rPr>
+          <w:lang w:val="en-US" w:eastAsia="en-US"/>
+        </w:rPr>
+        <w:t xml:space="preserve"> </w:t>
+      </w:r>
+      <w:proofErr w:type="spellStart"/>
+      <w:r>
+        <w:rPr>
+          <w:lang w:val="en-US" w:eastAsia="en-US"/>
+        </w:rPr>
+        <w:t>odhlášení</w:t>
+      </w:r>
+      <w:proofErr w:type="spellEnd"/>
+      <w:r>
+        <w:rPr>
+          <w:lang w:val="en-US" w:eastAsia="en-US"/>
+        </w:rPr>
+        <w:t xml:space="preserve"> </w:t>
+      </w:r>
+      <w:proofErr w:type="spellStart"/>
+      <w:r>
+        <w:rPr>
+          <w:lang w:val="en-US" w:eastAsia="en-US"/>
+        </w:rPr>
+        <w:t>na</w:t>
+      </w:r>
+      <w:proofErr w:type="spellEnd"/>
+      <w:r>
+        <w:rPr>
+          <w:lang w:val="en-US" w:eastAsia="en-US"/>
+        </w:rPr>
+        <w:t xml:space="preserve"> </w:t>
+      </w:r>
+      <w:proofErr w:type="spellStart"/>
+      <w:r>
+        <w:rPr>
+          <w:lang w:val="en-US" w:eastAsia="en-US"/>
+        </w:rPr>
+        <w:t>server</w:t>
+      </w:r>
+      <w:r>
+        <w:rPr>
+          <w:lang w:val="en-US" w:eastAsia="en-US"/>
+        </w:rPr>
+        <w:t>u</w:t>
+      </w:r>
+      <w:proofErr w:type="spellEnd"/>
+      <w:r>
+        <w:rPr>
+          <w:lang w:val="en-US" w:eastAsia="en-US"/>
+        </w:rPr>
+        <w:t>.</w:t>
+      </w:r>
+    </w:p>
+    <w:p>
+      <w:pPr>
+        <w:spacing w:before="0" w:after="0" w:line="240" w:lineRule="auto"/>
+        <w:ind w:firstLine="0"/>
+        <w:jc w:val="left"/>
+        <w:rPr>
+          <w:lang w:val="en-US" w:eastAsia="en-US"/>
+        </w:rPr>
+      </w:pPr>
+      <w:r>
+        <w:rPr>
+          <w:lang w:val="en-US" w:eastAsia="en-US"/>
+        </w:rPr>
+        <w:br w:type="page"/>
+      </w:r>
+    </w:p>
+    <w:p>
+      <w:pPr>
+        <w:shd w:val="clear" w:color="auto" w:fill="FFFFFF"/>
+        <w:spacing w:before="0" w:after="0" w:line="285" w:lineRule="atLeast"/>
+        <w:ind w:firstLine="0"/>
+        <w:jc w:val="left"/>
+        <w:rPr>
+          <w:rFonts w:ascii="Consolas" w:hAnsi="Consolas"/>
+          <w:color w:val="3B3B3B"/>
+          <w:sz w:val="21"/>
+          <w:szCs w:val="21"/>
+        </w:rPr>
+      </w:pPr>
+      <w:r>
+        <w:rPr>
+          <w:rFonts w:ascii="Consolas" w:hAnsi="Consolas"/>
+          <w:color w:val="0000FF"/>
+          <w:sz w:val="21"/>
+          <w:szCs w:val="21"/>
+        </w:rPr>
+        <w:lastRenderedPageBreak/>
+        <w:t>let</w:t>
+      </w:r>
+      <w:r>
+        <w:rPr>
+          <w:rFonts w:ascii="Consolas" w:hAnsi="Consolas"/>
+          <w:color w:val="3B3B3B"/>
+          <w:sz w:val="21"/>
+          <w:szCs w:val="21"/>
+        </w:rPr>
+        <w:t xml:space="preserve"> </w:t>
+      </w:r>
+      <w:proofErr w:type="spellStart"/>
+      <w:r>
+        <w:rPr>
+          <w:rFonts w:ascii="Consolas" w:hAnsi="Consolas"/>
+          <w:color w:val="001080"/>
+          <w:sz w:val="21"/>
+          <w:szCs w:val="21"/>
+        </w:rPr>
+        <w:t>logout</w:t>
+      </w:r>
+      <w:proofErr w:type="spellEnd"/>
+      <w:r>
+        <w:rPr>
+          <w:rFonts w:ascii="Consolas" w:hAnsi="Consolas"/>
+          <w:color w:val="3B3B3B"/>
+          <w:sz w:val="21"/>
+          <w:szCs w:val="21"/>
+        </w:rPr>
+        <w:t xml:space="preserve"> </w:t>
+      </w:r>
+      <w:r>
+        <w:rPr>
+          <w:rFonts w:ascii="Consolas" w:hAnsi="Consolas"/>
+          <w:color w:val="000000"/>
+          <w:sz w:val="21"/>
+          <w:szCs w:val="21"/>
+        </w:rPr>
+        <w:t>=</w:t>
+      </w:r>
+      <w:r>
+        <w:rPr>
+          <w:rFonts w:ascii="Consolas" w:hAnsi="Consolas"/>
+          <w:color w:val="3B3B3B"/>
+          <w:sz w:val="21"/>
+          <w:szCs w:val="21"/>
+        </w:rPr>
+        <w:t xml:space="preserve"> </w:t>
+      </w:r>
+      <w:proofErr w:type="spellStart"/>
+      <w:r>
+        <w:rPr>
+          <w:rFonts w:ascii="Consolas" w:hAnsi="Consolas"/>
+          <w:color w:val="795E26"/>
+          <w:sz w:val="21"/>
+          <w:szCs w:val="21"/>
+        </w:rPr>
+        <w:t>setTimeout</w:t>
+      </w:r>
+      <w:proofErr w:type="spellEnd"/>
+      <w:r>
+        <w:rPr>
+          <w:rFonts w:ascii="Consolas" w:hAnsi="Consolas"/>
+          <w:color w:val="3B3B3B"/>
+          <w:sz w:val="21"/>
+          <w:szCs w:val="21"/>
+        </w:rPr>
+        <w:t>(</w:t>
+      </w:r>
+      <w:proofErr w:type="spellStart"/>
+      <w:proofErr w:type="gramStart"/>
+      <w:r>
+        <w:rPr>
+          <w:rFonts w:ascii="Consolas" w:hAnsi="Consolas"/>
+          <w:color w:val="0000FF"/>
+          <w:sz w:val="21"/>
+          <w:szCs w:val="21"/>
+        </w:rPr>
+        <w:t>function</w:t>
+      </w:r>
+      <w:proofErr w:type="spellEnd"/>
+      <w:r>
+        <w:rPr>
+          <w:rFonts w:ascii="Consolas" w:hAnsi="Consolas"/>
+          <w:color w:val="3B3B3B"/>
+          <w:sz w:val="21"/>
+          <w:szCs w:val="21"/>
+        </w:rPr>
+        <w:t>(</w:t>
+      </w:r>
+      <w:proofErr w:type="gramEnd"/>
+      <w:r>
+        <w:rPr>
+          <w:rFonts w:ascii="Consolas" w:hAnsi="Consolas"/>
+          <w:color w:val="3B3B3B"/>
+          <w:sz w:val="21"/>
+          <w:szCs w:val="21"/>
+        </w:rPr>
+        <w:t>) {</w:t>
+      </w:r>
+    </w:p>
+    <w:p>
+      <w:pPr>
+        <w:shd w:val="clear" w:color="auto" w:fill="FFFFFF"/>
+        <w:spacing w:before="0" w:after="0" w:line="285" w:lineRule="atLeast"/>
+        <w:ind w:firstLine="0"/>
+        <w:jc w:val="left"/>
+        <w:rPr>
+          <w:rFonts w:ascii="Consolas" w:hAnsi="Consolas"/>
+          <w:color w:val="3B3B3B"/>
+          <w:sz w:val="21"/>
+          <w:szCs w:val="21"/>
+        </w:rPr>
+      </w:pPr>
+      <w:r>
+        <w:rPr>
+          <w:rFonts w:ascii="Consolas" w:hAnsi="Consolas"/>
+          <w:color w:val="3B3B3B"/>
+          <w:sz w:val="21"/>
+          <w:szCs w:val="21"/>
+        </w:rPr>
+        <w:t xml:space="preserve">    </w:t>
+      </w:r>
+      <w:proofErr w:type="spellStart"/>
+      <w:proofErr w:type="gramStart"/>
+      <w:r>
+        <w:rPr>
+          <w:rFonts w:ascii="Consolas" w:hAnsi="Consolas"/>
+          <w:color w:val="001080"/>
+          <w:sz w:val="21"/>
+          <w:szCs w:val="21"/>
+        </w:rPr>
+        <w:t>window</w:t>
+      </w:r>
+      <w:r>
+        <w:rPr>
+          <w:rFonts w:ascii="Consolas" w:hAnsi="Consolas"/>
+          <w:color w:val="3B3B3B"/>
+          <w:sz w:val="21"/>
+          <w:szCs w:val="21"/>
+        </w:rPr>
+        <w:t>.</w:t>
+      </w:r>
+      <w:r>
+        <w:rPr>
+          <w:rFonts w:ascii="Consolas" w:hAnsi="Consolas"/>
+          <w:color w:val="001080"/>
+          <w:sz w:val="21"/>
+          <w:szCs w:val="21"/>
+        </w:rPr>
+        <w:t>location</w:t>
+      </w:r>
+      <w:proofErr w:type="gramEnd"/>
+      <w:r>
+        <w:rPr>
+          <w:rFonts w:ascii="Consolas" w:hAnsi="Consolas"/>
+          <w:color w:val="3B3B3B"/>
+          <w:sz w:val="21"/>
+          <w:szCs w:val="21"/>
+        </w:rPr>
+        <w:t>.</w:t>
+      </w:r>
+      <w:r>
+        <w:rPr>
+          <w:rFonts w:ascii="Consolas" w:hAnsi="Consolas"/>
+          <w:color w:val="001080"/>
+          <w:sz w:val="21"/>
+          <w:szCs w:val="21"/>
+        </w:rPr>
+        <w:t>href</w:t>
+      </w:r>
+      <w:proofErr w:type="spellEnd"/>
+      <w:r>
+        <w:rPr>
+          <w:rFonts w:ascii="Consolas" w:hAnsi="Consolas"/>
+          <w:color w:val="3B3B3B"/>
+          <w:sz w:val="21"/>
+          <w:szCs w:val="21"/>
+        </w:rPr>
+        <w:t xml:space="preserve"> </w:t>
+      </w:r>
+      <w:r>
+        <w:rPr>
+          <w:rFonts w:ascii="Consolas" w:hAnsi="Consolas"/>
+          <w:color w:val="000000"/>
+          <w:sz w:val="21"/>
+          <w:szCs w:val="21"/>
+        </w:rPr>
+        <w:t>=</w:t>
+      </w:r>
+      <w:r>
+        <w:rPr>
+          <w:rFonts w:ascii="Consolas" w:hAnsi="Consolas"/>
+          <w:color w:val="3B3B3B"/>
+          <w:sz w:val="21"/>
+          <w:szCs w:val="21"/>
+        </w:rPr>
+        <w:t xml:space="preserve"> </w:t>
+      </w:r>
+      <w:r>
+        <w:rPr>
+          <w:rFonts w:ascii="Consolas" w:hAnsi="Consolas"/>
+          <w:color w:val="A31515"/>
+          <w:sz w:val="21"/>
+          <w:szCs w:val="21"/>
+        </w:rPr>
+        <w:t>"</w:t>
+      </w:r>
+      <w:proofErr w:type="spellStart"/>
+      <w:r>
+        <w:rPr>
+          <w:rFonts w:ascii="Consolas" w:hAnsi="Consolas"/>
+          <w:color w:val="A31515"/>
+          <w:sz w:val="21"/>
+          <w:szCs w:val="21"/>
+        </w:rPr>
+        <w:t>timeout.php</w:t>
+      </w:r>
+      <w:proofErr w:type="spellEnd"/>
+      <w:r>
+        <w:rPr>
+          <w:rFonts w:ascii="Consolas" w:hAnsi="Consolas"/>
+          <w:color w:val="A31515"/>
+          <w:sz w:val="21"/>
+          <w:szCs w:val="21"/>
+        </w:rPr>
+        <w:t>"</w:t>
+      </w:r>
+      <w:r>
+        <w:rPr>
+          <w:rFonts w:ascii="Consolas" w:hAnsi="Consolas"/>
+          <w:color w:val="3B3B3B"/>
+          <w:sz w:val="21"/>
+          <w:szCs w:val="21"/>
+        </w:rPr>
+        <w:t>;</w:t>
+      </w:r>
+    </w:p>
+    <w:p>
+      <w:pPr>
+        <w:shd w:val="clear" w:color="auto" w:fill="FFFFFF"/>
+        <w:spacing w:before="0" w:after="0" w:line="285" w:lineRule="atLeast"/>
+        <w:ind w:firstLine="0"/>
+        <w:jc w:val="left"/>
+        <w:rPr>
+          <w:rFonts w:ascii="Consolas" w:hAnsi="Consolas"/>
+          <w:color w:val="3B3B3B"/>
+          <w:sz w:val="21"/>
+          <w:szCs w:val="21"/>
+        </w:rPr>
+      </w:pPr>
+      <w:r>
+        <w:rPr>
+          <w:rFonts w:ascii="Consolas" w:hAnsi="Consolas"/>
+          <w:color w:val="3B3B3B"/>
+          <w:sz w:val="21"/>
+          <w:szCs w:val="21"/>
+        </w:rPr>
+        <w:t>},</w:t>
+      </w:r>
+      <w:r>
+        <w:rPr>
+          <w:rFonts w:ascii="Consolas" w:hAnsi="Consolas"/>
+          <w:color w:val="098658"/>
+          <w:sz w:val="21"/>
+          <w:szCs w:val="21"/>
+        </w:rPr>
+        <w:t>15</w:t>
+      </w:r>
+      <w:r>
+        <w:rPr>
+          <w:rFonts w:ascii="Consolas" w:hAnsi="Consolas"/>
+          <w:color w:val="3B3B3B"/>
+          <w:sz w:val="21"/>
+          <w:szCs w:val="21"/>
+        </w:rPr>
+        <w:t xml:space="preserve"> </w:t>
+      </w:r>
+      <w:r>
+        <w:rPr>
+          <w:rFonts w:ascii="Consolas" w:hAnsi="Consolas"/>
+          <w:color w:val="000000"/>
+          <w:sz w:val="21"/>
+          <w:szCs w:val="21"/>
+        </w:rPr>
+        <w:t>*</w:t>
+      </w:r>
+      <w:r>
+        <w:rPr>
+          <w:rFonts w:ascii="Consolas" w:hAnsi="Consolas"/>
+          <w:color w:val="3B3B3B"/>
+          <w:sz w:val="21"/>
+          <w:szCs w:val="21"/>
+        </w:rPr>
+        <w:t xml:space="preserve"> </w:t>
+      </w:r>
+      <w:r>
+        <w:rPr>
+          <w:rFonts w:ascii="Consolas" w:hAnsi="Consolas"/>
+          <w:color w:val="098658"/>
+          <w:sz w:val="21"/>
+          <w:szCs w:val="21"/>
+        </w:rPr>
+        <w:t>60000</w:t>
+      </w:r>
+      <w:r>
+        <w:rPr>
+          <w:rFonts w:ascii="Consolas" w:hAnsi="Consolas"/>
+          <w:color w:val="3B3B3B"/>
+          <w:sz w:val="21"/>
+          <w:szCs w:val="21"/>
+        </w:rPr>
+        <w:t>);</w:t>
+      </w:r>
+    </w:p>
+    <w:p>
+      <w:pPr>
+        <w:shd w:val="clear" w:color="auto" w:fill="FFFFFF"/>
+        <w:spacing w:before="0" w:after="0" w:line="285" w:lineRule="atLeast"/>
+        <w:ind w:firstLine="0"/>
+        <w:jc w:val="left"/>
+        <w:rPr>
+          <w:rFonts w:ascii="Consolas" w:hAnsi="Consolas"/>
+          <w:color w:val="3B3B3B"/>
+          <w:sz w:val="21"/>
+          <w:szCs w:val="21"/>
+        </w:rPr>
+      </w:pPr>
+    </w:p>
+    <w:p>
+      <w:pPr>
+        <w:shd w:val="clear" w:color="auto" w:fill="FFFFFF"/>
+        <w:spacing w:before="0" w:after="0" w:line="285" w:lineRule="atLeast"/>
+        <w:ind w:firstLine="0"/>
+        <w:jc w:val="left"/>
+        <w:rPr>
+          <w:rFonts w:ascii="Consolas" w:hAnsi="Consolas"/>
+          <w:color w:val="3B3B3B"/>
+          <w:sz w:val="21"/>
+          <w:szCs w:val="21"/>
+        </w:rPr>
+      </w:pPr>
+      <w:proofErr w:type="spellStart"/>
+      <w:proofErr w:type="gramStart"/>
+      <w:r>
+        <w:rPr>
+          <w:rFonts w:ascii="Consolas" w:hAnsi="Consolas"/>
+          <w:color w:val="001080"/>
+          <w:sz w:val="21"/>
+          <w:szCs w:val="21"/>
+        </w:rPr>
+        <w:t>document</w:t>
+      </w:r>
+      <w:r>
+        <w:rPr>
+          <w:rFonts w:ascii="Consolas" w:hAnsi="Consolas"/>
+          <w:color w:val="3B3B3B"/>
+          <w:sz w:val="21"/>
+          <w:szCs w:val="21"/>
+        </w:rPr>
+        <w:t>.</w:t>
+      </w:r>
+      <w:r>
+        <w:rPr>
+          <w:rFonts w:ascii="Consolas" w:hAnsi="Consolas"/>
+          <w:color w:val="795E26"/>
+          <w:sz w:val="21"/>
+          <w:szCs w:val="21"/>
+        </w:rPr>
+        <w:t>addEventListener</w:t>
+      </w:r>
+      <w:proofErr w:type="spellEnd"/>
+      <w:proofErr w:type="gramEnd"/>
+      <w:r>
+        <w:rPr>
+          <w:rFonts w:ascii="Consolas" w:hAnsi="Consolas"/>
+          <w:color w:val="3B3B3B"/>
+          <w:sz w:val="21"/>
+          <w:szCs w:val="21"/>
+        </w:rPr>
+        <w:t>(</w:t>
+      </w:r>
+      <w:r>
+        <w:rPr>
+          <w:rFonts w:ascii="Consolas" w:hAnsi="Consolas"/>
+          <w:color w:val="A31515"/>
+          <w:sz w:val="21"/>
+          <w:szCs w:val="21"/>
+        </w:rPr>
+        <w:t>"</w:t>
+      </w:r>
+      <w:proofErr w:type="spellStart"/>
+      <w:r>
+        <w:rPr>
+          <w:rFonts w:ascii="Consolas" w:hAnsi="Consolas"/>
+          <w:color w:val="A31515"/>
+          <w:sz w:val="21"/>
+          <w:szCs w:val="21"/>
+        </w:rPr>
+        <w:t>click</w:t>
+      </w:r>
+      <w:proofErr w:type="spellEnd"/>
+      <w:r>
+        <w:rPr>
+          <w:rFonts w:ascii="Consolas" w:hAnsi="Consolas"/>
+          <w:color w:val="A31515"/>
+          <w:sz w:val="21"/>
+          <w:szCs w:val="21"/>
+        </w:rPr>
+        <w:t>"</w:t>
+      </w:r>
+      <w:r>
+        <w:rPr>
+          <w:rFonts w:ascii="Consolas" w:hAnsi="Consolas"/>
+          <w:color w:val="3B3B3B"/>
+          <w:sz w:val="21"/>
+          <w:szCs w:val="21"/>
+        </w:rPr>
+        <w:t>,</w:t>
+      </w:r>
+      <w:proofErr w:type="spellStart"/>
+      <w:r>
+        <w:rPr>
+          <w:rFonts w:ascii="Consolas" w:hAnsi="Consolas"/>
+          <w:color w:val="795E26"/>
+          <w:sz w:val="21"/>
+          <w:szCs w:val="21"/>
+        </w:rPr>
+        <w:t>resetTimer</w:t>
+      </w:r>
+      <w:proofErr w:type="spellEnd"/>
+      <w:r>
+        <w:rPr>
+          <w:rFonts w:ascii="Consolas" w:hAnsi="Consolas"/>
+          <w:color w:val="3B3B3B"/>
+          <w:sz w:val="21"/>
+          <w:szCs w:val="21"/>
+        </w:rPr>
+        <w:t>)</w:t>
+      </w:r>
+    </w:p>
+    <w:p>
+      <w:pPr>
+        <w:shd w:val="clear" w:color="auto" w:fill="FFFFFF"/>
+        <w:spacing w:before="0" w:after="0" w:line="285" w:lineRule="atLeast"/>
+        <w:ind w:firstLine="0"/>
+        <w:jc w:val="left"/>
+        <w:rPr>
+          <w:rFonts w:ascii="Consolas" w:hAnsi="Consolas"/>
+          <w:color w:val="3B3B3B"/>
+          <w:sz w:val="21"/>
+          <w:szCs w:val="21"/>
+        </w:rPr>
+      </w:pPr>
+      <w:proofErr w:type="spellStart"/>
+      <w:proofErr w:type="gramStart"/>
+      <w:r>
+        <w:rPr>
+          <w:rFonts w:ascii="Consolas" w:hAnsi="Consolas"/>
+          <w:color w:val="001080"/>
+          <w:sz w:val="21"/>
+          <w:szCs w:val="21"/>
+        </w:rPr>
+        <w:t>document</w:t>
+      </w:r>
+      <w:r>
+        <w:rPr>
+          <w:rFonts w:ascii="Consolas" w:hAnsi="Consolas"/>
+          <w:color w:val="3B3B3B"/>
+          <w:sz w:val="21"/>
+          <w:szCs w:val="21"/>
+        </w:rPr>
+        <w:t>.</w:t>
+      </w:r>
+      <w:r>
+        <w:rPr>
+          <w:rFonts w:ascii="Consolas" w:hAnsi="Consolas"/>
+          <w:color w:val="795E26"/>
+          <w:sz w:val="21"/>
+          <w:szCs w:val="21"/>
+        </w:rPr>
+        <w:t>addEventListener</w:t>
+      </w:r>
+      <w:proofErr w:type="spellEnd"/>
+      <w:proofErr w:type="gramEnd"/>
+      <w:r>
+        <w:rPr>
+          <w:rFonts w:ascii="Consolas" w:hAnsi="Consolas"/>
+          <w:color w:val="3B3B3B"/>
+          <w:sz w:val="21"/>
+          <w:szCs w:val="21"/>
+        </w:rPr>
+        <w:t>(</w:t>
+      </w:r>
+      <w:r>
+        <w:rPr>
+          <w:rFonts w:ascii="Consolas" w:hAnsi="Consolas"/>
+          <w:color w:val="A31515"/>
+          <w:sz w:val="21"/>
+          <w:szCs w:val="21"/>
+        </w:rPr>
+        <w:t>"</w:t>
+      </w:r>
+      <w:proofErr w:type="spellStart"/>
+      <w:r>
+        <w:rPr>
+          <w:rFonts w:ascii="Consolas" w:hAnsi="Consolas"/>
+          <w:color w:val="A31515"/>
+          <w:sz w:val="21"/>
+          <w:szCs w:val="21"/>
+        </w:rPr>
+        <w:t>contextmenu</w:t>
+      </w:r>
+      <w:proofErr w:type="spellEnd"/>
+      <w:r>
+        <w:rPr>
+          <w:rFonts w:ascii="Consolas" w:hAnsi="Consolas"/>
+          <w:color w:val="A31515"/>
+          <w:sz w:val="21"/>
+          <w:szCs w:val="21"/>
+        </w:rPr>
+        <w:t>"</w:t>
+      </w:r>
+      <w:r>
+        <w:rPr>
+          <w:rFonts w:ascii="Consolas" w:hAnsi="Consolas"/>
+          <w:color w:val="3B3B3B"/>
+          <w:sz w:val="21"/>
+          <w:szCs w:val="21"/>
+        </w:rPr>
+        <w:t>,</w:t>
+      </w:r>
+      <w:proofErr w:type="spellStart"/>
+      <w:r>
+        <w:rPr>
+          <w:rFonts w:ascii="Consolas" w:hAnsi="Consolas"/>
+          <w:color w:val="795E26"/>
+          <w:sz w:val="21"/>
+          <w:szCs w:val="21"/>
+        </w:rPr>
+        <w:t>resetTimer</w:t>
+      </w:r>
+      <w:proofErr w:type="spellEnd"/>
+      <w:r>
+        <w:rPr>
+          <w:rFonts w:ascii="Consolas" w:hAnsi="Consolas"/>
+          <w:color w:val="3B3B3B"/>
+          <w:sz w:val="21"/>
+          <w:szCs w:val="21"/>
+        </w:rPr>
+        <w:t>)</w:t>
+      </w:r>
+    </w:p>
+    <w:p>
+      <w:pPr>
+        <w:shd w:val="clear" w:color="auto" w:fill="FFFFFF"/>
+        <w:spacing w:before="0" w:after="0" w:line="285" w:lineRule="atLeast"/>
+        <w:ind w:firstLine="0"/>
+        <w:jc w:val="left"/>
+        <w:rPr>
+          <w:rFonts w:ascii="Consolas" w:hAnsi="Consolas"/>
+          <w:color w:val="3B3B3B"/>
+          <w:sz w:val="21"/>
+          <w:szCs w:val="21"/>
+        </w:rPr>
+      </w:pPr>
+      <w:proofErr w:type="spellStart"/>
+      <w:proofErr w:type="gramStart"/>
+      <w:r>
+        <w:rPr>
+          <w:rFonts w:ascii="Consolas" w:hAnsi="Consolas"/>
+          <w:color w:val="001080"/>
+          <w:sz w:val="21"/>
+          <w:szCs w:val="21"/>
+        </w:rPr>
+        <w:t>document</w:t>
+      </w:r>
+      <w:r>
+        <w:rPr>
+          <w:rFonts w:ascii="Consolas" w:hAnsi="Consolas"/>
+          <w:color w:val="3B3B3B"/>
+          <w:sz w:val="21"/>
+          <w:szCs w:val="21"/>
+        </w:rPr>
+        <w:t>.</w:t>
+      </w:r>
+      <w:r>
+        <w:rPr>
+          <w:rFonts w:ascii="Consolas" w:hAnsi="Consolas"/>
+          <w:color w:val="795E26"/>
+          <w:sz w:val="21"/>
+          <w:szCs w:val="21"/>
+        </w:rPr>
+        <w:t>addEventListener</w:t>
+      </w:r>
+      <w:proofErr w:type="spellEnd"/>
+      <w:proofErr w:type="gramEnd"/>
+      <w:r>
+        <w:rPr>
+          <w:rFonts w:ascii="Consolas" w:hAnsi="Consolas"/>
+          <w:color w:val="3B3B3B"/>
+          <w:sz w:val="21"/>
+          <w:szCs w:val="21"/>
+        </w:rPr>
+        <w:t>(</w:t>
+      </w:r>
+      <w:r>
+        <w:rPr>
+          <w:rFonts w:ascii="Consolas" w:hAnsi="Consolas"/>
+          <w:color w:val="A31515"/>
+          <w:sz w:val="21"/>
+          <w:szCs w:val="21"/>
+        </w:rPr>
+        <w:t>"</w:t>
+      </w:r>
+      <w:proofErr w:type="spellStart"/>
+      <w:r>
+        <w:rPr>
+          <w:rFonts w:ascii="Consolas" w:hAnsi="Consolas"/>
+          <w:color w:val="A31515"/>
+          <w:sz w:val="21"/>
+          <w:szCs w:val="21"/>
+        </w:rPr>
+        <w:t>keypress</w:t>
+      </w:r>
+      <w:proofErr w:type="spellEnd"/>
+      <w:r>
+        <w:rPr>
+          <w:rFonts w:ascii="Consolas" w:hAnsi="Consolas"/>
+          <w:color w:val="A31515"/>
+          <w:sz w:val="21"/>
+          <w:szCs w:val="21"/>
+        </w:rPr>
+        <w:t>"</w:t>
+      </w:r>
+      <w:r>
+        <w:rPr>
+          <w:rFonts w:ascii="Consolas" w:hAnsi="Consolas"/>
+          <w:color w:val="3B3B3B"/>
+          <w:sz w:val="21"/>
+          <w:szCs w:val="21"/>
+        </w:rPr>
+        <w:t>,</w:t>
+      </w:r>
+      <w:proofErr w:type="spellStart"/>
+      <w:r>
+        <w:rPr>
+          <w:rFonts w:ascii="Consolas" w:hAnsi="Consolas"/>
+          <w:color w:val="795E26"/>
+          <w:sz w:val="21"/>
+          <w:szCs w:val="21"/>
+        </w:rPr>
+        <w:t>resetTimer</w:t>
+      </w:r>
+      <w:proofErr w:type="spellEnd"/>
+      <w:r>
+        <w:rPr>
+          <w:rFonts w:ascii="Consolas" w:hAnsi="Consolas"/>
+          <w:color w:val="3B3B3B"/>
+          <w:sz w:val="21"/>
+          <w:szCs w:val="21"/>
+        </w:rPr>
+        <w:t>)</w:t>
+      </w:r>
+    </w:p>
+    <w:p>
+      <w:pPr>
+        <w:shd w:val="clear" w:color="auto" w:fill="FFFFFF"/>
+        <w:spacing w:before="0" w:after="0" w:line="285" w:lineRule="atLeast"/>
+        <w:ind w:firstLine="0"/>
+        <w:jc w:val="left"/>
+        <w:rPr>
+          <w:rFonts w:ascii="Consolas" w:hAnsi="Consolas"/>
+          <w:color w:val="3B3B3B"/>
+          <w:sz w:val="21"/>
+          <w:szCs w:val="21"/>
+        </w:rPr>
+      </w:pPr>
+      <w:proofErr w:type="spellStart"/>
+      <w:proofErr w:type="gramStart"/>
+      <w:r>
+        <w:rPr>
+          <w:rFonts w:ascii="Consolas" w:hAnsi="Consolas"/>
+          <w:color w:val="001080"/>
+          <w:sz w:val="21"/>
+          <w:szCs w:val="21"/>
+        </w:rPr>
+        <w:t>document</w:t>
+      </w:r>
+      <w:r>
+        <w:rPr>
+          <w:rFonts w:ascii="Consolas" w:hAnsi="Consolas"/>
+          <w:color w:val="3B3B3B"/>
+          <w:sz w:val="21"/>
+          <w:szCs w:val="21"/>
+        </w:rPr>
+        <w:t>.</w:t>
+      </w:r>
+      <w:r>
+        <w:rPr>
+          <w:rFonts w:ascii="Consolas" w:hAnsi="Consolas"/>
+          <w:color w:val="795E26"/>
+          <w:sz w:val="21"/>
+          <w:szCs w:val="21"/>
+        </w:rPr>
+        <w:t>addEventListener</w:t>
+      </w:r>
+      <w:proofErr w:type="spellEnd"/>
+      <w:proofErr w:type="gramEnd"/>
+      <w:r>
+        <w:rPr>
+          <w:rFonts w:ascii="Consolas" w:hAnsi="Consolas"/>
+          <w:color w:val="3B3B3B"/>
+          <w:sz w:val="21"/>
+          <w:szCs w:val="21"/>
+        </w:rPr>
+        <w:t>(</w:t>
+      </w:r>
+      <w:r>
+        <w:rPr>
+          <w:rFonts w:ascii="Consolas" w:hAnsi="Consolas"/>
+          <w:color w:val="A31515"/>
+          <w:sz w:val="21"/>
+          <w:szCs w:val="21"/>
+        </w:rPr>
+        <w:t>"</w:t>
+      </w:r>
+      <w:proofErr w:type="spellStart"/>
+      <w:r>
+        <w:rPr>
+          <w:rFonts w:ascii="Consolas" w:hAnsi="Consolas"/>
+          <w:color w:val="A31515"/>
+          <w:sz w:val="21"/>
+          <w:szCs w:val="21"/>
+        </w:rPr>
+        <w:t>mousemove</w:t>
+      </w:r>
+      <w:proofErr w:type="spellEnd"/>
+      <w:r>
+        <w:rPr>
+          <w:rFonts w:ascii="Consolas" w:hAnsi="Consolas"/>
+          <w:color w:val="A31515"/>
+          <w:sz w:val="21"/>
+          <w:szCs w:val="21"/>
+        </w:rPr>
+        <w:t>"</w:t>
+      </w:r>
+      <w:r>
+        <w:rPr>
+          <w:rFonts w:ascii="Consolas" w:hAnsi="Consolas"/>
+          <w:color w:val="3B3B3B"/>
+          <w:sz w:val="21"/>
+          <w:szCs w:val="21"/>
+        </w:rPr>
+        <w:t>,</w:t>
+      </w:r>
+      <w:proofErr w:type="spellStart"/>
+      <w:r>
+        <w:rPr>
+          <w:rFonts w:ascii="Consolas" w:hAnsi="Consolas"/>
+          <w:color w:val="795E26"/>
+          <w:sz w:val="21"/>
+          <w:szCs w:val="21"/>
+        </w:rPr>
+        <w:t>resetTimer</w:t>
+      </w:r>
+      <w:proofErr w:type="spellEnd"/>
+      <w:r>
+        <w:rPr>
+          <w:rFonts w:ascii="Consolas" w:hAnsi="Consolas"/>
+          <w:color w:val="3B3B3B"/>
+          <w:sz w:val="21"/>
+          <w:szCs w:val="21"/>
+        </w:rPr>
+        <w:t>)</w:t>
+      </w:r>
+    </w:p>
+    <w:p>
+      <w:pPr>
+        <w:shd w:val="clear" w:color="auto" w:fill="FFFFFF"/>
+        <w:spacing w:before="0" w:after="0" w:line="285" w:lineRule="atLeast"/>
+        <w:ind w:firstLine="0"/>
+        <w:jc w:val="left"/>
+        <w:rPr>
+          <w:rFonts w:ascii="Consolas" w:hAnsi="Consolas"/>
+          <w:color w:val="3B3B3B"/>
+          <w:sz w:val="21"/>
+          <w:szCs w:val="21"/>
+        </w:rPr>
+      </w:pPr>
+    </w:p>
+    <w:p>
+      <w:pPr>
+        <w:shd w:val="clear" w:color="auto" w:fill="FFFFFF"/>
+        <w:spacing w:before="0" w:after="0" w:line="285" w:lineRule="atLeast"/>
+        <w:ind w:firstLine="0"/>
+        <w:jc w:val="left"/>
+        <w:rPr>
+          <w:rFonts w:ascii="Consolas" w:hAnsi="Consolas"/>
+          <w:color w:val="3B3B3B"/>
+          <w:sz w:val="21"/>
+          <w:szCs w:val="21"/>
+        </w:rPr>
+      </w:pPr>
+      <w:proofErr w:type="spellStart"/>
+      <w:proofErr w:type="gramStart"/>
+      <w:r>
+        <w:rPr>
+          <w:rFonts w:ascii="Consolas" w:hAnsi="Consolas"/>
+          <w:color w:val="001080"/>
+          <w:sz w:val="21"/>
+          <w:szCs w:val="21"/>
+        </w:rPr>
+        <w:t>document</w:t>
+      </w:r>
+      <w:r>
+        <w:rPr>
+          <w:rFonts w:ascii="Consolas" w:hAnsi="Consolas"/>
+          <w:color w:val="3B3B3B"/>
+          <w:sz w:val="21"/>
+          <w:szCs w:val="21"/>
+        </w:rPr>
+        <w:t>.</w:t>
+      </w:r>
+      <w:r>
+        <w:rPr>
+          <w:rFonts w:ascii="Consolas" w:hAnsi="Consolas"/>
+          <w:color w:val="795E26"/>
+          <w:sz w:val="21"/>
+          <w:szCs w:val="21"/>
+        </w:rPr>
+        <w:t>addEventListener</w:t>
+      </w:r>
+      <w:proofErr w:type="spellEnd"/>
+      <w:proofErr w:type="gramEnd"/>
+      <w:r>
+        <w:rPr>
+          <w:rFonts w:ascii="Consolas" w:hAnsi="Consolas"/>
+          <w:color w:val="3B3B3B"/>
+          <w:sz w:val="21"/>
+          <w:szCs w:val="21"/>
+        </w:rPr>
+        <w:t>(</w:t>
+      </w:r>
+      <w:r>
+        <w:rPr>
+          <w:rFonts w:ascii="Consolas" w:hAnsi="Consolas"/>
+          <w:color w:val="A31515"/>
+          <w:sz w:val="21"/>
+          <w:szCs w:val="21"/>
+        </w:rPr>
+        <w:t>"</w:t>
+      </w:r>
+      <w:proofErr w:type="spellStart"/>
+      <w:r>
+        <w:rPr>
+          <w:rFonts w:ascii="Consolas" w:hAnsi="Consolas"/>
+          <w:color w:val="A31515"/>
+          <w:sz w:val="21"/>
+          <w:szCs w:val="21"/>
+        </w:rPr>
+        <w:t>click</w:t>
+      </w:r>
+      <w:proofErr w:type="spellEnd"/>
+      <w:r>
+        <w:rPr>
+          <w:rFonts w:ascii="Consolas" w:hAnsi="Consolas"/>
+          <w:color w:val="A31515"/>
+          <w:sz w:val="21"/>
+          <w:szCs w:val="21"/>
+        </w:rPr>
+        <w:t>"</w:t>
+      </w:r>
+      <w:r>
+        <w:rPr>
+          <w:rFonts w:ascii="Consolas" w:hAnsi="Consolas"/>
+          <w:color w:val="3B3B3B"/>
+          <w:sz w:val="21"/>
+          <w:szCs w:val="21"/>
+        </w:rPr>
+        <w:t xml:space="preserve">, </w:t>
+      </w:r>
+      <w:r>
+        <w:rPr>
+          <w:rFonts w:ascii="Consolas" w:hAnsi="Consolas"/>
+          <w:color w:val="795E26"/>
+          <w:sz w:val="21"/>
+          <w:szCs w:val="21"/>
+        </w:rPr>
+        <w:t>reset</w:t>
+      </w:r>
+      <w:r>
+        <w:rPr>
+          <w:rFonts w:ascii="Consolas" w:hAnsi="Consolas"/>
+          <w:color w:val="3B3B3B"/>
+          <w:sz w:val="21"/>
+          <w:szCs w:val="21"/>
+        </w:rPr>
+        <w:t>);</w:t>
+      </w:r>
+    </w:p>
+    <w:p>
+      <w:pPr>
+        <w:shd w:val="clear" w:color="auto" w:fill="FFFFFF"/>
+        <w:spacing w:before="0" w:after="0" w:line="285" w:lineRule="atLeast"/>
+        <w:ind w:firstLine="0"/>
+        <w:jc w:val="left"/>
+        <w:rPr>
+          <w:rFonts w:ascii="Consolas" w:hAnsi="Consolas"/>
+          <w:color w:val="3B3B3B"/>
+          <w:sz w:val="21"/>
+          <w:szCs w:val="21"/>
+        </w:rPr>
+      </w:pPr>
+      <w:proofErr w:type="spellStart"/>
+      <w:proofErr w:type="gramStart"/>
+      <w:r>
+        <w:rPr>
+          <w:rFonts w:ascii="Consolas" w:hAnsi="Consolas"/>
+          <w:color w:val="001080"/>
+          <w:sz w:val="21"/>
+          <w:szCs w:val="21"/>
+        </w:rPr>
+        <w:t>document</w:t>
+      </w:r>
+      <w:r>
+        <w:rPr>
+          <w:rFonts w:ascii="Consolas" w:hAnsi="Consolas"/>
+          <w:color w:val="3B3B3B"/>
+          <w:sz w:val="21"/>
+          <w:szCs w:val="21"/>
+        </w:rPr>
+        <w:t>.</w:t>
+      </w:r>
+      <w:r>
+        <w:rPr>
+          <w:rFonts w:ascii="Consolas" w:hAnsi="Consolas"/>
+          <w:color w:val="795E26"/>
+          <w:sz w:val="21"/>
+          <w:szCs w:val="21"/>
+        </w:rPr>
+        <w:t>addEventListener</w:t>
+      </w:r>
+      <w:proofErr w:type="spellEnd"/>
+      <w:proofErr w:type="gramEnd"/>
+      <w:r>
+        <w:rPr>
+          <w:rFonts w:ascii="Consolas" w:hAnsi="Consolas"/>
+          <w:color w:val="3B3B3B"/>
+          <w:sz w:val="21"/>
+          <w:szCs w:val="21"/>
+        </w:rPr>
+        <w:t>(</w:t>
+      </w:r>
+      <w:r>
+        <w:rPr>
+          <w:rFonts w:ascii="Consolas" w:hAnsi="Consolas"/>
+          <w:color w:val="A31515"/>
+          <w:sz w:val="21"/>
+          <w:szCs w:val="21"/>
+        </w:rPr>
+        <w:t>"</w:t>
+      </w:r>
+      <w:proofErr w:type="spellStart"/>
+      <w:r>
+        <w:rPr>
+          <w:rFonts w:ascii="Consolas" w:hAnsi="Consolas"/>
+          <w:color w:val="A31515"/>
+          <w:sz w:val="21"/>
+          <w:szCs w:val="21"/>
+        </w:rPr>
+        <w:t>keypress</w:t>
+      </w:r>
+      <w:proofErr w:type="spellEnd"/>
+      <w:r>
+        <w:rPr>
+          <w:rFonts w:ascii="Consolas" w:hAnsi="Consolas"/>
+          <w:color w:val="A31515"/>
+          <w:sz w:val="21"/>
+          <w:szCs w:val="21"/>
+        </w:rPr>
+        <w:t>"</w:t>
+      </w:r>
+      <w:r>
+        <w:rPr>
+          <w:rFonts w:ascii="Consolas" w:hAnsi="Consolas"/>
+          <w:color w:val="3B3B3B"/>
+          <w:sz w:val="21"/>
+          <w:szCs w:val="21"/>
+        </w:rPr>
+        <w:t xml:space="preserve">, </w:t>
+      </w:r>
+      <w:r>
+        <w:rPr>
+          <w:rFonts w:ascii="Consolas" w:hAnsi="Consolas"/>
+          <w:color w:val="795E26"/>
+          <w:sz w:val="21"/>
+          <w:szCs w:val="21"/>
+        </w:rPr>
+        <w:t>reset</w:t>
+      </w:r>
+      <w:r>
+        <w:rPr>
+          <w:rFonts w:ascii="Consolas" w:hAnsi="Consolas"/>
+          <w:color w:val="3B3B3B"/>
+          <w:sz w:val="21"/>
+          <w:szCs w:val="21"/>
+        </w:rPr>
+        <w:t>);</w:t>
+      </w:r>
+    </w:p>
+    <w:p>
+      <w:pPr>
+        <w:shd w:val="clear" w:color="auto" w:fill="FFFFFF"/>
+        <w:spacing w:before="0" w:after="0" w:line="285" w:lineRule="atLeast"/>
+        <w:ind w:firstLine="0"/>
+        <w:jc w:val="left"/>
+        <w:rPr>
+          <w:rFonts w:ascii="Consolas" w:hAnsi="Consolas"/>
+          <w:color w:val="3B3B3B"/>
+          <w:sz w:val="21"/>
+          <w:szCs w:val="21"/>
+        </w:rPr>
+      </w:pPr>
+      <w:proofErr w:type="spellStart"/>
+      <w:proofErr w:type="gramStart"/>
+      <w:r>
+        <w:rPr>
+          <w:rFonts w:ascii="Consolas" w:hAnsi="Consolas"/>
+          <w:color w:val="001080"/>
+          <w:sz w:val="21"/>
+          <w:szCs w:val="21"/>
+        </w:rPr>
+        <w:t>document</w:t>
+      </w:r>
+      <w:r>
+        <w:rPr>
+          <w:rFonts w:ascii="Consolas" w:hAnsi="Consolas"/>
+          <w:color w:val="3B3B3B"/>
+          <w:sz w:val="21"/>
+          <w:szCs w:val="21"/>
+        </w:rPr>
+        <w:t>.</w:t>
+      </w:r>
+      <w:r>
+        <w:rPr>
+          <w:rFonts w:ascii="Consolas" w:hAnsi="Consolas"/>
+          <w:color w:val="795E26"/>
+          <w:sz w:val="21"/>
+          <w:szCs w:val="21"/>
+        </w:rPr>
+        <w:t>addEventListener</w:t>
+      </w:r>
+      <w:proofErr w:type="spellEnd"/>
+      <w:proofErr w:type="gramEnd"/>
+      <w:r>
+        <w:rPr>
+          <w:rFonts w:ascii="Consolas" w:hAnsi="Consolas"/>
+          <w:color w:val="3B3B3B"/>
+          <w:sz w:val="21"/>
+          <w:szCs w:val="21"/>
+        </w:rPr>
+        <w:t>(</w:t>
+      </w:r>
+      <w:r>
+        <w:rPr>
+          <w:rFonts w:ascii="Consolas" w:hAnsi="Consolas"/>
+          <w:color w:val="A31515"/>
+          <w:sz w:val="21"/>
+          <w:szCs w:val="21"/>
+        </w:rPr>
+        <w:t>"</w:t>
+      </w:r>
+      <w:proofErr w:type="spellStart"/>
+      <w:r>
+        <w:rPr>
+          <w:rFonts w:ascii="Consolas" w:hAnsi="Consolas"/>
+          <w:color w:val="A31515"/>
+          <w:sz w:val="21"/>
+          <w:szCs w:val="21"/>
+        </w:rPr>
+        <w:t>contextmenu</w:t>
+      </w:r>
+      <w:proofErr w:type="spellEnd"/>
+      <w:r>
+        <w:rPr>
+          <w:rFonts w:ascii="Consolas" w:hAnsi="Consolas"/>
+          <w:color w:val="A31515"/>
+          <w:sz w:val="21"/>
+          <w:szCs w:val="21"/>
+        </w:rPr>
+        <w:t>"</w:t>
+      </w:r>
+      <w:r>
+        <w:rPr>
+          <w:rFonts w:ascii="Consolas" w:hAnsi="Consolas"/>
+          <w:color w:val="3B3B3B"/>
+          <w:sz w:val="21"/>
+          <w:szCs w:val="21"/>
+        </w:rPr>
+        <w:t xml:space="preserve">, </w:t>
+      </w:r>
+      <w:r>
+        <w:rPr>
+          <w:rFonts w:ascii="Consolas" w:hAnsi="Consolas"/>
+          <w:color w:val="795E26"/>
+          <w:sz w:val="21"/>
+          <w:szCs w:val="21"/>
+        </w:rPr>
+        <w:t>reset</w:t>
+      </w:r>
+      <w:r>
+        <w:rPr>
+          <w:rFonts w:ascii="Consolas" w:hAnsi="Consolas"/>
+          <w:color w:val="3B3B3B"/>
+          <w:sz w:val="21"/>
+          <w:szCs w:val="21"/>
+        </w:rPr>
+        <w:t>);</w:t>
+      </w:r>
+    </w:p>
+    <w:p>
+      <w:pPr>
+        <w:shd w:val="clear" w:color="auto" w:fill="FFFFFF"/>
+        <w:spacing w:before="0" w:after="0" w:line="285" w:lineRule="atLeast"/>
+        <w:ind w:firstLine="0"/>
+        <w:jc w:val="left"/>
+        <w:rPr>
+          <w:rFonts w:ascii="Consolas" w:hAnsi="Consolas"/>
+          <w:color w:val="3B3B3B"/>
+          <w:sz w:val="21"/>
+          <w:szCs w:val="21"/>
+        </w:rPr>
+      </w:pPr>
+      <w:proofErr w:type="spellStart"/>
+      <w:proofErr w:type="gramStart"/>
+      <w:r>
+        <w:rPr>
+          <w:rFonts w:ascii="Consolas" w:hAnsi="Consolas"/>
+          <w:color w:val="001080"/>
+          <w:sz w:val="21"/>
+          <w:szCs w:val="21"/>
+        </w:rPr>
+        <w:t>document</w:t>
+      </w:r>
+      <w:r>
+        <w:rPr>
+          <w:rFonts w:ascii="Consolas" w:hAnsi="Consolas"/>
+          <w:color w:val="3B3B3B"/>
+          <w:sz w:val="21"/>
+          <w:szCs w:val="21"/>
+        </w:rPr>
+        <w:t>.</w:t>
+      </w:r>
+      <w:r>
+        <w:rPr>
+          <w:rFonts w:ascii="Consolas" w:hAnsi="Consolas"/>
+          <w:color w:val="795E26"/>
+          <w:sz w:val="21"/>
+          <w:szCs w:val="21"/>
+        </w:rPr>
+        <w:t>addEventListener</w:t>
+      </w:r>
+      <w:proofErr w:type="spellEnd"/>
+      <w:proofErr w:type="gramEnd"/>
+      <w:r>
+        <w:rPr>
+          <w:rFonts w:ascii="Consolas" w:hAnsi="Consolas"/>
+          <w:color w:val="3B3B3B"/>
+          <w:sz w:val="21"/>
+          <w:szCs w:val="21"/>
+        </w:rPr>
+        <w:t>(</w:t>
+      </w:r>
+      <w:r>
+        <w:rPr>
+          <w:rFonts w:ascii="Consolas" w:hAnsi="Consolas"/>
+          <w:color w:val="A31515"/>
+          <w:sz w:val="21"/>
+          <w:szCs w:val="21"/>
+        </w:rPr>
+        <w:t>"</w:t>
+      </w:r>
+      <w:proofErr w:type="spellStart"/>
+      <w:r>
+        <w:rPr>
+          <w:rFonts w:ascii="Consolas" w:hAnsi="Consolas"/>
+          <w:color w:val="A31515"/>
+          <w:sz w:val="21"/>
+          <w:szCs w:val="21"/>
+        </w:rPr>
+        <w:t>mousemove</w:t>
+      </w:r>
+      <w:proofErr w:type="spellEnd"/>
+      <w:r>
+        <w:rPr>
+          <w:rFonts w:ascii="Consolas" w:hAnsi="Consolas"/>
+          <w:color w:val="A31515"/>
+          <w:sz w:val="21"/>
+          <w:szCs w:val="21"/>
+        </w:rPr>
+        <w:t>"</w:t>
+      </w:r>
+      <w:r>
+        <w:rPr>
+          <w:rFonts w:ascii="Consolas" w:hAnsi="Consolas"/>
+          <w:color w:val="3B3B3B"/>
+          <w:sz w:val="21"/>
+          <w:szCs w:val="21"/>
+        </w:rPr>
+        <w:t xml:space="preserve">, </w:t>
+      </w:r>
+      <w:r>
+        <w:rPr>
+          <w:rFonts w:ascii="Consolas" w:hAnsi="Consolas"/>
+          <w:color w:val="795E26"/>
+          <w:sz w:val="21"/>
+          <w:szCs w:val="21"/>
+        </w:rPr>
+        <w:t>reset</w:t>
+      </w:r>
+      <w:r>
+        <w:rPr>
+          <w:rFonts w:ascii="Consolas" w:hAnsi="Consolas"/>
+          <w:color w:val="3B3B3B"/>
+          <w:sz w:val="21"/>
+          <w:szCs w:val="21"/>
+        </w:rPr>
+        <w:t>);</w:t>
+      </w:r>
+    </w:p>
+    <w:p>
+      <w:pPr>
+        <w:shd w:val="clear" w:color="auto" w:fill="FFFFFF"/>
+        <w:spacing w:before="0" w:after="0" w:line="285" w:lineRule="atLeast"/>
+        <w:ind w:firstLine="0"/>
+        <w:jc w:val="left"/>
+        <w:rPr>
+          <w:rFonts w:ascii="Consolas" w:hAnsi="Consolas"/>
+          <w:color w:val="3B3B3B"/>
+          <w:sz w:val="21"/>
+          <w:szCs w:val="21"/>
+        </w:rPr>
+      </w:pPr>
+    </w:p>
+    <w:p>
+      <w:pPr>
+        <w:shd w:val="clear" w:color="auto" w:fill="FFFFFF"/>
+        <w:spacing w:before="0" w:after="0" w:line="285" w:lineRule="atLeast"/>
+        <w:ind w:firstLine="0"/>
+        <w:jc w:val="left"/>
+        <w:rPr>
+          <w:rFonts w:ascii="Consolas" w:hAnsi="Consolas"/>
+          <w:color w:val="3B3B3B"/>
+          <w:sz w:val="21"/>
+          <w:szCs w:val="21"/>
+        </w:rPr>
+      </w:pPr>
+      <w:proofErr w:type="spellStart"/>
+      <w:r>
+        <w:rPr>
+          <w:rFonts w:ascii="Consolas" w:hAnsi="Consolas"/>
+          <w:color w:val="0000FF"/>
+          <w:sz w:val="21"/>
+          <w:szCs w:val="21"/>
+        </w:rPr>
+        <w:t>function</w:t>
+      </w:r>
+      <w:proofErr w:type="spellEnd"/>
+      <w:r>
+        <w:rPr>
+          <w:rFonts w:ascii="Consolas" w:hAnsi="Consolas"/>
+          <w:color w:val="3B3B3B"/>
+          <w:sz w:val="21"/>
+          <w:szCs w:val="21"/>
+        </w:rPr>
+        <w:t xml:space="preserve"> </w:t>
+      </w:r>
+      <w:proofErr w:type="spellStart"/>
+      <w:proofErr w:type="gramStart"/>
+      <w:r>
+        <w:rPr>
+          <w:rFonts w:ascii="Consolas" w:hAnsi="Consolas"/>
+          <w:color w:val="795E26"/>
+          <w:sz w:val="21"/>
+          <w:szCs w:val="21"/>
+        </w:rPr>
+        <w:t>resetTimer</w:t>
+      </w:r>
+      <w:proofErr w:type="spellEnd"/>
+      <w:r>
+        <w:rPr>
+          <w:rFonts w:ascii="Consolas" w:hAnsi="Consolas"/>
+          <w:color w:val="3B3B3B"/>
+          <w:sz w:val="21"/>
+          <w:szCs w:val="21"/>
+        </w:rPr>
+        <w:t>(</w:t>
+      </w:r>
+      <w:proofErr w:type="gramEnd"/>
+      <w:r>
+        <w:rPr>
+          <w:rFonts w:ascii="Consolas" w:hAnsi="Consolas"/>
+          <w:color w:val="3B3B3B"/>
+          <w:sz w:val="21"/>
+          <w:szCs w:val="21"/>
+        </w:rPr>
+        <w:t>) {</w:t>
+      </w:r>
+    </w:p>
+    <w:p>
+      <w:pPr>
+        <w:shd w:val="clear" w:color="auto" w:fill="FFFFFF"/>
+        <w:spacing w:before="0" w:after="0" w:line="285" w:lineRule="atLeast"/>
+        <w:ind w:firstLine="0"/>
+        <w:jc w:val="left"/>
+        <w:rPr>
+          <w:rFonts w:ascii="Consolas" w:hAnsi="Consolas"/>
+          <w:color w:val="3B3B3B"/>
+          <w:sz w:val="21"/>
+          <w:szCs w:val="21"/>
+        </w:rPr>
+      </w:pPr>
+      <w:r>
+        <w:rPr>
+          <w:rFonts w:ascii="Consolas" w:hAnsi="Consolas"/>
+          <w:color w:val="3B3B3B"/>
+          <w:sz w:val="21"/>
+          <w:szCs w:val="21"/>
+        </w:rPr>
+        <w:t xml:space="preserve">    </w:t>
+      </w:r>
+      <w:proofErr w:type="spellStart"/>
+      <w:r>
+        <w:rPr>
+          <w:rFonts w:ascii="Consolas" w:hAnsi="Consolas"/>
+          <w:color w:val="795E26"/>
+          <w:sz w:val="21"/>
+          <w:szCs w:val="21"/>
+        </w:rPr>
+        <w:t>clearTimeout</w:t>
+      </w:r>
+      <w:proofErr w:type="spellEnd"/>
+      <w:r>
+        <w:rPr>
+          <w:rFonts w:ascii="Consolas" w:hAnsi="Consolas"/>
+          <w:color w:val="3B3B3B"/>
+          <w:sz w:val="21"/>
+          <w:szCs w:val="21"/>
+        </w:rPr>
+        <w:t>(</w:t>
+      </w:r>
+      <w:proofErr w:type="spellStart"/>
+      <w:r>
+        <w:rPr>
+          <w:rFonts w:ascii="Consolas" w:hAnsi="Consolas"/>
+          <w:color w:val="001080"/>
+          <w:sz w:val="21"/>
+          <w:szCs w:val="21"/>
+        </w:rPr>
+        <w:t>logout</w:t>
+      </w:r>
+      <w:proofErr w:type="spellEnd"/>
+      <w:r>
+        <w:rPr>
+          <w:rFonts w:ascii="Consolas" w:hAnsi="Consolas"/>
+          <w:color w:val="3B3B3B"/>
+          <w:sz w:val="21"/>
+          <w:szCs w:val="21"/>
+        </w:rPr>
+        <w:t>);  </w:t>
+      </w:r>
+    </w:p>
+    <w:p>
+      <w:pPr>
+        <w:shd w:val="clear" w:color="auto" w:fill="FFFFFF"/>
+        <w:spacing w:before="0" w:after="0" w:line="285" w:lineRule="atLeast"/>
+        <w:ind w:firstLine="0"/>
+        <w:jc w:val="left"/>
+        <w:rPr>
+          <w:rFonts w:ascii="Consolas" w:hAnsi="Consolas"/>
+          <w:color w:val="3B3B3B"/>
+          <w:sz w:val="21"/>
+          <w:szCs w:val="21"/>
+        </w:rPr>
+      </w:pPr>
+      <w:r>
+        <w:rPr>
+          <w:rFonts w:ascii="Consolas" w:hAnsi="Consolas"/>
+          <w:color w:val="3B3B3B"/>
+          <w:sz w:val="21"/>
+          <w:szCs w:val="21"/>
+        </w:rPr>
+        <w:t xml:space="preserve">    </w:t>
+      </w:r>
+      <w:proofErr w:type="spellStart"/>
+      <w:r>
+        <w:rPr>
+          <w:rFonts w:ascii="Consolas" w:hAnsi="Consolas"/>
+          <w:color w:val="001080"/>
+          <w:sz w:val="21"/>
+          <w:szCs w:val="21"/>
+        </w:rPr>
+        <w:t>logout</w:t>
+      </w:r>
+      <w:proofErr w:type="spellEnd"/>
+      <w:r>
+        <w:rPr>
+          <w:rFonts w:ascii="Consolas" w:hAnsi="Consolas"/>
+          <w:color w:val="3B3B3B"/>
+          <w:sz w:val="21"/>
+          <w:szCs w:val="21"/>
+        </w:rPr>
+        <w:t xml:space="preserve"> </w:t>
+      </w:r>
+      <w:r>
+        <w:rPr>
+          <w:rFonts w:ascii="Consolas" w:hAnsi="Consolas"/>
+          <w:color w:val="000000"/>
+          <w:sz w:val="21"/>
+          <w:szCs w:val="21"/>
+        </w:rPr>
+        <w:t>=</w:t>
+      </w:r>
+      <w:r>
+        <w:rPr>
+          <w:rFonts w:ascii="Consolas" w:hAnsi="Consolas"/>
+          <w:color w:val="3B3B3B"/>
+          <w:sz w:val="21"/>
+          <w:szCs w:val="21"/>
+        </w:rPr>
+        <w:t xml:space="preserve"> </w:t>
+      </w:r>
+      <w:proofErr w:type="spellStart"/>
+      <w:r>
+        <w:rPr>
+          <w:rFonts w:ascii="Consolas" w:hAnsi="Consolas"/>
+          <w:color w:val="795E26"/>
+          <w:sz w:val="21"/>
+          <w:szCs w:val="21"/>
+        </w:rPr>
+        <w:t>setTimeout</w:t>
+      </w:r>
+      <w:proofErr w:type="spellEnd"/>
+      <w:r>
+        <w:rPr>
+          <w:rFonts w:ascii="Consolas" w:hAnsi="Consolas"/>
+          <w:color w:val="3B3B3B"/>
+          <w:sz w:val="21"/>
+          <w:szCs w:val="21"/>
+        </w:rPr>
+        <w:t>(</w:t>
+      </w:r>
+      <w:proofErr w:type="spellStart"/>
+      <w:proofErr w:type="gramStart"/>
+      <w:r>
+        <w:rPr>
+          <w:rFonts w:ascii="Consolas" w:hAnsi="Consolas"/>
+          <w:color w:val="0000FF"/>
+          <w:sz w:val="21"/>
+          <w:szCs w:val="21"/>
+        </w:rPr>
+        <w:t>function</w:t>
+      </w:r>
+      <w:proofErr w:type="spellEnd"/>
+      <w:r>
+        <w:rPr>
+          <w:rFonts w:ascii="Consolas" w:hAnsi="Consolas"/>
+          <w:color w:val="3B3B3B"/>
+          <w:sz w:val="21"/>
+          <w:szCs w:val="21"/>
+        </w:rPr>
+        <w:t>(</w:t>
+      </w:r>
+      <w:proofErr w:type="gramEnd"/>
+      <w:r>
+        <w:rPr>
+          <w:rFonts w:ascii="Consolas" w:hAnsi="Consolas"/>
+          <w:color w:val="3B3B3B"/>
+          <w:sz w:val="21"/>
+          <w:szCs w:val="21"/>
+        </w:rPr>
+        <w:t>) {</w:t>
+      </w:r>
+    </w:p>
+    <w:p>
+      <w:pPr>
+        <w:shd w:val="clear" w:color="auto" w:fill="FFFFFF"/>
+        <w:spacing w:before="0" w:after="0" w:line="285" w:lineRule="atLeast"/>
+        <w:ind w:firstLine="0"/>
+        <w:jc w:val="left"/>
+        <w:rPr>
+          <w:rFonts w:ascii="Consolas" w:hAnsi="Consolas"/>
+          <w:color w:val="3B3B3B"/>
+          <w:sz w:val="21"/>
+          <w:szCs w:val="21"/>
+        </w:rPr>
+      </w:pPr>
+      <w:r>
+        <w:rPr>
+          <w:rFonts w:ascii="Consolas" w:hAnsi="Consolas"/>
+          <w:color w:val="3B3B3B"/>
+          <w:sz w:val="21"/>
+          <w:szCs w:val="21"/>
+        </w:rPr>
+        <w:t xml:space="preserve">        </w:t>
+      </w:r>
+      <w:proofErr w:type="spellStart"/>
+      <w:proofErr w:type="gramStart"/>
+      <w:r>
+        <w:rPr>
+          <w:rFonts w:ascii="Consolas" w:hAnsi="Consolas"/>
+          <w:color w:val="001080"/>
+          <w:sz w:val="21"/>
+          <w:szCs w:val="21"/>
+        </w:rPr>
+        <w:t>window</w:t>
+      </w:r>
+      <w:r>
+        <w:rPr>
+          <w:rFonts w:ascii="Consolas" w:hAnsi="Consolas"/>
+          <w:color w:val="3B3B3B"/>
+          <w:sz w:val="21"/>
+          <w:szCs w:val="21"/>
+        </w:rPr>
+        <w:t>.</w:t>
+      </w:r>
+      <w:r>
+        <w:rPr>
+          <w:rFonts w:ascii="Consolas" w:hAnsi="Consolas"/>
+          <w:color w:val="001080"/>
+          <w:sz w:val="21"/>
+          <w:szCs w:val="21"/>
+        </w:rPr>
+        <w:t>location</w:t>
+      </w:r>
+      <w:proofErr w:type="gramEnd"/>
+      <w:r>
+        <w:rPr>
+          <w:rFonts w:ascii="Consolas" w:hAnsi="Consolas"/>
+          <w:color w:val="3B3B3B"/>
+          <w:sz w:val="21"/>
+          <w:szCs w:val="21"/>
+        </w:rPr>
+        <w:t>.</w:t>
+      </w:r>
+      <w:r>
+        <w:rPr>
+          <w:rFonts w:ascii="Consolas" w:hAnsi="Consolas"/>
+          <w:color w:val="001080"/>
+          <w:sz w:val="21"/>
+          <w:szCs w:val="21"/>
+        </w:rPr>
+        <w:t>href</w:t>
+      </w:r>
+      <w:proofErr w:type="spellEnd"/>
+      <w:r>
+        <w:rPr>
+          <w:rFonts w:ascii="Consolas" w:hAnsi="Consolas"/>
+          <w:color w:val="3B3B3B"/>
+          <w:sz w:val="21"/>
+          <w:szCs w:val="21"/>
+        </w:rPr>
+        <w:t xml:space="preserve"> </w:t>
+      </w:r>
+      <w:r>
+        <w:rPr>
+          <w:rFonts w:ascii="Consolas" w:hAnsi="Consolas"/>
+          <w:color w:val="000000"/>
+          <w:sz w:val="21"/>
+          <w:szCs w:val="21"/>
+        </w:rPr>
+        <w:t>=</w:t>
+      </w:r>
+      <w:r>
+        <w:rPr>
+          <w:rFonts w:ascii="Consolas" w:hAnsi="Consolas"/>
+          <w:color w:val="3B3B3B"/>
+          <w:sz w:val="21"/>
+          <w:szCs w:val="21"/>
+        </w:rPr>
+        <w:t xml:space="preserve"> </w:t>
+      </w:r>
+      <w:r>
+        <w:rPr>
+          <w:rFonts w:ascii="Consolas" w:hAnsi="Consolas"/>
+          <w:color w:val="A31515"/>
+          <w:sz w:val="21"/>
+          <w:szCs w:val="21"/>
+        </w:rPr>
+        <w:t>"</w:t>
+      </w:r>
+      <w:proofErr w:type="spellStart"/>
+      <w:r>
+        <w:rPr>
+          <w:rFonts w:ascii="Consolas" w:hAnsi="Consolas"/>
+          <w:color w:val="A31515"/>
+          <w:sz w:val="21"/>
+          <w:szCs w:val="21"/>
+        </w:rPr>
+        <w:t>timeout.php</w:t>
+      </w:r>
+      <w:proofErr w:type="spellEnd"/>
+      <w:r>
+        <w:rPr>
+          <w:rFonts w:ascii="Consolas" w:hAnsi="Consolas"/>
+          <w:color w:val="A31515"/>
+          <w:sz w:val="21"/>
+          <w:szCs w:val="21"/>
+        </w:rPr>
+        <w:t>"</w:t>
+      </w:r>
+      <w:r>
+        <w:rPr>
+          <w:rFonts w:ascii="Consolas" w:hAnsi="Consolas"/>
+          <w:color w:val="3B3B3B"/>
+          <w:sz w:val="21"/>
+          <w:szCs w:val="21"/>
+        </w:rPr>
+        <w:t>;</w:t>
+      </w:r>
+    </w:p>
+    <w:p>
+      <w:pPr>
+        <w:shd w:val="clear" w:color="auto" w:fill="FFFFFF"/>
+        <w:spacing w:before="0" w:after="0" w:line="285" w:lineRule="atLeast"/>
+        <w:ind w:firstLine="0"/>
+        <w:jc w:val="left"/>
+        <w:rPr>
+          <w:rFonts w:ascii="Consolas" w:hAnsi="Consolas"/>
+          <w:color w:val="3B3B3B"/>
+          <w:sz w:val="21"/>
+          <w:szCs w:val="21"/>
+        </w:rPr>
+      </w:pPr>
+      <w:r>
+        <w:rPr>
+          <w:rFonts w:ascii="Consolas" w:hAnsi="Consolas"/>
+          <w:color w:val="3B3B3B"/>
+          <w:sz w:val="21"/>
+          <w:szCs w:val="21"/>
+        </w:rPr>
+        <w:t>    },</w:t>
+      </w:r>
+      <w:r>
+        <w:rPr>
+          <w:rFonts w:ascii="Consolas" w:hAnsi="Consolas"/>
+          <w:color w:val="098658"/>
+          <w:sz w:val="21"/>
+          <w:szCs w:val="21"/>
+        </w:rPr>
+        <w:t>15</w:t>
+      </w:r>
+      <w:r>
+        <w:rPr>
+          <w:rFonts w:ascii="Consolas" w:hAnsi="Consolas"/>
+          <w:color w:val="3B3B3B"/>
+          <w:sz w:val="21"/>
+          <w:szCs w:val="21"/>
+        </w:rPr>
+        <w:t xml:space="preserve"> </w:t>
+      </w:r>
+      <w:r>
+        <w:rPr>
+          <w:rFonts w:ascii="Consolas" w:hAnsi="Consolas"/>
+          <w:color w:val="000000"/>
+          <w:sz w:val="21"/>
+          <w:szCs w:val="21"/>
+        </w:rPr>
+        <w:t>*</w:t>
+      </w:r>
+      <w:r>
+        <w:rPr>
+          <w:rFonts w:ascii="Consolas" w:hAnsi="Consolas"/>
+          <w:color w:val="3B3B3B"/>
+          <w:sz w:val="21"/>
+          <w:szCs w:val="21"/>
+        </w:rPr>
+        <w:t xml:space="preserve"> </w:t>
+      </w:r>
+      <w:r>
+        <w:rPr>
+          <w:rFonts w:ascii="Consolas" w:hAnsi="Consolas"/>
+          <w:color w:val="098658"/>
+          <w:sz w:val="21"/>
+          <w:szCs w:val="21"/>
+        </w:rPr>
+        <w:t>60000</w:t>
+      </w:r>
+      <w:r>
+        <w:rPr>
+          <w:rFonts w:ascii="Consolas" w:hAnsi="Consolas"/>
+          <w:color w:val="3B3B3B"/>
+          <w:sz w:val="21"/>
+          <w:szCs w:val="21"/>
+        </w:rPr>
+        <w:t>);</w:t>
+      </w:r>
+    </w:p>
+    <w:p>
+      <w:pPr>
+        <w:shd w:val="clear" w:color="auto" w:fill="FFFFFF"/>
+        <w:spacing w:before="0" w:after="0" w:line="285" w:lineRule="atLeast"/>
+        <w:ind w:firstLine="0"/>
+        <w:jc w:val="left"/>
+        <w:rPr>
+          <w:rFonts w:ascii="Consolas" w:hAnsi="Consolas"/>
+          <w:color w:val="3B3B3B"/>
+          <w:sz w:val="21"/>
+          <w:szCs w:val="21"/>
+        </w:rPr>
+      </w:pPr>
+      <w:r>
+        <w:rPr>
+          <w:rFonts w:ascii="Consolas" w:hAnsi="Consolas"/>
+          <w:color w:val="3B3B3B"/>
+          <w:sz w:val="21"/>
+          <w:szCs w:val="21"/>
+        </w:rPr>
+        <w:t>}</w:t>
+      </w:r>
+    </w:p>
+    <w:p>
+      <w:pPr>
+        <w:shd w:val="clear" w:color="auto" w:fill="FFFFFF"/>
+        <w:spacing w:before="0" w:line="285" w:lineRule="atLeast"/>
+        <w:ind w:firstLine="0"/>
+        <w:jc w:val="left"/>
+        <w:rPr>
+          <w:rFonts w:ascii="Consolas" w:hAnsi="Consolas"/>
+          <w:color w:val="3B3B3B"/>
+          <w:sz w:val="21"/>
+          <w:szCs w:val="21"/>
+        </w:rPr>
+      </w:pPr>
+    </w:p>
+    <w:p>
+      <w:pPr>
+        <w:shd w:val="clear" w:color="auto" w:fill="FFFFFF"/>
+        <w:spacing w:before="0" w:after="0" w:line="285" w:lineRule="atLeast"/>
+        <w:ind w:firstLine="0"/>
+        <w:jc w:val="left"/>
+        <w:rPr>
+          <w:rFonts w:ascii="Consolas" w:hAnsi="Consolas"/>
+          <w:color w:val="3B3B3B"/>
+          <w:sz w:val="21"/>
+          <w:szCs w:val="21"/>
+        </w:rPr>
+      </w:pPr>
+      <w:proofErr w:type="spellStart"/>
+      <w:r>
+        <w:rPr>
+          <w:rFonts w:ascii="Consolas" w:hAnsi="Consolas"/>
+          <w:color w:val="0000FF"/>
+          <w:sz w:val="21"/>
+          <w:szCs w:val="21"/>
+        </w:rPr>
+        <w:t>function</w:t>
+      </w:r>
+      <w:proofErr w:type="spellEnd"/>
+      <w:r>
+        <w:rPr>
+          <w:rFonts w:ascii="Consolas" w:hAnsi="Consolas"/>
+          <w:color w:val="3B3B3B"/>
+          <w:sz w:val="21"/>
+          <w:szCs w:val="21"/>
+        </w:rPr>
+        <w:t xml:space="preserve"> </w:t>
+      </w:r>
+      <w:proofErr w:type="gramStart"/>
+      <w:r>
+        <w:rPr>
+          <w:rFonts w:ascii="Consolas" w:hAnsi="Consolas"/>
+          <w:color w:val="795E26"/>
+          <w:sz w:val="21"/>
+          <w:szCs w:val="21"/>
+        </w:rPr>
+        <w:t>reset</w:t>
+      </w:r>
+      <w:r>
+        <w:rPr>
+          <w:rFonts w:ascii="Consolas" w:hAnsi="Consolas"/>
+          <w:color w:val="3B3B3B"/>
+          <w:sz w:val="21"/>
+          <w:szCs w:val="21"/>
+        </w:rPr>
+        <w:t>(</w:t>
+      </w:r>
+      <w:proofErr w:type="gramEnd"/>
+      <w:r>
+        <w:rPr>
+          <w:rFonts w:ascii="Consolas" w:hAnsi="Consolas"/>
+          <w:color w:val="3B3B3B"/>
+          <w:sz w:val="21"/>
+          <w:szCs w:val="21"/>
+        </w:rPr>
+        <w:t>) {</w:t>
+      </w:r>
+    </w:p>
+    <w:p>
+      <w:pPr>
+        <w:shd w:val="clear" w:color="auto" w:fill="FFFFFF"/>
+        <w:spacing w:before="0" w:after="0" w:line="285" w:lineRule="atLeast"/>
+        <w:ind w:firstLine="0"/>
+        <w:jc w:val="left"/>
+        <w:rPr>
+          <w:rFonts w:ascii="Consolas" w:hAnsi="Consolas"/>
+          <w:color w:val="3B3B3B"/>
+          <w:sz w:val="21"/>
+          <w:szCs w:val="21"/>
+        </w:rPr>
+      </w:pPr>
+      <w:r>
+        <w:rPr>
+          <w:rFonts w:ascii="Consolas" w:hAnsi="Consolas"/>
+          <w:color w:val="3B3B3B"/>
+          <w:sz w:val="21"/>
+          <w:szCs w:val="21"/>
+        </w:rPr>
+        <w:t xml:space="preserve">    </w:t>
+      </w:r>
+      <w:r>
+        <w:rPr>
+          <w:rFonts w:ascii="Consolas" w:hAnsi="Consolas"/>
+          <w:color w:val="0000FF"/>
+          <w:sz w:val="21"/>
+          <w:szCs w:val="21"/>
+        </w:rPr>
+        <w:t>let</w:t>
+      </w:r>
+      <w:r>
+        <w:rPr>
+          <w:rFonts w:ascii="Consolas" w:hAnsi="Consolas"/>
+          <w:color w:val="3B3B3B"/>
+          <w:sz w:val="21"/>
+          <w:szCs w:val="21"/>
+        </w:rPr>
+        <w:t xml:space="preserve"> </w:t>
+      </w:r>
+      <w:proofErr w:type="spellStart"/>
+      <w:r>
+        <w:rPr>
+          <w:rFonts w:ascii="Consolas" w:hAnsi="Consolas"/>
+          <w:color w:val="001080"/>
+          <w:sz w:val="21"/>
+          <w:szCs w:val="21"/>
+        </w:rPr>
+        <w:t>xhr</w:t>
+      </w:r>
+      <w:proofErr w:type="spellEnd"/>
+      <w:r>
+        <w:rPr>
+          <w:rFonts w:ascii="Consolas" w:hAnsi="Consolas"/>
+          <w:color w:val="3B3B3B"/>
+          <w:sz w:val="21"/>
+          <w:szCs w:val="21"/>
+        </w:rPr>
+        <w:t xml:space="preserve"> </w:t>
+      </w:r>
+      <w:r>
+        <w:rPr>
+          <w:rFonts w:ascii="Consolas" w:hAnsi="Consolas"/>
+          <w:color w:val="000000"/>
+          <w:sz w:val="21"/>
+          <w:szCs w:val="21"/>
+        </w:rPr>
+        <w:t>=</w:t>
+      </w:r>
+      <w:r>
+        <w:rPr>
+          <w:rFonts w:ascii="Consolas" w:hAnsi="Consolas"/>
+          <w:color w:val="3B3B3B"/>
+          <w:sz w:val="21"/>
+          <w:szCs w:val="21"/>
+        </w:rPr>
+        <w:t xml:space="preserve"> </w:t>
+      </w:r>
+      <w:proofErr w:type="spellStart"/>
+      <w:r>
+        <w:rPr>
+          <w:rFonts w:ascii="Consolas" w:hAnsi="Consolas"/>
+          <w:color w:val="0000FF"/>
+          <w:sz w:val="21"/>
+          <w:szCs w:val="21"/>
+        </w:rPr>
+        <w:t>new</w:t>
+      </w:r>
+      <w:proofErr w:type="spellEnd"/>
+      <w:r>
+        <w:rPr>
+          <w:rFonts w:ascii="Consolas" w:hAnsi="Consolas"/>
+          <w:color w:val="3B3B3B"/>
+          <w:sz w:val="21"/>
+          <w:szCs w:val="21"/>
+        </w:rPr>
+        <w:t xml:space="preserve"> </w:t>
+      </w:r>
+      <w:proofErr w:type="spellStart"/>
+      <w:proofErr w:type="gramStart"/>
+      <w:r>
+        <w:rPr>
+          <w:rFonts w:ascii="Consolas" w:hAnsi="Consolas"/>
+          <w:color w:val="267F99"/>
+          <w:sz w:val="21"/>
+          <w:szCs w:val="21"/>
+        </w:rPr>
+        <w:t>XMLHttpRequest</w:t>
+      </w:r>
+      <w:proofErr w:type="spellEnd"/>
+      <w:r>
+        <w:rPr>
+          <w:rFonts w:ascii="Consolas" w:hAnsi="Consolas"/>
+          <w:color w:val="3B3B3B"/>
+          <w:sz w:val="21"/>
+          <w:szCs w:val="21"/>
+        </w:rPr>
+        <w:t>(</w:t>
+      </w:r>
+      <w:proofErr w:type="gramEnd"/>
+      <w:r>
+        <w:rPr>
+          <w:rFonts w:ascii="Consolas" w:hAnsi="Consolas"/>
+          <w:color w:val="3B3B3B"/>
+          <w:sz w:val="21"/>
+          <w:szCs w:val="21"/>
+        </w:rPr>
+        <w:t>);</w:t>
+      </w:r>
+    </w:p>
+    <w:p>
+      <w:pPr>
+        <w:shd w:val="clear" w:color="auto" w:fill="FFFFFF"/>
+        <w:spacing w:before="0" w:after="0" w:line="285" w:lineRule="atLeast"/>
+        <w:ind w:firstLine="0"/>
+        <w:jc w:val="left"/>
+        <w:rPr>
+          <w:rFonts w:ascii="Consolas" w:hAnsi="Consolas"/>
+          <w:color w:val="3B3B3B"/>
+          <w:sz w:val="21"/>
+          <w:szCs w:val="21"/>
+        </w:rPr>
+      </w:pPr>
+      <w:r>
+        <w:rPr>
+          <w:rFonts w:ascii="Consolas" w:hAnsi="Consolas"/>
+          <w:color w:val="3B3B3B"/>
+          <w:sz w:val="21"/>
+          <w:szCs w:val="21"/>
+        </w:rPr>
+        <w:t xml:space="preserve">    </w:t>
+      </w:r>
+      <w:proofErr w:type="spellStart"/>
+      <w:proofErr w:type="gramStart"/>
+      <w:r>
+        <w:rPr>
+          <w:rFonts w:ascii="Consolas" w:hAnsi="Consolas"/>
+          <w:color w:val="001080"/>
+          <w:sz w:val="21"/>
+          <w:szCs w:val="21"/>
+        </w:rPr>
+        <w:t>xhr</w:t>
+      </w:r>
+      <w:r>
+        <w:rPr>
+          <w:rFonts w:ascii="Consolas" w:hAnsi="Consolas"/>
+          <w:color w:val="3B3B3B"/>
+          <w:sz w:val="21"/>
+          <w:szCs w:val="21"/>
+        </w:rPr>
+        <w:t>.</w:t>
+      </w:r>
+      <w:r>
+        <w:rPr>
+          <w:rFonts w:ascii="Consolas" w:hAnsi="Consolas"/>
+          <w:color w:val="795E26"/>
+          <w:sz w:val="21"/>
+          <w:szCs w:val="21"/>
+        </w:rPr>
+        <w:t>open</w:t>
+      </w:r>
+      <w:proofErr w:type="spellEnd"/>
+      <w:proofErr w:type="gramEnd"/>
+      <w:r>
+        <w:rPr>
+          <w:rFonts w:ascii="Consolas" w:hAnsi="Consolas"/>
+          <w:color w:val="3B3B3B"/>
+          <w:sz w:val="21"/>
+          <w:szCs w:val="21"/>
+        </w:rPr>
+        <w:t>(</w:t>
+      </w:r>
+      <w:r>
+        <w:rPr>
+          <w:rFonts w:ascii="Consolas" w:hAnsi="Consolas"/>
+          <w:color w:val="A31515"/>
+          <w:sz w:val="21"/>
+          <w:szCs w:val="21"/>
+        </w:rPr>
+        <w:t>"GET"</w:t>
+      </w:r>
+      <w:r>
+        <w:rPr>
+          <w:rFonts w:ascii="Consolas" w:hAnsi="Consolas"/>
+          <w:color w:val="3B3B3B"/>
+          <w:sz w:val="21"/>
+          <w:szCs w:val="21"/>
+        </w:rPr>
+        <w:t xml:space="preserve">, </w:t>
+      </w:r>
+      <w:r>
+        <w:rPr>
+          <w:rFonts w:ascii="Consolas" w:hAnsi="Consolas"/>
+          <w:color w:val="A31515"/>
+          <w:sz w:val="21"/>
+          <w:szCs w:val="21"/>
+        </w:rPr>
+        <w:t>"</w:t>
+      </w:r>
+      <w:proofErr w:type="spellStart"/>
+      <w:r>
+        <w:rPr>
+          <w:rFonts w:ascii="Consolas" w:hAnsi="Consolas"/>
+          <w:color w:val="A31515"/>
+          <w:sz w:val="21"/>
+          <w:szCs w:val="21"/>
+        </w:rPr>
+        <w:t>resetTimer.php</w:t>
+      </w:r>
+      <w:proofErr w:type="spellEnd"/>
+      <w:r>
+        <w:rPr>
+          <w:rFonts w:ascii="Consolas" w:hAnsi="Consolas"/>
+          <w:color w:val="A31515"/>
+          <w:sz w:val="21"/>
+          <w:szCs w:val="21"/>
+        </w:rPr>
+        <w:t>"</w:t>
+      </w:r>
+      <w:r>
+        <w:rPr>
+          <w:rFonts w:ascii="Consolas" w:hAnsi="Consolas"/>
+          <w:color w:val="3B3B3B"/>
+          <w:sz w:val="21"/>
+          <w:szCs w:val="21"/>
+        </w:rPr>
+        <w:t xml:space="preserve">, </w:t>
+      </w:r>
+      <w:proofErr w:type="spellStart"/>
+      <w:r>
+        <w:rPr>
+          <w:rFonts w:ascii="Consolas" w:hAnsi="Consolas"/>
+          <w:color w:val="0000FF"/>
+          <w:sz w:val="21"/>
+          <w:szCs w:val="21"/>
+        </w:rPr>
+        <w:t>true</w:t>
+      </w:r>
+      <w:proofErr w:type="spellEnd"/>
+      <w:r>
+        <w:rPr>
+          <w:rFonts w:ascii="Consolas" w:hAnsi="Consolas"/>
+          <w:color w:val="3B3B3B"/>
+          <w:sz w:val="21"/>
+          <w:szCs w:val="21"/>
+        </w:rPr>
+        <w:t>);</w:t>
+      </w:r>
+    </w:p>
+    <w:p>
+      <w:pPr>
+        <w:shd w:val="clear" w:color="auto" w:fill="FFFFFF"/>
+        <w:spacing w:before="0" w:after="0" w:line="285" w:lineRule="atLeast"/>
+        <w:ind w:firstLine="0"/>
+        <w:jc w:val="left"/>
+        <w:rPr>
+          <w:rFonts w:ascii="Consolas" w:hAnsi="Consolas"/>
+          <w:color w:val="3B3B3B"/>
+          <w:sz w:val="21"/>
+          <w:szCs w:val="21"/>
+        </w:rPr>
+      </w:pPr>
+      <w:r>
+        <w:rPr>
+          <w:rFonts w:ascii="Consolas" w:hAnsi="Consolas"/>
+          <w:color w:val="3B3B3B"/>
+          <w:sz w:val="21"/>
+          <w:szCs w:val="21"/>
+        </w:rPr>
+        <w:t xml:space="preserve">    </w:t>
+      </w:r>
+      <w:proofErr w:type="spellStart"/>
+      <w:proofErr w:type="gramStart"/>
+      <w:r>
+        <w:rPr>
+          <w:rFonts w:ascii="Consolas" w:hAnsi="Consolas"/>
+          <w:color w:val="001080"/>
+          <w:sz w:val="21"/>
+          <w:szCs w:val="21"/>
+        </w:rPr>
+        <w:t>xhr</w:t>
+      </w:r>
+      <w:r>
+        <w:rPr>
+          <w:rFonts w:ascii="Consolas" w:hAnsi="Consolas"/>
+          <w:color w:val="3B3B3B"/>
+          <w:sz w:val="21"/>
+          <w:szCs w:val="21"/>
+        </w:rPr>
+        <w:t>.</w:t>
+      </w:r>
+      <w:r>
+        <w:rPr>
+          <w:rFonts w:ascii="Consolas" w:hAnsi="Consolas"/>
+          <w:color w:val="795E26"/>
+          <w:sz w:val="21"/>
+          <w:szCs w:val="21"/>
+        </w:rPr>
+        <w:t>send</w:t>
+      </w:r>
+      <w:proofErr w:type="spellEnd"/>
+      <w:proofErr w:type="gramEnd"/>
+      <w:r>
+        <w:rPr>
+          <w:rFonts w:ascii="Consolas" w:hAnsi="Consolas"/>
+          <w:color w:val="3B3B3B"/>
+          <w:sz w:val="21"/>
+          <w:szCs w:val="21"/>
+        </w:rPr>
+        <w:t>();</w:t>
+      </w:r>
+    </w:p>
+    <w:p>
+      <w:pPr>
+        <w:shd w:val="clear" w:color="auto" w:fill="FFFFFF"/>
+        <w:spacing w:before="0" w:after="0" w:line="285" w:lineRule="atLeast"/>
+        <w:ind w:firstLine="0"/>
+        <w:jc w:val="left"/>
+        <w:rPr>
+          <w:rFonts w:ascii="Consolas" w:hAnsi="Consolas"/>
+          <w:color w:val="3B3B3B"/>
+          <w:sz w:val="21"/>
+          <w:szCs w:val="21"/>
+        </w:rPr>
+      </w:pPr>
+      <w:r>
+        <w:rPr>
+          <w:rFonts w:ascii="Consolas" w:hAnsi="Consolas"/>
+          <w:color w:val="3B3B3B"/>
+          <w:sz w:val="21"/>
+          <w:szCs w:val="21"/>
+        </w:rPr>
+        <w:t>}</w:t>
+      </w:r>
+    </w:p>
+    <w:p>
+      <w:pPr>
+        <w:shd w:val="clear" w:color="auto" w:fill="FFFFFF"/>
+        <w:spacing w:before="0" w:after="0" w:line="285" w:lineRule="atLeast"/>
+        <w:ind w:firstLine="0"/>
+        <w:jc w:val="left"/>
+        <w:rPr>
+          <w:rFonts w:ascii="Consolas" w:hAnsi="Consolas"/>
+          <w:color w:val="3B3B3B"/>
+          <w:sz w:val="21"/>
+          <w:szCs w:val="21"/>
+        </w:rPr>
+      </w:pPr>
+    </w:p>
+    <w:p>
+      <w:pPr>
+        <w:ind w:firstLine="0"/>
+        <w:rPr>
+          <w:lang w:val="en-US" w:eastAsia="en-US"/>
+        </w:rPr>
+      </w:pPr>
+    </w:p>
+    <w:p>
+      <w:pPr>
+        <w:ind w:firstLine="0"/>
+      </w:pPr>
     </w:p>
     <w:p/>
     <w:p>
@@ -7859,10 +13420,12 @@
         <w:pStyle w:val="Nadpis2"/>
       </w:pPr>
       <w:bookmarkStart w:id="25" w:name="_Toc155205677"/>
+      <w:proofErr w:type="spellStart"/>
       <w:r>
         <w:t>Backend</w:t>
       </w:r>
       <w:bookmarkEnd w:id="25"/>
+      <w:proofErr w:type="spellEnd"/>
     </w:p>
     <w:p>
       <w:r>
@@ -7935,8 +13498,13 @@
         <w:t xml:space="preserve"> je zabezpečení webu vůči možným útokům. Na internet jsem</w:t>
       </w:r>
       <w:r>
-        <w:t xml:space="preserve"> doposavaď</w:t>
-      </w:r>
+        <w:t xml:space="preserve"> </w:t>
+      </w:r>
+      <w:proofErr w:type="spellStart"/>
+      <w:r>
+        <w:t>doposavaď</w:t>
+      </w:r>
+      <w:proofErr w:type="spellEnd"/>
       <w:r>
         <w:t xml:space="preserve"> nenahrával moje projekty a jenom je řešil lokálně na mých pracovních zařízení, k nimž jsem měl přístup</w:t>
       </w:r>
@@ -8241,7 +13809,7 @@
       <w:r>
         <w:t xml:space="preserve">Seznam můžete vygenerovat na </w:t>
       </w:r>
-      <w:hyperlink r:id="rId24" w:history="1">
+      <w:hyperlink r:id="rId29" w:history="1">
         <w:r>
           <w:rPr>
             <w:rStyle w:val="Hypertextovodkaz"/>
@@ -8278,7 +13846,15 @@
     </w:p>
     <w:p>
       <w:r>
-        <w:t>Vygenerujte seznam obrázků použitých v dokumentaci (obrázky musí mít zapsané titulky) včetně čísel stránek (stránky menší než polovina stránky mohou být vloženy ve stránce</w:t>
+        <w:t xml:space="preserve">Vygenerujte seznam obrázků použitých v dokumentaci (obrázky musí mít zapsané titulky) včetně čísel stránek (stránky </w:t>
+      </w:r>
+      <w:proofErr w:type="gramStart"/>
+      <w:r>
+        <w:t>menší</w:t>
+      </w:r>
+      <w:proofErr w:type="gramEnd"/>
+      <w:r>
+        <w:t xml:space="preserve"> než polovina stránky mohou být vloženy ve stránce</w:t>
       </w:r>
       <w:r>
         <w:t>, bez obtékání textu, velké obrázky budou v příloze).</w:t>
@@ -8367,7 +13943,7 @@
     </w:p>
     <w:p/>
     <w:sectPr>
-      <w:footerReference w:type="default" r:id="rId25"/>
+      <w:footerReference w:type="default" r:id="rId30"/>
       <w:pgSz w:w="11906" w:h="16838" w:code="9"/>
       <w:pgMar w:top="1418" w:right="1134" w:bottom="1418" w:left="1985" w:header="709" w:footer="198" w:gutter="0"/>
       <w:cols w:space="708"/>
@@ -11544,10 +17120,6 @@
 </file>
 
 <file path=customXml/item1.xml><?xml version="1.0" encoding="utf-8"?>
-<b:Sources xmlns:b="http://schemas.openxmlformats.org/officeDocument/2006/bibliography" xmlns="http://schemas.openxmlformats.org/officeDocument/2006/bibliography" SelectedStyle="\APA.XSL" StyleName="APA"/>
-</file>
-
-<file path=customXml/item2.xml><?xml version="1.0" encoding="utf-8"?>
 <ct:contentTypeSchema xmlns:ct="http://schemas.microsoft.com/office/2006/metadata/contentType" xmlns:ma="http://schemas.microsoft.com/office/2006/metadata/properties/metaAttributes" ct:_="" ma:_="" ma:contentTypeName="Dokument" ma:contentTypeID="0x010100A17F9DD7F5F5334BB036B63B2EF49322" ma:contentTypeVersion="0" ma:contentTypeDescription="Vytvoří nový dokument" ma:contentTypeScope="" ma:versionID="4bac23a6933205f1f21d0948ef86f258">
   <xsd:schema xmlns:xsd="http://www.w3.org/2001/XMLSchema" xmlns:xs="http://www.w3.org/2001/XMLSchema" xmlns:p="http://schemas.microsoft.com/office/2006/metadata/properties" targetNamespace="http://schemas.microsoft.com/office/2006/metadata/properties" ma:root="true" ma:fieldsID="356a39de006ecca0b50c64b3c1baaa63">
     <xsd:element name="properties">
@@ -11661,6 +17233,10 @@
 </ct:contentTypeSchema>
 </file>
 
+<file path=customXml/item2.xml><?xml version="1.0" encoding="utf-8"?>
+<b:Sources xmlns:b="http://schemas.openxmlformats.org/officeDocument/2006/bibliography" xmlns="http://schemas.openxmlformats.org/officeDocument/2006/bibliography" SelectedStyle="\APA.XSL" StyleName="APA"/>
+</file>
+
 <file path=customXml/item3.xml><?xml version="1.0" encoding="utf-8"?>
 <?mso-contentType ?>
 <FormTemplates xmlns="http://schemas.microsoft.com/sharepoint/v3/contenttype/forms">
@@ -11671,14 +17247,6 @@
 </file>
 
 <file path=customXml/itemProps1.xml><?xml version="1.0" encoding="utf-8"?>
-<ds:datastoreItem xmlns:ds="http://schemas.openxmlformats.org/officeDocument/2006/customXml" ds:itemID="{C9D9B952-BBA5-4186-A34C-41B4F6FB32F7}">
-  <ds:schemaRefs>
-    <ds:schemaRef ds:uri="http://schemas.openxmlformats.org/officeDocument/2006/bibliography"/>
-  </ds:schemaRefs>
-</ds:datastoreItem>
-</file>
-
-<file path=customXml/itemProps2.xml><?xml version="1.0" encoding="utf-8"?>
 <ds:datastoreItem xmlns:ds="http://schemas.openxmlformats.org/officeDocument/2006/customXml" ds:itemID="{F4C11370-C71C-4AA5-9B06-3B119FFB773C}">
   <ds:schemaRefs>
     <ds:schemaRef ds:uri="http://schemas.microsoft.com/office/2006/metadata/contentType"/>
@@ -11694,6 +17262,14 @@
 </ds:datastoreItem>
 </file>
 
+<file path=customXml/itemProps2.xml><?xml version="1.0" encoding="utf-8"?>
+<ds:datastoreItem xmlns:ds="http://schemas.openxmlformats.org/officeDocument/2006/customXml" ds:itemID="{C9D9B952-BBA5-4186-A34C-41B4F6FB32F7}">
+  <ds:schemaRefs>
+    <ds:schemaRef ds:uri="http://schemas.openxmlformats.org/officeDocument/2006/bibliography"/>
+  </ds:schemaRefs>
+</ds:datastoreItem>
+</file>
+
 <file path=customXml/itemProps3.xml><?xml version="1.0" encoding="utf-8"?>
 <ds:datastoreItem xmlns:ds="http://schemas.openxmlformats.org/officeDocument/2006/customXml" ds:itemID="{9303BD5E-813A-4229-AA01-5D2CD8EC92AB}">
   <ds:schemaRefs>
